--- a/task/python/Week6/PY32_PY41_PY42_PY43_PY44.docx
+++ b/task/python/Week6/PY32_PY41_PY42_PY43_PY44.docx
@@ -23601,7 +23601,7 @@
         <w:shd w:val="clear" w:color="auto" w:fill="F7F7F7"/>
         <w:spacing w:line="285" w:lineRule="atLeast"/>
         <w:rPr>
-          <w:rFonts w:ascii="Pretendard" w:eastAsia="Pretendard" w:hAnsi="Pretendard" w:cs="Courier New"/>
+          <w:rFonts w:ascii="Pretendard" w:eastAsia="Pretendard" w:hAnsi="Pretendard" w:cs="Courier New" w:hint="eastAsia"/>
           <w:color w:val="000000"/>
           <w:szCs w:val="22"/>
         </w:rPr>
@@ -23620,7 +23620,15 @@
           <w:color w:val="116644"/>
           <w:szCs w:val="22"/>
         </w:rPr>
-        <w:t>23</w:t>
+        <w:t>2</w:t>
+      </w:r>
+      <w:r>
+        <w:rPr>
+          <w:rFonts w:ascii="Pretendard" w:eastAsia="Pretendard" w:hAnsi="Pretendard" w:cs="Courier New" w:hint="eastAsia"/>
+          <w:color w:val="116644"/>
+          <w:szCs w:val="22"/>
+        </w:rPr>
+        <w:t>2</w:t>
       </w:r>
     </w:p>
     <w:p>
@@ -24722,10 +24730,10 @@
           <w:szCs w:val="22"/>
         </w:rPr>
         <w:drawing>
-          <wp:inline distT="0" distB="0" distL="0" distR="0" wp14:anchorId="07FEF112" wp14:editId="1A62F229">
-            <wp:extent cx="5759450" cy="605155"/>
-            <wp:effectExtent l="0" t="0" r="6350" b="4445"/>
-            <wp:docPr id="108732387" name="그림 37"/>
+          <wp:inline distT="0" distB="0" distL="0" distR="0" wp14:anchorId="1ACF9E9D" wp14:editId="3D7BD8C4">
+            <wp:extent cx="5759450" cy="583565"/>
+            <wp:effectExtent l="0" t="0" r="6350" b="635"/>
+            <wp:docPr id="1837466649" name="그림 1"/>
             <wp:cNvGraphicFramePr>
               <a:graphicFrameLocks xmlns:a="http://schemas.openxmlformats.org/drawingml/2006/main" noChangeAspect="1"/>
             </wp:cNvGraphicFramePr>
@@ -24733,7 +24741,7 @@
               <a:graphicData uri="http://schemas.openxmlformats.org/drawingml/2006/picture">
                 <pic:pic xmlns:pic="http://schemas.openxmlformats.org/drawingml/2006/picture">
                   <pic:nvPicPr>
-                    <pic:cNvPr id="108732387" name="그림 108732387"/>
+                    <pic:cNvPr id="1837466649" name="그림 1837466649"/>
                     <pic:cNvPicPr/>
                   </pic:nvPicPr>
                   <pic:blipFill>
@@ -24751,7 +24759,7 @@
                   <pic:spPr>
                     <a:xfrm>
                       <a:off x="0" y="0"/>
-                      <a:ext cx="5759450" cy="605155"/>
+                      <a:ext cx="5759450" cy="583565"/>
                     </a:xfrm>
                     <a:prstGeom prst="rect">
                       <a:avLst/>

--- a/task/python/Week6/PY32_PY41_PY42_PY43_PY44.docx
+++ b/task/python/Week6/PY32_PY41_PY42_PY43_PY44.docx
@@ -119,6 +119,7 @@
         </w:rPr>
         <w:t xml:space="preserve"> </w:t>
       </w:r>
+      <w:proofErr w:type="spellStart"/>
       <w:r>
         <w:rPr>
           <w:rFonts w:ascii="Pretendard" w:eastAsia="Pretendard" w:hAnsi="Pretendard" w:hint="eastAsia"/>
@@ -127,7 +128,18 @@
           <w:sz w:val="32"/>
           <w:szCs w:val="32"/>
         </w:rPr>
-        <w:t>파이썬기초 문제지(</w:t>
+        <w:t>파이썬기초</w:t>
+      </w:r>
+      <w:proofErr w:type="spellEnd"/>
+      <w:r>
+        <w:rPr>
+          <w:rFonts w:ascii="Pretendard" w:eastAsia="Pretendard" w:hAnsi="Pretendard" w:hint="eastAsia"/>
+          <w:b/>
+          <w:bCs/>
+          <w:sz w:val="32"/>
+          <w:szCs w:val="32"/>
+        </w:rPr>
+        <w:t xml:space="preserve"> 문제지(</w:t>
       </w:r>
       <w:r>
         <w:rPr>
@@ -359,6 +371,7 @@
                 <w:sz w:val="24"/>
               </w:rPr>
             </w:pPr>
+            <w:proofErr w:type="spellStart"/>
             <w:r>
               <w:rPr>
                 <w:rFonts w:ascii="Pretendard" w:eastAsia="Pretendard" w:hAnsi="Pretendard" w:hint="eastAsia"/>
@@ -366,6 +379,7 @@
               </w:rPr>
               <w:t>파이썬과학프로그래밍기초</w:t>
             </w:r>
+            <w:proofErr w:type="spellEnd"/>
             <w:r>
               <w:rPr>
                 <w:rFonts w:ascii="Pretendard" w:eastAsia="Pretendard" w:hAnsi="Pretendard" w:hint="eastAsia"/>
@@ -675,10 +689,10 @@
             </w:r>
             <w:r>
               <w:rPr>
-                <w:rFonts w:ascii="Pretendard" w:eastAsia="Pretendard" w:hAnsi="Pretendard"/>
+                <w:rFonts w:ascii="Pretendard" w:eastAsia="Pretendard" w:hAnsi="Pretendard" w:hint="eastAsia"/>
                 <w:sz w:val="24"/>
               </w:rPr>
-              <w:t>3</w:t>
+              <w:t>5</w:t>
             </w:r>
           </w:p>
         </w:tc>
@@ -774,7 +788,43 @@
           <w:color w:val="1F1F1F"/>
           <w:szCs w:val="22"/>
         </w:rPr>
-        <w:t>map()함수를 이용해서 입력받은 원소들의 제곱을 구하는 프로그램을 작성하시오.</w:t>
+        <w:t xml:space="preserve">map()함수를 이용해서 </w:t>
+      </w:r>
+      <w:proofErr w:type="spellStart"/>
+      <w:r>
+        <w:rPr>
+          <w:rFonts w:ascii="Pretendard" w:eastAsia="Pretendard" w:hAnsi="Pretendard"/>
+          <w:color w:val="1F1F1F"/>
+          <w:szCs w:val="22"/>
+        </w:rPr>
+        <w:t>입력받은</w:t>
+      </w:r>
+      <w:proofErr w:type="spellEnd"/>
+      <w:r>
+        <w:rPr>
+          <w:rFonts w:ascii="Pretendard" w:eastAsia="Pretendard" w:hAnsi="Pretendard"/>
+          <w:color w:val="1F1F1F"/>
+          <w:szCs w:val="22"/>
+        </w:rPr>
+        <w:t xml:space="preserve"> 원소들의 제곱을 구하는 프로그램을 </w:t>
+      </w:r>
+      <w:proofErr w:type="spellStart"/>
+      <w:r>
+        <w:rPr>
+          <w:rFonts w:ascii="Pretendard" w:eastAsia="Pretendard" w:hAnsi="Pretendard"/>
+          <w:color w:val="1F1F1F"/>
+          <w:szCs w:val="22"/>
+        </w:rPr>
+        <w:t>작성하시오</w:t>
+      </w:r>
+      <w:proofErr w:type="spellEnd"/>
+      <w:r>
+        <w:rPr>
+          <w:rFonts w:ascii="Pretendard" w:eastAsia="Pretendard" w:hAnsi="Pretendard"/>
+          <w:color w:val="1F1F1F"/>
+          <w:szCs w:val="22"/>
+        </w:rPr>
+        <w:t>.</w:t>
       </w:r>
     </w:p>
     <w:p>
@@ -828,7 +878,25 @@
           <w:color w:val="1F1F1F"/>
           <w:szCs w:val="22"/>
         </w:rPr>
-        <w:t>map()함수를 2번이상 사용</w:t>
+        <w:t>map()함수를 2</w:t>
+      </w:r>
+      <w:proofErr w:type="spellStart"/>
+      <w:r>
+        <w:rPr>
+          <w:rFonts w:ascii="Pretendard" w:eastAsia="Pretendard" w:hAnsi="Pretendard"/>
+          <w:color w:val="1F1F1F"/>
+          <w:szCs w:val="22"/>
+        </w:rPr>
+        <w:t>번이상</w:t>
+      </w:r>
+      <w:proofErr w:type="spellEnd"/>
+      <w:r>
+        <w:rPr>
+          <w:rFonts w:ascii="Pretendard" w:eastAsia="Pretendard" w:hAnsi="Pretendard"/>
+          <w:color w:val="1F1F1F"/>
+          <w:szCs w:val="22"/>
+        </w:rPr>
+        <w:t xml:space="preserve"> 사용</w:t>
       </w:r>
     </w:p>
     <w:p>
@@ -849,13 +917,23 @@
           <w:szCs w:val="22"/>
         </w:rPr>
       </w:pPr>
-      <w:r>
-        <w:rPr>
-          <w:rFonts w:ascii="Pretendard" w:eastAsia="Pretendard" w:hAnsi="Pretendard"/>
-          <w:color w:val="1F1F1F"/>
-          <w:szCs w:val="22"/>
-        </w:rPr>
-        <w:t>입력값이 2와 8 사이의 값만 제곱한다. (2,8 포함)</w:t>
+      <w:proofErr w:type="spellStart"/>
+      <w:r>
+        <w:rPr>
+          <w:rFonts w:ascii="Pretendard" w:eastAsia="Pretendard" w:hAnsi="Pretendard"/>
+          <w:color w:val="1F1F1F"/>
+          <w:szCs w:val="22"/>
+        </w:rPr>
+        <w:t>입력값이</w:t>
+      </w:r>
+      <w:proofErr w:type="spellEnd"/>
+      <w:r>
+        <w:rPr>
+          <w:rFonts w:ascii="Pretendard" w:eastAsia="Pretendard" w:hAnsi="Pretendard"/>
+          <w:color w:val="1F1F1F"/>
+          <w:szCs w:val="22"/>
+        </w:rPr>
+        <w:t xml:space="preserve"> 2와 8 사이의 값만 제곱한다. (2,8 포함)</w:t>
       </w:r>
     </w:p>
     <w:p>
@@ -911,6 +989,7 @@
         </w:rPr>
         <w:t xml:space="preserve"> </w:t>
       </w:r>
+      <w:proofErr w:type="spellStart"/>
       <w:r>
         <w:rPr>
           <w:rFonts w:ascii="Pretendard" w:eastAsia="Pretendard" w:hAnsi="Pretendard" w:cs="Courier New"/>
@@ -919,6 +998,7 @@
         </w:rPr>
         <w:t>square_if_valid</w:t>
       </w:r>
+      <w:proofErr w:type="spellEnd"/>
       <w:r>
         <w:rPr>
           <w:rFonts w:ascii="Pretendard" w:eastAsia="Pretendard" w:hAnsi="Pretendard" w:cs="Courier New"/>
@@ -1126,26 +1206,54 @@
           <w:color w:val="008000"/>
           <w:szCs w:val="22"/>
         </w:rPr>
-        <w:t># 입력값을 공백 기준으로 나눈 문자열 리스트</w:t>
-      </w:r>
-    </w:p>
-    <w:p>
-      <w:pPr>
-        <w:shd w:val="clear" w:color="auto" w:fill="F7F7F7"/>
-        <w:spacing w:line="285" w:lineRule="atLeast"/>
-        <w:rPr>
-          <w:rFonts w:ascii="Pretendard" w:eastAsia="Pretendard" w:hAnsi="Pretendard" w:cs="Courier New"/>
-          <w:color w:val="000000"/>
-          <w:szCs w:val="22"/>
-        </w:rPr>
-      </w:pPr>
-      <w:r>
-        <w:rPr>
-          <w:rFonts w:ascii="Pretendard" w:eastAsia="Pretendard" w:hAnsi="Pretendard" w:cs="Courier New"/>
-          <w:color w:val="000000"/>
-          <w:szCs w:val="22"/>
-        </w:rPr>
-        <w:t xml:space="preserve">int_list = </w:t>
+        <w:t xml:space="preserve"># </w:t>
+      </w:r>
+      <w:proofErr w:type="spellStart"/>
+      <w:r>
+        <w:rPr>
+          <w:rFonts w:ascii="Pretendard" w:eastAsia="Pretendard" w:hAnsi="Pretendard" w:cs="Courier New"/>
+          <w:color w:val="008000"/>
+          <w:szCs w:val="22"/>
+        </w:rPr>
+        <w:t>입력값을</w:t>
+      </w:r>
+      <w:proofErr w:type="spellEnd"/>
+      <w:r>
+        <w:rPr>
+          <w:rFonts w:ascii="Pretendard" w:eastAsia="Pretendard" w:hAnsi="Pretendard" w:cs="Courier New"/>
+          <w:color w:val="008000"/>
+          <w:szCs w:val="22"/>
+        </w:rPr>
+        <w:t xml:space="preserve"> 공백 기준으로 나눈 문자열 리스트</w:t>
+      </w:r>
+    </w:p>
+    <w:p>
+      <w:pPr>
+        <w:shd w:val="clear" w:color="auto" w:fill="F7F7F7"/>
+        <w:spacing w:line="285" w:lineRule="atLeast"/>
+        <w:rPr>
+          <w:rFonts w:ascii="Pretendard" w:eastAsia="Pretendard" w:hAnsi="Pretendard" w:cs="Courier New"/>
+          <w:color w:val="000000"/>
+          <w:szCs w:val="22"/>
+        </w:rPr>
+      </w:pPr>
+      <w:proofErr w:type="spellStart"/>
+      <w:r>
+        <w:rPr>
+          <w:rFonts w:ascii="Pretendard" w:eastAsia="Pretendard" w:hAnsi="Pretendard" w:cs="Courier New"/>
+          <w:color w:val="000000"/>
+          <w:szCs w:val="22"/>
+        </w:rPr>
+        <w:t>int_list</w:t>
+      </w:r>
+      <w:proofErr w:type="spellEnd"/>
+      <w:r>
+        <w:rPr>
+          <w:rFonts w:ascii="Pretendard" w:eastAsia="Pretendard" w:hAnsi="Pretendard" w:cs="Courier New"/>
+          <w:color w:val="000000"/>
+          <w:szCs w:val="22"/>
+        </w:rPr>
+        <w:t xml:space="preserve"> = </w:t>
       </w:r>
       <w:r>
         <w:rPr>
@@ -1201,7 +1309,25 @@
           <w:color w:val="008000"/>
           <w:szCs w:val="22"/>
         </w:rPr>
-        <w:t># 입력값의 타입을 int로 변경하고, 리스트에 담는다.</w:t>
+        <w:t xml:space="preserve"># </w:t>
+      </w:r>
+      <w:proofErr w:type="spellStart"/>
+      <w:r>
+        <w:rPr>
+          <w:rFonts w:ascii="Pretendard" w:eastAsia="Pretendard" w:hAnsi="Pretendard" w:cs="Courier New"/>
+          <w:color w:val="008000"/>
+          <w:szCs w:val="22"/>
+        </w:rPr>
+        <w:t>입력값의</w:t>
+      </w:r>
+      <w:proofErr w:type="spellEnd"/>
+      <w:r>
+        <w:rPr>
+          <w:rFonts w:ascii="Pretendard" w:eastAsia="Pretendard" w:hAnsi="Pretendard" w:cs="Courier New"/>
+          <w:color w:val="008000"/>
+          <w:szCs w:val="22"/>
+        </w:rPr>
+        <w:t xml:space="preserve"> 타입을 int로 변경하고, 리스트에 담는다.</w:t>
       </w:r>
     </w:p>
     <w:p>
@@ -1252,15 +1378,69 @@
           <w:color w:val="000000"/>
           <w:szCs w:val="22"/>
         </w:rPr>
-        <w:t xml:space="preserve">(square_if_valid, int_list)) </w:t>
-      </w:r>
-      <w:r>
-        <w:rPr>
-          <w:rFonts w:ascii="Pretendard" w:eastAsia="Pretendard" w:hAnsi="Pretendard" w:cs="Courier New"/>
-          <w:color w:val="008000"/>
-          <w:szCs w:val="22"/>
-        </w:rPr>
-        <w:t># 입력받은 리스트를 제곱함수를 적용하고 결과 리스트에 담는다.</w:t>
+        <w:t>(</w:t>
+      </w:r>
+      <w:proofErr w:type="spellStart"/>
+      <w:r>
+        <w:rPr>
+          <w:rFonts w:ascii="Pretendard" w:eastAsia="Pretendard" w:hAnsi="Pretendard" w:cs="Courier New"/>
+          <w:color w:val="000000"/>
+          <w:szCs w:val="22"/>
+        </w:rPr>
+        <w:t>square_if_valid</w:t>
+      </w:r>
+      <w:proofErr w:type="spellEnd"/>
+      <w:r>
+        <w:rPr>
+          <w:rFonts w:ascii="Pretendard" w:eastAsia="Pretendard" w:hAnsi="Pretendard" w:cs="Courier New"/>
+          <w:color w:val="000000"/>
+          <w:szCs w:val="22"/>
+        </w:rPr>
+        <w:t xml:space="preserve">, </w:t>
+      </w:r>
+      <w:proofErr w:type="spellStart"/>
+      <w:r>
+        <w:rPr>
+          <w:rFonts w:ascii="Pretendard" w:eastAsia="Pretendard" w:hAnsi="Pretendard" w:cs="Courier New"/>
+          <w:color w:val="000000"/>
+          <w:szCs w:val="22"/>
+        </w:rPr>
+        <w:t>int_list</w:t>
+      </w:r>
+      <w:proofErr w:type="spellEnd"/>
+      <w:r>
+        <w:rPr>
+          <w:rFonts w:ascii="Pretendard" w:eastAsia="Pretendard" w:hAnsi="Pretendard" w:cs="Courier New"/>
+          <w:color w:val="000000"/>
+          <w:szCs w:val="22"/>
+        </w:rPr>
+        <w:t xml:space="preserve">)) </w:t>
+      </w:r>
+      <w:r>
+        <w:rPr>
+          <w:rFonts w:ascii="Pretendard" w:eastAsia="Pretendard" w:hAnsi="Pretendard" w:cs="Courier New"/>
+          <w:color w:val="008000"/>
+          <w:szCs w:val="22"/>
+        </w:rPr>
+        <w:t xml:space="preserve"># </w:t>
+      </w:r>
+      <w:proofErr w:type="spellStart"/>
+      <w:r>
+        <w:rPr>
+          <w:rFonts w:ascii="Pretendard" w:eastAsia="Pretendard" w:hAnsi="Pretendard" w:cs="Courier New"/>
+          <w:color w:val="008000"/>
+          <w:szCs w:val="22"/>
+        </w:rPr>
+        <w:t>입력받은</w:t>
+      </w:r>
+      <w:proofErr w:type="spellEnd"/>
+      <w:r>
+        <w:rPr>
+          <w:rFonts w:ascii="Pretendard" w:eastAsia="Pretendard" w:hAnsi="Pretendard" w:cs="Courier New"/>
+          <w:color w:val="008000"/>
+          <w:szCs w:val="22"/>
+        </w:rPr>
+        <w:t xml:space="preserve"> 리스트를 제곱함수를 적용하고 결과 리스트에 담는다.</w:t>
       </w:r>
     </w:p>
     <w:p>
@@ -1469,8 +1649,18 @@
           <w:color w:val="1F1F1F"/>
           <w:szCs w:val="22"/>
         </w:rPr>
-        <w:t>1부터 100까지 자연수(100개) 의 평균,표준편차,분산,최대값,최소값 5개를 모두 출력하시오</w:t>
-      </w:r>
+        <w:t xml:space="preserve">1부터 100까지 자연수(100개) 의 평균,표준편차,분산,최대값,최소값 5개를 모두 </w:t>
+      </w:r>
+      <w:proofErr w:type="spellStart"/>
+      <w:r>
+        <w:rPr>
+          <w:rFonts w:ascii="Pretendard" w:eastAsia="Pretendard" w:hAnsi="Pretendard"/>
+          <w:color w:val="1F1F1F"/>
+          <w:szCs w:val="22"/>
+        </w:rPr>
+        <w:t>출력하시오</w:t>
+      </w:r>
+      <w:proofErr w:type="spellEnd"/>
     </w:p>
     <w:p>
       <w:pPr>
@@ -1517,13 +1707,41 @@
           <w:szCs w:val="22"/>
         </w:rPr>
       </w:pPr>
-      <w:r>
-        <w:rPr>
-          <w:rFonts w:ascii="Pretendard" w:eastAsia="Pretendard" w:hAnsi="Pretendard"/>
-          <w:color w:val="1F1F1F"/>
-          <w:szCs w:val="22"/>
-        </w:rPr>
-        <w:t>입력값이 1부터 100 이외의 값인 경우에도 정상 동작하도록 계산식에 상수를 직접 사용하지 않는다.</w:t>
+      <w:proofErr w:type="spellStart"/>
+      <w:r>
+        <w:rPr>
+          <w:rFonts w:ascii="Pretendard" w:eastAsia="Pretendard" w:hAnsi="Pretendard"/>
+          <w:color w:val="1F1F1F"/>
+          <w:szCs w:val="22"/>
+        </w:rPr>
+        <w:t>입력값이</w:t>
+      </w:r>
+      <w:proofErr w:type="spellEnd"/>
+      <w:r>
+        <w:rPr>
+          <w:rFonts w:ascii="Pretendard" w:eastAsia="Pretendard" w:hAnsi="Pretendard"/>
+          <w:color w:val="1F1F1F"/>
+          <w:szCs w:val="22"/>
+        </w:rPr>
+        <w:t xml:space="preserve"> 1</w:t>
+      </w:r>
+      <w:proofErr w:type="spellStart"/>
+      <w:r>
+        <w:rPr>
+          <w:rFonts w:ascii="Pretendard" w:eastAsia="Pretendard" w:hAnsi="Pretendard"/>
+          <w:color w:val="1F1F1F"/>
+          <w:szCs w:val="22"/>
+        </w:rPr>
+        <w:t>부터</w:t>
+      </w:r>
+      <w:proofErr w:type="spellEnd"/>
+      <w:r>
+        <w:rPr>
+          <w:rFonts w:ascii="Pretendard" w:eastAsia="Pretendard" w:hAnsi="Pretendard"/>
+          <w:color w:val="1F1F1F"/>
+          <w:szCs w:val="22"/>
+        </w:rPr>
+        <w:t xml:space="preserve"> 100 이외의 값인 경우에도 정상 동작하도록 계산식에 상수를 직접 사용하지 않는다.</w:t>
       </w:r>
     </w:p>
     <w:p>
@@ -1579,7 +1797,29 @@
           <w:color w:val="1F1F1F"/>
           <w:szCs w:val="22"/>
         </w:rPr>
-        <w:t>방법1) for문을 사용하시오.</w:t>
+        <w:t xml:space="preserve">방법1) for문을 </w:t>
+      </w:r>
+      <w:proofErr w:type="spellStart"/>
+      <w:r>
+        <w:rPr>
+          <w:rFonts w:ascii="Pretendard" w:eastAsia="Pretendard" w:hAnsi="Pretendard"/>
+          <w:b/>
+          <w:bCs/>
+          <w:color w:val="1F1F1F"/>
+          <w:szCs w:val="22"/>
+        </w:rPr>
+        <w:t>사용하시오</w:t>
+      </w:r>
+      <w:proofErr w:type="spellEnd"/>
+      <w:r>
+        <w:rPr>
+          <w:rFonts w:ascii="Pretendard" w:eastAsia="Pretendard" w:hAnsi="Pretendard"/>
+          <w:b/>
+          <w:bCs/>
+          <w:color w:val="1F1F1F"/>
+          <w:szCs w:val="22"/>
+        </w:rPr>
+        <w:t>.</w:t>
       </w:r>
     </w:p>
     <w:p>
@@ -1608,8 +1848,64 @@
           <w:color w:val="1F1F1F"/>
           <w:szCs w:val="22"/>
         </w:rPr>
-        <w:t>방법2) numpy 를 이용하시오</w:t>
-      </w:r>
+        <w:t xml:space="preserve">방법2) </w:t>
+      </w:r>
+      <w:proofErr w:type="spellStart"/>
+      <w:r>
+        <w:rPr>
+          <w:rFonts w:ascii="Pretendard" w:eastAsia="Pretendard" w:hAnsi="Pretendard"/>
+          <w:b/>
+          <w:bCs/>
+          <w:color w:val="1F1F1F"/>
+          <w:szCs w:val="22"/>
+        </w:rPr>
+        <w:t>numpy</w:t>
+      </w:r>
+      <w:proofErr w:type="spellEnd"/>
+      <w:r>
+        <w:rPr>
+          <w:rFonts w:ascii="Pretendard" w:eastAsia="Pretendard" w:hAnsi="Pretendard"/>
+          <w:b/>
+          <w:bCs/>
+          <w:color w:val="1F1F1F"/>
+          <w:szCs w:val="22"/>
+        </w:rPr>
+        <w:t xml:space="preserve"> </w:t>
+      </w:r>
+      <w:proofErr w:type="spellStart"/>
+      <w:r>
+        <w:rPr>
+          <w:rFonts w:ascii="Pretendard" w:eastAsia="Pretendard" w:hAnsi="Pretendard"/>
+          <w:b/>
+          <w:bCs/>
+          <w:color w:val="1F1F1F"/>
+          <w:szCs w:val="22"/>
+        </w:rPr>
+        <w:t>를</w:t>
+      </w:r>
+      <w:proofErr w:type="spellEnd"/>
+      <w:r>
+        <w:rPr>
+          <w:rFonts w:ascii="Pretendard" w:eastAsia="Pretendard" w:hAnsi="Pretendard"/>
+          <w:b/>
+          <w:bCs/>
+          <w:color w:val="1F1F1F"/>
+          <w:szCs w:val="22"/>
+        </w:rPr>
+        <w:t xml:space="preserve"> </w:t>
+      </w:r>
+      <w:proofErr w:type="spellStart"/>
+      <w:r>
+        <w:rPr>
+          <w:rFonts w:ascii="Pretendard" w:eastAsia="Pretendard" w:hAnsi="Pretendard"/>
+          <w:b/>
+          <w:bCs/>
+          <w:color w:val="1F1F1F"/>
+          <w:szCs w:val="22"/>
+        </w:rPr>
+        <w:t>이용하시오</w:t>
+      </w:r>
+      <w:proofErr w:type="spellEnd"/>
     </w:p>
     <w:p>
       <w:pPr>
@@ -1971,6 +2267,7 @@
         </w:rPr>
         <w:t xml:space="preserve">mean = total / </w:t>
       </w:r>
+      <w:proofErr w:type="spellStart"/>
       <w:r>
         <w:rPr>
           <w:rFonts w:ascii="Pretendard" w:eastAsia="Pretendard" w:hAnsi="Pretendard" w:cs="Courier New"/>
@@ -1979,6 +2276,7 @@
         </w:rPr>
         <w:t>len</w:t>
       </w:r>
+      <w:proofErr w:type="spellEnd"/>
       <w:r>
         <w:rPr>
           <w:rFonts w:ascii="Pretendard" w:eastAsia="Pretendard" w:hAnsi="Pretendard" w:cs="Courier New"/>
@@ -2036,13 +2334,23 @@
           <w:szCs w:val="22"/>
         </w:rPr>
       </w:pPr>
-      <w:r>
-        <w:rPr>
-          <w:rFonts w:ascii="Pretendard" w:eastAsia="Pretendard" w:hAnsi="Pretendard" w:cs="Courier New"/>
-          <w:color w:val="000000"/>
-          <w:szCs w:val="22"/>
-        </w:rPr>
-        <w:t xml:space="preserve">var_sum = </w:t>
+      <w:proofErr w:type="spellStart"/>
+      <w:r>
+        <w:rPr>
+          <w:rFonts w:ascii="Pretendard" w:eastAsia="Pretendard" w:hAnsi="Pretendard" w:cs="Courier New"/>
+          <w:color w:val="000000"/>
+          <w:szCs w:val="22"/>
+        </w:rPr>
+        <w:t>var_sum</w:t>
+      </w:r>
+      <w:proofErr w:type="spellEnd"/>
+      <w:r>
+        <w:rPr>
+          <w:rFonts w:ascii="Pretendard" w:eastAsia="Pretendard" w:hAnsi="Pretendard" w:cs="Courier New"/>
+          <w:color w:val="000000"/>
+          <w:szCs w:val="22"/>
+        </w:rPr>
+        <w:t xml:space="preserve"> = </w:t>
       </w:r>
       <w:r>
         <w:rPr>
@@ -2136,7 +2444,25 @@
           <w:color w:val="000000"/>
           <w:szCs w:val="22"/>
         </w:rPr>
-        <w:t xml:space="preserve">  var_sum += (kk - mean) ** </w:t>
+        <w:t xml:space="preserve">  </w:t>
+      </w:r>
+      <w:proofErr w:type="spellStart"/>
+      <w:r>
+        <w:rPr>
+          <w:rFonts w:ascii="Pretendard" w:eastAsia="Pretendard" w:hAnsi="Pretendard" w:cs="Courier New"/>
+          <w:color w:val="000000"/>
+          <w:szCs w:val="22"/>
+        </w:rPr>
+        <w:t>var_sum</w:t>
+      </w:r>
+      <w:proofErr w:type="spellEnd"/>
+      <w:r>
+        <w:rPr>
+          <w:rFonts w:ascii="Pretendard" w:eastAsia="Pretendard" w:hAnsi="Pretendard" w:cs="Courier New"/>
+          <w:color w:val="000000"/>
+          <w:szCs w:val="22"/>
+        </w:rPr>
+        <w:t xml:space="preserve"> += (kk - mean) ** </w:t>
       </w:r>
       <w:r>
         <w:rPr>
@@ -2179,8 +2505,27 @@
           <w:color w:val="000000"/>
           <w:szCs w:val="22"/>
         </w:rPr>
-        <w:t xml:space="preserve">variance = var_sum / </w:t>
-      </w:r>
+        <w:t xml:space="preserve">variance = </w:t>
+      </w:r>
+      <w:proofErr w:type="spellStart"/>
+      <w:r>
+        <w:rPr>
+          <w:rFonts w:ascii="Pretendard" w:eastAsia="Pretendard" w:hAnsi="Pretendard" w:cs="Courier New"/>
+          <w:color w:val="000000"/>
+          <w:szCs w:val="22"/>
+        </w:rPr>
+        <w:t>var_sum</w:t>
+      </w:r>
+      <w:proofErr w:type="spellEnd"/>
+      <w:r>
+        <w:rPr>
+          <w:rFonts w:ascii="Pretendard" w:eastAsia="Pretendard" w:hAnsi="Pretendard" w:cs="Courier New"/>
+          <w:color w:val="000000"/>
+          <w:szCs w:val="22"/>
+        </w:rPr>
+        <w:t xml:space="preserve"> / </w:t>
+      </w:r>
+      <w:proofErr w:type="spellStart"/>
       <w:r>
         <w:rPr>
           <w:rFonts w:ascii="Pretendard" w:eastAsia="Pretendard" w:hAnsi="Pretendard" w:cs="Courier New"/>
@@ -2189,6 +2534,7 @@
         </w:rPr>
         <w:t>len</w:t>
       </w:r>
+      <w:proofErr w:type="spellEnd"/>
       <w:r>
         <w:rPr>
           <w:rFonts w:ascii="Pretendard" w:eastAsia="Pretendard" w:hAnsi="Pretendard" w:cs="Courier New"/>
@@ -2246,13 +2592,23 @@
           <w:szCs w:val="22"/>
         </w:rPr>
       </w:pPr>
-      <w:r>
-        <w:rPr>
-          <w:rFonts w:ascii="Pretendard" w:eastAsia="Pretendard" w:hAnsi="Pretendard" w:cs="Courier New"/>
-          <w:color w:val="000000"/>
-          <w:szCs w:val="22"/>
-        </w:rPr>
-        <w:t xml:space="preserve">std_dev = variance ** </w:t>
+      <w:proofErr w:type="spellStart"/>
+      <w:r>
+        <w:rPr>
+          <w:rFonts w:ascii="Pretendard" w:eastAsia="Pretendard" w:hAnsi="Pretendard" w:cs="Courier New"/>
+          <w:color w:val="000000"/>
+          <w:szCs w:val="22"/>
+        </w:rPr>
+        <w:t>std_dev</w:t>
+      </w:r>
+      <w:proofErr w:type="spellEnd"/>
+      <w:r>
+        <w:rPr>
+          <w:rFonts w:ascii="Pretendard" w:eastAsia="Pretendard" w:hAnsi="Pretendard" w:cs="Courier New"/>
+          <w:color w:val="000000"/>
+          <w:szCs w:val="22"/>
+        </w:rPr>
+        <w:t xml:space="preserve"> = variance ** </w:t>
       </w:r>
       <w:r>
         <w:rPr>
@@ -2627,14 +2983,25 @@
           <w:szCs w:val="22"/>
         </w:rPr>
       </w:pPr>
-      <w:r>
-        <w:rPr>
-          <w:rFonts w:ascii="Pretendard" w:eastAsia="Pretendard" w:hAnsi="Pretendard" w:cs="Courier New"/>
-          <w:color w:val="000000"/>
-          <w:szCs w:val="22"/>
-        </w:rPr>
-        <w:t xml:space="preserve">mid_index = </w:t>
-      </w:r>
+      <w:proofErr w:type="spellStart"/>
+      <w:r>
+        <w:rPr>
+          <w:rFonts w:ascii="Pretendard" w:eastAsia="Pretendard" w:hAnsi="Pretendard" w:cs="Courier New"/>
+          <w:color w:val="000000"/>
+          <w:szCs w:val="22"/>
+        </w:rPr>
+        <w:t>mid_index</w:t>
+      </w:r>
+      <w:proofErr w:type="spellEnd"/>
+      <w:r>
+        <w:rPr>
+          <w:rFonts w:ascii="Pretendard" w:eastAsia="Pretendard" w:hAnsi="Pretendard" w:cs="Courier New"/>
+          <w:color w:val="000000"/>
+          <w:szCs w:val="22"/>
+        </w:rPr>
+        <w:t xml:space="preserve"> = </w:t>
+      </w:r>
+      <w:proofErr w:type="spellStart"/>
       <w:r>
         <w:rPr>
           <w:rFonts w:ascii="Pretendard" w:eastAsia="Pretendard" w:hAnsi="Pretendard" w:cs="Courier New"/>
@@ -2643,6 +3010,7 @@
         </w:rPr>
         <w:t>len</w:t>
       </w:r>
+      <w:proofErr w:type="spellEnd"/>
       <w:r>
         <w:rPr>
           <w:rFonts w:ascii="Pretendard" w:eastAsia="Pretendard" w:hAnsi="Pretendard" w:cs="Courier New"/>
@@ -2673,8 +3041,18 @@
           <w:color w:val="008000"/>
           <w:szCs w:val="22"/>
         </w:rPr>
-        <w:t># data 리스트 길이를 2로 나눈 몫의 정수 나누셈</w:t>
-      </w:r>
+        <w:t xml:space="preserve"># data 리스트 길이를 2로 나눈 몫의 정수 </w:t>
+      </w:r>
+      <w:proofErr w:type="spellStart"/>
+      <w:r>
+        <w:rPr>
+          <w:rFonts w:ascii="Pretendard" w:eastAsia="Pretendard" w:hAnsi="Pretendard" w:cs="Courier New"/>
+          <w:color w:val="008000"/>
+          <w:szCs w:val="22"/>
+        </w:rPr>
+        <w:t>나누셈</w:t>
+      </w:r>
+      <w:proofErr w:type="spellEnd"/>
     </w:p>
     <w:p>
       <w:pPr>
@@ -2702,6 +3080,7 @@
         </w:rPr>
         <w:t xml:space="preserve"> </w:t>
       </w:r>
+      <w:proofErr w:type="spellStart"/>
       <w:r>
         <w:rPr>
           <w:rFonts w:ascii="Pretendard" w:eastAsia="Pretendard" w:hAnsi="Pretendard" w:cs="Courier New"/>
@@ -2710,6 +3089,7 @@
         </w:rPr>
         <w:t>len</w:t>
       </w:r>
+      <w:proofErr w:type="spellEnd"/>
       <w:r>
         <w:rPr>
           <w:rFonts w:ascii="Pretendard" w:eastAsia="Pretendard" w:hAnsi="Pretendard" w:cs="Courier New"/>
@@ -2775,7 +3155,25 @@
           <w:color w:val="000000"/>
           <w:szCs w:val="22"/>
         </w:rPr>
-        <w:t xml:space="preserve">    median = (data[mid_index - </w:t>
+        <w:t xml:space="preserve">    median = (data[</w:t>
+      </w:r>
+      <w:proofErr w:type="spellStart"/>
+      <w:r>
+        <w:rPr>
+          <w:rFonts w:ascii="Pretendard" w:eastAsia="Pretendard" w:hAnsi="Pretendard" w:cs="Courier New"/>
+          <w:color w:val="000000"/>
+          <w:szCs w:val="22"/>
+        </w:rPr>
+        <w:t>mid_index</w:t>
+      </w:r>
+      <w:proofErr w:type="spellEnd"/>
+      <w:r>
+        <w:rPr>
+          <w:rFonts w:ascii="Pretendard" w:eastAsia="Pretendard" w:hAnsi="Pretendard" w:cs="Courier New"/>
+          <w:color w:val="000000"/>
+          <w:szCs w:val="22"/>
+        </w:rPr>
+        <w:t xml:space="preserve"> - </w:t>
       </w:r>
       <w:r>
         <w:rPr>
@@ -2791,7 +3189,25 @@
           <w:color w:val="000000"/>
           <w:szCs w:val="22"/>
         </w:rPr>
-        <w:t xml:space="preserve">] + data[mid_index]) / </w:t>
+        <w:t>] + data[</w:t>
+      </w:r>
+      <w:proofErr w:type="spellStart"/>
+      <w:r>
+        <w:rPr>
+          <w:rFonts w:ascii="Pretendard" w:eastAsia="Pretendard" w:hAnsi="Pretendard" w:cs="Courier New"/>
+          <w:color w:val="000000"/>
+          <w:szCs w:val="22"/>
+        </w:rPr>
+        <w:t>mid_index</w:t>
+      </w:r>
+      <w:proofErr w:type="spellEnd"/>
+      <w:r>
+        <w:rPr>
+          <w:rFonts w:ascii="Pretendard" w:eastAsia="Pretendard" w:hAnsi="Pretendard" w:cs="Courier New"/>
+          <w:color w:val="000000"/>
+          <w:szCs w:val="22"/>
+        </w:rPr>
+        <w:t xml:space="preserve">]) / </w:t>
       </w:r>
       <w:r>
         <w:rPr>
@@ -2869,7 +3285,25 @@
           <w:color w:val="000000"/>
           <w:szCs w:val="22"/>
         </w:rPr>
-        <w:t xml:space="preserve">    median = data[mid_index] </w:t>
+        <w:t xml:space="preserve">    median = data[</w:t>
+      </w:r>
+      <w:proofErr w:type="spellStart"/>
+      <w:r>
+        <w:rPr>
+          <w:rFonts w:ascii="Pretendard" w:eastAsia="Pretendard" w:hAnsi="Pretendard" w:cs="Courier New"/>
+          <w:color w:val="000000"/>
+          <w:szCs w:val="22"/>
+        </w:rPr>
+        <w:t>mid_index</w:t>
+      </w:r>
+      <w:proofErr w:type="spellEnd"/>
+      <w:r>
+        <w:rPr>
+          <w:rFonts w:ascii="Pretendard" w:eastAsia="Pretendard" w:hAnsi="Pretendard" w:cs="Courier New"/>
+          <w:color w:val="000000"/>
+          <w:szCs w:val="22"/>
+        </w:rPr>
+        <w:t xml:space="preserve">] </w:t>
       </w:r>
       <w:r>
         <w:rPr>
@@ -3453,8 +3887,18 @@
           <w:szCs w:val="22"/>
         </w:rPr>
         <w:lastRenderedPageBreak/>
-        <w:t># 방법2 numpy</w:t>
-      </w:r>
+        <w:t xml:space="preserve"># 방법2 </w:t>
+      </w:r>
+      <w:proofErr w:type="spellStart"/>
+      <w:r>
+        <w:rPr>
+          <w:rFonts w:ascii="Pretendard" w:eastAsia="Pretendard" w:hAnsi="Pretendard" w:cs="Courier New"/>
+          <w:color w:val="008000"/>
+          <w:szCs w:val="22"/>
+        </w:rPr>
+        <w:t>numpy</w:t>
+      </w:r>
+      <w:proofErr w:type="spellEnd"/>
     </w:p>
     <w:p>
       <w:pPr>
@@ -3480,7 +3924,25 @@
           <w:color w:val="000000"/>
           <w:szCs w:val="22"/>
         </w:rPr>
-        <w:t xml:space="preserve"> numpy </w:t>
+        <w:t xml:space="preserve"> </w:t>
+      </w:r>
+      <w:proofErr w:type="spellStart"/>
+      <w:r>
+        <w:rPr>
+          <w:rFonts w:ascii="Pretendard" w:eastAsia="Pretendard" w:hAnsi="Pretendard" w:cs="Courier New"/>
+          <w:color w:val="000000"/>
+          <w:szCs w:val="22"/>
+        </w:rPr>
+        <w:t>numpy</w:t>
+      </w:r>
+      <w:proofErr w:type="spellEnd"/>
+      <w:r>
+        <w:rPr>
+          <w:rFonts w:ascii="Pretendard" w:eastAsia="Pretendard" w:hAnsi="Pretendard" w:cs="Courier New"/>
+          <w:color w:val="000000"/>
+          <w:szCs w:val="22"/>
+        </w:rPr>
+        <w:t xml:space="preserve"> </w:t>
       </w:r>
       <w:r>
         <w:rPr>
@@ -3504,7 +3966,25 @@
           <w:color w:val="008000"/>
           <w:szCs w:val="22"/>
         </w:rPr>
-        <w:t># numpy 라이브러리 불러오기</w:t>
+        <w:t xml:space="preserve"># </w:t>
+      </w:r>
+      <w:proofErr w:type="spellStart"/>
+      <w:r>
+        <w:rPr>
+          <w:rFonts w:ascii="Pretendard" w:eastAsia="Pretendard" w:hAnsi="Pretendard" w:cs="Courier New"/>
+          <w:color w:val="008000"/>
+          <w:szCs w:val="22"/>
+        </w:rPr>
+        <w:t>numpy</w:t>
+      </w:r>
+      <w:proofErr w:type="spellEnd"/>
+      <w:r>
+        <w:rPr>
+          <w:rFonts w:ascii="Pretendard" w:eastAsia="Pretendard" w:hAnsi="Pretendard" w:cs="Courier New"/>
+          <w:color w:val="008000"/>
+          <w:szCs w:val="22"/>
+        </w:rPr>
+        <w:t xml:space="preserve"> 라이브러리 불러오기</w:t>
       </w:r>
     </w:p>
     <w:p>
@@ -3591,37 +4071,73 @@
           <w:color w:val="008000"/>
           <w:szCs w:val="22"/>
         </w:rPr>
-        <w:t>#   3. 선형대수, 푸리에변환, 난수 생성 등</w:t>
-      </w:r>
-    </w:p>
-    <w:p>
-      <w:pPr>
-        <w:shd w:val="clear" w:color="auto" w:fill="F7F7F7"/>
-        <w:spacing w:line="285" w:lineRule="atLeast"/>
-        <w:rPr>
-          <w:rFonts w:ascii="Pretendard" w:eastAsia="Pretendard" w:hAnsi="Pretendard" w:cs="Courier New"/>
-          <w:color w:val="000000"/>
-          <w:szCs w:val="22"/>
-        </w:rPr>
-      </w:pPr>
-    </w:p>
-    <w:p>
-      <w:pPr>
-        <w:shd w:val="clear" w:color="auto" w:fill="F7F7F7"/>
-        <w:spacing w:line="285" w:lineRule="atLeast"/>
-        <w:rPr>
-          <w:rFonts w:ascii="Pretendard" w:eastAsia="Pretendard" w:hAnsi="Pretendard" w:cs="Courier New"/>
-          <w:color w:val="000000"/>
-          <w:szCs w:val="22"/>
-        </w:rPr>
-      </w:pPr>
-      <w:r>
-        <w:rPr>
-          <w:rFonts w:ascii="Pretendard" w:eastAsia="Pretendard" w:hAnsi="Pretendard" w:cs="Courier New"/>
-          <w:color w:val="000000"/>
-          <w:szCs w:val="22"/>
-        </w:rPr>
-        <w:t>data = np.arange(</w:t>
+        <w:t xml:space="preserve">#   3. 선형대수, </w:t>
+      </w:r>
+      <w:proofErr w:type="spellStart"/>
+      <w:r>
+        <w:rPr>
+          <w:rFonts w:ascii="Pretendard" w:eastAsia="Pretendard" w:hAnsi="Pretendard" w:cs="Courier New"/>
+          <w:color w:val="008000"/>
+          <w:szCs w:val="22"/>
+        </w:rPr>
+        <w:t>푸리에변환</w:t>
+      </w:r>
+      <w:proofErr w:type="spellEnd"/>
+      <w:r>
+        <w:rPr>
+          <w:rFonts w:ascii="Pretendard" w:eastAsia="Pretendard" w:hAnsi="Pretendard" w:cs="Courier New"/>
+          <w:color w:val="008000"/>
+          <w:szCs w:val="22"/>
+        </w:rPr>
+        <w:t>, 난수 생성 등</w:t>
+      </w:r>
+    </w:p>
+    <w:p>
+      <w:pPr>
+        <w:shd w:val="clear" w:color="auto" w:fill="F7F7F7"/>
+        <w:spacing w:line="285" w:lineRule="atLeast"/>
+        <w:rPr>
+          <w:rFonts w:ascii="Pretendard" w:eastAsia="Pretendard" w:hAnsi="Pretendard" w:cs="Courier New"/>
+          <w:color w:val="000000"/>
+          <w:szCs w:val="22"/>
+        </w:rPr>
+      </w:pPr>
+    </w:p>
+    <w:p>
+      <w:pPr>
+        <w:shd w:val="clear" w:color="auto" w:fill="F7F7F7"/>
+        <w:spacing w:line="285" w:lineRule="atLeast"/>
+        <w:rPr>
+          <w:rFonts w:ascii="Pretendard" w:eastAsia="Pretendard" w:hAnsi="Pretendard" w:cs="Courier New"/>
+          <w:color w:val="000000"/>
+          <w:szCs w:val="22"/>
+        </w:rPr>
+      </w:pPr>
+      <w:r>
+        <w:rPr>
+          <w:rFonts w:ascii="Pretendard" w:eastAsia="Pretendard" w:hAnsi="Pretendard" w:cs="Courier New"/>
+          <w:color w:val="000000"/>
+          <w:szCs w:val="22"/>
+        </w:rPr>
+        <w:t xml:space="preserve">data = </w:t>
+      </w:r>
+      <w:proofErr w:type="spellStart"/>
+      <w:r>
+        <w:rPr>
+          <w:rFonts w:ascii="Pretendard" w:eastAsia="Pretendard" w:hAnsi="Pretendard" w:cs="Courier New"/>
+          <w:color w:val="000000"/>
+          <w:szCs w:val="22"/>
+        </w:rPr>
+        <w:t>np.arange</w:t>
+      </w:r>
+      <w:proofErr w:type="spellEnd"/>
+      <w:r>
+        <w:rPr>
+          <w:rFonts w:ascii="Pretendard" w:eastAsia="Pretendard" w:hAnsi="Pretendard" w:cs="Courier New"/>
+          <w:color w:val="000000"/>
+          <w:szCs w:val="22"/>
+        </w:rPr>
+        <w:t>(</w:t>
       </w:r>
       <w:r>
         <w:rPr>
@@ -3661,7 +4177,25 @@
           <w:color w:val="008000"/>
           <w:szCs w:val="22"/>
         </w:rPr>
-        <w:t># 1 ~ 100까지 숫자를 생성하여 numpy 배열로 저장</w:t>
+        <w:t xml:space="preserve"># 1 ~ 100까지 숫자를 생성하여 </w:t>
+      </w:r>
+      <w:proofErr w:type="spellStart"/>
+      <w:r>
+        <w:rPr>
+          <w:rFonts w:ascii="Pretendard" w:eastAsia="Pretendard" w:hAnsi="Pretendard" w:cs="Courier New"/>
+          <w:color w:val="008000"/>
+          <w:szCs w:val="22"/>
+        </w:rPr>
+        <w:t>numpy</w:t>
+      </w:r>
+      <w:proofErr w:type="spellEnd"/>
+      <w:r>
+        <w:rPr>
+          <w:rFonts w:ascii="Pretendard" w:eastAsia="Pretendard" w:hAnsi="Pretendard" w:cs="Courier New"/>
+          <w:color w:val="008000"/>
+          <w:szCs w:val="22"/>
+        </w:rPr>
+        <w:t xml:space="preserve"> 배열로 저장</w:t>
       </w:r>
     </w:p>
     <w:p>
@@ -3710,7 +4244,25 @@
           <w:color w:val="000000"/>
           <w:szCs w:val="22"/>
         </w:rPr>
-        <w:t xml:space="preserve">mean = np.mean(data)                </w:t>
+        <w:t xml:space="preserve">mean = </w:t>
+      </w:r>
+      <w:proofErr w:type="spellStart"/>
+      <w:r>
+        <w:rPr>
+          <w:rFonts w:ascii="Pretendard" w:eastAsia="Pretendard" w:hAnsi="Pretendard" w:cs="Courier New"/>
+          <w:color w:val="000000"/>
+          <w:szCs w:val="22"/>
+        </w:rPr>
+        <w:t>np.mean</w:t>
+      </w:r>
+      <w:proofErr w:type="spellEnd"/>
+      <w:r>
+        <w:rPr>
+          <w:rFonts w:ascii="Pretendard" w:eastAsia="Pretendard" w:hAnsi="Pretendard" w:cs="Courier New"/>
+          <w:color w:val="000000"/>
+          <w:szCs w:val="22"/>
+        </w:rPr>
+        <w:t xml:space="preserve">(data)                </w:t>
       </w:r>
       <w:r>
         <w:rPr>
@@ -3737,7 +4289,25 @@
           <w:color w:val="000000"/>
           <w:szCs w:val="22"/>
         </w:rPr>
-        <w:t xml:space="preserve">variance = np.var(data)             </w:t>
+        <w:t xml:space="preserve">variance = </w:t>
+      </w:r>
+      <w:proofErr w:type="spellStart"/>
+      <w:r>
+        <w:rPr>
+          <w:rFonts w:ascii="Pretendard" w:eastAsia="Pretendard" w:hAnsi="Pretendard" w:cs="Courier New"/>
+          <w:color w:val="000000"/>
+          <w:szCs w:val="22"/>
+        </w:rPr>
+        <w:t>np.var</w:t>
+      </w:r>
+      <w:proofErr w:type="spellEnd"/>
+      <w:r>
+        <w:rPr>
+          <w:rFonts w:ascii="Pretendard" w:eastAsia="Pretendard" w:hAnsi="Pretendard" w:cs="Courier New"/>
+          <w:color w:val="000000"/>
+          <w:szCs w:val="22"/>
+        </w:rPr>
+        <w:t xml:space="preserve">(data)             </w:t>
       </w:r>
       <w:r>
         <w:rPr>
@@ -3758,13 +4328,41 @@
           <w:szCs w:val="22"/>
         </w:rPr>
       </w:pPr>
-      <w:r>
-        <w:rPr>
-          <w:rFonts w:ascii="Pretendard" w:eastAsia="Pretendard" w:hAnsi="Pretendard" w:cs="Courier New"/>
-          <w:color w:val="000000"/>
-          <w:szCs w:val="22"/>
-        </w:rPr>
-        <w:t xml:space="preserve">std_dev = np.std(data)              </w:t>
+      <w:proofErr w:type="spellStart"/>
+      <w:r>
+        <w:rPr>
+          <w:rFonts w:ascii="Pretendard" w:eastAsia="Pretendard" w:hAnsi="Pretendard" w:cs="Courier New"/>
+          <w:color w:val="000000"/>
+          <w:szCs w:val="22"/>
+        </w:rPr>
+        <w:t>std_dev</w:t>
+      </w:r>
+      <w:proofErr w:type="spellEnd"/>
+      <w:r>
+        <w:rPr>
+          <w:rFonts w:ascii="Pretendard" w:eastAsia="Pretendard" w:hAnsi="Pretendard" w:cs="Courier New"/>
+          <w:color w:val="000000"/>
+          <w:szCs w:val="22"/>
+        </w:rPr>
+        <w:t xml:space="preserve"> = </w:t>
+      </w:r>
+      <w:proofErr w:type="spellStart"/>
+      <w:r>
+        <w:rPr>
+          <w:rFonts w:ascii="Pretendard" w:eastAsia="Pretendard" w:hAnsi="Pretendard" w:cs="Courier New"/>
+          <w:color w:val="000000"/>
+          <w:szCs w:val="22"/>
+        </w:rPr>
+        <w:t>np.std</w:t>
+      </w:r>
+      <w:proofErr w:type="spellEnd"/>
+      <w:r>
+        <w:rPr>
+          <w:rFonts w:ascii="Pretendard" w:eastAsia="Pretendard" w:hAnsi="Pretendard" w:cs="Courier New"/>
+          <w:color w:val="000000"/>
+          <w:szCs w:val="22"/>
+        </w:rPr>
+        <w:t xml:space="preserve">(data)              </w:t>
       </w:r>
       <w:r>
         <w:rPr>
@@ -3791,7 +4389,16 @@
           <w:color w:val="000000"/>
           <w:szCs w:val="22"/>
         </w:rPr>
-        <w:t>maximum = np.</w:t>
+        <w:t xml:space="preserve">maximum = </w:t>
+      </w:r>
+      <w:proofErr w:type="spellStart"/>
+      <w:r>
+        <w:rPr>
+          <w:rFonts w:ascii="Pretendard" w:eastAsia="Pretendard" w:hAnsi="Pretendard" w:cs="Courier New"/>
+          <w:color w:val="000000"/>
+          <w:szCs w:val="22"/>
+        </w:rPr>
+        <w:t>np.</w:t>
       </w:r>
       <w:r>
         <w:rPr>
@@ -3801,6 +4408,7 @@
         </w:rPr>
         <w:t>max</w:t>
       </w:r>
+      <w:proofErr w:type="spellEnd"/>
       <w:r>
         <w:rPr>
           <w:rFonts w:ascii="Pretendard" w:eastAsia="Pretendard" w:hAnsi="Pretendard" w:cs="Courier New"/>
@@ -3834,7 +4442,16 @@
           <w:color w:val="000000"/>
           <w:szCs w:val="22"/>
         </w:rPr>
-        <w:t>minimum = np.</w:t>
+        <w:t xml:space="preserve">minimum = </w:t>
+      </w:r>
+      <w:proofErr w:type="spellStart"/>
+      <w:r>
+        <w:rPr>
+          <w:rFonts w:ascii="Pretendard" w:eastAsia="Pretendard" w:hAnsi="Pretendard" w:cs="Courier New"/>
+          <w:color w:val="000000"/>
+          <w:szCs w:val="22"/>
+        </w:rPr>
+        <w:t>np.</w:t>
       </w:r>
       <w:r>
         <w:rPr>
@@ -3844,6 +4461,7 @@
         </w:rPr>
         <w:t>min</w:t>
       </w:r>
+      <w:proofErr w:type="spellEnd"/>
       <w:r>
         <w:rPr>
           <w:rFonts w:ascii="Pretendard" w:eastAsia="Pretendard" w:hAnsi="Pretendard" w:cs="Courier New"/>
@@ -3877,7 +4495,25 @@
           <w:color w:val="000000"/>
           <w:szCs w:val="22"/>
         </w:rPr>
-        <w:t xml:space="preserve">median = np.median(data)            </w:t>
+        <w:t xml:space="preserve">median = </w:t>
+      </w:r>
+      <w:proofErr w:type="spellStart"/>
+      <w:r>
+        <w:rPr>
+          <w:rFonts w:ascii="Pretendard" w:eastAsia="Pretendard" w:hAnsi="Pretendard" w:cs="Courier New"/>
+          <w:color w:val="000000"/>
+          <w:szCs w:val="22"/>
+        </w:rPr>
+        <w:t>np.median</w:t>
+      </w:r>
+      <w:proofErr w:type="spellEnd"/>
+      <w:r>
+        <w:rPr>
+          <w:rFonts w:ascii="Pretendard" w:eastAsia="Pretendard" w:hAnsi="Pretendard" w:cs="Courier New"/>
+          <w:color w:val="000000"/>
+          <w:szCs w:val="22"/>
+        </w:rPr>
+        <w:t xml:space="preserve">(data)            </w:t>
       </w:r>
       <w:r>
         <w:rPr>
@@ -3966,7 +4602,16 @@
           <w:color w:val="000000"/>
           <w:szCs w:val="22"/>
         </w:rPr>
-        <w:t>{np.</w:t>
+        <w:t>{</w:t>
+      </w:r>
+      <w:proofErr w:type="spellStart"/>
+      <w:r>
+        <w:rPr>
+          <w:rFonts w:ascii="Pretendard" w:eastAsia="Pretendard" w:hAnsi="Pretendard" w:cs="Courier New"/>
+          <w:color w:val="000000"/>
+          <w:szCs w:val="22"/>
+        </w:rPr>
+        <w:t>np.</w:t>
       </w:r>
       <w:r>
         <w:rPr>
@@ -3976,6 +4621,7 @@
         </w:rPr>
         <w:t>sum</w:t>
       </w:r>
+      <w:proofErr w:type="spellEnd"/>
       <w:r>
         <w:rPr>
           <w:rFonts w:ascii="Pretendard" w:eastAsia="Pretendard" w:hAnsi="Pretendard" w:cs="Courier New"/>
@@ -4541,8 +5187,18 @@
           <w:color w:val="1F1F1F"/>
           <w:szCs w:val="22"/>
         </w:rPr>
-        <w:t> 6개를 모두 출력하시오</w:t>
-      </w:r>
+        <w:t xml:space="preserve"> 6개를 모두 </w:t>
+      </w:r>
+      <w:proofErr w:type="spellStart"/>
+      <w:r>
+        <w:rPr>
+          <w:rFonts w:ascii="Pretendard" w:eastAsia="Pretendard" w:hAnsi="Pretendard"/>
+          <w:color w:val="1F1F1F"/>
+          <w:szCs w:val="22"/>
+        </w:rPr>
+        <w:t>출력하시오</w:t>
+      </w:r>
+      <w:proofErr w:type="spellEnd"/>
     </w:p>
     <w:p>
       <w:pPr>
@@ -4589,13 +5245,41 @@
           <w:szCs w:val="22"/>
         </w:rPr>
       </w:pPr>
-      <w:r>
-        <w:rPr>
-          <w:rFonts w:ascii="Pretendard" w:eastAsia="Pretendard" w:hAnsi="Pretendard"/>
-          <w:color w:val="1F1F1F"/>
-          <w:szCs w:val="22"/>
-        </w:rPr>
-        <w:t>입력값이 1부터 100 이외의 값인 경우에도 정상 동작하도록 계산식에 상수를 직접 사용하지 않는다.</w:t>
+      <w:proofErr w:type="spellStart"/>
+      <w:r>
+        <w:rPr>
+          <w:rFonts w:ascii="Pretendard" w:eastAsia="Pretendard" w:hAnsi="Pretendard"/>
+          <w:color w:val="1F1F1F"/>
+          <w:szCs w:val="22"/>
+        </w:rPr>
+        <w:t>입력값이</w:t>
+      </w:r>
+      <w:proofErr w:type="spellEnd"/>
+      <w:r>
+        <w:rPr>
+          <w:rFonts w:ascii="Pretendard" w:eastAsia="Pretendard" w:hAnsi="Pretendard"/>
+          <w:color w:val="1F1F1F"/>
+          <w:szCs w:val="22"/>
+        </w:rPr>
+        <w:t xml:space="preserve"> 1</w:t>
+      </w:r>
+      <w:proofErr w:type="spellStart"/>
+      <w:r>
+        <w:rPr>
+          <w:rFonts w:ascii="Pretendard" w:eastAsia="Pretendard" w:hAnsi="Pretendard"/>
+          <w:color w:val="1F1F1F"/>
+          <w:szCs w:val="22"/>
+        </w:rPr>
+        <w:t>부터</w:t>
+      </w:r>
+      <w:proofErr w:type="spellEnd"/>
+      <w:r>
+        <w:rPr>
+          <w:rFonts w:ascii="Pretendard" w:eastAsia="Pretendard" w:hAnsi="Pretendard"/>
+          <w:color w:val="1F1F1F"/>
+          <w:szCs w:val="22"/>
+        </w:rPr>
+        <w:t xml:space="preserve"> 100 이외의 값인 경우에도 정상 동작하도록 계산식에 상수를 직접 사용하지 않는다.</w:t>
       </w:r>
     </w:p>
     <w:p>
@@ -4643,13 +5327,41 @@
           <w:szCs w:val="22"/>
         </w:rPr>
       </w:pPr>
-      <w:r>
-        <w:rPr>
-          <w:rFonts w:ascii="Pretendard" w:eastAsia="Pretendard" w:hAnsi="Pretendard"/>
-          <w:color w:val="1F1F1F"/>
-          <w:szCs w:val="22"/>
-        </w:rPr>
-        <w:t>입력값이 랜덤하게 중복해서 섞여있을 수 있다.</w:t>
+      <w:proofErr w:type="spellStart"/>
+      <w:r>
+        <w:rPr>
+          <w:rFonts w:ascii="Pretendard" w:eastAsia="Pretendard" w:hAnsi="Pretendard"/>
+          <w:color w:val="1F1F1F"/>
+          <w:szCs w:val="22"/>
+        </w:rPr>
+        <w:t>입력값이</w:t>
+      </w:r>
+      <w:proofErr w:type="spellEnd"/>
+      <w:r>
+        <w:rPr>
+          <w:rFonts w:ascii="Pretendard" w:eastAsia="Pretendard" w:hAnsi="Pretendard"/>
+          <w:color w:val="1F1F1F"/>
+          <w:szCs w:val="22"/>
+        </w:rPr>
+        <w:t xml:space="preserve"> 랜덤하게 중복해서 </w:t>
+      </w:r>
+      <w:proofErr w:type="spellStart"/>
+      <w:r>
+        <w:rPr>
+          <w:rFonts w:ascii="Pretendard" w:eastAsia="Pretendard" w:hAnsi="Pretendard"/>
+          <w:color w:val="1F1F1F"/>
+          <w:szCs w:val="22"/>
+        </w:rPr>
+        <w:t>섞여있을</w:t>
+      </w:r>
+      <w:proofErr w:type="spellEnd"/>
+      <w:r>
+        <w:rPr>
+          <w:rFonts w:ascii="Pretendard" w:eastAsia="Pretendard" w:hAnsi="Pretendard"/>
+          <w:color w:val="1F1F1F"/>
+          <w:szCs w:val="22"/>
+        </w:rPr>
+        <w:t xml:space="preserve"> 수 있다.</w:t>
       </w:r>
     </w:p>
     <w:p>
@@ -4678,7 +5390,29 @@
           <w:color w:val="1F1F1F"/>
           <w:szCs w:val="22"/>
         </w:rPr>
-        <w:t>방법1 : for문을 사용하시오.</w:t>
+        <w:t xml:space="preserve">방법1 : for문을 </w:t>
+      </w:r>
+      <w:proofErr w:type="spellStart"/>
+      <w:r>
+        <w:rPr>
+          <w:rFonts w:ascii="Pretendard" w:eastAsia="Pretendard" w:hAnsi="Pretendard"/>
+          <w:b/>
+          <w:bCs/>
+          <w:color w:val="1F1F1F"/>
+          <w:szCs w:val="22"/>
+        </w:rPr>
+        <w:t>사용하시오</w:t>
+      </w:r>
+      <w:proofErr w:type="spellEnd"/>
+      <w:r>
+        <w:rPr>
+          <w:rFonts w:ascii="Pretendard" w:eastAsia="Pretendard" w:hAnsi="Pretendard"/>
+          <w:b/>
+          <w:bCs/>
+          <w:color w:val="1F1F1F"/>
+          <w:szCs w:val="22"/>
+        </w:rPr>
+        <w:t>.</w:t>
       </w:r>
     </w:p>
     <w:p>
@@ -4734,7 +5468,29 @@
           <w:color w:val="1F1F1F"/>
           <w:szCs w:val="22"/>
         </w:rPr>
-        <w:t>방법2 : numpy 이용</w:t>
+        <w:t xml:space="preserve">방법2 : </w:t>
+      </w:r>
+      <w:proofErr w:type="spellStart"/>
+      <w:r>
+        <w:rPr>
+          <w:rFonts w:ascii="Pretendard" w:eastAsia="Pretendard" w:hAnsi="Pretendard"/>
+          <w:b/>
+          <w:bCs/>
+          <w:color w:val="1F1F1F"/>
+          <w:szCs w:val="22"/>
+        </w:rPr>
+        <w:t>numpy</w:t>
+      </w:r>
+      <w:proofErr w:type="spellEnd"/>
+      <w:r>
+        <w:rPr>
+          <w:rFonts w:ascii="Pretendard" w:eastAsia="Pretendard" w:hAnsi="Pretendard"/>
+          <w:b/>
+          <w:bCs/>
+          <w:color w:val="1F1F1F"/>
+          <w:szCs w:val="22"/>
+        </w:rPr>
+        <w:t xml:space="preserve"> 이용</w:t>
       </w:r>
     </w:p>
     <w:p>
@@ -4782,13 +5538,23 @@
           <w:szCs w:val="22"/>
         </w:rPr>
       </w:pPr>
-      <w:r>
-        <w:rPr>
-          <w:rFonts w:ascii="Pretendard" w:eastAsia="Pretendard" w:hAnsi="Pretendard"/>
-          <w:color w:val="1F1F1F"/>
-          <w:szCs w:val="22"/>
-        </w:rPr>
-        <w:t>입력값은 공백으로 구분한다.</w:t>
+      <w:proofErr w:type="spellStart"/>
+      <w:r>
+        <w:rPr>
+          <w:rFonts w:ascii="Pretendard" w:eastAsia="Pretendard" w:hAnsi="Pretendard"/>
+          <w:color w:val="1F1F1F"/>
+          <w:szCs w:val="22"/>
+        </w:rPr>
+        <w:t>입력값은</w:t>
+      </w:r>
+      <w:proofErr w:type="spellEnd"/>
+      <w:r>
+        <w:rPr>
+          <w:rFonts w:ascii="Pretendard" w:eastAsia="Pretendard" w:hAnsi="Pretendard"/>
+          <w:color w:val="1F1F1F"/>
+          <w:szCs w:val="22"/>
+        </w:rPr>
+        <w:t xml:space="preserve"> 공백으로 구분한다.</w:t>
       </w:r>
     </w:p>
     <w:p>
@@ -5205,6 +5971,7 @@
         </w:rPr>
         <w:t xml:space="preserve">mean = total / </w:t>
       </w:r>
+      <w:proofErr w:type="spellStart"/>
       <w:r>
         <w:rPr>
           <w:rFonts w:ascii="Pretendard" w:eastAsia="Pretendard" w:hAnsi="Pretendard" w:cs="Courier New"/>
@@ -5213,6 +5980,7 @@
         </w:rPr>
         <w:t>len</w:t>
       </w:r>
+      <w:proofErr w:type="spellEnd"/>
       <w:r>
         <w:rPr>
           <w:rFonts w:ascii="Pretendard" w:eastAsia="Pretendard" w:hAnsi="Pretendard" w:cs="Courier New"/>
@@ -5270,13 +6038,23 @@
           <w:szCs w:val="22"/>
         </w:rPr>
       </w:pPr>
-      <w:r>
-        <w:rPr>
-          <w:rFonts w:ascii="Pretendard" w:eastAsia="Pretendard" w:hAnsi="Pretendard" w:cs="Courier New"/>
-          <w:color w:val="000000"/>
-          <w:szCs w:val="22"/>
-        </w:rPr>
-        <w:t xml:space="preserve">var_sum = </w:t>
+      <w:proofErr w:type="spellStart"/>
+      <w:r>
+        <w:rPr>
+          <w:rFonts w:ascii="Pretendard" w:eastAsia="Pretendard" w:hAnsi="Pretendard" w:cs="Courier New"/>
+          <w:color w:val="000000"/>
+          <w:szCs w:val="22"/>
+        </w:rPr>
+        <w:t>var_sum</w:t>
+      </w:r>
+      <w:proofErr w:type="spellEnd"/>
+      <w:r>
+        <w:rPr>
+          <w:rFonts w:ascii="Pretendard" w:eastAsia="Pretendard" w:hAnsi="Pretendard" w:cs="Courier New"/>
+          <w:color w:val="000000"/>
+          <w:szCs w:val="22"/>
+        </w:rPr>
+        <w:t xml:space="preserve"> = </w:t>
       </w:r>
       <w:r>
         <w:rPr>
@@ -5370,7 +6148,25 @@
           <w:color w:val="000000"/>
           <w:szCs w:val="22"/>
         </w:rPr>
-        <w:t xml:space="preserve">  var_sum += (kk - mean) ** </w:t>
+        <w:t xml:space="preserve">  </w:t>
+      </w:r>
+      <w:proofErr w:type="spellStart"/>
+      <w:r>
+        <w:rPr>
+          <w:rFonts w:ascii="Pretendard" w:eastAsia="Pretendard" w:hAnsi="Pretendard" w:cs="Courier New"/>
+          <w:color w:val="000000"/>
+          <w:szCs w:val="22"/>
+        </w:rPr>
+        <w:t>var_sum</w:t>
+      </w:r>
+      <w:proofErr w:type="spellEnd"/>
+      <w:r>
+        <w:rPr>
+          <w:rFonts w:ascii="Pretendard" w:eastAsia="Pretendard" w:hAnsi="Pretendard" w:cs="Courier New"/>
+          <w:color w:val="000000"/>
+          <w:szCs w:val="22"/>
+        </w:rPr>
+        <w:t xml:space="preserve"> += (kk - mean) ** </w:t>
       </w:r>
       <w:r>
         <w:rPr>
@@ -5413,8 +6209,27 @@
           <w:color w:val="000000"/>
           <w:szCs w:val="22"/>
         </w:rPr>
-        <w:t xml:space="preserve">variance = var_sum / </w:t>
-      </w:r>
+        <w:t xml:space="preserve">variance = </w:t>
+      </w:r>
+      <w:proofErr w:type="spellStart"/>
+      <w:r>
+        <w:rPr>
+          <w:rFonts w:ascii="Pretendard" w:eastAsia="Pretendard" w:hAnsi="Pretendard" w:cs="Courier New"/>
+          <w:color w:val="000000"/>
+          <w:szCs w:val="22"/>
+        </w:rPr>
+        <w:t>var_sum</w:t>
+      </w:r>
+      <w:proofErr w:type="spellEnd"/>
+      <w:r>
+        <w:rPr>
+          <w:rFonts w:ascii="Pretendard" w:eastAsia="Pretendard" w:hAnsi="Pretendard" w:cs="Courier New"/>
+          <w:color w:val="000000"/>
+          <w:szCs w:val="22"/>
+        </w:rPr>
+        <w:t xml:space="preserve"> / </w:t>
+      </w:r>
+      <w:proofErr w:type="spellStart"/>
       <w:r>
         <w:rPr>
           <w:rFonts w:ascii="Pretendard" w:eastAsia="Pretendard" w:hAnsi="Pretendard" w:cs="Courier New"/>
@@ -5423,6 +6238,7 @@
         </w:rPr>
         <w:t>len</w:t>
       </w:r>
+      <w:proofErr w:type="spellEnd"/>
       <w:r>
         <w:rPr>
           <w:rFonts w:ascii="Pretendard" w:eastAsia="Pretendard" w:hAnsi="Pretendard" w:cs="Courier New"/>
@@ -5481,13 +6297,23 @@
           <w:szCs w:val="22"/>
         </w:rPr>
       </w:pPr>
-      <w:r>
-        <w:rPr>
-          <w:rFonts w:ascii="Pretendard" w:eastAsia="Pretendard" w:hAnsi="Pretendard" w:cs="Courier New"/>
-          <w:color w:val="000000"/>
-          <w:szCs w:val="22"/>
-        </w:rPr>
-        <w:t xml:space="preserve">std_dev = variance ** </w:t>
+      <w:proofErr w:type="spellStart"/>
+      <w:r>
+        <w:rPr>
+          <w:rFonts w:ascii="Pretendard" w:eastAsia="Pretendard" w:hAnsi="Pretendard" w:cs="Courier New"/>
+          <w:color w:val="000000"/>
+          <w:szCs w:val="22"/>
+        </w:rPr>
+        <w:t>std_dev</w:t>
+      </w:r>
+      <w:proofErr w:type="spellEnd"/>
+      <w:r>
+        <w:rPr>
+          <w:rFonts w:ascii="Pretendard" w:eastAsia="Pretendard" w:hAnsi="Pretendard" w:cs="Courier New"/>
+          <w:color w:val="000000"/>
+          <w:szCs w:val="22"/>
+        </w:rPr>
+        <w:t xml:space="preserve"> = variance ** </w:t>
       </w:r>
       <w:r>
         <w:rPr>
@@ -5861,13 +6687,23 @@
           <w:szCs w:val="22"/>
         </w:rPr>
       </w:pPr>
-      <w:r>
-        <w:rPr>
-          <w:rFonts w:ascii="Pretendard" w:eastAsia="Pretendard" w:hAnsi="Pretendard" w:cs="Courier New"/>
-          <w:color w:val="000000"/>
-          <w:szCs w:val="22"/>
-        </w:rPr>
-        <w:t xml:space="preserve">sorted_data = </w:t>
+      <w:proofErr w:type="spellStart"/>
+      <w:r>
+        <w:rPr>
+          <w:rFonts w:ascii="Pretendard" w:eastAsia="Pretendard" w:hAnsi="Pretendard" w:cs="Courier New"/>
+          <w:color w:val="000000"/>
+          <w:szCs w:val="22"/>
+        </w:rPr>
+        <w:t>sorted_data</w:t>
+      </w:r>
+      <w:proofErr w:type="spellEnd"/>
+      <w:r>
+        <w:rPr>
+          <w:rFonts w:ascii="Pretendard" w:eastAsia="Pretendard" w:hAnsi="Pretendard" w:cs="Courier New"/>
+          <w:color w:val="000000"/>
+          <w:szCs w:val="22"/>
+        </w:rPr>
+        <w:t xml:space="preserve"> = </w:t>
       </w:r>
       <w:r>
         <w:rPr>
@@ -5912,6 +6748,7 @@
         </w:rPr>
         <w:t xml:space="preserve">n = </w:t>
       </w:r>
+      <w:proofErr w:type="spellStart"/>
       <w:r>
         <w:rPr>
           <w:rFonts w:ascii="Pretendard" w:eastAsia="Pretendard" w:hAnsi="Pretendard" w:cs="Courier New"/>
@@ -5920,21 +6757,58 @@
         </w:rPr>
         <w:t>len</w:t>
       </w:r>
-      <w:r>
-        <w:rPr>
-          <w:rFonts w:ascii="Pretendard" w:eastAsia="Pretendard" w:hAnsi="Pretendard" w:cs="Courier New"/>
-          <w:color w:val="000000"/>
-          <w:szCs w:val="22"/>
-        </w:rPr>
-        <w:t xml:space="preserve">(sorted_data) </w:t>
-      </w:r>
-      <w:r>
-        <w:rPr>
-          <w:rFonts w:ascii="Pretendard" w:eastAsia="Pretendard" w:hAnsi="Pretendard" w:cs="Courier New"/>
-          <w:color w:val="008000"/>
-          <w:szCs w:val="22"/>
-        </w:rPr>
-        <w:t># 정정렬된 data 리스트의 길이</w:t>
+      <w:proofErr w:type="spellEnd"/>
+      <w:r>
+        <w:rPr>
+          <w:rFonts w:ascii="Pretendard" w:eastAsia="Pretendard" w:hAnsi="Pretendard" w:cs="Courier New"/>
+          <w:color w:val="000000"/>
+          <w:szCs w:val="22"/>
+        </w:rPr>
+        <w:t>(</w:t>
+      </w:r>
+      <w:proofErr w:type="spellStart"/>
+      <w:r>
+        <w:rPr>
+          <w:rFonts w:ascii="Pretendard" w:eastAsia="Pretendard" w:hAnsi="Pretendard" w:cs="Courier New"/>
+          <w:color w:val="000000"/>
+          <w:szCs w:val="22"/>
+        </w:rPr>
+        <w:t>sorted_data</w:t>
+      </w:r>
+      <w:proofErr w:type="spellEnd"/>
+      <w:r>
+        <w:rPr>
+          <w:rFonts w:ascii="Pretendard" w:eastAsia="Pretendard" w:hAnsi="Pretendard" w:cs="Courier New"/>
+          <w:color w:val="000000"/>
+          <w:szCs w:val="22"/>
+        </w:rPr>
+        <w:t xml:space="preserve">) </w:t>
+      </w:r>
+      <w:r>
+        <w:rPr>
+          <w:rFonts w:ascii="Pretendard" w:eastAsia="Pretendard" w:hAnsi="Pretendard" w:cs="Courier New"/>
+          <w:color w:val="008000"/>
+          <w:szCs w:val="22"/>
+        </w:rPr>
+        <w:t xml:space="preserve"># </w:t>
+      </w:r>
+      <w:proofErr w:type="spellStart"/>
+      <w:r>
+        <w:rPr>
+          <w:rFonts w:ascii="Pretendard" w:eastAsia="Pretendard" w:hAnsi="Pretendard" w:cs="Courier New"/>
+          <w:color w:val="008000"/>
+          <w:szCs w:val="22"/>
+        </w:rPr>
+        <w:t>정정렬된</w:t>
+      </w:r>
+      <w:proofErr w:type="spellEnd"/>
+      <w:r>
+        <w:rPr>
+          <w:rFonts w:ascii="Pretendard" w:eastAsia="Pretendard" w:hAnsi="Pretendard" w:cs="Courier New"/>
+          <w:color w:val="008000"/>
+          <w:szCs w:val="22"/>
+        </w:rPr>
+        <w:t xml:space="preserve"> data 리스트의 길이</w:t>
       </w:r>
     </w:p>
     <w:p>
@@ -6047,7 +6921,43 @@
           <w:color w:val="000000"/>
           <w:szCs w:val="22"/>
         </w:rPr>
-        <w:t xml:space="preserve">    median = (sorted_data[n//</w:t>
+        <w:t xml:space="preserve">    median = (</w:t>
+      </w:r>
+      <w:proofErr w:type="spellStart"/>
+      <w:r>
+        <w:rPr>
+          <w:rFonts w:ascii="Pretendard" w:eastAsia="Pretendard" w:hAnsi="Pretendard" w:cs="Courier New"/>
+          <w:color w:val="000000"/>
+          <w:szCs w:val="22"/>
+        </w:rPr>
+        <w:t>sorted_</w:t>
+      </w:r>
+      <w:proofErr w:type="gramStart"/>
+      <w:r>
+        <w:rPr>
+          <w:rFonts w:ascii="Pretendard" w:eastAsia="Pretendard" w:hAnsi="Pretendard" w:cs="Courier New"/>
+          <w:color w:val="000000"/>
+          <w:szCs w:val="22"/>
+        </w:rPr>
+        <w:t>data</w:t>
+      </w:r>
+      <w:proofErr w:type="spellEnd"/>
+      <w:r>
+        <w:rPr>
+          <w:rFonts w:ascii="Pretendard" w:eastAsia="Pretendard" w:hAnsi="Pretendard" w:cs="Courier New"/>
+          <w:color w:val="000000"/>
+          <w:szCs w:val="22"/>
+        </w:rPr>
+        <w:t>[</w:t>
+      </w:r>
+      <w:proofErr w:type="gramEnd"/>
+      <w:r>
+        <w:rPr>
+          <w:rFonts w:ascii="Pretendard" w:eastAsia="Pretendard" w:hAnsi="Pretendard" w:cs="Courier New"/>
+          <w:color w:val="000000"/>
+          <w:szCs w:val="22"/>
+        </w:rPr>
+        <w:t>n//</w:t>
       </w:r>
       <w:r>
         <w:rPr>
@@ -6079,7 +6989,25 @@
           <w:color w:val="000000"/>
           <w:szCs w:val="22"/>
         </w:rPr>
-        <w:t>] + sorted_data[n//</w:t>
+        <w:t xml:space="preserve">] + </w:t>
+      </w:r>
+      <w:proofErr w:type="spellStart"/>
+      <w:r>
+        <w:rPr>
+          <w:rFonts w:ascii="Pretendard" w:eastAsia="Pretendard" w:hAnsi="Pretendard" w:cs="Courier New"/>
+          <w:color w:val="000000"/>
+          <w:szCs w:val="22"/>
+        </w:rPr>
+        <w:t>sorted_data</w:t>
+      </w:r>
+      <w:proofErr w:type="spellEnd"/>
+      <w:r>
+        <w:rPr>
+          <w:rFonts w:ascii="Pretendard" w:eastAsia="Pretendard" w:hAnsi="Pretendard" w:cs="Courier New"/>
+          <w:color w:val="000000"/>
+          <w:szCs w:val="22"/>
+        </w:rPr>
+        <w:t>[n//</w:t>
       </w:r>
       <w:r>
         <w:rPr>
@@ -6157,7 +7085,25 @@
           <w:color w:val="000000"/>
           <w:szCs w:val="22"/>
         </w:rPr>
-        <w:t xml:space="preserve">    median = sorted_data[n//</w:t>
+        <w:t xml:space="preserve">    median = </w:t>
+      </w:r>
+      <w:proofErr w:type="spellStart"/>
+      <w:r>
+        <w:rPr>
+          <w:rFonts w:ascii="Pretendard" w:eastAsia="Pretendard" w:hAnsi="Pretendard" w:cs="Courier New"/>
+          <w:color w:val="000000"/>
+          <w:szCs w:val="22"/>
+        </w:rPr>
+        <w:t>sorted_data</w:t>
+      </w:r>
+      <w:proofErr w:type="spellEnd"/>
+      <w:r>
+        <w:rPr>
+          <w:rFonts w:ascii="Pretendard" w:eastAsia="Pretendard" w:hAnsi="Pretendard" w:cs="Courier New"/>
+          <w:color w:val="000000"/>
+          <w:szCs w:val="22"/>
+        </w:rPr>
+        <w:t>[n//</w:t>
       </w:r>
       <w:r>
         <w:rPr>
@@ -6832,8 +7778,18 @@
           <w:color w:val="008000"/>
           <w:szCs w:val="22"/>
         </w:rPr>
-        <w:t># 방법2 numpy</w:t>
-      </w:r>
+        <w:t xml:space="preserve"># 방법2 </w:t>
+      </w:r>
+      <w:proofErr w:type="spellStart"/>
+      <w:r>
+        <w:rPr>
+          <w:rFonts w:ascii="Pretendard" w:eastAsia="Pretendard" w:hAnsi="Pretendard" w:cs="Courier New"/>
+          <w:color w:val="008000"/>
+          <w:szCs w:val="22"/>
+        </w:rPr>
+        <w:t>numpy</w:t>
+      </w:r>
+      <w:proofErr w:type="spellEnd"/>
     </w:p>
     <w:p>
       <w:pPr>
@@ -6859,7 +7815,25 @@
           <w:color w:val="000000"/>
           <w:szCs w:val="22"/>
         </w:rPr>
-        <w:t xml:space="preserve"> numpy </w:t>
+        <w:t xml:space="preserve"> </w:t>
+      </w:r>
+      <w:proofErr w:type="spellStart"/>
+      <w:r>
+        <w:rPr>
+          <w:rFonts w:ascii="Pretendard" w:eastAsia="Pretendard" w:hAnsi="Pretendard" w:cs="Courier New"/>
+          <w:color w:val="000000"/>
+          <w:szCs w:val="22"/>
+        </w:rPr>
+        <w:t>numpy</w:t>
+      </w:r>
+      <w:proofErr w:type="spellEnd"/>
+      <w:r>
+        <w:rPr>
+          <w:rFonts w:ascii="Pretendard" w:eastAsia="Pretendard" w:hAnsi="Pretendard" w:cs="Courier New"/>
+          <w:color w:val="000000"/>
+          <w:szCs w:val="22"/>
+        </w:rPr>
+        <w:t xml:space="preserve"> </w:t>
       </w:r>
       <w:r>
         <w:rPr>
@@ -6883,7 +7857,25 @@
           <w:color w:val="008000"/>
           <w:szCs w:val="22"/>
         </w:rPr>
-        <w:t># numpy 라이브러리 불러오기</w:t>
+        <w:t xml:space="preserve"># </w:t>
+      </w:r>
+      <w:proofErr w:type="spellStart"/>
+      <w:r>
+        <w:rPr>
+          <w:rFonts w:ascii="Pretendard" w:eastAsia="Pretendard" w:hAnsi="Pretendard" w:cs="Courier New"/>
+          <w:color w:val="008000"/>
+          <w:szCs w:val="22"/>
+        </w:rPr>
+        <w:t>numpy</w:t>
+      </w:r>
+      <w:proofErr w:type="spellEnd"/>
+      <w:r>
+        <w:rPr>
+          <w:rFonts w:ascii="Pretendard" w:eastAsia="Pretendard" w:hAnsi="Pretendard" w:cs="Courier New"/>
+          <w:color w:val="008000"/>
+          <w:szCs w:val="22"/>
+        </w:rPr>
+        <w:t xml:space="preserve"> 라이브러리 불러오기</w:t>
       </w:r>
     </w:p>
     <w:p>
@@ -6970,37 +7962,73 @@
           <w:color w:val="008000"/>
           <w:szCs w:val="22"/>
         </w:rPr>
-        <w:t>#   3. 선형대수, 푸리에변환, 난수 생성 등</w:t>
-      </w:r>
-    </w:p>
-    <w:p>
-      <w:pPr>
-        <w:shd w:val="clear" w:color="auto" w:fill="F7F7F7"/>
-        <w:spacing w:line="285" w:lineRule="atLeast"/>
-        <w:rPr>
-          <w:rFonts w:ascii="Pretendard" w:eastAsia="Pretendard" w:hAnsi="Pretendard" w:cs="Courier New"/>
-          <w:color w:val="000000"/>
-          <w:szCs w:val="22"/>
-        </w:rPr>
-      </w:pPr>
-    </w:p>
-    <w:p>
-      <w:pPr>
-        <w:shd w:val="clear" w:color="auto" w:fill="F7F7F7"/>
-        <w:spacing w:line="285" w:lineRule="atLeast"/>
-        <w:rPr>
-          <w:rFonts w:ascii="Pretendard" w:eastAsia="Pretendard" w:hAnsi="Pretendard" w:cs="Courier New"/>
-          <w:color w:val="000000"/>
-          <w:szCs w:val="22"/>
-        </w:rPr>
-      </w:pPr>
-      <w:r>
-        <w:rPr>
-          <w:rFonts w:ascii="Pretendard" w:eastAsia="Pretendard" w:hAnsi="Pretendard" w:cs="Courier New"/>
-          <w:color w:val="000000"/>
-          <w:szCs w:val="22"/>
-        </w:rPr>
-        <w:t>data = np.arange(</w:t>
+        <w:t xml:space="preserve">#   3. 선형대수, </w:t>
+      </w:r>
+      <w:proofErr w:type="spellStart"/>
+      <w:r>
+        <w:rPr>
+          <w:rFonts w:ascii="Pretendard" w:eastAsia="Pretendard" w:hAnsi="Pretendard" w:cs="Courier New"/>
+          <w:color w:val="008000"/>
+          <w:szCs w:val="22"/>
+        </w:rPr>
+        <w:t>푸리에변환</w:t>
+      </w:r>
+      <w:proofErr w:type="spellEnd"/>
+      <w:r>
+        <w:rPr>
+          <w:rFonts w:ascii="Pretendard" w:eastAsia="Pretendard" w:hAnsi="Pretendard" w:cs="Courier New"/>
+          <w:color w:val="008000"/>
+          <w:szCs w:val="22"/>
+        </w:rPr>
+        <w:t>, 난수 생성 등</w:t>
+      </w:r>
+    </w:p>
+    <w:p>
+      <w:pPr>
+        <w:shd w:val="clear" w:color="auto" w:fill="F7F7F7"/>
+        <w:spacing w:line="285" w:lineRule="atLeast"/>
+        <w:rPr>
+          <w:rFonts w:ascii="Pretendard" w:eastAsia="Pretendard" w:hAnsi="Pretendard" w:cs="Courier New"/>
+          <w:color w:val="000000"/>
+          <w:szCs w:val="22"/>
+        </w:rPr>
+      </w:pPr>
+    </w:p>
+    <w:p>
+      <w:pPr>
+        <w:shd w:val="clear" w:color="auto" w:fill="F7F7F7"/>
+        <w:spacing w:line="285" w:lineRule="atLeast"/>
+        <w:rPr>
+          <w:rFonts w:ascii="Pretendard" w:eastAsia="Pretendard" w:hAnsi="Pretendard" w:cs="Courier New"/>
+          <w:color w:val="000000"/>
+          <w:szCs w:val="22"/>
+        </w:rPr>
+      </w:pPr>
+      <w:r>
+        <w:rPr>
+          <w:rFonts w:ascii="Pretendard" w:eastAsia="Pretendard" w:hAnsi="Pretendard" w:cs="Courier New"/>
+          <w:color w:val="000000"/>
+          <w:szCs w:val="22"/>
+        </w:rPr>
+        <w:t xml:space="preserve">data = </w:t>
+      </w:r>
+      <w:proofErr w:type="spellStart"/>
+      <w:r>
+        <w:rPr>
+          <w:rFonts w:ascii="Pretendard" w:eastAsia="Pretendard" w:hAnsi="Pretendard" w:cs="Courier New"/>
+          <w:color w:val="000000"/>
+          <w:szCs w:val="22"/>
+        </w:rPr>
+        <w:t>np.arange</w:t>
+      </w:r>
+      <w:proofErr w:type="spellEnd"/>
+      <w:r>
+        <w:rPr>
+          <w:rFonts w:ascii="Pretendard" w:eastAsia="Pretendard" w:hAnsi="Pretendard" w:cs="Courier New"/>
+          <w:color w:val="000000"/>
+          <w:szCs w:val="22"/>
+        </w:rPr>
+        <w:t>(</w:t>
       </w:r>
       <w:r>
         <w:rPr>
@@ -7040,7 +8068,25 @@
           <w:color w:val="008000"/>
           <w:szCs w:val="22"/>
         </w:rPr>
-        <w:t># 1 ~ 100까지 숫자를 생성하여 numpy 배열로 저장</w:t>
+        <w:t xml:space="preserve"># 1 ~ 100까지 숫자를 생성하여 </w:t>
+      </w:r>
+      <w:proofErr w:type="spellStart"/>
+      <w:r>
+        <w:rPr>
+          <w:rFonts w:ascii="Pretendard" w:eastAsia="Pretendard" w:hAnsi="Pretendard" w:cs="Courier New"/>
+          <w:color w:val="008000"/>
+          <w:szCs w:val="22"/>
+        </w:rPr>
+        <w:t>numpy</w:t>
+      </w:r>
+      <w:proofErr w:type="spellEnd"/>
+      <w:r>
+        <w:rPr>
+          <w:rFonts w:ascii="Pretendard" w:eastAsia="Pretendard" w:hAnsi="Pretendard" w:cs="Courier New"/>
+          <w:color w:val="008000"/>
+          <w:szCs w:val="22"/>
+        </w:rPr>
+        <w:t xml:space="preserve"> 배열로 저장</w:t>
       </w:r>
     </w:p>
     <w:p>
@@ -7089,7 +8135,25 @@
           <w:color w:val="000000"/>
           <w:szCs w:val="22"/>
         </w:rPr>
-        <w:t xml:space="preserve">mean = np.mean(data)  </w:t>
+        <w:t xml:space="preserve">mean = </w:t>
+      </w:r>
+      <w:proofErr w:type="spellStart"/>
+      <w:r>
+        <w:rPr>
+          <w:rFonts w:ascii="Pretendard" w:eastAsia="Pretendard" w:hAnsi="Pretendard" w:cs="Courier New"/>
+          <w:color w:val="000000"/>
+          <w:szCs w:val="22"/>
+        </w:rPr>
+        <w:t>np.mean</w:t>
+      </w:r>
+      <w:proofErr w:type="spellEnd"/>
+      <w:r>
+        <w:rPr>
+          <w:rFonts w:ascii="Pretendard" w:eastAsia="Pretendard" w:hAnsi="Pretendard" w:cs="Courier New"/>
+          <w:color w:val="000000"/>
+          <w:szCs w:val="22"/>
+        </w:rPr>
+        <w:t xml:space="preserve">(data)  </w:t>
       </w:r>
       <w:r>
         <w:rPr>
@@ -7116,7 +8180,25 @@
           <w:color w:val="000000"/>
           <w:szCs w:val="22"/>
         </w:rPr>
-        <w:t xml:space="preserve">variance = np.var(data) </w:t>
+        <w:t xml:space="preserve">variance = </w:t>
+      </w:r>
+      <w:proofErr w:type="spellStart"/>
+      <w:r>
+        <w:rPr>
+          <w:rFonts w:ascii="Pretendard" w:eastAsia="Pretendard" w:hAnsi="Pretendard" w:cs="Courier New"/>
+          <w:color w:val="000000"/>
+          <w:szCs w:val="22"/>
+        </w:rPr>
+        <w:t>np.var</w:t>
+      </w:r>
+      <w:proofErr w:type="spellEnd"/>
+      <w:r>
+        <w:rPr>
+          <w:rFonts w:ascii="Pretendard" w:eastAsia="Pretendard" w:hAnsi="Pretendard" w:cs="Courier New"/>
+          <w:color w:val="000000"/>
+          <w:szCs w:val="22"/>
+        </w:rPr>
+        <w:t xml:space="preserve">(data) </w:t>
       </w:r>
       <w:r>
         <w:rPr>
@@ -7137,13 +8219,41 @@
           <w:szCs w:val="22"/>
         </w:rPr>
       </w:pPr>
-      <w:r>
-        <w:rPr>
-          <w:rFonts w:ascii="Pretendard" w:eastAsia="Pretendard" w:hAnsi="Pretendard" w:cs="Courier New"/>
-          <w:color w:val="000000"/>
-          <w:szCs w:val="22"/>
-        </w:rPr>
-        <w:t xml:space="preserve">std_dev = np.std(data)  </w:t>
+      <w:proofErr w:type="spellStart"/>
+      <w:r>
+        <w:rPr>
+          <w:rFonts w:ascii="Pretendard" w:eastAsia="Pretendard" w:hAnsi="Pretendard" w:cs="Courier New"/>
+          <w:color w:val="000000"/>
+          <w:szCs w:val="22"/>
+        </w:rPr>
+        <w:t>std_dev</w:t>
+      </w:r>
+      <w:proofErr w:type="spellEnd"/>
+      <w:r>
+        <w:rPr>
+          <w:rFonts w:ascii="Pretendard" w:eastAsia="Pretendard" w:hAnsi="Pretendard" w:cs="Courier New"/>
+          <w:color w:val="000000"/>
+          <w:szCs w:val="22"/>
+        </w:rPr>
+        <w:t xml:space="preserve"> = </w:t>
+      </w:r>
+      <w:proofErr w:type="spellStart"/>
+      <w:r>
+        <w:rPr>
+          <w:rFonts w:ascii="Pretendard" w:eastAsia="Pretendard" w:hAnsi="Pretendard" w:cs="Courier New"/>
+          <w:color w:val="000000"/>
+          <w:szCs w:val="22"/>
+        </w:rPr>
+        <w:t>np.std</w:t>
+      </w:r>
+      <w:proofErr w:type="spellEnd"/>
+      <w:r>
+        <w:rPr>
+          <w:rFonts w:ascii="Pretendard" w:eastAsia="Pretendard" w:hAnsi="Pretendard" w:cs="Courier New"/>
+          <w:color w:val="000000"/>
+          <w:szCs w:val="22"/>
+        </w:rPr>
+        <w:t xml:space="preserve">(data)  </w:t>
       </w:r>
       <w:r>
         <w:rPr>
@@ -7170,7 +8280,16 @@
           <w:color w:val="000000"/>
           <w:szCs w:val="22"/>
         </w:rPr>
-        <w:t>maximum = np.</w:t>
+        <w:t xml:space="preserve">maximum = </w:t>
+      </w:r>
+      <w:proofErr w:type="spellStart"/>
+      <w:r>
+        <w:rPr>
+          <w:rFonts w:ascii="Pretendard" w:eastAsia="Pretendard" w:hAnsi="Pretendard" w:cs="Courier New"/>
+          <w:color w:val="000000"/>
+          <w:szCs w:val="22"/>
+        </w:rPr>
+        <w:t>np.</w:t>
       </w:r>
       <w:r>
         <w:rPr>
@@ -7180,6 +8299,7 @@
         </w:rPr>
         <w:t>max</w:t>
       </w:r>
+      <w:proofErr w:type="spellEnd"/>
       <w:r>
         <w:rPr>
           <w:rFonts w:ascii="Pretendard" w:eastAsia="Pretendard" w:hAnsi="Pretendard" w:cs="Courier New"/>
@@ -7213,7 +8333,16 @@
           <w:color w:val="000000"/>
           <w:szCs w:val="22"/>
         </w:rPr>
-        <w:t>minimum = np.</w:t>
+        <w:t xml:space="preserve">minimum = </w:t>
+      </w:r>
+      <w:proofErr w:type="spellStart"/>
+      <w:r>
+        <w:rPr>
+          <w:rFonts w:ascii="Pretendard" w:eastAsia="Pretendard" w:hAnsi="Pretendard" w:cs="Courier New"/>
+          <w:color w:val="000000"/>
+          <w:szCs w:val="22"/>
+        </w:rPr>
+        <w:t>np.</w:t>
       </w:r>
       <w:r>
         <w:rPr>
@@ -7223,6 +8352,7 @@
         </w:rPr>
         <w:t>min</w:t>
       </w:r>
+      <w:proofErr w:type="spellEnd"/>
       <w:r>
         <w:rPr>
           <w:rFonts w:ascii="Pretendard" w:eastAsia="Pretendard" w:hAnsi="Pretendard" w:cs="Courier New"/>
@@ -7256,7 +8386,25 @@
           <w:color w:val="000000"/>
           <w:szCs w:val="22"/>
         </w:rPr>
-        <w:t xml:space="preserve">median = np.median(data)  </w:t>
+        <w:t xml:space="preserve">median = </w:t>
+      </w:r>
+      <w:proofErr w:type="spellStart"/>
+      <w:r>
+        <w:rPr>
+          <w:rFonts w:ascii="Pretendard" w:eastAsia="Pretendard" w:hAnsi="Pretendard" w:cs="Courier New"/>
+          <w:color w:val="000000"/>
+          <w:szCs w:val="22"/>
+        </w:rPr>
+        <w:t>np.median</w:t>
+      </w:r>
+      <w:proofErr w:type="spellEnd"/>
+      <w:r>
+        <w:rPr>
+          <w:rFonts w:ascii="Pretendard" w:eastAsia="Pretendard" w:hAnsi="Pretendard" w:cs="Courier New"/>
+          <w:color w:val="000000"/>
+          <w:szCs w:val="22"/>
+        </w:rPr>
+        <w:t xml:space="preserve">(data)  </w:t>
       </w:r>
       <w:r>
         <w:rPr>
@@ -7345,7 +8493,16 @@
           <w:color w:val="000000"/>
           <w:szCs w:val="22"/>
         </w:rPr>
-        <w:t>{np.</w:t>
+        <w:t>{</w:t>
+      </w:r>
+      <w:proofErr w:type="spellStart"/>
+      <w:r>
+        <w:rPr>
+          <w:rFonts w:ascii="Pretendard" w:eastAsia="Pretendard" w:hAnsi="Pretendard" w:cs="Courier New"/>
+          <w:color w:val="000000"/>
+          <w:szCs w:val="22"/>
+        </w:rPr>
+        <w:t>np.</w:t>
       </w:r>
       <w:r>
         <w:rPr>
@@ -7355,6 +8512,7 @@
         </w:rPr>
         <w:t>sum</w:t>
       </w:r>
+      <w:proofErr w:type="spellEnd"/>
       <w:r>
         <w:rPr>
           <w:rFonts w:ascii="Pretendard" w:eastAsia="Pretendard" w:hAnsi="Pretendard" w:cs="Courier New"/>
@@ -7996,7 +9154,43 @@
           <w:color w:val="1F1F1F"/>
           <w:szCs w:val="22"/>
         </w:rPr>
-        <w:t>삭제할 문자열을 검색하고, 문자열을 삭제하는 delete_List() 함수를 완성하시오.</w:t>
+        <w:t xml:space="preserve">삭제할 문자열을 검색하고, 문자열을 삭제하는 </w:t>
+      </w:r>
+      <w:proofErr w:type="spellStart"/>
+      <w:r>
+        <w:rPr>
+          <w:rFonts w:ascii="Pretendard" w:eastAsia="Pretendard" w:hAnsi="Pretendard"/>
+          <w:color w:val="1F1F1F"/>
+          <w:szCs w:val="22"/>
+        </w:rPr>
+        <w:t>delete_List</w:t>
+      </w:r>
+      <w:proofErr w:type="spellEnd"/>
+      <w:r>
+        <w:rPr>
+          <w:rFonts w:ascii="Pretendard" w:eastAsia="Pretendard" w:hAnsi="Pretendard"/>
+          <w:color w:val="1F1F1F"/>
+          <w:szCs w:val="22"/>
+        </w:rPr>
+        <w:t xml:space="preserve">() 함수를 </w:t>
+      </w:r>
+      <w:proofErr w:type="spellStart"/>
+      <w:r>
+        <w:rPr>
+          <w:rFonts w:ascii="Pretendard" w:eastAsia="Pretendard" w:hAnsi="Pretendard"/>
+          <w:color w:val="1F1F1F"/>
+          <w:szCs w:val="22"/>
+        </w:rPr>
+        <w:t>완성하시오</w:t>
+      </w:r>
+      <w:proofErr w:type="spellEnd"/>
+      <w:r>
+        <w:rPr>
+          <w:rFonts w:ascii="Pretendard" w:eastAsia="Pretendard" w:hAnsi="Pretendard"/>
+          <w:color w:val="1F1F1F"/>
+          <w:szCs w:val="22"/>
+        </w:rPr>
+        <w:t>.</w:t>
       </w:r>
     </w:p>
     <w:p>
@@ -8068,7 +9262,43 @@
           <w:color w:val="1F1F1F"/>
           <w:szCs w:val="22"/>
         </w:rPr>
-        <w:t>으로 바꾸고 delete_List() 함수를 완성하시오.</w:t>
+        <w:t xml:space="preserve">으로 바꾸고 </w:t>
+      </w:r>
+      <w:proofErr w:type="spellStart"/>
+      <w:r>
+        <w:rPr>
+          <w:rFonts w:ascii="Pretendard" w:eastAsia="Pretendard" w:hAnsi="Pretendard"/>
+          <w:color w:val="1F1F1F"/>
+          <w:szCs w:val="22"/>
+        </w:rPr>
+        <w:t>delete_List</w:t>
+      </w:r>
+      <w:proofErr w:type="spellEnd"/>
+      <w:r>
+        <w:rPr>
+          <w:rFonts w:ascii="Pretendard" w:eastAsia="Pretendard" w:hAnsi="Pretendard"/>
+          <w:color w:val="1F1F1F"/>
+          <w:szCs w:val="22"/>
+        </w:rPr>
+        <w:t xml:space="preserve">() 함수를 </w:t>
+      </w:r>
+      <w:proofErr w:type="spellStart"/>
+      <w:r>
+        <w:rPr>
+          <w:rFonts w:ascii="Pretendard" w:eastAsia="Pretendard" w:hAnsi="Pretendard"/>
+          <w:color w:val="1F1F1F"/>
+          <w:szCs w:val="22"/>
+        </w:rPr>
+        <w:t>완성하시오</w:t>
+      </w:r>
+      <w:proofErr w:type="spellEnd"/>
+      <w:r>
+        <w:rPr>
+          <w:rFonts w:ascii="Pretendard" w:eastAsia="Pretendard" w:hAnsi="Pretendard"/>
+          <w:color w:val="1F1F1F"/>
+          <w:szCs w:val="22"/>
+        </w:rPr>
+        <w:t>.</w:t>
       </w:r>
     </w:p>
     <w:p>
@@ -8181,7 +9411,25 @@
           <w:color w:val="1F1F1F"/>
           <w:szCs w:val="22"/>
         </w:rPr>
-        <w:t>방법 택1</w:t>
+        <w:t xml:space="preserve">방법 </w:t>
+      </w:r>
+      <w:proofErr w:type="spellStart"/>
+      <w:r>
+        <w:rPr>
+          <w:rFonts w:ascii="Pretendard" w:eastAsia="Pretendard" w:hAnsi="Pretendard"/>
+          <w:color w:val="1F1F1F"/>
+          <w:szCs w:val="22"/>
+        </w:rPr>
+        <w:t>택</w:t>
+      </w:r>
+      <w:proofErr w:type="spellEnd"/>
+      <w:r>
+        <w:rPr>
+          <w:rFonts w:ascii="Pretendard" w:eastAsia="Pretendard" w:hAnsi="Pretendard"/>
+          <w:color w:val="1F1F1F"/>
+          <w:szCs w:val="22"/>
+        </w:rPr>
+        <w:t>1</w:t>
       </w:r>
     </w:p>
     <w:p>
@@ -8293,21 +9541,41 @@
         </w:rPr>
         <w:t xml:space="preserve"> </w:t>
       </w:r>
+      <w:proofErr w:type="spellStart"/>
       <w:r>
         <w:rPr>
           <w:rFonts w:ascii="Pretendard" w:eastAsia="Pretendard" w:hAnsi="Pretendard" w:cs="Courier New"/>
           <w:color w:val="795E26"/>
           <w:szCs w:val="22"/>
         </w:rPr>
-        <w:t>append_List</w:t>
-      </w:r>
-      <w:r>
-        <w:rPr>
-          <w:rFonts w:ascii="Pretendard" w:eastAsia="Pretendard" w:hAnsi="Pretendard" w:cs="Courier New"/>
-          <w:color w:val="000000"/>
-          <w:szCs w:val="22"/>
-        </w:rPr>
-        <w:t>():</w:t>
+        <w:t>append_</w:t>
+      </w:r>
+      <w:proofErr w:type="gramStart"/>
+      <w:r>
+        <w:rPr>
+          <w:rFonts w:ascii="Pretendard" w:eastAsia="Pretendard" w:hAnsi="Pretendard" w:cs="Courier New"/>
+          <w:color w:val="795E26"/>
+          <w:szCs w:val="22"/>
+        </w:rPr>
+        <w:t>List</w:t>
+      </w:r>
+      <w:proofErr w:type="spellEnd"/>
+      <w:r>
+        <w:rPr>
+          <w:rFonts w:ascii="Pretendard" w:eastAsia="Pretendard" w:hAnsi="Pretendard" w:cs="Courier New"/>
+          <w:color w:val="000000"/>
+          <w:szCs w:val="22"/>
+        </w:rPr>
+        <w:t>(</w:t>
+      </w:r>
+      <w:proofErr w:type="gramEnd"/>
+      <w:r>
+        <w:rPr>
+          <w:rFonts w:ascii="Pretendard" w:eastAsia="Pretendard" w:hAnsi="Pretendard" w:cs="Courier New"/>
+          <w:color w:val="000000"/>
+          <w:szCs w:val="22"/>
+        </w:rPr>
+        <w:t>):</w:t>
       </w:r>
     </w:p>
     <w:p>
@@ -8328,6 +9596,7 @@
         </w:rPr>
         <w:t xml:space="preserve">  key = </w:t>
       </w:r>
+      <w:proofErr w:type="gramStart"/>
       <w:r>
         <w:rPr>
           <w:rFonts w:ascii="Pretendard" w:eastAsia="Pretendard" w:hAnsi="Pretendard" w:cs="Courier New"/>
@@ -8344,13 +9613,32 @@
         </w:rPr>
         <w:t>(</w:t>
       </w:r>
+      <w:proofErr w:type="gramEnd"/>
       <w:r>
         <w:rPr>
           <w:rFonts w:ascii="Pretendard" w:eastAsia="Pretendard" w:hAnsi="Pretendard" w:cs="Courier New"/>
           <w:color w:val="A31515"/>
           <w:szCs w:val="22"/>
         </w:rPr>
-        <w:t>'Append Data :'</w:t>
+        <w:t xml:space="preserve">'Append </w:t>
+      </w:r>
+      <w:proofErr w:type="gramStart"/>
+      <w:r>
+        <w:rPr>
+          <w:rFonts w:ascii="Pretendard" w:eastAsia="Pretendard" w:hAnsi="Pretendard" w:cs="Courier New"/>
+          <w:color w:val="A31515"/>
+          <w:szCs w:val="22"/>
+        </w:rPr>
+        <w:t>Data :</w:t>
+      </w:r>
+      <w:proofErr w:type="gramEnd"/>
+      <w:r>
+        <w:rPr>
+          <w:rFonts w:ascii="Pretendard" w:eastAsia="Pretendard" w:hAnsi="Pretendard" w:cs="Courier New"/>
+          <w:color w:val="A31515"/>
+          <w:szCs w:val="22"/>
+        </w:rPr>
+        <w:t>'</w:t>
       </w:r>
       <w:r>
         <w:rPr>
@@ -8452,21 +9740,41 @@
         </w:rPr>
         <w:t xml:space="preserve"> </w:t>
       </w:r>
+      <w:proofErr w:type="spellStart"/>
       <w:r>
         <w:rPr>
           <w:rFonts w:ascii="Pretendard" w:eastAsia="Pretendard" w:hAnsi="Pretendard" w:cs="Courier New"/>
           <w:color w:val="795E26"/>
           <w:szCs w:val="22"/>
         </w:rPr>
-        <w:t>print_List</w:t>
-      </w:r>
-      <w:r>
-        <w:rPr>
-          <w:rFonts w:ascii="Pretendard" w:eastAsia="Pretendard" w:hAnsi="Pretendard" w:cs="Courier New"/>
-          <w:color w:val="000000"/>
-          <w:szCs w:val="22"/>
-        </w:rPr>
-        <w:t>():</w:t>
+        <w:t>print_</w:t>
+      </w:r>
+      <w:proofErr w:type="gramStart"/>
+      <w:r>
+        <w:rPr>
+          <w:rFonts w:ascii="Pretendard" w:eastAsia="Pretendard" w:hAnsi="Pretendard" w:cs="Courier New"/>
+          <w:color w:val="795E26"/>
+          <w:szCs w:val="22"/>
+        </w:rPr>
+        <w:t>List</w:t>
+      </w:r>
+      <w:proofErr w:type="spellEnd"/>
+      <w:r>
+        <w:rPr>
+          <w:rFonts w:ascii="Pretendard" w:eastAsia="Pretendard" w:hAnsi="Pretendard" w:cs="Courier New"/>
+          <w:color w:val="000000"/>
+          <w:szCs w:val="22"/>
+        </w:rPr>
+        <w:t>(</w:t>
+      </w:r>
+      <w:proofErr w:type="gramEnd"/>
+      <w:r>
+        <w:rPr>
+          <w:rFonts w:ascii="Pretendard" w:eastAsia="Pretendard" w:hAnsi="Pretendard" w:cs="Courier New"/>
+          <w:color w:val="000000"/>
+          <w:szCs w:val="22"/>
+        </w:rPr>
+        <w:t>):</w:t>
       </w:r>
     </w:p>
     <w:p>
@@ -8568,21 +9876,41 @@
         </w:rPr>
         <w:t xml:space="preserve"> </w:t>
       </w:r>
+      <w:proofErr w:type="spellStart"/>
       <w:r>
         <w:rPr>
           <w:rFonts w:ascii="Pretendard" w:eastAsia="Pretendard" w:hAnsi="Pretendard" w:cs="Courier New"/>
           <w:color w:val="795E26"/>
           <w:szCs w:val="22"/>
         </w:rPr>
-        <w:t>delete_List</w:t>
-      </w:r>
-      <w:r>
-        <w:rPr>
-          <w:rFonts w:ascii="Pretendard" w:eastAsia="Pretendard" w:hAnsi="Pretendard" w:cs="Courier New"/>
-          <w:color w:val="000000"/>
-          <w:szCs w:val="22"/>
-        </w:rPr>
-        <w:t>():</w:t>
+        <w:t>delete_</w:t>
+      </w:r>
+      <w:proofErr w:type="gramStart"/>
+      <w:r>
+        <w:rPr>
+          <w:rFonts w:ascii="Pretendard" w:eastAsia="Pretendard" w:hAnsi="Pretendard" w:cs="Courier New"/>
+          <w:color w:val="795E26"/>
+          <w:szCs w:val="22"/>
+        </w:rPr>
+        <w:t>List</w:t>
+      </w:r>
+      <w:proofErr w:type="spellEnd"/>
+      <w:r>
+        <w:rPr>
+          <w:rFonts w:ascii="Pretendard" w:eastAsia="Pretendard" w:hAnsi="Pretendard" w:cs="Courier New"/>
+          <w:color w:val="000000"/>
+          <w:szCs w:val="22"/>
+        </w:rPr>
+        <w:t>(</w:t>
+      </w:r>
+      <w:proofErr w:type="gramEnd"/>
+      <w:r>
+        <w:rPr>
+          <w:rFonts w:ascii="Pretendard" w:eastAsia="Pretendard" w:hAnsi="Pretendard" w:cs="Courier New"/>
+          <w:color w:val="000000"/>
+          <w:szCs w:val="22"/>
+        </w:rPr>
+        <w:t>):</w:t>
       </w:r>
     </w:p>
     <w:p>
@@ -9416,7 +10744,43 @@
           <w:color w:val="000000"/>
           <w:szCs w:val="22"/>
         </w:rPr>
-        <w:t xml:space="preserve">    append_List()</w:t>
+        <w:t xml:space="preserve">    </w:t>
+      </w:r>
+      <w:proofErr w:type="spellStart"/>
+      <w:r>
+        <w:rPr>
+          <w:rFonts w:ascii="Pretendard" w:eastAsia="Pretendard" w:hAnsi="Pretendard" w:cs="Courier New"/>
+          <w:color w:val="000000"/>
+          <w:szCs w:val="22"/>
+        </w:rPr>
+        <w:t>append_</w:t>
+      </w:r>
+      <w:proofErr w:type="gramStart"/>
+      <w:r>
+        <w:rPr>
+          <w:rFonts w:ascii="Pretendard" w:eastAsia="Pretendard" w:hAnsi="Pretendard" w:cs="Courier New"/>
+          <w:color w:val="000000"/>
+          <w:szCs w:val="22"/>
+        </w:rPr>
+        <w:t>List</w:t>
+      </w:r>
+      <w:proofErr w:type="spellEnd"/>
+      <w:r>
+        <w:rPr>
+          <w:rFonts w:ascii="Pretendard" w:eastAsia="Pretendard" w:hAnsi="Pretendard" w:cs="Courier New"/>
+          <w:color w:val="000000"/>
+          <w:szCs w:val="22"/>
+        </w:rPr>
+        <w:t>(</w:t>
+      </w:r>
+      <w:proofErr w:type="gramEnd"/>
+      <w:r>
+        <w:rPr>
+          <w:rFonts w:ascii="Pretendard" w:eastAsia="Pretendard" w:hAnsi="Pretendard" w:cs="Courier New"/>
+          <w:color w:val="000000"/>
+          <w:szCs w:val="22"/>
+        </w:rPr>
+        <w:t>)</w:t>
       </w:r>
     </w:p>
     <w:p>
@@ -9437,6 +10801,7 @@
         </w:rPr>
         <w:t xml:space="preserve">  </w:t>
       </w:r>
+      <w:proofErr w:type="spellStart"/>
       <w:r>
         <w:rPr>
           <w:rFonts w:ascii="Pretendard" w:eastAsia="Pretendard" w:hAnsi="Pretendard" w:cs="Courier New"/>
@@ -9445,6 +10810,7 @@
         </w:rPr>
         <w:t>elif</w:t>
       </w:r>
+      <w:proofErr w:type="spellEnd"/>
       <w:r>
         <w:rPr>
           <w:rFonts w:ascii="Pretendard" w:eastAsia="Pretendard" w:hAnsi="Pretendard" w:cs="Courier New"/>
@@ -9486,7 +10852,43 @@
           <w:color w:val="000000"/>
           <w:szCs w:val="22"/>
         </w:rPr>
-        <w:t xml:space="preserve">    print_List()</w:t>
+        <w:t xml:space="preserve">    </w:t>
+      </w:r>
+      <w:proofErr w:type="spellStart"/>
+      <w:r>
+        <w:rPr>
+          <w:rFonts w:ascii="Pretendard" w:eastAsia="Pretendard" w:hAnsi="Pretendard" w:cs="Courier New"/>
+          <w:color w:val="000000"/>
+          <w:szCs w:val="22"/>
+        </w:rPr>
+        <w:t>print_</w:t>
+      </w:r>
+      <w:proofErr w:type="gramStart"/>
+      <w:r>
+        <w:rPr>
+          <w:rFonts w:ascii="Pretendard" w:eastAsia="Pretendard" w:hAnsi="Pretendard" w:cs="Courier New"/>
+          <w:color w:val="000000"/>
+          <w:szCs w:val="22"/>
+        </w:rPr>
+        <w:t>List</w:t>
+      </w:r>
+      <w:proofErr w:type="spellEnd"/>
+      <w:r>
+        <w:rPr>
+          <w:rFonts w:ascii="Pretendard" w:eastAsia="Pretendard" w:hAnsi="Pretendard" w:cs="Courier New"/>
+          <w:color w:val="000000"/>
+          <w:szCs w:val="22"/>
+        </w:rPr>
+        <w:t>(</w:t>
+      </w:r>
+      <w:proofErr w:type="gramEnd"/>
+      <w:r>
+        <w:rPr>
+          <w:rFonts w:ascii="Pretendard" w:eastAsia="Pretendard" w:hAnsi="Pretendard" w:cs="Courier New"/>
+          <w:color w:val="000000"/>
+          <w:szCs w:val="22"/>
+        </w:rPr>
+        <w:t>)</w:t>
       </w:r>
     </w:p>
     <w:p>
@@ -9507,6 +10909,7 @@
         </w:rPr>
         <w:t xml:space="preserve">  </w:t>
       </w:r>
+      <w:proofErr w:type="spellStart"/>
       <w:r>
         <w:rPr>
           <w:rFonts w:ascii="Pretendard" w:eastAsia="Pretendard" w:hAnsi="Pretendard" w:cs="Courier New"/>
@@ -9515,6 +10918,7 @@
         </w:rPr>
         <w:t>elif</w:t>
       </w:r>
+      <w:proofErr w:type="spellEnd"/>
       <w:r>
         <w:rPr>
           <w:rFonts w:ascii="Pretendard" w:eastAsia="Pretendard" w:hAnsi="Pretendard" w:cs="Courier New"/>
@@ -9556,7 +10960,43 @@
           <w:color w:val="000000"/>
           <w:szCs w:val="22"/>
         </w:rPr>
-        <w:t xml:space="preserve">    delete_List()</w:t>
+        <w:t xml:space="preserve">    </w:t>
+      </w:r>
+      <w:proofErr w:type="spellStart"/>
+      <w:r>
+        <w:rPr>
+          <w:rFonts w:ascii="Pretendard" w:eastAsia="Pretendard" w:hAnsi="Pretendard" w:cs="Courier New"/>
+          <w:color w:val="000000"/>
+          <w:szCs w:val="22"/>
+        </w:rPr>
+        <w:t>delete_</w:t>
+      </w:r>
+      <w:proofErr w:type="gramStart"/>
+      <w:r>
+        <w:rPr>
+          <w:rFonts w:ascii="Pretendard" w:eastAsia="Pretendard" w:hAnsi="Pretendard" w:cs="Courier New"/>
+          <w:color w:val="000000"/>
+          <w:szCs w:val="22"/>
+        </w:rPr>
+        <w:t>List</w:t>
+      </w:r>
+      <w:proofErr w:type="spellEnd"/>
+      <w:r>
+        <w:rPr>
+          <w:rFonts w:ascii="Pretendard" w:eastAsia="Pretendard" w:hAnsi="Pretendard" w:cs="Courier New"/>
+          <w:color w:val="000000"/>
+          <w:szCs w:val="22"/>
+        </w:rPr>
+        <w:t>(</w:t>
+      </w:r>
+      <w:proofErr w:type="gramEnd"/>
+      <w:r>
+        <w:rPr>
+          <w:rFonts w:ascii="Pretendard" w:eastAsia="Pretendard" w:hAnsi="Pretendard" w:cs="Courier New"/>
+          <w:color w:val="000000"/>
+          <w:szCs w:val="22"/>
+        </w:rPr>
+        <w:t>)</w:t>
       </w:r>
     </w:p>
     <w:p>
@@ -9664,7 +11104,25 @@
           <w:color w:val="A31515"/>
           <w:szCs w:val="22"/>
         </w:rPr>
-        <w:t>'\nThanks.'</w:t>
+        <w:t>'\</w:t>
+      </w:r>
+      <w:proofErr w:type="spellStart"/>
+      <w:r>
+        <w:rPr>
+          <w:rFonts w:ascii="Pretendard" w:eastAsia="Pretendard" w:hAnsi="Pretendard" w:cs="Courier New"/>
+          <w:color w:val="A31515"/>
+          <w:szCs w:val="22"/>
+        </w:rPr>
+        <w:t>nThanks</w:t>
+      </w:r>
+      <w:proofErr w:type="spellEnd"/>
+      <w:r>
+        <w:rPr>
+          <w:rFonts w:ascii="Pretendard" w:eastAsia="Pretendard" w:hAnsi="Pretendard" w:cs="Courier New"/>
+          <w:color w:val="A31515"/>
+          <w:szCs w:val="22"/>
+        </w:rPr>
+        <w:t>.'</w:t>
       </w:r>
       <w:r>
         <w:rPr>
@@ -9893,7 +11351,25 @@
           <w:color w:val="1F1F1F"/>
           <w:szCs w:val="22"/>
         </w:rPr>
-        <w:t>코드 내용을 수정해서 올바른 입출력을 갖는 프로그램을 작성하시오.</w:t>
+        <w:t xml:space="preserve">코드 내용을 수정해서 올바른 입출력을 갖는 프로그램을 </w:t>
+      </w:r>
+      <w:proofErr w:type="spellStart"/>
+      <w:r>
+        <w:rPr>
+          <w:rFonts w:ascii="Pretendard" w:eastAsia="Pretendard" w:hAnsi="Pretendard"/>
+          <w:color w:val="1F1F1F"/>
+          <w:szCs w:val="22"/>
+        </w:rPr>
+        <w:t>작성하시오</w:t>
+      </w:r>
+      <w:proofErr w:type="spellEnd"/>
+      <w:r>
+        <w:rPr>
+          <w:rFonts w:ascii="Pretendard" w:eastAsia="Pretendard" w:hAnsi="Pretendard"/>
+          <w:color w:val="1F1F1F"/>
+          <w:szCs w:val="22"/>
+        </w:rPr>
+        <w:t>.</w:t>
       </w:r>
     </w:p>
     <w:p>
@@ -9941,13 +11417,41 @@
           <w:szCs w:val="22"/>
         </w:rPr>
       </w:pPr>
-      <w:r>
-        <w:rPr>
-          <w:rFonts w:ascii="Pretendard" w:eastAsia="Pretendard" w:hAnsi="Pretendard"/>
-          <w:color w:val="1F1F1F"/>
-          <w:szCs w:val="22"/>
-        </w:rPr>
-        <w:t>Jupyterlab 을 이용하시오.</w:t>
+      <w:proofErr w:type="spellStart"/>
+      <w:r>
+        <w:rPr>
+          <w:rFonts w:ascii="Pretendard" w:eastAsia="Pretendard" w:hAnsi="Pretendard"/>
+          <w:color w:val="1F1F1F"/>
+          <w:szCs w:val="22"/>
+        </w:rPr>
+        <w:t>Jupyterlab</w:t>
+      </w:r>
+      <w:proofErr w:type="spellEnd"/>
+      <w:r>
+        <w:rPr>
+          <w:rFonts w:ascii="Pretendard" w:eastAsia="Pretendard" w:hAnsi="Pretendard"/>
+          <w:color w:val="1F1F1F"/>
+          <w:szCs w:val="22"/>
+        </w:rPr>
+        <w:t xml:space="preserve"> 을 </w:t>
+      </w:r>
+      <w:proofErr w:type="spellStart"/>
+      <w:r>
+        <w:rPr>
+          <w:rFonts w:ascii="Pretendard" w:eastAsia="Pretendard" w:hAnsi="Pretendard"/>
+          <w:color w:val="1F1F1F"/>
+          <w:szCs w:val="22"/>
+        </w:rPr>
+        <w:t>이용하시오</w:t>
+      </w:r>
+      <w:proofErr w:type="spellEnd"/>
+      <w:r>
+        <w:rPr>
+          <w:rFonts w:ascii="Pretendard" w:eastAsia="Pretendard" w:hAnsi="Pretendard"/>
+          <w:color w:val="1F1F1F"/>
+          <w:szCs w:val="22"/>
+        </w:rPr>
+        <w:t>.</w:t>
       </w:r>
     </w:p>
     <w:p>
@@ -9974,8 +11478,18 @@
           <w:color w:val="1F1F1F"/>
           <w:szCs w:val="22"/>
         </w:rPr>
-        <w:t>두가지 방법 모두 작성하시오</w:t>
-      </w:r>
+        <w:t xml:space="preserve">두가지 방법 모두 </w:t>
+      </w:r>
+      <w:proofErr w:type="spellStart"/>
+      <w:r>
+        <w:rPr>
+          <w:rFonts w:ascii="Pretendard" w:eastAsia="Pretendard" w:hAnsi="Pretendard"/>
+          <w:color w:val="1F1F1F"/>
+          <w:szCs w:val="22"/>
+        </w:rPr>
+        <w:t>작성하시오</w:t>
+      </w:r>
+      <w:proofErr w:type="spellEnd"/>
     </w:p>
     <w:p>
       <w:pPr>
@@ -10001,8 +11515,18 @@
           <w:color w:val="1F1F1F"/>
           <w:szCs w:val="22"/>
         </w:rPr>
-        <w:t>(방법1) for 문을 사용하지 말것</w:t>
-      </w:r>
+        <w:t xml:space="preserve">(방법1) for 문을 사용하지 </w:t>
+      </w:r>
+      <w:proofErr w:type="spellStart"/>
+      <w:r>
+        <w:rPr>
+          <w:rFonts w:ascii="Pretendard" w:eastAsia="Pretendard" w:hAnsi="Pretendard"/>
+          <w:color w:val="1F1F1F"/>
+          <w:szCs w:val="22"/>
+        </w:rPr>
+        <w:t>말것</w:t>
+      </w:r>
+      <w:proofErr w:type="spellEnd"/>
     </w:p>
     <w:p>
       <w:pPr>
@@ -10028,27 +11552,47 @@
           <w:color w:val="1F1F1F"/>
           <w:szCs w:val="22"/>
         </w:rPr>
-        <w:t>(방법2) for 문을 사용할것</w:t>
-      </w:r>
-    </w:p>
-    <w:p>
-      <w:pPr>
-        <w:shd w:val="clear" w:color="auto" w:fill="F7F7F7"/>
-        <w:spacing w:line="285" w:lineRule="atLeast"/>
-        <w:rPr>
-          <w:rFonts w:ascii="Pretendard" w:eastAsia="Pretendard" w:hAnsi="Pretendard" w:cs="Courier New"/>
-          <w:color w:val="000000"/>
-          <w:szCs w:val="22"/>
-        </w:rPr>
-      </w:pPr>
-      <w:r>
-        <w:rPr>
-          <w:rFonts w:ascii="Pretendard" w:eastAsia="Pretendard" w:hAnsi="Pretendard" w:cs="Courier New"/>
-          <w:color w:val="008000"/>
-          <w:szCs w:val="22"/>
-        </w:rPr>
-        <w:t># (방법1) for 문을 사용하지 말것</w:t>
-      </w:r>
+        <w:t xml:space="preserve">(방법2) for 문을 </w:t>
+      </w:r>
+      <w:proofErr w:type="spellStart"/>
+      <w:r>
+        <w:rPr>
+          <w:rFonts w:ascii="Pretendard" w:eastAsia="Pretendard" w:hAnsi="Pretendard"/>
+          <w:color w:val="1F1F1F"/>
+          <w:szCs w:val="22"/>
+        </w:rPr>
+        <w:t>사용할것</w:t>
+      </w:r>
+      <w:proofErr w:type="spellEnd"/>
+    </w:p>
+    <w:p>
+      <w:pPr>
+        <w:shd w:val="clear" w:color="auto" w:fill="F7F7F7"/>
+        <w:spacing w:line="285" w:lineRule="atLeast"/>
+        <w:rPr>
+          <w:rFonts w:ascii="Pretendard" w:eastAsia="Pretendard" w:hAnsi="Pretendard" w:cs="Courier New"/>
+          <w:color w:val="000000"/>
+          <w:szCs w:val="22"/>
+        </w:rPr>
+      </w:pPr>
+      <w:r>
+        <w:rPr>
+          <w:rFonts w:ascii="Pretendard" w:eastAsia="Pretendard" w:hAnsi="Pretendard" w:cs="Courier New"/>
+          <w:color w:val="008000"/>
+          <w:szCs w:val="22"/>
+        </w:rPr>
+        <w:t xml:space="preserve"># (방법1) for 문을 사용하지 </w:t>
+      </w:r>
+      <w:proofErr w:type="spellStart"/>
+      <w:r>
+        <w:rPr>
+          <w:rFonts w:ascii="Pretendard" w:eastAsia="Pretendard" w:hAnsi="Pretendard" w:cs="Courier New"/>
+          <w:color w:val="008000"/>
+          <w:szCs w:val="22"/>
+        </w:rPr>
+        <w:t>말것</w:t>
+      </w:r>
+      <w:proofErr w:type="spellEnd"/>
     </w:p>
     <w:p>
       <w:pPr>
@@ -10162,21 +11706,41 @@
         </w:rPr>
         <w:t xml:space="preserve"> </w:t>
       </w:r>
+      <w:proofErr w:type="spellStart"/>
       <w:r>
         <w:rPr>
           <w:rFonts w:ascii="Pretendard" w:eastAsia="Pretendard" w:hAnsi="Pretendard" w:cs="Courier New"/>
           <w:color w:val="795E26"/>
           <w:szCs w:val="22"/>
         </w:rPr>
-        <w:t>delete_List</w:t>
-      </w:r>
-      <w:r>
-        <w:rPr>
-          <w:rFonts w:ascii="Pretendard" w:eastAsia="Pretendard" w:hAnsi="Pretendard" w:cs="Courier New"/>
-          <w:color w:val="000000"/>
-          <w:szCs w:val="22"/>
-        </w:rPr>
-        <w:t>():</w:t>
+        <w:t>delete_</w:t>
+      </w:r>
+      <w:proofErr w:type="gramStart"/>
+      <w:r>
+        <w:rPr>
+          <w:rFonts w:ascii="Pretendard" w:eastAsia="Pretendard" w:hAnsi="Pretendard" w:cs="Courier New"/>
+          <w:color w:val="795E26"/>
+          <w:szCs w:val="22"/>
+        </w:rPr>
+        <w:t>List</w:t>
+      </w:r>
+      <w:proofErr w:type="spellEnd"/>
+      <w:r>
+        <w:rPr>
+          <w:rFonts w:ascii="Pretendard" w:eastAsia="Pretendard" w:hAnsi="Pretendard" w:cs="Courier New"/>
+          <w:color w:val="000000"/>
+          <w:szCs w:val="22"/>
+        </w:rPr>
+        <w:t>(</w:t>
+      </w:r>
+      <w:proofErr w:type="gramEnd"/>
+      <w:r>
+        <w:rPr>
+          <w:rFonts w:ascii="Pretendard" w:eastAsia="Pretendard" w:hAnsi="Pretendard" w:cs="Courier New"/>
+          <w:color w:val="000000"/>
+          <w:szCs w:val="22"/>
+        </w:rPr>
+        <w:t>):</w:t>
       </w:r>
     </w:p>
     <w:p>
@@ -10308,7 +11872,25 @@
           <w:color w:val="008000"/>
           <w:szCs w:val="22"/>
         </w:rPr>
-        <w:t># 데이터열내에서 데이터 유무 검사</w:t>
+        <w:t xml:space="preserve"># </w:t>
+      </w:r>
+      <w:proofErr w:type="spellStart"/>
+      <w:r>
+        <w:rPr>
+          <w:rFonts w:ascii="Pretendard" w:eastAsia="Pretendard" w:hAnsi="Pretendard" w:cs="Courier New"/>
+          <w:color w:val="008000"/>
+          <w:szCs w:val="22"/>
+        </w:rPr>
+        <w:t>데이터열내에서</w:t>
+      </w:r>
+      <w:proofErr w:type="spellEnd"/>
+      <w:r>
+        <w:rPr>
+          <w:rFonts w:ascii="Pretendard" w:eastAsia="Pretendard" w:hAnsi="Pretendard" w:cs="Courier New"/>
+          <w:color w:val="008000"/>
+          <w:szCs w:val="22"/>
+        </w:rPr>
+        <w:t xml:space="preserve"> 데이터 유무 검사</w:t>
       </w:r>
     </w:p>
     <w:p>
@@ -10550,7 +12132,25 @@
           <w:color w:val="008000"/>
           <w:szCs w:val="22"/>
         </w:rPr>
-        <w:t># lt1[:] = 기존 리스트의 내용을 슬라이싱으로 전부 바꾼다</w:t>
+        <w:t xml:space="preserve"># lt1[:] = 기존 리스트의 내용을 </w:t>
+      </w:r>
+      <w:proofErr w:type="spellStart"/>
+      <w:r>
+        <w:rPr>
+          <w:rFonts w:ascii="Pretendard" w:eastAsia="Pretendard" w:hAnsi="Pretendard" w:cs="Courier New"/>
+          <w:color w:val="008000"/>
+          <w:szCs w:val="22"/>
+        </w:rPr>
+        <w:t>슬라이싱으로</w:t>
+      </w:r>
+      <w:proofErr w:type="spellEnd"/>
+      <w:r>
+        <w:rPr>
+          <w:rFonts w:ascii="Pretendard" w:eastAsia="Pretendard" w:hAnsi="Pretendard" w:cs="Courier New"/>
+          <w:color w:val="008000"/>
+          <w:szCs w:val="22"/>
+        </w:rPr>
+        <w:t xml:space="preserve"> 전부 바꾼다</w:t>
       </w:r>
     </w:p>
     <w:p>
@@ -10644,7 +12244,25 @@
           <w:color w:val="000000"/>
           <w:szCs w:val="22"/>
         </w:rPr>
-        <w:t xml:space="preserve"> kk != key]</w:t>
+        <w:t xml:space="preserve"> </w:t>
+      </w:r>
+      <w:proofErr w:type="gramStart"/>
+      <w:r>
+        <w:rPr>
+          <w:rFonts w:ascii="Pretendard" w:eastAsia="Pretendard" w:hAnsi="Pretendard" w:cs="Courier New"/>
+          <w:color w:val="000000"/>
+          <w:szCs w:val="22"/>
+        </w:rPr>
+        <w:t>kk !</w:t>
+      </w:r>
+      <w:proofErr w:type="gramEnd"/>
+      <w:r>
+        <w:rPr>
+          <w:rFonts w:ascii="Pretendard" w:eastAsia="Pretendard" w:hAnsi="Pretendard" w:cs="Courier New"/>
+          <w:color w:val="000000"/>
+          <w:szCs w:val="22"/>
+        </w:rPr>
+        <w:t>= key]</w:t>
       </w:r>
     </w:p>
     <w:p>
@@ -10722,6 +12340,7 @@
           <w:szCs w:val="22"/>
         </w:rPr>
       </w:pPr>
+      <w:proofErr w:type="spellStart"/>
       <w:r>
         <w:rPr>
           <w:rFonts w:ascii="Pretendard" w:eastAsia="Pretendard" w:hAnsi="Pretendard" w:cs="Courier New"/>
@@ -10729,7 +12348,34 @@
           <w:szCs w:val="22"/>
         </w:rPr>
         <w:lastRenderedPageBreak/>
-        <w:t>delete_List()</w:t>
+        <w:t>delete_</w:t>
+      </w:r>
+      <w:proofErr w:type="gramStart"/>
+      <w:r>
+        <w:rPr>
+          <w:rFonts w:ascii="Pretendard" w:eastAsia="Pretendard" w:hAnsi="Pretendard" w:cs="Courier New"/>
+          <w:color w:val="000000"/>
+          <w:szCs w:val="22"/>
+        </w:rPr>
+        <w:t>List</w:t>
+      </w:r>
+      <w:proofErr w:type="spellEnd"/>
+      <w:r>
+        <w:rPr>
+          <w:rFonts w:ascii="Pretendard" w:eastAsia="Pretendard" w:hAnsi="Pretendard" w:cs="Courier New"/>
+          <w:color w:val="000000"/>
+          <w:szCs w:val="22"/>
+        </w:rPr>
+        <w:t>(</w:t>
+      </w:r>
+      <w:proofErr w:type="gramEnd"/>
+      <w:r>
+        <w:rPr>
+          <w:rFonts w:ascii="Pretendard" w:eastAsia="Pretendard" w:hAnsi="Pretendard" w:cs="Courier New"/>
+          <w:color w:val="000000"/>
+          <w:szCs w:val="22"/>
+        </w:rPr>
+        <w:t>)</w:t>
       </w:r>
     </w:p>
     <w:p>
@@ -10857,8 +12503,18 @@
           <w:color w:val="008000"/>
           <w:szCs w:val="22"/>
         </w:rPr>
-        <w:t># (방법2) for 문을 사용할것</w:t>
-      </w:r>
+        <w:t xml:space="preserve"># (방법2) for 문을 </w:t>
+      </w:r>
+      <w:proofErr w:type="spellStart"/>
+      <w:r>
+        <w:rPr>
+          <w:rFonts w:ascii="Pretendard" w:eastAsia="Pretendard" w:hAnsi="Pretendard" w:cs="Courier New"/>
+          <w:color w:val="008000"/>
+          <w:szCs w:val="22"/>
+        </w:rPr>
+        <w:t>사용할것</w:t>
+      </w:r>
+      <w:proofErr w:type="spellEnd"/>
     </w:p>
     <w:p>
       <w:pPr>
@@ -10972,21 +12628,41 @@
         </w:rPr>
         <w:t xml:space="preserve"> </w:t>
       </w:r>
+      <w:proofErr w:type="spellStart"/>
       <w:r>
         <w:rPr>
           <w:rFonts w:ascii="Pretendard" w:eastAsia="Pretendard" w:hAnsi="Pretendard" w:cs="Courier New"/>
           <w:color w:val="795E26"/>
           <w:szCs w:val="22"/>
         </w:rPr>
-        <w:t>delete_List</w:t>
-      </w:r>
-      <w:r>
-        <w:rPr>
-          <w:rFonts w:ascii="Pretendard" w:eastAsia="Pretendard" w:hAnsi="Pretendard" w:cs="Courier New"/>
-          <w:color w:val="000000"/>
-          <w:szCs w:val="22"/>
-        </w:rPr>
-        <w:t>():</w:t>
+        <w:t>delete_</w:t>
+      </w:r>
+      <w:proofErr w:type="gramStart"/>
+      <w:r>
+        <w:rPr>
+          <w:rFonts w:ascii="Pretendard" w:eastAsia="Pretendard" w:hAnsi="Pretendard" w:cs="Courier New"/>
+          <w:color w:val="795E26"/>
+          <w:szCs w:val="22"/>
+        </w:rPr>
+        <w:t>List</w:t>
+      </w:r>
+      <w:proofErr w:type="spellEnd"/>
+      <w:r>
+        <w:rPr>
+          <w:rFonts w:ascii="Pretendard" w:eastAsia="Pretendard" w:hAnsi="Pretendard" w:cs="Courier New"/>
+          <w:color w:val="000000"/>
+          <w:szCs w:val="22"/>
+        </w:rPr>
+        <w:t>(</w:t>
+      </w:r>
+      <w:proofErr w:type="gramEnd"/>
+      <w:r>
+        <w:rPr>
+          <w:rFonts w:ascii="Pretendard" w:eastAsia="Pretendard" w:hAnsi="Pretendard" w:cs="Courier New"/>
+          <w:color w:val="000000"/>
+          <w:szCs w:val="22"/>
+        </w:rPr>
+        <w:t>):</w:t>
       </w:r>
     </w:p>
     <w:p>
@@ -11118,7 +12794,25 @@
           <w:color w:val="008000"/>
           <w:szCs w:val="22"/>
         </w:rPr>
-        <w:t># 데이터열내에서 데이터 유무 검사</w:t>
+        <w:t xml:space="preserve"># </w:t>
+      </w:r>
+      <w:proofErr w:type="spellStart"/>
+      <w:r>
+        <w:rPr>
+          <w:rFonts w:ascii="Pretendard" w:eastAsia="Pretendard" w:hAnsi="Pretendard" w:cs="Courier New"/>
+          <w:color w:val="008000"/>
+          <w:szCs w:val="22"/>
+        </w:rPr>
+        <w:t>데이터열내에서</w:t>
+      </w:r>
+      <w:proofErr w:type="spellEnd"/>
+      <w:r>
+        <w:rPr>
+          <w:rFonts w:ascii="Pretendard" w:eastAsia="Pretendard" w:hAnsi="Pretendard" w:cs="Courier New"/>
+          <w:color w:val="008000"/>
+          <w:szCs w:val="22"/>
+        </w:rPr>
+        <w:t xml:space="preserve"> 데이터 유무 검사</w:t>
       </w:r>
     </w:p>
     <w:p>
@@ -11395,7 +13089,25 @@
           <w:color w:val="000000"/>
           <w:szCs w:val="22"/>
         </w:rPr>
-        <w:t xml:space="preserve"> i </w:t>
+        <w:t xml:space="preserve"> </w:t>
+      </w:r>
+      <w:proofErr w:type="spellStart"/>
+      <w:r>
+        <w:rPr>
+          <w:rFonts w:ascii="Pretendard" w:eastAsia="Pretendard" w:hAnsi="Pretendard" w:cs="Courier New"/>
+          <w:color w:val="000000"/>
+          <w:szCs w:val="22"/>
+        </w:rPr>
+        <w:t>i</w:t>
+      </w:r>
+      <w:proofErr w:type="spellEnd"/>
+      <w:r>
+        <w:rPr>
+          <w:rFonts w:ascii="Pretendard" w:eastAsia="Pretendard" w:hAnsi="Pretendard" w:cs="Courier New"/>
+          <w:color w:val="000000"/>
+          <w:szCs w:val="22"/>
+        </w:rPr>
+        <w:t xml:space="preserve"> </w:t>
       </w:r>
       <w:r>
         <w:rPr>
@@ -11429,6 +13141,7 @@
         </w:rPr>
         <w:t>(</w:t>
       </w:r>
+      <w:proofErr w:type="spellStart"/>
       <w:r>
         <w:rPr>
           <w:rFonts w:ascii="Pretendard" w:eastAsia="Pretendard" w:hAnsi="Pretendard" w:cs="Courier New"/>
@@ -11437,6 +13150,7 @@
         </w:rPr>
         <w:t>len</w:t>
       </w:r>
+      <w:proofErr w:type="spellEnd"/>
       <w:r>
         <w:rPr>
           <w:rFonts w:ascii="Pretendard" w:eastAsia="Pretendard" w:hAnsi="Pretendard" w:cs="Courier New"/>
@@ -11534,7 +13248,25 @@
           <w:color w:val="000000"/>
           <w:szCs w:val="22"/>
         </w:rPr>
-        <w:t xml:space="preserve"> lt1[i] == key: </w:t>
+        <w:t xml:space="preserve"> lt1[</w:t>
+      </w:r>
+      <w:proofErr w:type="spellStart"/>
+      <w:r>
+        <w:rPr>
+          <w:rFonts w:ascii="Pretendard" w:eastAsia="Pretendard" w:hAnsi="Pretendard" w:cs="Courier New"/>
+          <w:color w:val="000000"/>
+          <w:szCs w:val="22"/>
+        </w:rPr>
+        <w:t>i</w:t>
+      </w:r>
+      <w:proofErr w:type="spellEnd"/>
+      <w:r>
+        <w:rPr>
+          <w:rFonts w:ascii="Pretendard" w:eastAsia="Pretendard" w:hAnsi="Pretendard" w:cs="Courier New"/>
+          <w:color w:val="000000"/>
+          <w:szCs w:val="22"/>
+        </w:rPr>
+        <w:t xml:space="preserve">] == key: </w:t>
       </w:r>
       <w:r>
         <w:rPr>
@@ -11577,7 +13309,25 @@
           <w:color w:val="000000"/>
           <w:szCs w:val="22"/>
         </w:rPr>
-        <w:t xml:space="preserve"> lt1[i] </w:t>
+        <w:t xml:space="preserve"> lt1[</w:t>
+      </w:r>
+      <w:proofErr w:type="spellStart"/>
+      <w:r>
+        <w:rPr>
+          <w:rFonts w:ascii="Pretendard" w:eastAsia="Pretendard" w:hAnsi="Pretendard" w:cs="Courier New"/>
+          <w:color w:val="000000"/>
+          <w:szCs w:val="22"/>
+        </w:rPr>
+        <w:t>i</w:t>
+      </w:r>
+      <w:proofErr w:type="spellEnd"/>
+      <w:r>
+        <w:rPr>
+          <w:rFonts w:ascii="Pretendard" w:eastAsia="Pretendard" w:hAnsi="Pretendard" w:cs="Courier New"/>
+          <w:color w:val="000000"/>
+          <w:szCs w:val="22"/>
+        </w:rPr>
+        <w:t xml:space="preserve">] </w:t>
       </w:r>
       <w:r>
         <w:rPr>
@@ -11655,13 +13405,41 @@
           <w:szCs w:val="22"/>
         </w:rPr>
       </w:pPr>
-      <w:r>
-        <w:rPr>
-          <w:rFonts w:ascii="Pretendard" w:eastAsia="Pretendard" w:hAnsi="Pretendard" w:cs="Courier New"/>
-          <w:color w:val="000000"/>
-          <w:szCs w:val="22"/>
-        </w:rPr>
-        <w:t>delete_List()</w:t>
+      <w:proofErr w:type="spellStart"/>
+      <w:r>
+        <w:rPr>
+          <w:rFonts w:ascii="Pretendard" w:eastAsia="Pretendard" w:hAnsi="Pretendard" w:cs="Courier New"/>
+          <w:color w:val="000000"/>
+          <w:szCs w:val="22"/>
+        </w:rPr>
+        <w:t>delete_</w:t>
+      </w:r>
+      <w:proofErr w:type="gramStart"/>
+      <w:r>
+        <w:rPr>
+          <w:rFonts w:ascii="Pretendard" w:eastAsia="Pretendard" w:hAnsi="Pretendard" w:cs="Courier New"/>
+          <w:color w:val="000000"/>
+          <w:szCs w:val="22"/>
+        </w:rPr>
+        <w:t>List</w:t>
+      </w:r>
+      <w:proofErr w:type="spellEnd"/>
+      <w:r>
+        <w:rPr>
+          <w:rFonts w:ascii="Pretendard" w:eastAsia="Pretendard" w:hAnsi="Pretendard" w:cs="Courier New"/>
+          <w:color w:val="000000"/>
+          <w:szCs w:val="22"/>
+        </w:rPr>
+        <w:t>(</w:t>
+      </w:r>
+      <w:proofErr w:type="gramEnd"/>
+      <w:r>
+        <w:rPr>
+          <w:rFonts w:ascii="Pretendard" w:eastAsia="Pretendard" w:hAnsi="Pretendard" w:cs="Courier New"/>
+          <w:color w:val="000000"/>
+          <w:szCs w:val="22"/>
+        </w:rPr>
+        <w:t>)</w:t>
       </w:r>
     </w:p>
     <w:p>
@@ -11836,7 +13614,25 @@
           <w:color w:val="1F1F1F"/>
           <w:szCs w:val="22"/>
         </w:rPr>
-        <w:t>슬라이스 연산자를 이용해서 다음과 같이 출력되도록 프로그램 하시오.</w:t>
+        <w:t xml:space="preserve">슬라이스 연산자를 이용해서 다음과 같이 출력되도록 프로그램 </w:t>
+      </w:r>
+      <w:proofErr w:type="spellStart"/>
+      <w:r>
+        <w:rPr>
+          <w:rFonts w:ascii="Pretendard" w:eastAsia="Pretendard" w:hAnsi="Pretendard"/>
+          <w:color w:val="1F1F1F"/>
+          <w:szCs w:val="22"/>
+        </w:rPr>
+        <w:t>하시오</w:t>
+      </w:r>
+      <w:proofErr w:type="spellEnd"/>
+      <w:r>
+        <w:rPr>
+          <w:rFonts w:ascii="Pretendard" w:eastAsia="Pretendard" w:hAnsi="Pretendard"/>
+          <w:color w:val="1F1F1F"/>
+          <w:szCs w:val="22"/>
+        </w:rPr>
+        <w:t>.</w:t>
       </w:r>
     </w:p>
     <w:p>
@@ -12155,7 +13951,25 @@
           <w:color w:val="1F1F1F"/>
           <w:szCs w:val="22"/>
         </w:rPr>
-        <w:t>다음은 문자열을 입력받고, 슬라이스 연산자를 이용한 출력 결과를 보여 주는 코드의 일부이다.</w:t>
+        <w:t xml:space="preserve">다음은 문자열을 </w:t>
+      </w:r>
+      <w:proofErr w:type="spellStart"/>
+      <w:r>
+        <w:rPr>
+          <w:rFonts w:ascii="Pretendard" w:eastAsia="Pretendard" w:hAnsi="Pretendard"/>
+          <w:color w:val="1F1F1F"/>
+          <w:szCs w:val="22"/>
+        </w:rPr>
+        <w:t>입력받고</w:t>
+      </w:r>
+      <w:proofErr w:type="spellEnd"/>
+      <w:r>
+        <w:rPr>
+          <w:rFonts w:ascii="Pretendard" w:eastAsia="Pretendard" w:hAnsi="Pretendard"/>
+          <w:color w:val="1F1F1F"/>
+          <w:szCs w:val="22"/>
+        </w:rPr>
+        <w:t>, 슬라이스 연산자를 이용한 출력 결과를 보여 주는 코드의 일부이다.</w:t>
       </w:r>
     </w:p>
     <w:p>
@@ -12174,7 +13988,25 @@
           <w:color w:val="1F1F1F"/>
           <w:szCs w:val="22"/>
         </w:rPr>
-        <w:t>코드에 맞는 출력 결과를 작성하시오.</w:t>
+        <w:t xml:space="preserve">코드에 맞는 출력 결과를 </w:t>
+      </w:r>
+      <w:proofErr w:type="spellStart"/>
+      <w:r>
+        <w:rPr>
+          <w:rFonts w:ascii="Pretendard" w:eastAsia="Pretendard" w:hAnsi="Pretendard"/>
+          <w:color w:val="1F1F1F"/>
+          <w:szCs w:val="22"/>
+        </w:rPr>
+        <w:t>작성하시오</w:t>
+      </w:r>
+      <w:proofErr w:type="spellEnd"/>
+      <w:r>
+        <w:rPr>
+          <w:rFonts w:ascii="Pretendard" w:eastAsia="Pretendard" w:hAnsi="Pretendard"/>
+          <w:color w:val="1F1F1F"/>
+          <w:szCs w:val="22"/>
+        </w:rPr>
+        <w:t>.</w:t>
       </w:r>
     </w:p>
     <w:p>
@@ -12201,7 +14033,25 @@
           <w:color w:val="1F1F1F"/>
           <w:szCs w:val="22"/>
         </w:rPr>
-        <w:t>오류이거나 출력이 없는 경우 x 표시하시오.</w:t>
+        <w:t xml:space="preserve">오류이거나 출력이 없는 경우 x </w:t>
+      </w:r>
+      <w:proofErr w:type="spellStart"/>
+      <w:r>
+        <w:rPr>
+          <w:rFonts w:ascii="Pretendard" w:eastAsia="Pretendard" w:hAnsi="Pretendard"/>
+          <w:color w:val="1F1F1F"/>
+          <w:szCs w:val="22"/>
+        </w:rPr>
+        <w:t>표시하시오</w:t>
+      </w:r>
+      <w:proofErr w:type="spellEnd"/>
+      <w:r>
+        <w:rPr>
+          <w:rFonts w:ascii="Pretendard" w:eastAsia="Pretendard" w:hAnsi="Pretendard"/>
+          <w:color w:val="1F1F1F"/>
+          <w:szCs w:val="22"/>
+        </w:rPr>
+        <w:t>.</w:t>
       </w:r>
     </w:p>
     <w:p>
@@ -12258,8 +14108,18 @@
           <w:color w:val="000000"/>
           <w:szCs w:val="22"/>
         </w:rPr>
-        <w:t>result1 = str1[::</w:t>
-      </w:r>
+        <w:t>result1 = str1</w:t>
+      </w:r>
+      <w:proofErr w:type="gramStart"/>
+      <w:r>
+        <w:rPr>
+          <w:rFonts w:ascii="Pretendard" w:eastAsia="Pretendard" w:hAnsi="Pretendard" w:cs="Courier New"/>
+          <w:color w:val="000000"/>
+          <w:szCs w:val="22"/>
+        </w:rPr>
+        <w:t>[::</w:t>
+      </w:r>
+      <w:proofErr w:type="gramEnd"/>
       <w:r>
         <w:rPr>
           <w:rFonts w:ascii="Pretendard" w:eastAsia="Pretendard" w:hAnsi="Pretendard" w:cs="Courier New"/>
@@ -12295,6 +14155,7 @@
         </w:rPr>
         <w:t>result2 = str1[</w:t>
       </w:r>
+      <w:proofErr w:type="gramStart"/>
       <w:r>
         <w:rPr>
           <w:rFonts w:ascii="Pretendard" w:eastAsia="Pretendard" w:hAnsi="Pretendard" w:cs="Courier New"/>
@@ -12333,7 +14194,16 @@
           <w:color w:val="116644"/>
           <w:szCs w:val="22"/>
         </w:rPr>
-        <w:t>-1</w:t>
+        <w:t>-</w:t>
+      </w:r>
+      <w:proofErr w:type="gramEnd"/>
+      <w:r>
+        <w:rPr>
+          <w:rFonts w:ascii="Pretendard" w:eastAsia="Pretendard" w:hAnsi="Pretendard" w:cs="Courier New"/>
+          <w:color w:val="116644"/>
+          <w:szCs w:val="22"/>
+        </w:rPr>
+        <w:t>1</w:t>
       </w:r>
       <w:r>
         <w:rPr>
@@ -12362,6 +14232,7 @@
         </w:rPr>
         <w:t>result3 = str1[</w:t>
       </w:r>
+      <w:proofErr w:type="gramStart"/>
       <w:r>
         <w:rPr>
           <w:rFonts w:ascii="Pretendard" w:eastAsia="Pretendard" w:hAnsi="Pretendard" w:cs="Courier New"/>
@@ -12400,7 +14271,16 @@
           <w:color w:val="116644"/>
           <w:szCs w:val="22"/>
         </w:rPr>
-        <w:t>-1</w:t>
+        <w:t>-</w:t>
+      </w:r>
+      <w:proofErr w:type="gramEnd"/>
+      <w:r>
+        <w:rPr>
+          <w:rFonts w:ascii="Pretendard" w:eastAsia="Pretendard" w:hAnsi="Pretendard" w:cs="Courier New"/>
+          <w:color w:val="116644"/>
+          <w:szCs w:val="22"/>
+        </w:rPr>
+        <w:t>1</w:t>
       </w:r>
       <w:r>
         <w:rPr>
@@ -12462,7 +14342,25 @@
           <w:color w:val="A31515"/>
           <w:szCs w:val="22"/>
         </w:rPr>
-        <w:t xml:space="preserve">"str1[::2] = </w:t>
+        <w:t>"str1</w:t>
+      </w:r>
+      <w:proofErr w:type="gramStart"/>
+      <w:r>
+        <w:rPr>
+          <w:rFonts w:ascii="Pretendard" w:eastAsia="Pretendard" w:hAnsi="Pretendard" w:cs="Courier New"/>
+          <w:color w:val="A31515"/>
+          <w:szCs w:val="22"/>
+        </w:rPr>
+        <w:t>[::</w:t>
+      </w:r>
+      <w:proofErr w:type="gramEnd"/>
+      <w:r>
+        <w:rPr>
+          <w:rFonts w:ascii="Pretendard" w:eastAsia="Pretendard" w:hAnsi="Pretendard" w:cs="Courier New"/>
+          <w:color w:val="A31515"/>
+          <w:szCs w:val="22"/>
+        </w:rPr>
+        <w:t xml:space="preserve">2] = </w:t>
       </w:r>
       <w:r>
         <w:rPr>
@@ -12529,7 +14427,25 @@
           <w:color w:val="A31515"/>
           <w:szCs w:val="22"/>
         </w:rPr>
-        <w:t xml:space="preserve">"str1[7:-4:-1] = </w:t>
+        <w:t>"str1[</w:t>
+      </w:r>
+      <w:proofErr w:type="gramStart"/>
+      <w:r>
+        <w:rPr>
+          <w:rFonts w:ascii="Pretendard" w:eastAsia="Pretendard" w:hAnsi="Pretendard" w:cs="Courier New"/>
+          <w:color w:val="A31515"/>
+          <w:szCs w:val="22"/>
+        </w:rPr>
+        <w:t>7:-4:-</w:t>
+      </w:r>
+      <w:proofErr w:type="gramEnd"/>
+      <w:r>
+        <w:rPr>
+          <w:rFonts w:ascii="Pretendard" w:eastAsia="Pretendard" w:hAnsi="Pretendard" w:cs="Courier New"/>
+          <w:color w:val="A31515"/>
+          <w:szCs w:val="22"/>
+        </w:rPr>
+        <w:t xml:space="preserve">1] = </w:t>
       </w:r>
       <w:r>
         <w:rPr>
@@ -12596,7 +14512,25 @@
           <w:color w:val="A31515"/>
           <w:szCs w:val="22"/>
         </w:rPr>
-        <w:t xml:space="preserve">"str1[7:4:-1] = </w:t>
+        <w:t>"str1[</w:t>
+      </w:r>
+      <w:proofErr w:type="gramStart"/>
+      <w:r>
+        <w:rPr>
+          <w:rFonts w:ascii="Pretendard" w:eastAsia="Pretendard" w:hAnsi="Pretendard" w:cs="Courier New"/>
+          <w:color w:val="A31515"/>
+          <w:szCs w:val="22"/>
+        </w:rPr>
+        <w:t>7:4:-</w:t>
+      </w:r>
+      <w:proofErr w:type="gramEnd"/>
+      <w:r>
+        <w:rPr>
+          <w:rFonts w:ascii="Pretendard" w:eastAsia="Pretendard" w:hAnsi="Pretendard" w:cs="Courier New"/>
+          <w:color w:val="A31515"/>
+          <w:szCs w:val="22"/>
+        </w:rPr>
+        <w:t xml:space="preserve">1] = </w:t>
       </w:r>
       <w:r>
         <w:rPr>
@@ -12827,13 +14761,41 @@
           <w:szCs w:val="22"/>
         </w:rPr>
       </w:pPr>
-      <w:r>
-        <w:rPr>
-          <w:rFonts w:ascii="Pretendard" w:eastAsia="Pretendard" w:hAnsi="Pretendard"/>
-          <w:color w:val="1F1F1F"/>
-          <w:szCs w:val="22"/>
-        </w:rPr>
-        <w:t>슬라이싱 연산자를 이용하시오.</w:t>
+      <w:proofErr w:type="spellStart"/>
+      <w:r>
+        <w:rPr>
+          <w:rFonts w:ascii="Pretendard" w:eastAsia="Pretendard" w:hAnsi="Pretendard"/>
+          <w:color w:val="1F1F1F"/>
+          <w:szCs w:val="22"/>
+        </w:rPr>
+        <w:t>슬라이싱</w:t>
+      </w:r>
+      <w:proofErr w:type="spellEnd"/>
+      <w:r>
+        <w:rPr>
+          <w:rFonts w:ascii="Pretendard" w:eastAsia="Pretendard" w:hAnsi="Pretendard"/>
+          <w:color w:val="1F1F1F"/>
+          <w:szCs w:val="22"/>
+        </w:rPr>
+        <w:t xml:space="preserve"> 연산자를 </w:t>
+      </w:r>
+      <w:proofErr w:type="spellStart"/>
+      <w:r>
+        <w:rPr>
+          <w:rFonts w:ascii="Pretendard" w:eastAsia="Pretendard" w:hAnsi="Pretendard"/>
+          <w:color w:val="1F1F1F"/>
+          <w:szCs w:val="22"/>
+        </w:rPr>
+        <w:t>이용하시오</w:t>
+      </w:r>
+      <w:proofErr w:type="spellEnd"/>
+      <w:r>
+        <w:rPr>
+          <w:rFonts w:ascii="Pretendard" w:eastAsia="Pretendard" w:hAnsi="Pretendard"/>
+          <w:color w:val="1F1F1F"/>
+          <w:szCs w:val="22"/>
+        </w:rPr>
+        <w:t>.</w:t>
       </w:r>
     </w:p>
     <w:p>
@@ -13043,6 +15005,7 @@
         </w:rPr>
         <w:t xml:space="preserve">str1 = </w:t>
       </w:r>
+      <w:proofErr w:type="gramStart"/>
       <w:r>
         <w:rPr>
           <w:rFonts w:ascii="Pretendard" w:eastAsia="Pretendard" w:hAnsi="Pretendard" w:cs="Courier New"/>
@@ -13057,27 +15020,46 @@
           <w:color w:val="000000"/>
           <w:szCs w:val="22"/>
         </w:rPr>
-        <w:t>()</w:t>
-      </w:r>
-    </w:p>
-    <w:p>
-      <w:pPr>
-        <w:shd w:val="clear" w:color="auto" w:fill="F7F7F7"/>
-        <w:spacing w:line="285" w:lineRule="atLeast"/>
-        <w:rPr>
-          <w:rFonts w:ascii="Pretendard" w:eastAsia="Pretendard" w:hAnsi="Pretendard" w:cs="Courier New"/>
-          <w:color w:val="000000"/>
-          <w:szCs w:val="22"/>
-        </w:rPr>
-      </w:pPr>
-      <w:r>
-        <w:rPr>
-          <w:rFonts w:ascii="Pretendard" w:eastAsia="Pretendard" w:hAnsi="Pretendard" w:cs="Courier New"/>
-          <w:color w:val="000000"/>
-          <w:szCs w:val="22"/>
-        </w:rPr>
-        <w:t>result = str1[::</w:t>
-      </w:r>
+        <w:t>(</w:t>
+      </w:r>
+      <w:proofErr w:type="gramEnd"/>
+      <w:r>
+        <w:rPr>
+          <w:rFonts w:ascii="Pretendard" w:eastAsia="Pretendard" w:hAnsi="Pretendard" w:cs="Courier New"/>
+          <w:color w:val="000000"/>
+          <w:szCs w:val="22"/>
+        </w:rPr>
+        <w:t>)</w:t>
+      </w:r>
+    </w:p>
+    <w:p>
+      <w:pPr>
+        <w:shd w:val="clear" w:color="auto" w:fill="F7F7F7"/>
+        <w:spacing w:line="285" w:lineRule="atLeast"/>
+        <w:rPr>
+          <w:rFonts w:ascii="Pretendard" w:eastAsia="Pretendard" w:hAnsi="Pretendard" w:cs="Courier New"/>
+          <w:color w:val="000000"/>
+          <w:szCs w:val="22"/>
+        </w:rPr>
+      </w:pPr>
+      <w:r>
+        <w:rPr>
+          <w:rFonts w:ascii="Pretendard" w:eastAsia="Pretendard" w:hAnsi="Pretendard" w:cs="Courier New"/>
+          <w:color w:val="000000"/>
+          <w:szCs w:val="22"/>
+        </w:rPr>
+        <w:t>result = str1</w:t>
+      </w:r>
+      <w:proofErr w:type="gramStart"/>
+      <w:r>
+        <w:rPr>
+          <w:rFonts w:ascii="Pretendard" w:eastAsia="Pretendard" w:hAnsi="Pretendard" w:cs="Courier New"/>
+          <w:color w:val="000000"/>
+          <w:szCs w:val="22"/>
+        </w:rPr>
+        <w:t>[::</w:t>
+      </w:r>
+      <w:proofErr w:type="gramEnd"/>
       <w:r>
         <w:rPr>
           <w:rFonts w:ascii="Pretendard" w:eastAsia="Pretendard" w:hAnsi="Pretendard" w:cs="Courier New"/>
@@ -13358,7 +15340,25 @@
           <w:color w:val="1F1F1F"/>
           <w:szCs w:val="22"/>
         </w:rPr>
-        <w:t>아래방법 모두 작성하시오.</w:t>
+        <w:t xml:space="preserve">아래방법 모두 </w:t>
+      </w:r>
+      <w:proofErr w:type="spellStart"/>
+      <w:r>
+        <w:rPr>
+          <w:rFonts w:ascii="Pretendard" w:eastAsia="Pretendard" w:hAnsi="Pretendard"/>
+          <w:color w:val="1F1F1F"/>
+          <w:szCs w:val="22"/>
+        </w:rPr>
+        <w:t>작성하시오</w:t>
+      </w:r>
+      <w:proofErr w:type="spellEnd"/>
+      <w:r>
+        <w:rPr>
+          <w:rFonts w:ascii="Pretendard" w:eastAsia="Pretendard" w:hAnsi="Pretendard"/>
+          <w:color w:val="1F1F1F"/>
+          <w:szCs w:val="22"/>
+        </w:rPr>
+        <w:t>.</w:t>
       </w:r>
     </w:p>
     <w:p>
@@ -13385,8 +15385,36 @@
           <w:color w:val="1F1F1F"/>
           <w:szCs w:val="22"/>
         </w:rPr>
-        <w:t>방법1) for 반복문 이용하시오</w:t>
-      </w:r>
+        <w:t xml:space="preserve">방법1) for </w:t>
+      </w:r>
+      <w:proofErr w:type="spellStart"/>
+      <w:r>
+        <w:rPr>
+          <w:rFonts w:ascii="Pretendard" w:eastAsia="Pretendard" w:hAnsi="Pretendard"/>
+          <w:color w:val="1F1F1F"/>
+          <w:szCs w:val="22"/>
+        </w:rPr>
+        <w:t>반복문</w:t>
+      </w:r>
+      <w:proofErr w:type="spellEnd"/>
+      <w:r>
+        <w:rPr>
+          <w:rFonts w:ascii="Pretendard" w:eastAsia="Pretendard" w:hAnsi="Pretendard"/>
+          <w:color w:val="1F1F1F"/>
+          <w:szCs w:val="22"/>
+        </w:rPr>
+        <w:t xml:space="preserve"> </w:t>
+      </w:r>
+      <w:proofErr w:type="spellStart"/>
+      <w:r>
+        <w:rPr>
+          <w:rFonts w:ascii="Pretendard" w:eastAsia="Pretendard" w:hAnsi="Pretendard"/>
+          <w:color w:val="1F1F1F"/>
+          <w:szCs w:val="22"/>
+        </w:rPr>
+        <w:t>이용하시오</w:t>
+      </w:r>
+      <w:proofErr w:type="spellEnd"/>
     </w:p>
     <w:p>
       <w:pPr>
@@ -13512,8 +15540,36 @@
           <w:color w:val="008000"/>
           <w:szCs w:val="22"/>
         </w:rPr>
-        <w:t># 방법1) for 반복문 이용하시오</w:t>
-      </w:r>
+        <w:t xml:space="preserve"># 방법1) for </w:t>
+      </w:r>
+      <w:proofErr w:type="spellStart"/>
+      <w:r>
+        <w:rPr>
+          <w:rFonts w:ascii="Pretendard" w:eastAsia="Pretendard" w:hAnsi="Pretendard" w:cs="Courier New"/>
+          <w:color w:val="008000"/>
+          <w:szCs w:val="22"/>
+        </w:rPr>
+        <w:t>반복문</w:t>
+      </w:r>
+      <w:proofErr w:type="spellEnd"/>
+      <w:r>
+        <w:rPr>
+          <w:rFonts w:ascii="Pretendard" w:eastAsia="Pretendard" w:hAnsi="Pretendard" w:cs="Courier New"/>
+          <w:color w:val="008000"/>
+          <w:szCs w:val="22"/>
+        </w:rPr>
+        <w:t xml:space="preserve"> </w:t>
+      </w:r>
+      <w:proofErr w:type="spellStart"/>
+      <w:r>
+        <w:rPr>
+          <w:rFonts w:ascii="Pretendard" w:eastAsia="Pretendard" w:hAnsi="Pretendard" w:cs="Courier New"/>
+          <w:color w:val="008000"/>
+          <w:szCs w:val="22"/>
+        </w:rPr>
+        <w:t>이용하시오</w:t>
+      </w:r>
+      <w:proofErr w:type="spellEnd"/>
     </w:p>
     <w:p>
       <w:pPr>
@@ -13555,26 +15611,54 @@
           <w:color w:val="008000"/>
           <w:szCs w:val="22"/>
         </w:rPr>
-        <w:t># 입력받은 문자열을 공백 기준으로 단어 리스트로 분리</w:t>
-      </w:r>
-    </w:p>
-    <w:p>
-      <w:pPr>
-        <w:shd w:val="clear" w:color="auto" w:fill="F7F7F7"/>
-        <w:spacing w:line="285" w:lineRule="atLeast"/>
-        <w:rPr>
-          <w:rFonts w:ascii="Pretendard" w:eastAsia="Pretendard" w:hAnsi="Pretendard" w:cs="Courier New"/>
-          <w:color w:val="000000"/>
-          <w:szCs w:val="22"/>
-        </w:rPr>
-      </w:pPr>
-      <w:r>
-        <w:rPr>
-          <w:rFonts w:ascii="Pretendard" w:eastAsia="Pretendard" w:hAnsi="Pretendard" w:cs="Courier New"/>
-          <w:color w:val="000000"/>
-          <w:szCs w:val="22"/>
-        </w:rPr>
-        <w:t xml:space="preserve">reversed_words = [] </w:t>
+        <w:t xml:space="preserve"># </w:t>
+      </w:r>
+      <w:proofErr w:type="spellStart"/>
+      <w:r>
+        <w:rPr>
+          <w:rFonts w:ascii="Pretendard" w:eastAsia="Pretendard" w:hAnsi="Pretendard" w:cs="Courier New"/>
+          <w:color w:val="008000"/>
+          <w:szCs w:val="22"/>
+        </w:rPr>
+        <w:t>입력받은</w:t>
+      </w:r>
+      <w:proofErr w:type="spellEnd"/>
+      <w:r>
+        <w:rPr>
+          <w:rFonts w:ascii="Pretendard" w:eastAsia="Pretendard" w:hAnsi="Pretendard" w:cs="Courier New"/>
+          <w:color w:val="008000"/>
+          <w:szCs w:val="22"/>
+        </w:rPr>
+        <w:t xml:space="preserve"> 문자열을 공백 기준으로 단어 리스트로 분리</w:t>
+      </w:r>
+    </w:p>
+    <w:p>
+      <w:pPr>
+        <w:shd w:val="clear" w:color="auto" w:fill="F7F7F7"/>
+        <w:spacing w:line="285" w:lineRule="atLeast"/>
+        <w:rPr>
+          <w:rFonts w:ascii="Pretendard" w:eastAsia="Pretendard" w:hAnsi="Pretendard" w:cs="Courier New"/>
+          <w:color w:val="000000"/>
+          <w:szCs w:val="22"/>
+        </w:rPr>
+      </w:pPr>
+      <w:proofErr w:type="spellStart"/>
+      <w:r>
+        <w:rPr>
+          <w:rFonts w:ascii="Pretendard" w:eastAsia="Pretendard" w:hAnsi="Pretendard" w:cs="Courier New"/>
+          <w:color w:val="000000"/>
+          <w:szCs w:val="22"/>
+        </w:rPr>
+        <w:t>reversed_words</w:t>
+      </w:r>
+      <w:proofErr w:type="spellEnd"/>
+      <w:r>
+        <w:rPr>
+          <w:rFonts w:ascii="Pretendard" w:eastAsia="Pretendard" w:hAnsi="Pretendard" w:cs="Courier New"/>
+          <w:color w:val="000000"/>
+          <w:szCs w:val="22"/>
+        </w:rPr>
+        <w:t xml:space="preserve"> = [] </w:t>
       </w:r>
       <w:r>
         <w:rPr>
@@ -13663,7 +15747,25 @@
           <w:color w:val="000000"/>
           <w:szCs w:val="22"/>
         </w:rPr>
-        <w:t xml:space="preserve">    reversed_words.append(kk[::</w:t>
+        <w:t xml:space="preserve">    </w:t>
+      </w:r>
+      <w:proofErr w:type="spellStart"/>
+      <w:r>
+        <w:rPr>
+          <w:rFonts w:ascii="Pretendard" w:eastAsia="Pretendard" w:hAnsi="Pretendard" w:cs="Courier New"/>
+          <w:color w:val="000000"/>
+          <w:szCs w:val="22"/>
+        </w:rPr>
+        <w:t>reversed_words.append</w:t>
+      </w:r>
+      <w:proofErr w:type="spellEnd"/>
+      <w:r>
+        <w:rPr>
+          <w:rFonts w:ascii="Pretendard" w:eastAsia="Pretendard" w:hAnsi="Pretendard" w:cs="Courier New"/>
+          <w:color w:val="000000"/>
+          <w:szCs w:val="22"/>
+        </w:rPr>
+        <w:t>(kk[::</w:t>
       </w:r>
       <w:r>
         <w:rPr>
@@ -13741,7 +15843,25 @@
           <w:color w:val="000000"/>
           <w:szCs w:val="22"/>
         </w:rPr>
-        <w:t xml:space="preserve">.join(reversed_words)) </w:t>
+        <w:t>.join(</w:t>
+      </w:r>
+      <w:proofErr w:type="spellStart"/>
+      <w:r>
+        <w:rPr>
+          <w:rFonts w:ascii="Pretendard" w:eastAsia="Pretendard" w:hAnsi="Pretendard" w:cs="Courier New"/>
+          <w:color w:val="000000"/>
+          <w:szCs w:val="22"/>
+        </w:rPr>
+        <w:t>reversed_words</w:t>
+      </w:r>
+      <w:proofErr w:type="spellEnd"/>
+      <w:r>
+        <w:rPr>
+          <w:rFonts w:ascii="Pretendard" w:eastAsia="Pretendard" w:hAnsi="Pretendard" w:cs="Courier New"/>
+          <w:color w:val="000000"/>
+          <w:szCs w:val="22"/>
+        </w:rPr>
+        <w:t xml:space="preserve">)) </w:t>
       </w:r>
       <w:r>
         <w:rPr>
@@ -13871,26 +15991,54 @@
           <w:color w:val="008000"/>
           <w:szCs w:val="22"/>
         </w:rPr>
-        <w:t># 입력받은 문자열을 공백 기준으로 단어 리스트로 분리</w:t>
-      </w:r>
-    </w:p>
-    <w:p>
-      <w:pPr>
-        <w:shd w:val="clear" w:color="auto" w:fill="F7F7F7"/>
-        <w:spacing w:line="285" w:lineRule="atLeast"/>
-        <w:rPr>
-          <w:rFonts w:ascii="Pretendard" w:eastAsia="Pretendard" w:hAnsi="Pretendard" w:cs="Courier New"/>
-          <w:color w:val="000000"/>
-          <w:szCs w:val="22"/>
-        </w:rPr>
-      </w:pPr>
-      <w:r>
-        <w:rPr>
-          <w:rFonts w:ascii="Pretendard" w:eastAsia="Pretendard" w:hAnsi="Pretendard" w:cs="Courier New"/>
-          <w:color w:val="000000"/>
-          <w:szCs w:val="22"/>
-        </w:rPr>
-        <w:t>reversed_words = [word[::</w:t>
+        <w:t xml:space="preserve"># </w:t>
+      </w:r>
+      <w:proofErr w:type="spellStart"/>
+      <w:r>
+        <w:rPr>
+          <w:rFonts w:ascii="Pretendard" w:eastAsia="Pretendard" w:hAnsi="Pretendard" w:cs="Courier New"/>
+          <w:color w:val="008000"/>
+          <w:szCs w:val="22"/>
+        </w:rPr>
+        <w:t>입력받은</w:t>
+      </w:r>
+      <w:proofErr w:type="spellEnd"/>
+      <w:r>
+        <w:rPr>
+          <w:rFonts w:ascii="Pretendard" w:eastAsia="Pretendard" w:hAnsi="Pretendard" w:cs="Courier New"/>
+          <w:color w:val="008000"/>
+          <w:szCs w:val="22"/>
+        </w:rPr>
+        <w:t xml:space="preserve"> 문자열을 공백 기준으로 단어 리스트로 분리</w:t>
+      </w:r>
+    </w:p>
+    <w:p>
+      <w:pPr>
+        <w:shd w:val="clear" w:color="auto" w:fill="F7F7F7"/>
+        <w:spacing w:line="285" w:lineRule="atLeast"/>
+        <w:rPr>
+          <w:rFonts w:ascii="Pretendard" w:eastAsia="Pretendard" w:hAnsi="Pretendard" w:cs="Courier New"/>
+          <w:color w:val="000000"/>
+          <w:szCs w:val="22"/>
+        </w:rPr>
+      </w:pPr>
+      <w:proofErr w:type="spellStart"/>
+      <w:r>
+        <w:rPr>
+          <w:rFonts w:ascii="Pretendard" w:eastAsia="Pretendard" w:hAnsi="Pretendard" w:cs="Courier New"/>
+          <w:color w:val="000000"/>
+          <w:szCs w:val="22"/>
+        </w:rPr>
+        <w:t>reversed_words</w:t>
+      </w:r>
+      <w:proofErr w:type="spellEnd"/>
+      <w:r>
+        <w:rPr>
+          <w:rFonts w:ascii="Pretendard" w:eastAsia="Pretendard" w:hAnsi="Pretendard" w:cs="Courier New"/>
+          <w:color w:val="000000"/>
+          <w:szCs w:val="22"/>
+        </w:rPr>
+        <w:t xml:space="preserve"> = [word[::</w:t>
       </w:r>
       <w:r>
         <w:rPr>
@@ -13989,7 +16137,25 @@
           <w:color w:val="000000"/>
           <w:szCs w:val="22"/>
         </w:rPr>
-        <w:t xml:space="preserve">.join(reversed_words)) </w:t>
+        <w:t>.join(</w:t>
+      </w:r>
+      <w:proofErr w:type="spellStart"/>
+      <w:r>
+        <w:rPr>
+          <w:rFonts w:ascii="Pretendard" w:eastAsia="Pretendard" w:hAnsi="Pretendard" w:cs="Courier New"/>
+          <w:color w:val="000000"/>
+          <w:szCs w:val="22"/>
+        </w:rPr>
+        <w:t>reversed_words</w:t>
+      </w:r>
+      <w:proofErr w:type="spellEnd"/>
+      <w:r>
+        <w:rPr>
+          <w:rFonts w:ascii="Pretendard" w:eastAsia="Pretendard" w:hAnsi="Pretendard" w:cs="Courier New"/>
+          <w:color w:val="000000"/>
+          <w:szCs w:val="22"/>
+        </w:rPr>
+        <w:t xml:space="preserve">)) </w:t>
       </w:r>
       <w:r>
         <w:rPr>
@@ -14148,7 +16314,27 @@
           <w:sz w:val="22"/>
           <w:szCs w:val="22"/>
         </w:rPr>
-        <w:t>문장속에 등장하는 문자들을 알파벳순으로 정렬된 문자열을 만드시오.</w:t>
+        <w:t xml:space="preserve">문장속에 등장하는 문자들을 알파벳순으로 정렬된 문자열을 </w:t>
+      </w:r>
+      <w:proofErr w:type="spellStart"/>
+      <w:r>
+        <w:rPr>
+          <w:rFonts w:ascii="Pretendard" w:eastAsia="Pretendard" w:hAnsi="Pretendard"/>
+          <w:color w:val="1F1F1F"/>
+          <w:sz w:val="22"/>
+          <w:szCs w:val="22"/>
+        </w:rPr>
+        <w:t>만드시오</w:t>
+      </w:r>
+      <w:proofErr w:type="spellEnd"/>
+      <w:r>
+        <w:rPr>
+          <w:rFonts w:ascii="Pretendard" w:eastAsia="Pretendard" w:hAnsi="Pretendard"/>
+          <w:color w:val="1F1F1F"/>
+          <w:sz w:val="22"/>
+          <w:szCs w:val="22"/>
+        </w:rPr>
+        <w:t>.</w:t>
       </w:r>
     </w:p>
     <w:p>
@@ -14232,7 +16418,25 @@
           <w:color w:val="1F1F1F"/>
           <w:szCs w:val="22"/>
         </w:rPr>
-        <w:t>while 반복문 이용</w:t>
+        <w:t xml:space="preserve">while </w:t>
+      </w:r>
+      <w:proofErr w:type="spellStart"/>
+      <w:r>
+        <w:rPr>
+          <w:rFonts w:ascii="Pretendard" w:eastAsia="Pretendard" w:hAnsi="Pretendard"/>
+          <w:color w:val="1F1F1F"/>
+          <w:szCs w:val="22"/>
+        </w:rPr>
+        <w:t>반복문</w:t>
+      </w:r>
+      <w:proofErr w:type="spellEnd"/>
+      <w:r>
+        <w:rPr>
+          <w:rFonts w:ascii="Pretendard" w:eastAsia="Pretendard" w:hAnsi="Pretendard"/>
+          <w:color w:val="1F1F1F"/>
+          <w:szCs w:val="22"/>
+        </w:rPr>
+        <w:t xml:space="preserve"> 이용</w:t>
       </w:r>
     </w:p>
     <w:p>
@@ -14628,26 +16832,54 @@
           <w:color w:val="008000"/>
           <w:szCs w:val="22"/>
         </w:rPr>
-        <w:t># 버블 정렬 알고리즘을 사용해 리스트를 오름차순 정렬 (while 반복문 사용)</w:t>
-      </w:r>
-    </w:p>
-    <w:p>
-      <w:pPr>
-        <w:shd w:val="clear" w:color="auto" w:fill="F7F7F7"/>
-        <w:spacing w:line="285" w:lineRule="atLeast"/>
-        <w:rPr>
-          <w:rFonts w:ascii="Pretendard" w:eastAsia="Pretendard" w:hAnsi="Pretendard" w:cs="Courier New"/>
-          <w:color w:val="000000"/>
-          <w:szCs w:val="22"/>
-        </w:rPr>
-      </w:pPr>
-      <w:r>
-        <w:rPr>
-          <w:rFonts w:ascii="Pretendard" w:eastAsia="Pretendard" w:hAnsi="Pretendard" w:cs="Courier New"/>
-          <w:color w:val="000000"/>
-          <w:szCs w:val="22"/>
-        </w:rPr>
-        <w:t xml:space="preserve">i = </w:t>
+        <w:t xml:space="preserve"># 버블 정렬 알고리즘을 사용해 리스트를 오름차순 정렬 (while </w:t>
+      </w:r>
+      <w:proofErr w:type="spellStart"/>
+      <w:r>
+        <w:rPr>
+          <w:rFonts w:ascii="Pretendard" w:eastAsia="Pretendard" w:hAnsi="Pretendard" w:cs="Courier New"/>
+          <w:color w:val="008000"/>
+          <w:szCs w:val="22"/>
+        </w:rPr>
+        <w:t>반복문</w:t>
+      </w:r>
+      <w:proofErr w:type="spellEnd"/>
+      <w:r>
+        <w:rPr>
+          <w:rFonts w:ascii="Pretendard" w:eastAsia="Pretendard" w:hAnsi="Pretendard" w:cs="Courier New"/>
+          <w:color w:val="008000"/>
+          <w:szCs w:val="22"/>
+        </w:rPr>
+        <w:t xml:space="preserve"> 사용)</w:t>
+      </w:r>
+    </w:p>
+    <w:p>
+      <w:pPr>
+        <w:shd w:val="clear" w:color="auto" w:fill="F7F7F7"/>
+        <w:spacing w:line="285" w:lineRule="atLeast"/>
+        <w:rPr>
+          <w:rFonts w:ascii="Pretendard" w:eastAsia="Pretendard" w:hAnsi="Pretendard" w:cs="Courier New"/>
+          <w:color w:val="000000"/>
+          <w:szCs w:val="22"/>
+        </w:rPr>
+      </w:pPr>
+      <w:proofErr w:type="spellStart"/>
+      <w:r>
+        <w:rPr>
+          <w:rFonts w:ascii="Pretendard" w:eastAsia="Pretendard" w:hAnsi="Pretendard" w:cs="Courier New"/>
+          <w:color w:val="000000"/>
+          <w:szCs w:val="22"/>
+        </w:rPr>
+        <w:t>i</w:t>
+      </w:r>
+      <w:proofErr w:type="spellEnd"/>
+      <w:r>
+        <w:rPr>
+          <w:rFonts w:ascii="Pretendard" w:eastAsia="Pretendard" w:hAnsi="Pretendard" w:cs="Courier New"/>
+          <w:color w:val="000000"/>
+          <w:szCs w:val="22"/>
+        </w:rPr>
+        <w:t xml:space="preserve"> = </w:t>
       </w:r>
       <w:r>
         <w:rPr>
@@ -14682,8 +16914,27 @@
           <w:color w:val="000000"/>
           <w:szCs w:val="22"/>
         </w:rPr>
-        <w:t xml:space="preserve"> i &lt; </w:t>
-      </w:r>
+        <w:t xml:space="preserve"> </w:t>
+      </w:r>
+      <w:proofErr w:type="spellStart"/>
+      <w:r>
+        <w:rPr>
+          <w:rFonts w:ascii="Pretendard" w:eastAsia="Pretendard" w:hAnsi="Pretendard" w:cs="Courier New"/>
+          <w:color w:val="000000"/>
+          <w:szCs w:val="22"/>
+        </w:rPr>
+        <w:t>i</w:t>
+      </w:r>
+      <w:proofErr w:type="spellEnd"/>
+      <w:r>
+        <w:rPr>
+          <w:rFonts w:ascii="Pretendard" w:eastAsia="Pretendard" w:hAnsi="Pretendard" w:cs="Courier New"/>
+          <w:color w:val="000000"/>
+          <w:szCs w:val="22"/>
+        </w:rPr>
+        <w:t xml:space="preserve"> &lt; </w:t>
+      </w:r>
+      <w:proofErr w:type="spellStart"/>
       <w:r>
         <w:rPr>
           <w:rFonts w:ascii="Pretendard" w:eastAsia="Pretendard" w:hAnsi="Pretendard" w:cs="Courier New"/>
@@ -14692,6 +16943,7 @@
         </w:rPr>
         <w:t>len</w:t>
       </w:r>
+      <w:proofErr w:type="spellEnd"/>
       <w:r>
         <w:rPr>
           <w:rFonts w:ascii="Pretendard" w:eastAsia="Pretendard" w:hAnsi="Pretendard" w:cs="Courier New"/>
@@ -14770,6 +17022,7 @@
         </w:rPr>
         <w:t xml:space="preserve"> j &lt; </w:t>
       </w:r>
+      <w:proofErr w:type="spellStart"/>
       <w:r>
         <w:rPr>
           <w:rFonts w:ascii="Pretendard" w:eastAsia="Pretendard" w:hAnsi="Pretendard" w:cs="Courier New"/>
@@ -14778,6 +17031,7 @@
         </w:rPr>
         <w:t>len</w:t>
       </w:r>
+      <w:proofErr w:type="spellEnd"/>
       <w:r>
         <w:rPr>
           <w:rFonts w:ascii="Pretendard" w:eastAsia="Pretendard" w:hAnsi="Pretendard" w:cs="Courier New"/>
@@ -14988,7 +17242,25 @@
           <w:color w:val="000000"/>
           <w:szCs w:val="22"/>
         </w:rPr>
-        <w:t xml:space="preserve">    i += </w:t>
+        <w:t xml:space="preserve">    </w:t>
+      </w:r>
+      <w:proofErr w:type="spellStart"/>
+      <w:r>
+        <w:rPr>
+          <w:rFonts w:ascii="Pretendard" w:eastAsia="Pretendard" w:hAnsi="Pretendard" w:cs="Courier New"/>
+          <w:color w:val="000000"/>
+          <w:szCs w:val="22"/>
+        </w:rPr>
+        <w:t>i</w:t>
+      </w:r>
+      <w:proofErr w:type="spellEnd"/>
+      <w:r>
+        <w:rPr>
+          <w:rFonts w:ascii="Pretendard" w:eastAsia="Pretendard" w:hAnsi="Pretendard" w:cs="Courier New"/>
+          <w:color w:val="000000"/>
+          <w:szCs w:val="22"/>
+        </w:rPr>
+        <w:t xml:space="preserve"> += </w:t>
       </w:r>
       <w:r>
         <w:rPr>
@@ -15077,15 +17349,33 @@
           <w:color w:val="A31515"/>
           <w:szCs w:val="22"/>
         </w:rPr>
-        <w:t>""</w:t>
-      </w:r>
-      <w:r>
-        <w:rPr>
-          <w:rFonts w:ascii="Pretendard" w:eastAsia="Pretendard" w:hAnsi="Pretendard" w:cs="Courier New"/>
-          <w:color w:val="000000"/>
-          <w:szCs w:val="22"/>
-        </w:rPr>
-        <w:t>.join(chars))</w:t>
+        <w:t>"</w:t>
+      </w:r>
+      <w:proofErr w:type="gramStart"/>
+      <w:r>
+        <w:rPr>
+          <w:rFonts w:ascii="Pretendard" w:eastAsia="Pretendard" w:hAnsi="Pretendard" w:cs="Courier New"/>
+          <w:color w:val="A31515"/>
+          <w:szCs w:val="22"/>
+        </w:rPr>
+        <w:t>"</w:t>
+      </w:r>
+      <w:r>
+        <w:rPr>
+          <w:rFonts w:ascii="Pretendard" w:eastAsia="Pretendard" w:hAnsi="Pretendard" w:cs="Courier New"/>
+          <w:color w:val="000000"/>
+          <w:szCs w:val="22"/>
+        </w:rPr>
+        <w:t>.join</w:t>
+      </w:r>
+      <w:proofErr w:type="gramEnd"/>
+      <w:r>
+        <w:rPr>
+          <w:rFonts w:ascii="Pretendard" w:eastAsia="Pretendard" w:hAnsi="Pretendard" w:cs="Courier New"/>
+          <w:color w:val="000000"/>
+          <w:szCs w:val="22"/>
+        </w:rPr>
+        <w:t>(chars))</w:t>
       </w:r>
     </w:p>
     <w:p>
@@ -15225,7 +17515,27 @@
           <w:sz w:val="22"/>
           <w:szCs w:val="22"/>
         </w:rPr>
-        <w:t>8자리 이하의 문자열 하나를 입력받고, 작업 후 8자리 문자열을 출력하고자 한다.</w:t>
+        <w:t xml:space="preserve">8자리 이하의 문자열 하나를 </w:t>
+      </w:r>
+      <w:proofErr w:type="spellStart"/>
+      <w:r>
+        <w:rPr>
+          <w:rFonts w:ascii="Pretendard" w:eastAsia="Pretendard" w:hAnsi="Pretendard"/>
+          <w:color w:val="1F1F1F"/>
+          <w:sz w:val="22"/>
+          <w:szCs w:val="22"/>
+        </w:rPr>
+        <w:t>입력받고</w:t>
+      </w:r>
+      <w:proofErr w:type="spellEnd"/>
+      <w:r>
+        <w:rPr>
+          <w:rFonts w:ascii="Pretendard" w:eastAsia="Pretendard" w:hAnsi="Pretendard"/>
+          <w:color w:val="1F1F1F"/>
+          <w:sz w:val="22"/>
+          <w:szCs w:val="22"/>
+        </w:rPr>
+        <w:t>, 작업 후 8자리 문자열을 출력하고자 한다.</w:t>
       </w:r>
     </w:p>
     <w:p>
@@ -15247,7 +17557,27 @@
           <w:sz w:val="22"/>
           <w:szCs w:val="22"/>
         </w:rPr>
-        <w:t>문자열이 숫자로만 이뤄진 경우 문자열 나머지 공간은 ‘0’ 으로 채우고,</w:t>
+        <w:t xml:space="preserve">문자열이 숫자로만 이뤄진 경우 문자열 나머지 공간은 ‘0’ </w:t>
+      </w:r>
+      <w:proofErr w:type="spellStart"/>
+      <w:r>
+        <w:rPr>
+          <w:rFonts w:ascii="Pretendard" w:eastAsia="Pretendard" w:hAnsi="Pretendard"/>
+          <w:color w:val="1F1F1F"/>
+          <w:sz w:val="22"/>
+          <w:szCs w:val="22"/>
+        </w:rPr>
+        <w:t>으로</w:t>
+      </w:r>
+      <w:proofErr w:type="spellEnd"/>
+      <w:r>
+        <w:rPr>
+          <w:rFonts w:ascii="Pretendard" w:eastAsia="Pretendard" w:hAnsi="Pretendard"/>
+          <w:color w:val="1F1F1F"/>
+          <w:sz w:val="22"/>
+          <w:szCs w:val="22"/>
+        </w:rPr>
+        <w:t xml:space="preserve"> 채우고,</w:t>
       </w:r>
     </w:p>
     <w:p>
@@ -15555,13 +17885,23 @@
           <w:szCs w:val="22"/>
         </w:rPr>
       </w:pPr>
-      <w:r>
-        <w:rPr>
-          <w:rFonts w:ascii="Pretendard" w:eastAsia="Pretendard" w:hAnsi="Pretendard" w:cs="Courier New"/>
-          <w:color w:val="000000"/>
-          <w:szCs w:val="22"/>
-        </w:rPr>
-        <w:t xml:space="preserve">lt = </w:t>
+      <w:proofErr w:type="spellStart"/>
+      <w:r>
+        <w:rPr>
+          <w:rFonts w:ascii="Pretendard" w:eastAsia="Pretendard" w:hAnsi="Pretendard" w:cs="Courier New"/>
+          <w:color w:val="000000"/>
+          <w:szCs w:val="22"/>
+        </w:rPr>
+        <w:t>lt</w:t>
+      </w:r>
+      <w:proofErr w:type="spellEnd"/>
+      <w:r>
+        <w:rPr>
+          <w:rFonts w:ascii="Pretendard" w:eastAsia="Pretendard" w:hAnsi="Pretendard" w:cs="Courier New"/>
+          <w:color w:val="000000"/>
+          <w:szCs w:val="22"/>
+        </w:rPr>
+        <w:t xml:space="preserve"> = </w:t>
       </w:r>
       <w:r>
         <w:rPr>
@@ -15623,7 +17963,25 @@
           <w:color w:val="000000"/>
           <w:szCs w:val="22"/>
         </w:rPr>
-        <w:t xml:space="preserve"> lt.isdigit(): </w:t>
+        <w:t xml:space="preserve"> </w:t>
+      </w:r>
+      <w:proofErr w:type="spellStart"/>
+      <w:r>
+        <w:rPr>
+          <w:rFonts w:ascii="Pretendard" w:eastAsia="Pretendard" w:hAnsi="Pretendard" w:cs="Courier New"/>
+          <w:color w:val="000000"/>
+          <w:szCs w:val="22"/>
+        </w:rPr>
+        <w:t>lt.isdigit</w:t>
+      </w:r>
+      <w:proofErr w:type="spellEnd"/>
+      <w:r>
+        <w:rPr>
+          <w:rFonts w:ascii="Pretendard" w:eastAsia="Pretendard" w:hAnsi="Pretendard" w:cs="Courier New"/>
+          <w:color w:val="000000"/>
+          <w:szCs w:val="22"/>
+        </w:rPr>
+        <w:t xml:space="preserve">(): </w:t>
       </w:r>
       <w:r>
         <w:rPr>
@@ -15666,7 +18024,25 @@
           <w:color w:val="000000"/>
           <w:szCs w:val="22"/>
         </w:rPr>
-        <w:t>(lt.rjust(</w:t>
+        <w:t>(</w:t>
+      </w:r>
+      <w:proofErr w:type="spellStart"/>
+      <w:r>
+        <w:rPr>
+          <w:rFonts w:ascii="Pretendard" w:eastAsia="Pretendard" w:hAnsi="Pretendard" w:cs="Courier New"/>
+          <w:color w:val="000000"/>
+          <w:szCs w:val="22"/>
+        </w:rPr>
+        <w:t>lt.rjust</w:t>
+      </w:r>
+      <w:proofErr w:type="spellEnd"/>
+      <w:r>
+        <w:rPr>
+          <w:rFonts w:ascii="Pretendard" w:eastAsia="Pretendard" w:hAnsi="Pretendard" w:cs="Courier New"/>
+          <w:color w:val="000000"/>
+          <w:szCs w:val="22"/>
+        </w:rPr>
+        <w:t>(</w:t>
       </w:r>
       <w:r>
         <w:rPr>
@@ -15776,7 +18152,25 @@
           <w:color w:val="000000"/>
           <w:szCs w:val="22"/>
         </w:rPr>
-        <w:t>(lt.rjust(</w:t>
+        <w:t>(</w:t>
+      </w:r>
+      <w:proofErr w:type="spellStart"/>
+      <w:r>
+        <w:rPr>
+          <w:rFonts w:ascii="Pretendard" w:eastAsia="Pretendard" w:hAnsi="Pretendard" w:cs="Courier New"/>
+          <w:color w:val="000000"/>
+          <w:szCs w:val="22"/>
+        </w:rPr>
+        <w:t>lt.rjust</w:t>
+      </w:r>
+      <w:proofErr w:type="spellEnd"/>
+      <w:r>
+        <w:rPr>
+          <w:rFonts w:ascii="Pretendard" w:eastAsia="Pretendard" w:hAnsi="Pretendard" w:cs="Courier New"/>
+          <w:color w:val="000000"/>
+          <w:szCs w:val="22"/>
+        </w:rPr>
+        <w:t>(</w:t>
       </w:r>
       <w:r>
         <w:rPr>
@@ -16050,7 +18444,47 @@
           <w:sz w:val="22"/>
           <w:szCs w:val="22"/>
         </w:rPr>
-        <w:t>문자열의 일부를 수정할 수 있는 str.replace() 와 같은 기능을 하는 myReplace 함수를 만들어 보자.</w:t>
+        <w:t xml:space="preserve">문자열의 일부를 수정할 수 있는 </w:t>
+      </w:r>
+      <w:proofErr w:type="spellStart"/>
+      <w:r>
+        <w:rPr>
+          <w:rFonts w:ascii="Pretendard" w:eastAsia="Pretendard" w:hAnsi="Pretendard"/>
+          <w:color w:val="1F1F1F"/>
+          <w:sz w:val="22"/>
+          <w:szCs w:val="22"/>
+        </w:rPr>
+        <w:t>str.replace</w:t>
+      </w:r>
+      <w:proofErr w:type="spellEnd"/>
+      <w:r>
+        <w:rPr>
+          <w:rFonts w:ascii="Pretendard" w:eastAsia="Pretendard" w:hAnsi="Pretendard"/>
+          <w:color w:val="1F1F1F"/>
+          <w:sz w:val="22"/>
+          <w:szCs w:val="22"/>
+        </w:rPr>
+        <w:t xml:space="preserve">() 와 같은 기능을 하는 </w:t>
+      </w:r>
+      <w:proofErr w:type="spellStart"/>
+      <w:r>
+        <w:rPr>
+          <w:rFonts w:ascii="Pretendard" w:eastAsia="Pretendard" w:hAnsi="Pretendard"/>
+          <w:color w:val="1F1F1F"/>
+          <w:sz w:val="22"/>
+          <w:szCs w:val="22"/>
+        </w:rPr>
+        <w:t>myReplace</w:t>
+      </w:r>
+      <w:proofErr w:type="spellEnd"/>
+      <w:r>
+        <w:rPr>
+          <w:rFonts w:ascii="Pretendard" w:eastAsia="Pretendard" w:hAnsi="Pretendard"/>
+          <w:color w:val="1F1F1F"/>
+          <w:sz w:val="22"/>
+          <w:szCs w:val="22"/>
+        </w:rPr>
+        <w:t xml:space="preserve"> 함수를 만들어 보자.</w:t>
       </w:r>
     </w:p>
     <w:p>
@@ -16128,32 +18562,70 @@
           <w:szCs w:val="22"/>
         </w:rPr>
       </w:pPr>
-      <w:r>
-        <w:rPr>
-          <w:rFonts w:ascii="Pretendard" w:eastAsia="Pretendard" w:hAnsi="Pretendard"/>
-          <w:color w:val="1F1F1F"/>
-          <w:szCs w:val="22"/>
-        </w:rPr>
-        <w:t>str.replace() 함수를 사용하지 마시오</w:t>
-      </w:r>
-    </w:p>
-    <w:p>
-      <w:pPr>
-        <w:shd w:val="clear" w:color="auto" w:fill="F7F7F7"/>
-        <w:spacing w:line="285" w:lineRule="atLeast"/>
-        <w:rPr>
-          <w:rFonts w:ascii="Pretendard" w:eastAsia="Pretendard" w:hAnsi="Pretendard" w:cs="Courier New"/>
-          <w:color w:val="000000"/>
-          <w:szCs w:val="22"/>
-        </w:rPr>
-      </w:pPr>
-      <w:r>
-        <w:rPr>
-          <w:rFonts w:ascii="Pretendard" w:eastAsia="Pretendard" w:hAnsi="Pretendard" w:cs="Courier New"/>
-          <w:color w:val="008000"/>
-          <w:szCs w:val="22"/>
-        </w:rPr>
-        <w:t># myReplace 사용자 정의 함수</w:t>
+      <w:proofErr w:type="spellStart"/>
+      <w:r>
+        <w:rPr>
+          <w:rFonts w:ascii="Pretendard" w:eastAsia="Pretendard" w:hAnsi="Pretendard"/>
+          <w:color w:val="1F1F1F"/>
+          <w:szCs w:val="22"/>
+        </w:rPr>
+        <w:t>str.replace</w:t>
+      </w:r>
+      <w:proofErr w:type="spellEnd"/>
+      <w:r>
+        <w:rPr>
+          <w:rFonts w:ascii="Pretendard" w:eastAsia="Pretendard" w:hAnsi="Pretendard"/>
+          <w:color w:val="1F1F1F"/>
+          <w:szCs w:val="22"/>
+        </w:rPr>
+        <w:t xml:space="preserve">() 함수를 사용하지 </w:t>
+      </w:r>
+      <w:proofErr w:type="spellStart"/>
+      <w:r>
+        <w:rPr>
+          <w:rFonts w:ascii="Pretendard" w:eastAsia="Pretendard" w:hAnsi="Pretendard"/>
+          <w:color w:val="1F1F1F"/>
+          <w:szCs w:val="22"/>
+        </w:rPr>
+        <w:t>마시오</w:t>
+      </w:r>
+      <w:proofErr w:type="spellEnd"/>
+    </w:p>
+    <w:p>
+      <w:pPr>
+        <w:shd w:val="clear" w:color="auto" w:fill="F7F7F7"/>
+        <w:spacing w:line="285" w:lineRule="atLeast"/>
+        <w:rPr>
+          <w:rFonts w:ascii="Pretendard" w:eastAsia="Pretendard" w:hAnsi="Pretendard" w:cs="Courier New"/>
+          <w:color w:val="000000"/>
+          <w:szCs w:val="22"/>
+        </w:rPr>
+      </w:pPr>
+      <w:r>
+        <w:rPr>
+          <w:rFonts w:ascii="Pretendard" w:eastAsia="Pretendard" w:hAnsi="Pretendard" w:cs="Courier New"/>
+          <w:color w:val="008000"/>
+          <w:szCs w:val="22"/>
+        </w:rPr>
+        <w:t xml:space="preserve"># </w:t>
+      </w:r>
+      <w:proofErr w:type="spellStart"/>
+      <w:r>
+        <w:rPr>
+          <w:rFonts w:ascii="Pretendard" w:eastAsia="Pretendard" w:hAnsi="Pretendard" w:cs="Courier New"/>
+          <w:color w:val="008000"/>
+          <w:szCs w:val="22"/>
+        </w:rPr>
+        <w:t>myReplace</w:t>
+      </w:r>
+      <w:proofErr w:type="spellEnd"/>
+      <w:r>
+        <w:rPr>
+          <w:rFonts w:ascii="Pretendard" w:eastAsia="Pretendard" w:hAnsi="Pretendard" w:cs="Courier New"/>
+          <w:color w:val="008000"/>
+          <w:szCs w:val="22"/>
+        </w:rPr>
+        <w:t xml:space="preserve"> 사용자 정의 함수</w:t>
       </w:r>
     </w:p>
     <w:p>
@@ -16182,6 +18654,7 @@
         </w:rPr>
         <w:t xml:space="preserve"> </w:t>
       </w:r>
+      <w:proofErr w:type="spellStart"/>
       <w:r>
         <w:rPr>
           <w:rFonts w:ascii="Pretendard" w:eastAsia="Pretendard" w:hAnsi="Pretendard" w:cs="Courier New"/>
@@ -16190,6 +18663,7 @@
         </w:rPr>
         <w:t>myReplace</w:t>
       </w:r>
+      <w:proofErr w:type="spellEnd"/>
       <w:r>
         <w:rPr>
           <w:rFonts w:ascii="Pretendard" w:eastAsia="Pretendard" w:hAnsi="Pretendard" w:cs="Courier New"/>
@@ -16252,7 +18726,25 @@
           <w:color w:val="008000"/>
           <w:szCs w:val="22"/>
         </w:rPr>
-        <w:t># 입력파라미터 3개를 받는다 (원본 문자열, 바꿀 문자열, 새 문자열)</w:t>
+        <w:t xml:space="preserve"># </w:t>
+      </w:r>
+      <w:proofErr w:type="spellStart"/>
+      <w:r>
+        <w:rPr>
+          <w:rFonts w:ascii="Pretendard" w:eastAsia="Pretendard" w:hAnsi="Pretendard" w:cs="Courier New"/>
+          <w:color w:val="008000"/>
+          <w:szCs w:val="22"/>
+        </w:rPr>
+        <w:t>입력파라미터</w:t>
+      </w:r>
+      <w:proofErr w:type="spellEnd"/>
+      <w:r>
+        <w:rPr>
+          <w:rFonts w:ascii="Pretendard" w:eastAsia="Pretendard" w:hAnsi="Pretendard" w:cs="Courier New"/>
+          <w:color w:val="008000"/>
+          <w:szCs w:val="22"/>
+        </w:rPr>
+        <w:t xml:space="preserve"> 3개를 받는다 (원본 문자열, 바꿀 문자열, 새 문자열)</w:t>
       </w:r>
     </w:p>
     <w:p>
@@ -16314,7 +18806,25 @@
           <w:color w:val="000000"/>
           <w:szCs w:val="22"/>
         </w:rPr>
-        <w:t xml:space="preserve">  i = </w:t>
+        <w:t xml:space="preserve">  </w:t>
+      </w:r>
+      <w:proofErr w:type="spellStart"/>
+      <w:r>
+        <w:rPr>
+          <w:rFonts w:ascii="Pretendard" w:eastAsia="Pretendard" w:hAnsi="Pretendard" w:cs="Courier New"/>
+          <w:color w:val="000000"/>
+          <w:szCs w:val="22"/>
+        </w:rPr>
+        <w:t>i</w:t>
+      </w:r>
+      <w:proofErr w:type="spellEnd"/>
+      <w:r>
+        <w:rPr>
+          <w:rFonts w:ascii="Pretendard" w:eastAsia="Pretendard" w:hAnsi="Pretendard" w:cs="Courier New"/>
+          <w:color w:val="000000"/>
+          <w:szCs w:val="22"/>
+        </w:rPr>
+        <w:t xml:space="preserve"> = </w:t>
       </w:r>
       <w:r>
         <w:rPr>
@@ -16384,8 +18894,27 @@
           <w:color w:val="000000"/>
           <w:szCs w:val="22"/>
         </w:rPr>
-        <w:t xml:space="preserve"> i &lt; </w:t>
-      </w:r>
+        <w:t xml:space="preserve"> </w:t>
+      </w:r>
+      <w:proofErr w:type="spellStart"/>
+      <w:r>
+        <w:rPr>
+          <w:rFonts w:ascii="Pretendard" w:eastAsia="Pretendard" w:hAnsi="Pretendard" w:cs="Courier New"/>
+          <w:color w:val="000000"/>
+          <w:szCs w:val="22"/>
+        </w:rPr>
+        <w:t>i</w:t>
+      </w:r>
+      <w:proofErr w:type="spellEnd"/>
+      <w:r>
+        <w:rPr>
+          <w:rFonts w:ascii="Pretendard" w:eastAsia="Pretendard" w:hAnsi="Pretendard" w:cs="Courier New"/>
+          <w:color w:val="000000"/>
+          <w:szCs w:val="22"/>
+        </w:rPr>
+        <w:t xml:space="preserve"> &lt; </w:t>
+      </w:r>
+      <w:proofErr w:type="spellStart"/>
       <w:r>
         <w:rPr>
           <w:rFonts w:ascii="Pretendard" w:eastAsia="Pretendard" w:hAnsi="Pretendard" w:cs="Courier New"/>
@@ -16394,6 +18923,7 @@
         </w:rPr>
         <w:t>len</w:t>
       </w:r>
+      <w:proofErr w:type="spellEnd"/>
       <w:r>
         <w:rPr>
           <w:rFonts w:ascii="Pretendard" w:eastAsia="Pretendard" w:hAnsi="Pretendard" w:cs="Courier New"/>
@@ -16408,7 +18938,25 @@
           <w:color w:val="008000"/>
           <w:szCs w:val="22"/>
         </w:rPr>
-        <w:t># i가 text 문자열 길이보다 작을 경우 반복한다</w:t>
+        <w:t xml:space="preserve"># </w:t>
+      </w:r>
+      <w:proofErr w:type="spellStart"/>
+      <w:r>
+        <w:rPr>
+          <w:rFonts w:ascii="Pretendard" w:eastAsia="Pretendard" w:hAnsi="Pretendard" w:cs="Courier New"/>
+          <w:color w:val="008000"/>
+          <w:szCs w:val="22"/>
+        </w:rPr>
+        <w:t>i</w:t>
+      </w:r>
+      <w:proofErr w:type="spellEnd"/>
+      <w:r>
+        <w:rPr>
+          <w:rFonts w:ascii="Pretendard" w:eastAsia="Pretendard" w:hAnsi="Pretendard" w:cs="Courier New"/>
+          <w:color w:val="008000"/>
+          <w:szCs w:val="22"/>
+        </w:rPr>
+        <w:t>가 text 문자열 길이보다 작을 경우 반복한다</w:t>
       </w:r>
     </w:p>
     <w:p>
@@ -16454,7 +19002,16 @@
           <w:color w:val="000000"/>
           <w:szCs w:val="22"/>
         </w:rPr>
-        <w:t xml:space="preserve"> text[i:i+</w:t>
+        <w:t xml:space="preserve"> text[</w:t>
+      </w:r>
+      <w:proofErr w:type="spellStart"/>
+      <w:r>
+        <w:rPr>
+          <w:rFonts w:ascii="Pretendard" w:eastAsia="Pretendard" w:hAnsi="Pretendard" w:cs="Courier New"/>
+          <w:color w:val="000000"/>
+          <w:szCs w:val="22"/>
+        </w:rPr>
+        <w:t>i:i+</w:t>
       </w:r>
       <w:r>
         <w:rPr>
@@ -16464,6 +19021,7 @@
         </w:rPr>
         <w:t>len</w:t>
       </w:r>
+      <w:proofErr w:type="spellEnd"/>
       <w:r>
         <w:rPr>
           <w:rFonts w:ascii="Pretendard" w:eastAsia="Pretendard" w:hAnsi="Pretendard" w:cs="Courier New"/>
@@ -16505,27 +19063,64 @@
           <w:color w:val="008000"/>
           <w:szCs w:val="22"/>
         </w:rPr>
-        <w:t># 결과 문자열에 y를 추가한다</w:t>
-      </w:r>
-    </w:p>
-    <w:p>
-      <w:pPr>
-        <w:shd w:val="clear" w:color="auto" w:fill="F7F7F7"/>
-        <w:spacing w:line="285" w:lineRule="atLeast"/>
-        <w:rPr>
-          <w:rFonts w:ascii="Pretendard" w:eastAsia="Pretendard" w:hAnsi="Pretendard" w:cs="Courier New"/>
-          <w:color w:val="000000"/>
-          <w:szCs w:val="22"/>
-        </w:rPr>
-      </w:pPr>
-      <w:r>
-        <w:rPr>
-          <w:rFonts w:ascii="Pretendard" w:eastAsia="Pretendard" w:hAnsi="Pretendard" w:cs="Courier New"/>
-          <w:color w:val="000000"/>
-          <w:szCs w:val="22"/>
-        </w:rPr>
-        <w:t xml:space="preserve">      i += </w:t>
-      </w:r>
+        <w:t># 결과 문자열에 y</w:t>
+      </w:r>
+      <w:proofErr w:type="spellStart"/>
+      <w:r>
+        <w:rPr>
+          <w:rFonts w:ascii="Pretendard" w:eastAsia="Pretendard" w:hAnsi="Pretendard" w:cs="Courier New"/>
+          <w:color w:val="008000"/>
+          <w:szCs w:val="22"/>
+        </w:rPr>
+        <w:t>를</w:t>
+      </w:r>
+      <w:proofErr w:type="spellEnd"/>
+      <w:r>
+        <w:rPr>
+          <w:rFonts w:ascii="Pretendard" w:eastAsia="Pretendard" w:hAnsi="Pretendard" w:cs="Courier New"/>
+          <w:color w:val="008000"/>
+          <w:szCs w:val="22"/>
+        </w:rPr>
+        <w:t xml:space="preserve"> 추가한다</w:t>
+      </w:r>
+    </w:p>
+    <w:p>
+      <w:pPr>
+        <w:shd w:val="clear" w:color="auto" w:fill="F7F7F7"/>
+        <w:spacing w:line="285" w:lineRule="atLeast"/>
+        <w:rPr>
+          <w:rFonts w:ascii="Pretendard" w:eastAsia="Pretendard" w:hAnsi="Pretendard" w:cs="Courier New"/>
+          <w:color w:val="000000"/>
+          <w:szCs w:val="22"/>
+        </w:rPr>
+      </w:pPr>
+      <w:r>
+        <w:rPr>
+          <w:rFonts w:ascii="Pretendard" w:eastAsia="Pretendard" w:hAnsi="Pretendard" w:cs="Courier New"/>
+          <w:color w:val="000000"/>
+          <w:szCs w:val="22"/>
+        </w:rPr>
+        <w:t xml:space="preserve">      </w:t>
+      </w:r>
+      <w:proofErr w:type="spellStart"/>
+      <w:r>
+        <w:rPr>
+          <w:rFonts w:ascii="Pretendard" w:eastAsia="Pretendard" w:hAnsi="Pretendard" w:cs="Courier New"/>
+          <w:color w:val="000000"/>
+          <w:szCs w:val="22"/>
+        </w:rPr>
+        <w:t>i</w:t>
+      </w:r>
+      <w:proofErr w:type="spellEnd"/>
+      <w:r>
+        <w:rPr>
+          <w:rFonts w:ascii="Pretendard" w:eastAsia="Pretendard" w:hAnsi="Pretendard" w:cs="Courier New"/>
+          <w:color w:val="000000"/>
+          <w:szCs w:val="22"/>
+        </w:rPr>
+        <w:t xml:space="preserve"> += </w:t>
+      </w:r>
+      <w:proofErr w:type="spellStart"/>
       <w:r>
         <w:rPr>
           <w:rFonts w:ascii="Pretendard" w:eastAsia="Pretendard" w:hAnsi="Pretendard" w:cs="Courier New"/>
@@ -16534,6 +19129,7 @@
         </w:rPr>
         <w:t>len</w:t>
       </w:r>
+      <w:proofErr w:type="spellEnd"/>
       <w:r>
         <w:rPr>
           <w:rFonts w:ascii="Pretendard" w:eastAsia="Pretendard" w:hAnsi="Pretendard" w:cs="Courier New"/>
@@ -16610,7 +19206,25 @@
           <w:color w:val="000000"/>
           <w:szCs w:val="22"/>
         </w:rPr>
-        <w:t xml:space="preserve">      result += text[i] </w:t>
+        <w:t xml:space="preserve">      result += text[</w:t>
+      </w:r>
+      <w:proofErr w:type="spellStart"/>
+      <w:r>
+        <w:rPr>
+          <w:rFonts w:ascii="Pretendard" w:eastAsia="Pretendard" w:hAnsi="Pretendard" w:cs="Courier New"/>
+          <w:color w:val="000000"/>
+          <w:szCs w:val="22"/>
+        </w:rPr>
+        <w:t>i</w:t>
+      </w:r>
+      <w:proofErr w:type="spellEnd"/>
+      <w:r>
+        <w:rPr>
+          <w:rFonts w:ascii="Pretendard" w:eastAsia="Pretendard" w:hAnsi="Pretendard" w:cs="Courier New"/>
+          <w:color w:val="000000"/>
+          <w:szCs w:val="22"/>
+        </w:rPr>
+        <w:t xml:space="preserve">] </w:t>
       </w:r>
       <w:r>
         <w:rPr>
@@ -16637,7 +19251,25 @@
           <w:color w:val="000000"/>
           <w:szCs w:val="22"/>
         </w:rPr>
-        <w:t xml:space="preserve">      i += </w:t>
+        <w:t xml:space="preserve">      </w:t>
+      </w:r>
+      <w:proofErr w:type="spellStart"/>
+      <w:r>
+        <w:rPr>
+          <w:rFonts w:ascii="Pretendard" w:eastAsia="Pretendard" w:hAnsi="Pretendard" w:cs="Courier New"/>
+          <w:color w:val="000000"/>
+          <w:szCs w:val="22"/>
+        </w:rPr>
+        <w:t>i</w:t>
+      </w:r>
+      <w:proofErr w:type="spellEnd"/>
+      <w:r>
+        <w:rPr>
+          <w:rFonts w:ascii="Pretendard" w:eastAsia="Pretendard" w:hAnsi="Pretendard" w:cs="Courier New"/>
+          <w:color w:val="000000"/>
+          <w:szCs w:val="22"/>
+        </w:rPr>
+        <w:t xml:space="preserve"> += </w:t>
       </w:r>
       <w:r>
         <w:rPr>
@@ -16772,7 +19404,35 @@
           <w:color w:val="000000"/>
           <w:szCs w:val="22"/>
         </w:rPr>
-        <w:t xml:space="preserve">str2 = myReplace(str1, </w:t>
+        <w:t xml:space="preserve">str2 = </w:t>
+      </w:r>
+      <w:proofErr w:type="spellStart"/>
+      <w:proofErr w:type="gramStart"/>
+      <w:r>
+        <w:rPr>
+          <w:rFonts w:ascii="Pretendard" w:eastAsia="Pretendard" w:hAnsi="Pretendard" w:cs="Courier New"/>
+          <w:color w:val="000000"/>
+          <w:szCs w:val="22"/>
+        </w:rPr>
+        <w:t>myReplace</w:t>
+      </w:r>
+      <w:proofErr w:type="spellEnd"/>
+      <w:r>
+        <w:rPr>
+          <w:rFonts w:ascii="Pretendard" w:eastAsia="Pretendard" w:hAnsi="Pretendard" w:cs="Courier New"/>
+          <w:color w:val="000000"/>
+          <w:szCs w:val="22"/>
+        </w:rPr>
+        <w:t>(</w:t>
+      </w:r>
+      <w:proofErr w:type="gramEnd"/>
+      <w:r>
+        <w:rPr>
+          <w:rFonts w:ascii="Pretendard" w:eastAsia="Pretendard" w:hAnsi="Pretendard" w:cs="Courier New"/>
+          <w:color w:val="000000"/>
+          <w:szCs w:val="22"/>
+        </w:rPr>
+        <w:t xml:space="preserve">str1, </w:t>
       </w:r>
       <w:r>
         <w:rPr>
@@ -16780,7 +19440,25 @@
           <w:color w:val="A31515"/>
           <w:szCs w:val="22"/>
         </w:rPr>
-        <w:t>"llo"</w:t>
+        <w:t>"</w:t>
+      </w:r>
+      <w:proofErr w:type="spellStart"/>
+      <w:r>
+        <w:rPr>
+          <w:rFonts w:ascii="Pretendard" w:eastAsia="Pretendard" w:hAnsi="Pretendard" w:cs="Courier New"/>
+          <w:color w:val="A31515"/>
+          <w:szCs w:val="22"/>
+        </w:rPr>
+        <w:t>llo</w:t>
+      </w:r>
+      <w:proofErr w:type="spellEnd"/>
+      <w:r>
+        <w:rPr>
+          <w:rFonts w:ascii="Pretendard" w:eastAsia="Pretendard" w:hAnsi="Pretendard" w:cs="Courier New"/>
+          <w:color w:val="A31515"/>
+          <w:szCs w:val="22"/>
+        </w:rPr>
+        <w:t>"</w:t>
       </w:r>
       <w:r>
         <w:rPr>
@@ -16850,7 +19528,43 @@
           <w:color w:val="008000"/>
           <w:szCs w:val="22"/>
         </w:rPr>
-        <w:t># Hexx Python World Hexx Python World</w:t>
+        <w:t xml:space="preserve"># </w:t>
+      </w:r>
+      <w:proofErr w:type="spellStart"/>
+      <w:r>
+        <w:rPr>
+          <w:rFonts w:ascii="Pretendard" w:eastAsia="Pretendard" w:hAnsi="Pretendard" w:cs="Courier New"/>
+          <w:color w:val="008000"/>
+          <w:szCs w:val="22"/>
+        </w:rPr>
+        <w:t>Hexx</w:t>
+      </w:r>
+      <w:proofErr w:type="spellEnd"/>
+      <w:r>
+        <w:rPr>
+          <w:rFonts w:ascii="Pretendard" w:eastAsia="Pretendard" w:hAnsi="Pretendard" w:cs="Courier New"/>
+          <w:color w:val="008000"/>
+          <w:szCs w:val="22"/>
+        </w:rPr>
+        <w:t xml:space="preserve"> Python World </w:t>
+      </w:r>
+      <w:proofErr w:type="spellStart"/>
+      <w:r>
+        <w:rPr>
+          <w:rFonts w:ascii="Pretendard" w:eastAsia="Pretendard" w:hAnsi="Pretendard" w:cs="Courier New"/>
+          <w:color w:val="008000"/>
+          <w:szCs w:val="22"/>
+        </w:rPr>
+        <w:t>Hexx</w:t>
+      </w:r>
+      <w:proofErr w:type="spellEnd"/>
+      <w:r>
+        <w:rPr>
+          <w:rFonts w:ascii="Pretendard" w:eastAsia="Pretendard" w:hAnsi="Pretendard" w:cs="Courier New"/>
+          <w:color w:val="008000"/>
+          <w:szCs w:val="22"/>
+        </w:rPr>
+        <w:t xml:space="preserve"> Python World</w:t>
       </w:r>
     </w:p>
     <w:p>
@@ -16908,7 +19622,35 @@
           <w:szCs w:val="22"/>
         </w:rPr>
         <w:lastRenderedPageBreak/>
-        <w:t xml:space="preserve">str2 = myReplace(str1, </w:t>
+        <w:t xml:space="preserve">str2 = </w:t>
+      </w:r>
+      <w:proofErr w:type="spellStart"/>
+      <w:proofErr w:type="gramStart"/>
+      <w:r>
+        <w:rPr>
+          <w:rFonts w:ascii="Pretendard" w:eastAsia="Pretendard" w:hAnsi="Pretendard" w:cs="Courier New"/>
+          <w:color w:val="000000"/>
+          <w:szCs w:val="22"/>
+        </w:rPr>
+        <w:t>myReplace</w:t>
+      </w:r>
+      <w:proofErr w:type="spellEnd"/>
+      <w:r>
+        <w:rPr>
+          <w:rFonts w:ascii="Pretendard" w:eastAsia="Pretendard" w:hAnsi="Pretendard" w:cs="Courier New"/>
+          <w:color w:val="000000"/>
+          <w:szCs w:val="22"/>
+        </w:rPr>
+        <w:t>(</w:t>
+      </w:r>
+      <w:proofErr w:type="gramEnd"/>
+      <w:r>
+        <w:rPr>
+          <w:rFonts w:ascii="Pretendard" w:eastAsia="Pretendard" w:hAnsi="Pretendard" w:cs="Courier New"/>
+          <w:color w:val="000000"/>
+          <w:szCs w:val="22"/>
+        </w:rPr>
+        <w:t xml:space="preserve">str1, </w:t>
       </w:r>
       <w:r>
         <w:rPr>
@@ -17144,7 +19886,27 @@
           <w:sz w:val="22"/>
           <w:szCs w:val="22"/>
         </w:rPr>
-        <w:t>아래 조건을 만족하는 menu2fctname() 함수를 완성하시오.</w:t>
+        <w:t xml:space="preserve">아래 조건을 만족하는 menu2fctname() 함수를 </w:t>
+      </w:r>
+      <w:proofErr w:type="spellStart"/>
+      <w:r>
+        <w:rPr>
+          <w:rFonts w:ascii="Pretendard" w:eastAsia="Pretendard" w:hAnsi="Pretendard"/>
+          <w:color w:val="1F1F1F"/>
+          <w:sz w:val="22"/>
+          <w:szCs w:val="22"/>
+        </w:rPr>
+        <w:t>완성하시오</w:t>
+      </w:r>
+      <w:proofErr w:type="spellEnd"/>
+      <w:r>
+        <w:rPr>
+          <w:rFonts w:ascii="Pretendard" w:eastAsia="Pretendard" w:hAnsi="Pretendard"/>
+          <w:color w:val="1F1F1F"/>
+          <w:sz w:val="22"/>
+          <w:szCs w:val="22"/>
+        </w:rPr>
+        <w:t>.</w:t>
       </w:r>
     </w:p>
     <w:p>
@@ -17260,19 +20022,27 @@
     </w:p>
     <w:p>
       <w:pPr>
-        <w:shd w:val="clear" w:color="auto" w:fill="F7F7F7"/>
-        <w:spacing w:line="285" w:lineRule="atLeast"/>
-        <w:rPr>
-          <w:rFonts w:ascii="Pretendard" w:eastAsia="Pretendard" w:hAnsi="Pretendard" w:cs="Courier New"/>
-          <w:color w:val="000000"/>
-          <w:szCs w:val="22"/>
+        <w:widowControl/>
+        <w:shd w:val="clear" w:color="auto" w:fill="F7F7F7"/>
+        <w:wordWrap/>
+        <w:autoSpaceDE/>
+        <w:autoSpaceDN/>
+        <w:spacing w:after="0" w:line="285" w:lineRule="atLeast"/>
+        <w:rPr>
+          <w:rFonts w:ascii="Pretendard" w:eastAsia="Pretendard" w:hAnsi="Pretendard" w:cs="Courier New"/>
+          <w:color w:val="000000"/>
+          <w:kern w:val="0"/>
+          <w:sz w:val="24"/>
+          <w14:ligatures w14:val="none"/>
         </w:rPr>
       </w:pPr>
       <w:r>
         <w:rPr>
           <w:rFonts w:ascii="Pretendard" w:eastAsia="Pretendard" w:hAnsi="Pretendard" w:cs="Courier New"/>
           <w:color w:val="0000FF"/>
-          <w:szCs w:val="22"/>
+          <w:kern w:val="0"/>
+          <w:sz w:val="24"/>
+          <w14:ligatures w14:val="none"/>
         </w:rPr>
         <w:t>def</w:t>
       </w:r>
@@ -17280,7 +20050,9 @@
         <w:rPr>
           <w:rFonts w:ascii="Pretendard" w:eastAsia="Pretendard" w:hAnsi="Pretendard" w:cs="Courier New"/>
           <w:color w:val="000000"/>
-          <w:szCs w:val="22"/>
+          <w:kern w:val="0"/>
+          <w:sz w:val="24"/>
+          <w14:ligatures w14:val="none"/>
         </w:rPr>
         <w:t xml:space="preserve"> </w:t>
       </w:r>
@@ -17288,7 +20060,9 @@
         <w:rPr>
           <w:rFonts w:ascii="Pretendard" w:eastAsia="Pretendard" w:hAnsi="Pretendard" w:cs="Courier New"/>
           <w:color w:val="795E26"/>
-          <w:szCs w:val="22"/>
+          <w:kern w:val="0"/>
+          <w:sz w:val="24"/>
+          <w14:ligatures w14:val="none"/>
         </w:rPr>
         <w:t>menu2fctname</w:t>
       </w:r>
@@ -17296,7 +20070,9 @@
         <w:rPr>
           <w:rFonts w:ascii="Pretendard" w:eastAsia="Pretendard" w:hAnsi="Pretendard" w:cs="Courier New"/>
           <w:color w:val="000000"/>
-          <w:szCs w:val="22"/>
+          <w:kern w:val="0"/>
+          <w:sz w:val="24"/>
+          <w14:ligatures w14:val="none"/>
         </w:rPr>
         <w:t>(</w:t>
       </w:r>
@@ -17304,7 +20080,9 @@
         <w:rPr>
           <w:rFonts w:ascii="Pretendard" w:eastAsia="Pretendard" w:hAnsi="Pretendard" w:cs="Courier New"/>
           <w:color w:val="001080"/>
-          <w:szCs w:val="22"/>
+          <w:kern w:val="0"/>
+          <w:sz w:val="24"/>
+          <w14:ligatures w14:val="none"/>
         </w:rPr>
         <w:t>menu1</w:t>
       </w:r>
@@ -17312,7 +20090,9 @@
         <w:rPr>
           <w:rFonts w:ascii="Pretendard" w:eastAsia="Pretendard" w:hAnsi="Pretendard" w:cs="Courier New"/>
           <w:color w:val="000000"/>
-          <w:szCs w:val="22"/>
+          <w:kern w:val="0"/>
+          <w:sz w:val="24"/>
+          <w14:ligatures w14:val="none"/>
         </w:rPr>
         <w:t xml:space="preserve">): </w:t>
       </w:r>
@@ -17320,26 +20100,48 @@
         <w:rPr>
           <w:rFonts w:ascii="Pretendard" w:eastAsia="Pretendard" w:hAnsi="Pretendard" w:cs="Courier New"/>
           <w:color w:val="008000"/>
-          <w:szCs w:val="22"/>
-        </w:rPr>
-        <w:t># 사용자 지정 함수, 문자열 리스트 menu1을 입력받음</w:t>
-      </w:r>
-    </w:p>
-    <w:p>
-      <w:pPr>
-        <w:shd w:val="clear" w:color="auto" w:fill="F7F7F7"/>
-        <w:spacing w:line="285" w:lineRule="atLeast"/>
-        <w:rPr>
-          <w:rFonts w:ascii="Pretendard" w:eastAsia="Pretendard" w:hAnsi="Pretendard" w:cs="Courier New"/>
-          <w:color w:val="000000"/>
-          <w:szCs w:val="22"/>
-        </w:rPr>
-      </w:pPr>
-      <w:r>
-        <w:rPr>
-          <w:rFonts w:ascii="Pretendard" w:eastAsia="Pretendard" w:hAnsi="Pretendard" w:cs="Courier New"/>
-          <w:color w:val="000000"/>
-          <w:szCs w:val="22"/>
+          <w:kern w:val="0"/>
+          <w:sz w:val="24"/>
+          <w14:ligatures w14:val="none"/>
+        </w:rPr>
+        <w:t xml:space="preserve"># 사용자 지정 함수, 문자열 리스트 menu1을 </w:t>
+      </w:r>
+      <w:proofErr w:type="spellStart"/>
+      <w:r>
+        <w:rPr>
+          <w:rFonts w:ascii="Pretendard" w:eastAsia="Pretendard" w:hAnsi="Pretendard" w:cs="Courier New"/>
+          <w:color w:val="008000"/>
+          <w:kern w:val="0"/>
+          <w:sz w:val="24"/>
+          <w14:ligatures w14:val="none"/>
+        </w:rPr>
+        <w:t>입력받음</w:t>
+      </w:r>
+      <w:proofErr w:type="spellEnd"/>
+    </w:p>
+    <w:p>
+      <w:pPr>
+        <w:widowControl/>
+        <w:shd w:val="clear" w:color="auto" w:fill="F7F7F7"/>
+        <w:wordWrap/>
+        <w:autoSpaceDE/>
+        <w:autoSpaceDN/>
+        <w:spacing w:after="0" w:line="285" w:lineRule="atLeast"/>
+        <w:rPr>
+          <w:rFonts w:ascii="Pretendard" w:eastAsia="Pretendard" w:hAnsi="Pretendard" w:cs="Courier New"/>
+          <w:color w:val="000000"/>
+          <w:kern w:val="0"/>
+          <w:sz w:val="24"/>
+          <w14:ligatures w14:val="none"/>
+        </w:rPr>
+      </w:pPr>
+      <w:r>
+        <w:rPr>
+          <w:rFonts w:ascii="Pretendard" w:eastAsia="Pretendard" w:hAnsi="Pretendard" w:cs="Courier New"/>
+          <w:color w:val="000000"/>
+          <w:kern w:val="0"/>
+          <w:sz w:val="24"/>
+          <w14:ligatures w14:val="none"/>
         </w:rPr>
         <w:t xml:space="preserve">  result = [] </w:t>
       </w:r>
@@ -17347,26 +20149,36 @@
         <w:rPr>
           <w:rFonts w:ascii="Pretendard" w:eastAsia="Pretendard" w:hAnsi="Pretendard" w:cs="Courier New"/>
           <w:color w:val="008000"/>
-          <w:szCs w:val="22"/>
+          <w:kern w:val="0"/>
+          <w:sz w:val="24"/>
+          <w14:ligatures w14:val="none"/>
         </w:rPr>
         <w:t># 결과를 저장할 리스트 초기화</w:t>
       </w:r>
     </w:p>
     <w:p>
       <w:pPr>
-        <w:shd w:val="clear" w:color="auto" w:fill="F7F7F7"/>
-        <w:spacing w:line="285" w:lineRule="atLeast"/>
-        <w:rPr>
-          <w:rFonts w:ascii="Pretendard" w:eastAsia="Pretendard" w:hAnsi="Pretendard" w:cs="Courier New"/>
-          <w:color w:val="000000"/>
-          <w:szCs w:val="22"/>
-        </w:rPr>
-      </w:pPr>
-      <w:r>
-        <w:rPr>
-          <w:rFonts w:ascii="Pretendard" w:eastAsia="Pretendard" w:hAnsi="Pretendard" w:cs="Courier New"/>
-          <w:color w:val="000000"/>
-          <w:szCs w:val="22"/>
+        <w:widowControl/>
+        <w:shd w:val="clear" w:color="auto" w:fill="F7F7F7"/>
+        <w:wordWrap/>
+        <w:autoSpaceDE/>
+        <w:autoSpaceDN/>
+        <w:spacing w:after="0" w:line="285" w:lineRule="atLeast"/>
+        <w:rPr>
+          <w:rFonts w:ascii="Pretendard" w:eastAsia="Pretendard" w:hAnsi="Pretendard" w:cs="Courier New"/>
+          <w:color w:val="000000"/>
+          <w:kern w:val="0"/>
+          <w:sz w:val="24"/>
+          <w14:ligatures w14:val="none"/>
+        </w:rPr>
+      </w:pPr>
+      <w:r>
+        <w:rPr>
+          <w:rFonts w:ascii="Pretendard" w:eastAsia="Pretendard" w:hAnsi="Pretendard" w:cs="Courier New"/>
+          <w:color w:val="000000"/>
+          <w:kern w:val="0"/>
+          <w:sz w:val="24"/>
+          <w14:ligatures w14:val="none"/>
         </w:rPr>
         <w:t xml:space="preserve">  </w:t>
       </w:r>
@@ -17374,7 +20186,9 @@
         <w:rPr>
           <w:rFonts w:ascii="Pretendard" w:eastAsia="Pretendard" w:hAnsi="Pretendard" w:cs="Courier New"/>
           <w:color w:val="AF00DB"/>
-          <w:szCs w:val="22"/>
+          <w:kern w:val="0"/>
+          <w:sz w:val="24"/>
+          <w14:ligatures w14:val="none"/>
         </w:rPr>
         <w:t>for</w:t>
       </w:r>
@@ -17382,7 +20196,9 @@
         <w:rPr>
           <w:rFonts w:ascii="Pretendard" w:eastAsia="Pretendard" w:hAnsi="Pretendard" w:cs="Courier New"/>
           <w:color w:val="000000"/>
-          <w:szCs w:val="22"/>
+          <w:kern w:val="0"/>
+          <w:sz w:val="24"/>
+          <w14:ligatures w14:val="none"/>
         </w:rPr>
         <w:t xml:space="preserve"> kk </w:t>
       </w:r>
@@ -17390,7 +20206,9 @@
         <w:rPr>
           <w:rFonts w:ascii="Pretendard" w:eastAsia="Pretendard" w:hAnsi="Pretendard" w:cs="Courier New"/>
           <w:color w:val="0000FF"/>
-          <w:szCs w:val="22"/>
+          <w:kern w:val="0"/>
+          <w:sz w:val="24"/>
+          <w14:ligatures w14:val="none"/>
         </w:rPr>
         <w:t>in</w:t>
       </w:r>
@@ -17398,7 +20216,9 @@
         <w:rPr>
           <w:rFonts w:ascii="Pretendard" w:eastAsia="Pretendard" w:hAnsi="Pretendard" w:cs="Courier New"/>
           <w:color w:val="000000"/>
-          <w:szCs w:val="22"/>
+          <w:kern w:val="0"/>
+          <w:sz w:val="24"/>
+          <w14:ligatures w14:val="none"/>
         </w:rPr>
         <w:t xml:space="preserve"> menu1: </w:t>
       </w:r>
@@ -17406,34 +20226,68 @@
         <w:rPr>
           <w:rFonts w:ascii="Pretendard" w:eastAsia="Pretendard" w:hAnsi="Pretendard" w:cs="Courier New"/>
           <w:color w:val="008000"/>
-          <w:szCs w:val="22"/>
+          <w:kern w:val="0"/>
+          <w:sz w:val="24"/>
+          <w14:ligatures w14:val="none"/>
         </w:rPr>
         <w:t># menu1 리스트의 각 요소에 대해 반복</w:t>
       </w:r>
     </w:p>
     <w:p>
       <w:pPr>
-        <w:shd w:val="clear" w:color="auto" w:fill="F7F7F7"/>
-        <w:spacing w:line="285" w:lineRule="atLeast"/>
-        <w:rPr>
-          <w:rFonts w:ascii="Pretendard" w:eastAsia="Pretendard" w:hAnsi="Pretendard" w:cs="Courier New"/>
-          <w:color w:val="000000"/>
-          <w:szCs w:val="22"/>
-        </w:rPr>
-      </w:pPr>
-      <w:r>
-        <w:rPr>
-          <w:rFonts w:ascii="Pretendard" w:eastAsia="Pretendard" w:hAnsi="Pretendard" w:cs="Courier New"/>
-          <w:color w:val="000000"/>
-          <w:szCs w:val="22"/>
-        </w:rPr>
-        <w:t xml:space="preserve">    result.append(kk.replace(</w:t>
+        <w:widowControl/>
+        <w:shd w:val="clear" w:color="auto" w:fill="F7F7F7"/>
+        <w:wordWrap/>
+        <w:autoSpaceDE/>
+        <w:autoSpaceDN/>
+        <w:spacing w:after="0" w:line="285" w:lineRule="atLeast"/>
+        <w:rPr>
+          <w:rFonts w:ascii="Pretendard" w:eastAsia="Pretendard" w:hAnsi="Pretendard" w:cs="Courier New"/>
+          <w:color w:val="000000"/>
+          <w:kern w:val="0"/>
+          <w:sz w:val="24"/>
+          <w14:ligatures w14:val="none"/>
+        </w:rPr>
+      </w:pPr>
+      <w:r>
+        <w:rPr>
+          <w:rFonts w:ascii="Pretendard" w:eastAsia="Pretendard" w:hAnsi="Pretendard" w:cs="Courier New"/>
+          <w:color w:val="000000"/>
+          <w:kern w:val="0"/>
+          <w:sz w:val="24"/>
+          <w14:ligatures w14:val="none"/>
+        </w:rPr>
+        <w:t xml:space="preserve">    converted = </w:t>
+      </w:r>
+      <w:proofErr w:type="spellStart"/>
+      <w:r>
+        <w:rPr>
+          <w:rFonts w:ascii="Pretendard" w:eastAsia="Pretendard" w:hAnsi="Pretendard" w:cs="Courier New"/>
+          <w:color w:val="000000"/>
+          <w:kern w:val="0"/>
+          <w:sz w:val="24"/>
+          <w14:ligatures w14:val="none"/>
+        </w:rPr>
+        <w:t>kk.replace</w:t>
+      </w:r>
+      <w:proofErr w:type="spellEnd"/>
+      <w:r>
+        <w:rPr>
+          <w:rFonts w:ascii="Pretendard" w:eastAsia="Pretendard" w:hAnsi="Pretendard" w:cs="Courier New"/>
+          <w:color w:val="000000"/>
+          <w:kern w:val="0"/>
+          <w:sz w:val="24"/>
+          <w14:ligatures w14:val="none"/>
+        </w:rPr>
+        <w:t>(</w:t>
       </w:r>
       <w:r>
         <w:rPr>
           <w:rFonts w:ascii="Pretendard" w:eastAsia="Pretendard" w:hAnsi="Pretendard" w:cs="Courier New"/>
           <w:color w:val="A31515"/>
-          <w:szCs w:val="22"/>
+          <w:kern w:val="0"/>
+          <w:sz w:val="24"/>
+          <w14:ligatures w14:val="none"/>
         </w:rPr>
         <w:t>" "</w:t>
       </w:r>
@@ -17441,7 +20295,9 @@
         <w:rPr>
           <w:rFonts w:ascii="Pretendard" w:eastAsia="Pretendard" w:hAnsi="Pretendard" w:cs="Courier New"/>
           <w:color w:val="000000"/>
-          <w:szCs w:val="22"/>
+          <w:kern w:val="0"/>
+          <w:sz w:val="24"/>
+          <w14:ligatures w14:val="none"/>
         </w:rPr>
         <w:t xml:space="preserve">, </w:t>
       </w:r>
@@ -17449,7 +20305,9 @@
         <w:rPr>
           <w:rFonts w:ascii="Pretendard" w:eastAsia="Pretendard" w:hAnsi="Pretendard" w:cs="Courier New"/>
           <w:color w:val="A31515"/>
-          <w:szCs w:val="22"/>
+          <w:kern w:val="0"/>
+          <w:sz w:val="24"/>
+          <w14:ligatures w14:val="none"/>
         </w:rPr>
         <w:t>"_"</w:t>
       </w:r>
@@ -17457,34 +20315,182 @@
         <w:rPr>
           <w:rFonts w:ascii="Pretendard" w:eastAsia="Pretendard" w:hAnsi="Pretendard" w:cs="Courier New"/>
           <w:color w:val="000000"/>
-          <w:szCs w:val="22"/>
-        </w:rPr>
-        <w:t xml:space="preserve">)) </w:t>
-      </w:r>
-      <w:r>
-        <w:rPr>
-          <w:rFonts w:ascii="Pretendard" w:eastAsia="Pretendard" w:hAnsi="Pretendard" w:cs="Courier New"/>
-          <w:color w:val="008000"/>
-          <w:szCs w:val="22"/>
-        </w:rPr>
-        <w:t># 요소 내 공백을 "_"로 치환 후, 결과 리스트에 추가</w:t>
-      </w:r>
-    </w:p>
-    <w:p>
-      <w:pPr>
-        <w:shd w:val="clear" w:color="auto" w:fill="F7F7F7"/>
-        <w:spacing w:line="285" w:lineRule="atLeast"/>
-        <w:rPr>
-          <w:rFonts w:ascii="Pretendard" w:eastAsia="Pretendard" w:hAnsi="Pretendard" w:cs="Courier New"/>
-          <w:color w:val="000000"/>
-          <w:szCs w:val="22"/>
-        </w:rPr>
-      </w:pPr>
-      <w:r>
-        <w:rPr>
-          <w:rFonts w:ascii="Pretendard" w:eastAsia="Pretendard" w:hAnsi="Pretendard" w:cs="Courier New"/>
-          <w:color w:val="000000"/>
-          <w:szCs w:val="22"/>
+          <w:kern w:val="0"/>
+          <w:sz w:val="24"/>
+          <w14:ligatures w14:val="none"/>
+        </w:rPr>
+        <w:t xml:space="preserve">) </w:t>
+      </w:r>
+      <w:r>
+        <w:rPr>
+          <w:rFonts w:ascii="Pretendard" w:eastAsia="Pretendard" w:hAnsi="Pretendard" w:cs="Courier New"/>
+          <w:color w:val="008000"/>
+          <w:kern w:val="0"/>
+          <w:sz w:val="24"/>
+          <w14:ligatures w14:val="none"/>
+        </w:rPr>
+        <w:t xml:space="preserve"># 요소 내 공백을 "_"로 치환 </w:t>
+      </w:r>
+    </w:p>
+    <w:p>
+      <w:pPr>
+        <w:widowControl/>
+        <w:shd w:val="clear" w:color="auto" w:fill="F7F7F7"/>
+        <w:wordWrap/>
+        <w:autoSpaceDE/>
+        <w:autoSpaceDN/>
+        <w:spacing w:after="0" w:line="285" w:lineRule="atLeast"/>
+        <w:rPr>
+          <w:rFonts w:ascii="Pretendard" w:eastAsia="Pretendard" w:hAnsi="Pretendard" w:cs="Courier New"/>
+          <w:color w:val="000000"/>
+          <w:kern w:val="0"/>
+          <w:sz w:val="24"/>
+          <w14:ligatures w14:val="none"/>
+        </w:rPr>
+      </w:pPr>
+      <w:r>
+        <w:rPr>
+          <w:rFonts w:ascii="Pretendard" w:eastAsia="Pretendard" w:hAnsi="Pretendard" w:cs="Courier New"/>
+          <w:color w:val="000000"/>
+          <w:kern w:val="0"/>
+          <w:sz w:val="24"/>
+          <w14:ligatures w14:val="none"/>
+        </w:rPr>
+        <w:t xml:space="preserve">    converted = converted[</w:t>
+      </w:r>
+      <w:r>
+        <w:rPr>
+          <w:rFonts w:ascii="Pretendard" w:eastAsia="Pretendard" w:hAnsi="Pretendard" w:cs="Courier New"/>
+          <w:color w:val="116644"/>
+          <w:kern w:val="0"/>
+          <w:sz w:val="24"/>
+          <w14:ligatures w14:val="none"/>
+        </w:rPr>
+        <w:t>0</w:t>
+      </w:r>
+      <w:r>
+        <w:rPr>
+          <w:rFonts w:ascii="Pretendard" w:eastAsia="Pretendard" w:hAnsi="Pretendard" w:cs="Courier New"/>
+          <w:color w:val="000000"/>
+          <w:kern w:val="0"/>
+          <w:sz w:val="24"/>
+          <w14:ligatures w14:val="none"/>
+        </w:rPr>
+        <w:t>].lower() + converted[</w:t>
+      </w:r>
+      <w:r>
+        <w:rPr>
+          <w:rFonts w:ascii="Pretendard" w:eastAsia="Pretendard" w:hAnsi="Pretendard" w:cs="Courier New"/>
+          <w:color w:val="116644"/>
+          <w:kern w:val="0"/>
+          <w:sz w:val="24"/>
+          <w14:ligatures w14:val="none"/>
+        </w:rPr>
+        <w:t>1</w:t>
+      </w:r>
+      <w:r>
+        <w:rPr>
+          <w:rFonts w:ascii="Pretendard" w:eastAsia="Pretendard" w:hAnsi="Pretendard" w:cs="Courier New"/>
+          <w:color w:val="000000"/>
+          <w:kern w:val="0"/>
+          <w:sz w:val="24"/>
+          <w14:ligatures w14:val="none"/>
+        </w:rPr>
+        <w:t xml:space="preserve">:] </w:t>
+      </w:r>
+      <w:r>
+        <w:rPr>
+          <w:rFonts w:ascii="Pretendard" w:eastAsia="Pretendard" w:hAnsi="Pretendard" w:cs="Courier New"/>
+          <w:color w:val="008000"/>
+          <w:kern w:val="0"/>
+          <w:sz w:val="24"/>
+          <w14:ligatures w14:val="none"/>
+        </w:rPr>
+        <w:t># 첫 글자를 소문자로 변환</w:t>
+      </w:r>
+    </w:p>
+    <w:p>
+      <w:pPr>
+        <w:widowControl/>
+        <w:shd w:val="clear" w:color="auto" w:fill="F7F7F7"/>
+        <w:wordWrap/>
+        <w:autoSpaceDE/>
+        <w:autoSpaceDN/>
+        <w:spacing w:after="0" w:line="285" w:lineRule="atLeast"/>
+        <w:rPr>
+          <w:rFonts w:ascii="Pretendard" w:eastAsia="Pretendard" w:hAnsi="Pretendard" w:cs="Courier New"/>
+          <w:color w:val="000000"/>
+          <w:kern w:val="0"/>
+          <w:sz w:val="24"/>
+          <w14:ligatures w14:val="none"/>
+        </w:rPr>
+      </w:pPr>
+      <w:r>
+        <w:rPr>
+          <w:rFonts w:ascii="Pretendard" w:eastAsia="Pretendard" w:hAnsi="Pretendard" w:cs="Courier New"/>
+          <w:color w:val="000000"/>
+          <w:kern w:val="0"/>
+          <w:sz w:val="24"/>
+          <w14:ligatures w14:val="none"/>
+        </w:rPr>
+        <w:t xml:space="preserve">    </w:t>
+      </w:r>
+      <w:proofErr w:type="spellStart"/>
+      <w:r>
+        <w:rPr>
+          <w:rFonts w:ascii="Pretendard" w:eastAsia="Pretendard" w:hAnsi="Pretendard" w:cs="Courier New"/>
+          <w:color w:val="000000"/>
+          <w:kern w:val="0"/>
+          <w:sz w:val="24"/>
+          <w14:ligatures w14:val="none"/>
+        </w:rPr>
+        <w:t>result.append</w:t>
+      </w:r>
+      <w:proofErr w:type="spellEnd"/>
+      <w:r>
+        <w:rPr>
+          <w:rFonts w:ascii="Pretendard" w:eastAsia="Pretendard" w:hAnsi="Pretendard" w:cs="Courier New"/>
+          <w:color w:val="000000"/>
+          <w:kern w:val="0"/>
+          <w:sz w:val="24"/>
+          <w14:ligatures w14:val="none"/>
+        </w:rPr>
+        <w:t xml:space="preserve">(converted) </w:t>
+      </w:r>
+      <w:r>
+        <w:rPr>
+          <w:rFonts w:ascii="Pretendard" w:eastAsia="Pretendard" w:hAnsi="Pretendard" w:cs="Courier New"/>
+          <w:color w:val="008000"/>
+          <w:kern w:val="0"/>
+          <w:sz w:val="24"/>
+          <w14:ligatures w14:val="none"/>
+        </w:rPr>
+        <w:t># 결과 리스트에 추가</w:t>
+      </w:r>
+    </w:p>
+    <w:p>
+      <w:pPr>
+        <w:widowControl/>
+        <w:shd w:val="clear" w:color="auto" w:fill="F7F7F7"/>
+        <w:wordWrap/>
+        <w:autoSpaceDE/>
+        <w:autoSpaceDN/>
+        <w:spacing w:after="0" w:line="285" w:lineRule="atLeast"/>
+        <w:rPr>
+          <w:rFonts w:ascii="Pretendard" w:eastAsia="Pretendard" w:hAnsi="Pretendard" w:cs="Courier New"/>
+          <w:color w:val="000000"/>
+          <w:kern w:val="0"/>
+          <w:sz w:val="24"/>
+          <w14:ligatures w14:val="none"/>
+        </w:rPr>
+      </w:pPr>
+      <w:r>
+        <w:rPr>
+          <w:rFonts w:ascii="Pretendard" w:eastAsia="Pretendard" w:hAnsi="Pretendard" w:cs="Courier New"/>
+          <w:color w:val="000000"/>
+          <w:kern w:val="0"/>
+          <w:sz w:val="24"/>
+          <w14:ligatures w14:val="none"/>
         </w:rPr>
         <w:t xml:space="preserve">  </w:t>
       </w:r>
@@ -17492,7 +20498,9 @@
         <w:rPr>
           <w:rFonts w:ascii="Pretendard" w:eastAsia="Pretendard" w:hAnsi="Pretendard" w:cs="Courier New"/>
           <w:color w:val="AF00DB"/>
-          <w:szCs w:val="22"/>
+          <w:kern w:val="0"/>
+          <w:sz w:val="24"/>
+          <w14:ligatures w14:val="none"/>
         </w:rPr>
         <w:t>return</w:t>
       </w:r>
@@ -17500,7 +20508,9 @@
         <w:rPr>
           <w:rFonts w:ascii="Pretendard" w:eastAsia="Pretendard" w:hAnsi="Pretendard" w:cs="Courier New"/>
           <w:color w:val="000000"/>
-          <w:szCs w:val="22"/>
+          <w:kern w:val="0"/>
+          <w:sz w:val="24"/>
+          <w14:ligatures w14:val="none"/>
         </w:rPr>
         <w:t xml:space="preserve"> result </w:t>
       </w:r>
@@ -17508,37 +20518,53 @@
         <w:rPr>
           <w:rFonts w:ascii="Pretendard" w:eastAsia="Pretendard" w:hAnsi="Pretendard" w:cs="Courier New"/>
           <w:color w:val="008000"/>
-          <w:szCs w:val="22"/>
+          <w:kern w:val="0"/>
+          <w:sz w:val="24"/>
+          <w14:ligatures w14:val="none"/>
         </w:rPr>
         <w:t># 결과 리스트 반환</w:t>
       </w:r>
     </w:p>
     <w:p>
       <w:pPr>
-        <w:shd w:val="clear" w:color="auto" w:fill="F7F7F7"/>
-        <w:spacing w:line="285" w:lineRule="atLeast"/>
-        <w:rPr>
-          <w:rFonts w:ascii="Pretendard" w:eastAsia="Pretendard" w:hAnsi="Pretendard" w:cs="Courier New"/>
-          <w:color w:val="000000"/>
-          <w:szCs w:val="22"/>
-        </w:rPr>
-      </w:pPr>
-    </w:p>
-    <w:p>
-      <w:pPr>
-        <w:shd w:val="clear" w:color="auto" w:fill="F7F7F7"/>
-        <w:spacing w:line="285" w:lineRule="atLeast"/>
-        <w:rPr>
-          <w:rFonts w:ascii="Pretendard" w:eastAsia="Pretendard" w:hAnsi="Pretendard" w:cs="Courier New"/>
-          <w:color w:val="000000"/>
-          <w:szCs w:val="22"/>
-        </w:rPr>
-      </w:pPr>
-      <w:r>
-        <w:rPr>
-          <w:rFonts w:ascii="Pretendard" w:eastAsia="Pretendard" w:hAnsi="Pretendard" w:cs="Courier New"/>
-          <w:color w:val="000000"/>
-          <w:szCs w:val="22"/>
+        <w:widowControl/>
+        <w:shd w:val="clear" w:color="auto" w:fill="F7F7F7"/>
+        <w:wordWrap/>
+        <w:autoSpaceDE/>
+        <w:autoSpaceDN/>
+        <w:spacing w:after="0" w:line="285" w:lineRule="atLeast"/>
+        <w:rPr>
+          <w:rFonts w:ascii="Pretendard" w:eastAsia="Pretendard" w:hAnsi="Pretendard" w:cs="Courier New"/>
+          <w:color w:val="000000"/>
+          <w:kern w:val="0"/>
+          <w:sz w:val="24"/>
+          <w14:ligatures w14:val="none"/>
+        </w:rPr>
+      </w:pPr>
+    </w:p>
+    <w:p>
+      <w:pPr>
+        <w:widowControl/>
+        <w:shd w:val="clear" w:color="auto" w:fill="F7F7F7"/>
+        <w:wordWrap/>
+        <w:autoSpaceDE/>
+        <w:autoSpaceDN/>
+        <w:spacing w:after="0" w:line="285" w:lineRule="atLeast"/>
+        <w:rPr>
+          <w:rFonts w:ascii="Pretendard" w:eastAsia="Pretendard" w:hAnsi="Pretendard" w:cs="Courier New"/>
+          <w:color w:val="000000"/>
+          <w:kern w:val="0"/>
+          <w:sz w:val="24"/>
+          <w14:ligatures w14:val="none"/>
+        </w:rPr>
+      </w:pPr>
+      <w:r>
+        <w:rPr>
+          <w:rFonts w:ascii="Pretendard" w:eastAsia="Pretendard" w:hAnsi="Pretendard" w:cs="Courier New"/>
+          <w:color w:val="000000"/>
+          <w:kern w:val="0"/>
+          <w:sz w:val="24"/>
+          <w14:ligatures w14:val="none"/>
         </w:rPr>
         <w:t>menu1 = [</w:t>
       </w:r>
@@ -17546,15 +20572,30 @@
         <w:rPr>
           <w:rFonts w:ascii="Pretendard" w:eastAsia="Pretendard" w:hAnsi="Pretendard" w:cs="Courier New"/>
           <w:color w:val="A31515"/>
-          <w:szCs w:val="22"/>
-        </w:rPr>
-        <w:t>'Append List'</w:t>
-      </w:r>
-      <w:r>
-        <w:rPr>
-          <w:rFonts w:ascii="Pretendard" w:eastAsia="Pretendard" w:hAnsi="Pretendard" w:cs="Courier New"/>
-          <w:color w:val="000000"/>
-          <w:szCs w:val="22"/>
+          <w:kern w:val="0"/>
+          <w:sz w:val="24"/>
+          <w14:ligatures w14:val="none"/>
+        </w:rPr>
+        <w:t xml:space="preserve">'Append </w:t>
+      </w:r>
+      <w:proofErr w:type="spellStart"/>
+      <w:r>
+        <w:rPr>
+          <w:rFonts w:ascii="Pretendard" w:eastAsia="Pretendard" w:hAnsi="Pretendard" w:cs="Courier New"/>
+          <w:color w:val="A31515"/>
+          <w:kern w:val="0"/>
+          <w:sz w:val="24"/>
+          <w14:ligatures w14:val="none"/>
+        </w:rPr>
+        <w:t>List'</w:t>
+      </w:r>
+      <w:r>
+        <w:rPr>
+          <w:rFonts w:ascii="Pretendard" w:eastAsia="Pretendard" w:hAnsi="Pretendard" w:cs="Courier New"/>
+          <w:color w:val="000000"/>
+          <w:kern w:val="0"/>
+          <w:sz w:val="24"/>
+          <w14:ligatures w14:val="none"/>
         </w:rPr>
         <w:t>,</w:t>
       </w:r>
@@ -17562,15 +20603,41 @@
         <w:rPr>
           <w:rFonts w:ascii="Pretendard" w:eastAsia="Pretendard" w:hAnsi="Pretendard" w:cs="Courier New"/>
           <w:color w:val="A31515"/>
-          <w:szCs w:val="22"/>
-        </w:rPr>
-        <w:t>'Print List'</w:t>
-      </w:r>
-      <w:r>
-        <w:rPr>
-          <w:rFonts w:ascii="Pretendard" w:eastAsia="Pretendard" w:hAnsi="Pretendard" w:cs="Courier New"/>
-          <w:color w:val="000000"/>
-          <w:szCs w:val="22"/>
+          <w:kern w:val="0"/>
+          <w:sz w:val="24"/>
+          <w14:ligatures w14:val="none"/>
+        </w:rPr>
+        <w:t>'Print</w:t>
+      </w:r>
+      <w:proofErr w:type="spellEnd"/>
+      <w:r>
+        <w:rPr>
+          <w:rFonts w:ascii="Pretendard" w:eastAsia="Pretendard" w:hAnsi="Pretendard" w:cs="Courier New"/>
+          <w:color w:val="A31515"/>
+          <w:kern w:val="0"/>
+          <w:sz w:val="24"/>
+          <w14:ligatures w14:val="none"/>
+        </w:rPr>
+        <w:t xml:space="preserve"> </w:t>
+      </w:r>
+      <w:proofErr w:type="spellStart"/>
+      <w:r>
+        <w:rPr>
+          <w:rFonts w:ascii="Pretendard" w:eastAsia="Pretendard" w:hAnsi="Pretendard" w:cs="Courier New"/>
+          <w:color w:val="A31515"/>
+          <w:kern w:val="0"/>
+          <w:sz w:val="24"/>
+          <w14:ligatures w14:val="none"/>
+        </w:rPr>
+        <w:t>List'</w:t>
+      </w:r>
+      <w:r>
+        <w:rPr>
+          <w:rFonts w:ascii="Pretendard" w:eastAsia="Pretendard" w:hAnsi="Pretendard" w:cs="Courier New"/>
+          <w:color w:val="000000"/>
+          <w:kern w:val="0"/>
+          <w:sz w:val="24"/>
+          <w14:ligatures w14:val="none"/>
         </w:rPr>
         <w:t>,</w:t>
       </w:r>
@@ -17578,15 +20645,41 @@
         <w:rPr>
           <w:rFonts w:ascii="Pretendard" w:eastAsia="Pretendard" w:hAnsi="Pretendard" w:cs="Courier New"/>
           <w:color w:val="A31515"/>
-          <w:szCs w:val="22"/>
-        </w:rPr>
-        <w:t>'Delete List'</w:t>
-      </w:r>
-      <w:r>
-        <w:rPr>
-          <w:rFonts w:ascii="Pretendard" w:eastAsia="Pretendard" w:hAnsi="Pretendard" w:cs="Courier New"/>
-          <w:color w:val="000000"/>
-          <w:szCs w:val="22"/>
+          <w:kern w:val="0"/>
+          <w:sz w:val="24"/>
+          <w14:ligatures w14:val="none"/>
+        </w:rPr>
+        <w:t>'Delete</w:t>
+      </w:r>
+      <w:proofErr w:type="spellEnd"/>
+      <w:r>
+        <w:rPr>
+          <w:rFonts w:ascii="Pretendard" w:eastAsia="Pretendard" w:hAnsi="Pretendard" w:cs="Courier New"/>
+          <w:color w:val="A31515"/>
+          <w:kern w:val="0"/>
+          <w:sz w:val="24"/>
+          <w14:ligatures w14:val="none"/>
+        </w:rPr>
+        <w:t xml:space="preserve"> </w:t>
+      </w:r>
+      <w:proofErr w:type="spellStart"/>
+      <w:r>
+        <w:rPr>
+          <w:rFonts w:ascii="Pretendard" w:eastAsia="Pretendard" w:hAnsi="Pretendard" w:cs="Courier New"/>
+          <w:color w:val="A31515"/>
+          <w:kern w:val="0"/>
+          <w:sz w:val="24"/>
+          <w14:ligatures w14:val="none"/>
+        </w:rPr>
+        <w:t>List'</w:t>
+      </w:r>
+      <w:r>
+        <w:rPr>
+          <w:rFonts w:ascii="Pretendard" w:eastAsia="Pretendard" w:hAnsi="Pretendard" w:cs="Courier New"/>
+          <w:color w:val="000000"/>
+          <w:kern w:val="0"/>
+          <w:sz w:val="24"/>
+          <w14:ligatures w14:val="none"/>
         </w:rPr>
         <w:t>,</w:t>
       </w:r>
@@ -17594,15 +20687,41 @@
         <w:rPr>
           <w:rFonts w:ascii="Pretendard" w:eastAsia="Pretendard" w:hAnsi="Pretendard" w:cs="Courier New"/>
           <w:color w:val="A31515"/>
-          <w:szCs w:val="22"/>
-        </w:rPr>
-        <w:t>'Rename List'</w:t>
-      </w:r>
-      <w:r>
-        <w:rPr>
-          <w:rFonts w:ascii="Pretendard" w:eastAsia="Pretendard" w:hAnsi="Pretendard" w:cs="Courier New"/>
-          <w:color w:val="000000"/>
-          <w:szCs w:val="22"/>
+          <w:kern w:val="0"/>
+          <w:sz w:val="24"/>
+          <w14:ligatures w14:val="none"/>
+        </w:rPr>
+        <w:t>'Rename</w:t>
+      </w:r>
+      <w:proofErr w:type="spellEnd"/>
+      <w:r>
+        <w:rPr>
+          <w:rFonts w:ascii="Pretendard" w:eastAsia="Pretendard" w:hAnsi="Pretendard" w:cs="Courier New"/>
+          <w:color w:val="A31515"/>
+          <w:kern w:val="0"/>
+          <w:sz w:val="24"/>
+          <w14:ligatures w14:val="none"/>
+        </w:rPr>
+        <w:t xml:space="preserve"> </w:t>
+      </w:r>
+      <w:proofErr w:type="spellStart"/>
+      <w:r>
+        <w:rPr>
+          <w:rFonts w:ascii="Pretendard" w:eastAsia="Pretendard" w:hAnsi="Pretendard" w:cs="Courier New"/>
+          <w:color w:val="A31515"/>
+          <w:kern w:val="0"/>
+          <w:sz w:val="24"/>
+          <w14:ligatures w14:val="none"/>
+        </w:rPr>
+        <w:t>List'</w:t>
+      </w:r>
+      <w:r>
+        <w:rPr>
+          <w:rFonts w:ascii="Pretendard" w:eastAsia="Pretendard" w:hAnsi="Pretendard" w:cs="Courier New"/>
+          <w:color w:val="000000"/>
+          <w:kern w:val="0"/>
+          <w:sz w:val="24"/>
+          <w14:ligatures w14:val="none"/>
         </w:rPr>
         <w:t>,</w:t>
       </w:r>
@@ -17610,75 +20729,118 @@
         <w:rPr>
           <w:rFonts w:ascii="Pretendard" w:eastAsia="Pretendard" w:hAnsi="Pretendard" w:cs="Courier New"/>
           <w:color w:val="A31515"/>
-          <w:szCs w:val="22"/>
-        </w:rPr>
-        <w:t>'Exit'</w:t>
-      </w:r>
-      <w:r>
-        <w:rPr>
-          <w:rFonts w:ascii="Pretendard" w:eastAsia="Pretendard" w:hAnsi="Pretendard" w:cs="Courier New"/>
-          <w:color w:val="000000"/>
-          <w:szCs w:val="22"/>
+          <w:kern w:val="0"/>
+          <w:sz w:val="24"/>
+          <w14:ligatures w14:val="none"/>
+        </w:rPr>
+        <w:t>'Exit</w:t>
+      </w:r>
+      <w:proofErr w:type="spellEnd"/>
+      <w:r>
+        <w:rPr>
+          <w:rFonts w:ascii="Pretendard" w:eastAsia="Pretendard" w:hAnsi="Pretendard" w:cs="Courier New"/>
+          <w:color w:val="A31515"/>
+          <w:kern w:val="0"/>
+          <w:sz w:val="24"/>
+          <w14:ligatures w14:val="none"/>
+        </w:rPr>
+        <w:t>'</w:t>
+      </w:r>
+      <w:r>
+        <w:rPr>
+          <w:rFonts w:ascii="Pretendard" w:eastAsia="Pretendard" w:hAnsi="Pretendard" w:cs="Courier New"/>
+          <w:color w:val="000000"/>
+          <w:kern w:val="0"/>
+          <w:sz w:val="24"/>
+          <w14:ligatures w14:val="none"/>
         </w:rPr>
         <w:t>]</w:t>
       </w:r>
     </w:p>
     <w:p>
       <w:pPr>
-        <w:shd w:val="clear" w:color="auto" w:fill="F7F7F7"/>
-        <w:spacing w:line="285" w:lineRule="atLeast"/>
-        <w:rPr>
-          <w:rFonts w:ascii="Pretendard" w:eastAsia="Pretendard" w:hAnsi="Pretendard" w:cs="Courier New"/>
-          <w:color w:val="000000"/>
-          <w:szCs w:val="22"/>
-        </w:rPr>
-      </w:pPr>
-    </w:p>
-    <w:p>
-      <w:pPr>
-        <w:shd w:val="clear" w:color="auto" w:fill="F7F7F7"/>
-        <w:spacing w:line="285" w:lineRule="atLeast"/>
-        <w:rPr>
-          <w:rFonts w:ascii="Pretendard" w:eastAsia="Pretendard" w:hAnsi="Pretendard" w:cs="Courier New"/>
-          <w:color w:val="000000"/>
-          <w:szCs w:val="22"/>
-        </w:rPr>
-      </w:pPr>
-      <w:r>
-        <w:rPr>
-          <w:rFonts w:ascii="Pretendard" w:eastAsia="Pretendard" w:hAnsi="Pretendard" w:cs="Courier New"/>
-          <w:color w:val="000000"/>
-          <w:szCs w:val="22"/>
+        <w:widowControl/>
+        <w:shd w:val="clear" w:color="auto" w:fill="F7F7F7"/>
+        <w:wordWrap/>
+        <w:autoSpaceDE/>
+        <w:autoSpaceDN/>
+        <w:spacing w:after="0" w:line="285" w:lineRule="atLeast"/>
+        <w:rPr>
+          <w:rFonts w:ascii="Pretendard" w:eastAsia="Pretendard" w:hAnsi="Pretendard" w:cs="Courier New"/>
+          <w:color w:val="000000"/>
+          <w:kern w:val="0"/>
+          <w:sz w:val="24"/>
+          <w14:ligatures w14:val="none"/>
+        </w:rPr>
+      </w:pPr>
+    </w:p>
+    <w:p>
+      <w:pPr>
+        <w:widowControl/>
+        <w:shd w:val="clear" w:color="auto" w:fill="F7F7F7"/>
+        <w:wordWrap/>
+        <w:autoSpaceDE/>
+        <w:autoSpaceDN/>
+        <w:spacing w:after="0" w:line="285" w:lineRule="atLeast"/>
+        <w:rPr>
+          <w:rFonts w:ascii="Pretendard" w:eastAsia="Pretendard" w:hAnsi="Pretendard" w:cs="Courier New"/>
+          <w:color w:val="000000"/>
+          <w:kern w:val="0"/>
+          <w:sz w:val="24"/>
+          <w14:ligatures w14:val="none"/>
+        </w:rPr>
+      </w:pPr>
+      <w:r>
+        <w:rPr>
+          <w:rFonts w:ascii="Pretendard" w:eastAsia="Pretendard" w:hAnsi="Pretendard" w:cs="Courier New"/>
+          <w:color w:val="000000"/>
+          <w:kern w:val="0"/>
+          <w:sz w:val="24"/>
+          <w14:ligatures w14:val="none"/>
         </w:rPr>
         <w:t>fct1 = menu2fctname(menu1)</w:t>
       </w:r>
     </w:p>
     <w:p>
       <w:pPr>
-        <w:shd w:val="clear" w:color="auto" w:fill="F7F7F7"/>
-        <w:spacing w:line="285" w:lineRule="atLeast"/>
-        <w:rPr>
-          <w:rFonts w:ascii="Pretendard" w:eastAsia="Pretendard" w:hAnsi="Pretendard" w:cs="Courier New"/>
-          <w:color w:val="000000"/>
-          <w:szCs w:val="22"/>
-        </w:rPr>
-      </w:pPr>
-    </w:p>
-    <w:p>
-      <w:pPr>
-        <w:shd w:val="clear" w:color="auto" w:fill="F7F7F7"/>
-        <w:spacing w:line="285" w:lineRule="atLeast"/>
-        <w:rPr>
-          <w:rFonts w:ascii="Pretendard" w:eastAsia="Pretendard" w:hAnsi="Pretendard" w:cs="Courier New"/>
-          <w:color w:val="000000"/>
-          <w:szCs w:val="22"/>
+        <w:widowControl/>
+        <w:shd w:val="clear" w:color="auto" w:fill="F7F7F7"/>
+        <w:wordWrap/>
+        <w:autoSpaceDE/>
+        <w:autoSpaceDN/>
+        <w:spacing w:after="0" w:line="285" w:lineRule="atLeast"/>
+        <w:rPr>
+          <w:rFonts w:ascii="Pretendard" w:eastAsia="Pretendard" w:hAnsi="Pretendard" w:cs="Courier New"/>
+          <w:color w:val="000000"/>
+          <w:kern w:val="0"/>
+          <w:sz w:val="24"/>
+          <w14:ligatures w14:val="none"/>
+        </w:rPr>
+      </w:pPr>
+    </w:p>
+    <w:p>
+      <w:pPr>
+        <w:widowControl/>
+        <w:shd w:val="clear" w:color="auto" w:fill="F7F7F7"/>
+        <w:wordWrap/>
+        <w:autoSpaceDE/>
+        <w:autoSpaceDN/>
+        <w:spacing w:after="0" w:line="285" w:lineRule="atLeast"/>
+        <w:rPr>
+          <w:rFonts w:ascii="Pretendard" w:eastAsia="Pretendard" w:hAnsi="Pretendard" w:cs="Courier New"/>
+          <w:color w:val="000000"/>
+          <w:kern w:val="0"/>
+          <w:sz w:val="24"/>
+          <w14:ligatures w14:val="none"/>
         </w:rPr>
       </w:pPr>
       <w:r>
         <w:rPr>
           <w:rFonts w:ascii="Pretendard" w:eastAsia="Pretendard" w:hAnsi="Pretendard" w:cs="Courier New"/>
           <w:color w:val="795E26"/>
-          <w:szCs w:val="22"/>
+          <w:kern w:val="0"/>
+          <w:sz w:val="24"/>
+          <w14:ligatures w14:val="none"/>
         </w:rPr>
         <w:t>print</w:t>
       </w:r>
@@ -17686,28 +20848,126 @@
         <w:rPr>
           <w:rFonts w:ascii="Pretendard" w:eastAsia="Pretendard" w:hAnsi="Pretendard" w:cs="Courier New"/>
           <w:color w:val="000000"/>
-          <w:szCs w:val="22"/>
+          <w:kern w:val="0"/>
+          <w:sz w:val="24"/>
+          <w14:ligatures w14:val="none"/>
         </w:rPr>
         <w:t>(fct1)</w:t>
       </w:r>
     </w:p>
     <w:p>
       <w:pPr>
-        <w:shd w:val="clear" w:color="auto" w:fill="F7F7F7"/>
-        <w:spacing w:line="285" w:lineRule="atLeast"/>
-        <w:rPr>
-          <w:rFonts w:ascii="Pretendard" w:eastAsia="Pretendard" w:hAnsi="Pretendard" w:cs="Courier New"/>
-          <w:color w:val="000000"/>
-          <w:szCs w:val="22"/>
-        </w:rPr>
-      </w:pPr>
-      <w:r>
-        <w:rPr>
-          <w:rFonts w:ascii="Pretendard" w:eastAsia="Pretendard" w:hAnsi="Pretendard" w:cs="Courier New"/>
-          <w:color w:val="008000"/>
-          <w:szCs w:val="22"/>
-        </w:rPr>
-        <w:t># ['append_List', 'print_List', 'delete_List', 'rename_List', 'exit']</w:t>
+        <w:widowControl/>
+        <w:shd w:val="clear" w:color="auto" w:fill="F7F7F7"/>
+        <w:wordWrap/>
+        <w:autoSpaceDE/>
+        <w:autoSpaceDN/>
+        <w:spacing w:after="0" w:line="285" w:lineRule="atLeast"/>
+        <w:rPr>
+          <w:rFonts w:ascii="Pretendard" w:eastAsia="Pretendard" w:hAnsi="Pretendard" w:cs="Courier New" w:hint="eastAsia"/>
+          <w:color w:val="000000"/>
+          <w:kern w:val="0"/>
+          <w:sz w:val="24"/>
+          <w14:ligatures w14:val="none"/>
+        </w:rPr>
+      </w:pPr>
+      <w:r>
+        <w:rPr>
+          <w:rFonts w:ascii="Pretendard" w:eastAsia="Pretendard" w:hAnsi="Pretendard" w:cs="Courier New"/>
+          <w:color w:val="008000"/>
+          <w:kern w:val="0"/>
+          <w:sz w:val="24"/>
+          <w14:ligatures w14:val="none"/>
+        </w:rPr>
+        <w:t># ['</w:t>
+      </w:r>
+      <w:proofErr w:type="spellStart"/>
+      <w:r>
+        <w:rPr>
+          <w:rFonts w:ascii="Pretendard" w:eastAsia="Pretendard" w:hAnsi="Pretendard" w:cs="Courier New"/>
+          <w:color w:val="008000"/>
+          <w:kern w:val="0"/>
+          <w:sz w:val="24"/>
+          <w14:ligatures w14:val="none"/>
+        </w:rPr>
+        <w:t>append_List</w:t>
+      </w:r>
+      <w:proofErr w:type="spellEnd"/>
+      <w:r>
+        <w:rPr>
+          <w:rFonts w:ascii="Pretendard" w:eastAsia="Pretendard" w:hAnsi="Pretendard" w:cs="Courier New"/>
+          <w:color w:val="008000"/>
+          <w:kern w:val="0"/>
+          <w:sz w:val="24"/>
+          <w14:ligatures w14:val="none"/>
+        </w:rPr>
+        <w:t>', '</w:t>
+      </w:r>
+      <w:proofErr w:type="spellStart"/>
+      <w:r>
+        <w:rPr>
+          <w:rFonts w:ascii="Pretendard" w:eastAsia="Pretendard" w:hAnsi="Pretendard" w:cs="Courier New"/>
+          <w:color w:val="008000"/>
+          <w:kern w:val="0"/>
+          <w:sz w:val="24"/>
+          <w14:ligatures w14:val="none"/>
+        </w:rPr>
+        <w:t>print_List</w:t>
+      </w:r>
+      <w:proofErr w:type="spellEnd"/>
+      <w:r>
+        <w:rPr>
+          <w:rFonts w:ascii="Pretendard" w:eastAsia="Pretendard" w:hAnsi="Pretendard" w:cs="Courier New"/>
+          <w:color w:val="008000"/>
+          <w:kern w:val="0"/>
+          <w:sz w:val="24"/>
+          <w14:ligatures w14:val="none"/>
+        </w:rPr>
+        <w:t>', '</w:t>
+      </w:r>
+      <w:proofErr w:type="spellStart"/>
+      <w:r>
+        <w:rPr>
+          <w:rFonts w:ascii="Pretendard" w:eastAsia="Pretendard" w:hAnsi="Pretendard" w:cs="Courier New"/>
+          <w:color w:val="008000"/>
+          <w:kern w:val="0"/>
+          <w:sz w:val="24"/>
+          <w14:ligatures w14:val="none"/>
+        </w:rPr>
+        <w:t>delete_List</w:t>
+      </w:r>
+      <w:proofErr w:type="spellEnd"/>
+      <w:r>
+        <w:rPr>
+          <w:rFonts w:ascii="Pretendard" w:eastAsia="Pretendard" w:hAnsi="Pretendard" w:cs="Courier New"/>
+          <w:color w:val="008000"/>
+          <w:kern w:val="0"/>
+          <w:sz w:val="24"/>
+          <w14:ligatures w14:val="none"/>
+        </w:rPr>
+        <w:t>', '</w:t>
+      </w:r>
+      <w:proofErr w:type="spellStart"/>
+      <w:r>
+        <w:rPr>
+          <w:rFonts w:ascii="Pretendard" w:eastAsia="Pretendard" w:hAnsi="Pretendard" w:cs="Courier New"/>
+          <w:color w:val="008000"/>
+          <w:kern w:val="0"/>
+          <w:sz w:val="24"/>
+          <w14:ligatures w14:val="none"/>
+        </w:rPr>
+        <w:t>rename_List</w:t>
+      </w:r>
+      <w:proofErr w:type="spellEnd"/>
+      <w:r>
+        <w:rPr>
+          <w:rFonts w:ascii="Pretendard" w:eastAsia="Pretendard" w:hAnsi="Pretendard" w:cs="Courier New"/>
+          <w:color w:val="008000"/>
+          <w:kern w:val="0"/>
+          <w:sz w:val="24"/>
+          <w14:ligatures w14:val="none"/>
+        </w:rPr>
+        <w:t>', 'exit']</w:t>
       </w:r>
     </w:p>
     <w:p>
@@ -17728,10 +20988,10 @@
           <w:szCs w:val="22"/>
         </w:rPr>
         <w:drawing>
-          <wp:inline distT="0" distB="0" distL="0" distR="0" wp14:anchorId="13A3AF41" wp14:editId="098710D5">
-            <wp:extent cx="5759450" cy="281305"/>
-            <wp:effectExtent l="0" t="0" r="6350" b="0"/>
-            <wp:docPr id="1383003231" name="그림 28"/>
+          <wp:inline distT="0" distB="0" distL="0" distR="0" wp14:anchorId="0DC4DB96" wp14:editId="09E4431D">
+            <wp:extent cx="5759450" cy="351155"/>
+            <wp:effectExtent l="0" t="0" r="6350" b="4445"/>
+            <wp:docPr id="1919687962" name="그림 1"/>
             <wp:cNvGraphicFramePr>
               <a:graphicFrameLocks xmlns:a="http://schemas.openxmlformats.org/drawingml/2006/main" noChangeAspect="1"/>
             </wp:cNvGraphicFramePr>
@@ -17739,7 +20999,7 @@
               <a:graphicData uri="http://schemas.openxmlformats.org/drawingml/2006/picture">
                 <pic:pic xmlns:pic="http://schemas.openxmlformats.org/drawingml/2006/picture">
                   <pic:nvPicPr>
-                    <pic:cNvPr id="1383003231" name="그림 1383003231"/>
+                    <pic:cNvPr id="1919687962" name="그림 1919687962"/>
                     <pic:cNvPicPr/>
                   </pic:nvPicPr>
                   <pic:blipFill>
@@ -17757,7 +21017,7 @@
                   <pic:spPr>
                     <a:xfrm>
                       <a:off x="0" y="0"/>
-                      <a:ext cx="5759450" cy="281305"/>
+                      <a:ext cx="5759450" cy="351155"/>
                     </a:xfrm>
                     <a:prstGeom prst="rect">
                       <a:avLst/>
@@ -17843,7 +21103,47 @@
           <w:sz w:val="22"/>
           <w:szCs w:val="22"/>
         </w:rPr>
-        <w:t>복수개의 숫자를 입력받고, 복수개의 숫자를 리스트로 출력하는 프로그램을 작성하시오.</w:t>
+        <w:t xml:space="preserve">복수개의 숫자를 </w:t>
+      </w:r>
+      <w:proofErr w:type="spellStart"/>
+      <w:r>
+        <w:rPr>
+          <w:rFonts w:ascii="Pretendard" w:eastAsia="Pretendard" w:hAnsi="Pretendard"/>
+          <w:color w:val="1F1F1F"/>
+          <w:sz w:val="22"/>
+          <w:szCs w:val="22"/>
+        </w:rPr>
+        <w:t>입력받고</w:t>
+      </w:r>
+      <w:proofErr w:type="spellEnd"/>
+      <w:r>
+        <w:rPr>
+          <w:rFonts w:ascii="Pretendard" w:eastAsia="Pretendard" w:hAnsi="Pretendard"/>
+          <w:color w:val="1F1F1F"/>
+          <w:sz w:val="22"/>
+          <w:szCs w:val="22"/>
+        </w:rPr>
+        <w:t xml:space="preserve">, 복수개의 숫자를 리스트로 출력하는 프로그램을 </w:t>
+      </w:r>
+      <w:proofErr w:type="spellStart"/>
+      <w:r>
+        <w:rPr>
+          <w:rFonts w:ascii="Pretendard" w:eastAsia="Pretendard" w:hAnsi="Pretendard"/>
+          <w:color w:val="1F1F1F"/>
+          <w:sz w:val="22"/>
+          <w:szCs w:val="22"/>
+        </w:rPr>
+        <w:t>작성하시오</w:t>
+      </w:r>
+      <w:proofErr w:type="spellEnd"/>
+      <w:r>
+        <w:rPr>
+          <w:rFonts w:ascii="Pretendard" w:eastAsia="Pretendard" w:hAnsi="Pretendard"/>
+          <w:color w:val="1F1F1F"/>
+          <w:sz w:val="22"/>
+          <w:szCs w:val="22"/>
+        </w:rPr>
+        <w:t>.</w:t>
       </w:r>
     </w:p>
     <w:p>
@@ -17975,13 +21275,23 @@
           <w:szCs w:val="22"/>
         </w:rPr>
       </w:pPr>
-      <w:r>
-        <w:rPr>
-          <w:rFonts w:ascii="Pretendard" w:eastAsia="Pretendard" w:hAnsi="Pretendard"/>
-          <w:color w:val="1F1F1F"/>
-          <w:szCs w:val="22"/>
-        </w:rPr>
-        <w:t>입력값은 공백으로 구분한다.</w:t>
+      <w:proofErr w:type="spellStart"/>
+      <w:r>
+        <w:rPr>
+          <w:rFonts w:ascii="Pretendard" w:eastAsia="Pretendard" w:hAnsi="Pretendard"/>
+          <w:color w:val="1F1F1F"/>
+          <w:szCs w:val="22"/>
+        </w:rPr>
+        <w:t>입력값은</w:t>
+      </w:r>
+      <w:proofErr w:type="spellEnd"/>
+      <w:r>
+        <w:rPr>
+          <w:rFonts w:ascii="Pretendard" w:eastAsia="Pretendard" w:hAnsi="Pretendard"/>
+          <w:color w:val="1F1F1F"/>
+          <w:szCs w:val="22"/>
+        </w:rPr>
+        <w:t xml:space="preserve"> 공백으로 구분한다.</w:t>
       </w:r>
     </w:p>
     <w:p>
@@ -18405,7 +21715,67 @@
           <w:sz w:val="22"/>
           <w:szCs w:val="22"/>
         </w:rPr>
-        <w:t>복수개의 실수를 입력받고, 합을 구하시오 (단, 소수점 첫째 자리까지 반올림하시오)</w:t>
+        <w:t xml:space="preserve">복수개의 실수를 </w:t>
+      </w:r>
+      <w:proofErr w:type="spellStart"/>
+      <w:r>
+        <w:rPr>
+          <w:rFonts w:ascii="Pretendard" w:eastAsia="Pretendard" w:hAnsi="Pretendard"/>
+          <w:color w:val="1F1F1F"/>
+          <w:sz w:val="22"/>
+          <w:szCs w:val="22"/>
+        </w:rPr>
+        <w:t>입력받고</w:t>
+      </w:r>
+      <w:proofErr w:type="spellEnd"/>
+      <w:r>
+        <w:rPr>
+          <w:rFonts w:ascii="Pretendard" w:eastAsia="Pretendard" w:hAnsi="Pretendard"/>
+          <w:color w:val="1F1F1F"/>
+          <w:sz w:val="22"/>
+          <w:szCs w:val="22"/>
+        </w:rPr>
+        <w:t xml:space="preserve">, 합을 </w:t>
+      </w:r>
+      <w:proofErr w:type="spellStart"/>
+      <w:r>
+        <w:rPr>
+          <w:rFonts w:ascii="Pretendard" w:eastAsia="Pretendard" w:hAnsi="Pretendard"/>
+          <w:color w:val="1F1F1F"/>
+          <w:sz w:val="22"/>
+          <w:szCs w:val="22"/>
+        </w:rPr>
+        <w:t>구하시오</w:t>
+      </w:r>
+      <w:proofErr w:type="spellEnd"/>
+      <w:r>
+        <w:rPr>
+          <w:rFonts w:ascii="Pretendard" w:eastAsia="Pretendard" w:hAnsi="Pretendard"/>
+          <w:color w:val="1F1F1F"/>
+          <w:sz w:val="22"/>
+          <w:szCs w:val="22"/>
+        </w:rPr>
+        <w:t xml:space="preserve"> (단, 소수점 첫째 자리까지 </w:t>
+      </w:r>
+      <w:proofErr w:type="spellStart"/>
+      <w:r>
+        <w:rPr>
+          <w:rFonts w:ascii="Pretendard" w:eastAsia="Pretendard" w:hAnsi="Pretendard"/>
+          <w:color w:val="1F1F1F"/>
+          <w:sz w:val="22"/>
+          <w:szCs w:val="22"/>
+        </w:rPr>
+        <w:t>반올림하시오</w:t>
+      </w:r>
+      <w:proofErr w:type="spellEnd"/>
+      <w:r>
+        <w:rPr>
+          <w:rFonts w:ascii="Pretendard" w:eastAsia="Pretendard" w:hAnsi="Pretendard"/>
+          <w:color w:val="1F1F1F"/>
+          <w:sz w:val="22"/>
+          <w:szCs w:val="22"/>
+        </w:rPr>
+        <w:t>)</w:t>
       </w:r>
     </w:p>
     <w:p>
@@ -18510,13 +21880,23 @@
           <w:szCs w:val="22"/>
         </w:rPr>
       </w:pPr>
-      <w:r>
-        <w:rPr>
-          <w:rFonts w:ascii="Pretendard" w:eastAsia="Pretendard" w:hAnsi="Pretendard"/>
-          <w:color w:val="1F1F1F"/>
-          <w:szCs w:val="22"/>
-        </w:rPr>
-        <w:t>입력값은 공백으로 구분한다.</w:t>
+      <w:proofErr w:type="spellStart"/>
+      <w:r>
+        <w:rPr>
+          <w:rFonts w:ascii="Pretendard" w:eastAsia="Pretendard" w:hAnsi="Pretendard"/>
+          <w:color w:val="1F1F1F"/>
+          <w:szCs w:val="22"/>
+        </w:rPr>
+        <w:t>입력값은</w:t>
+      </w:r>
+      <w:proofErr w:type="spellEnd"/>
+      <w:r>
+        <w:rPr>
+          <w:rFonts w:ascii="Pretendard" w:eastAsia="Pretendard" w:hAnsi="Pretendard"/>
+          <w:color w:val="1F1F1F"/>
+          <w:szCs w:val="22"/>
+        </w:rPr>
+        <w:t xml:space="preserve"> 공백으로 구분한다.</w:t>
       </w:r>
     </w:p>
     <w:p>
@@ -19191,8 +22571,39 @@
           <w:sz w:val="22"/>
           <w:szCs w:val="22"/>
         </w:rPr>
-        <w:t>실수 2개를 입력받고, 소수점 자리와 정수 자리를 구분하시오</w:t>
-      </w:r>
+        <w:t xml:space="preserve">실수 2개를 </w:t>
+      </w:r>
+      <w:proofErr w:type="spellStart"/>
+      <w:r>
+        <w:rPr>
+          <w:rFonts w:ascii="Pretendard" w:eastAsia="Pretendard" w:hAnsi="Pretendard"/>
+          <w:color w:val="1F1F1F"/>
+          <w:sz w:val="22"/>
+          <w:szCs w:val="22"/>
+        </w:rPr>
+        <w:t>입력받고</w:t>
+      </w:r>
+      <w:proofErr w:type="spellEnd"/>
+      <w:r>
+        <w:rPr>
+          <w:rFonts w:ascii="Pretendard" w:eastAsia="Pretendard" w:hAnsi="Pretendard"/>
+          <w:color w:val="1F1F1F"/>
+          <w:sz w:val="22"/>
+          <w:szCs w:val="22"/>
+        </w:rPr>
+        <w:t xml:space="preserve">, 소수점 자리와 정수 자리를 </w:t>
+      </w:r>
+      <w:proofErr w:type="spellStart"/>
+      <w:r>
+        <w:rPr>
+          <w:rFonts w:ascii="Pretendard" w:eastAsia="Pretendard" w:hAnsi="Pretendard"/>
+          <w:color w:val="1F1F1F"/>
+          <w:sz w:val="22"/>
+          <w:szCs w:val="22"/>
+        </w:rPr>
+        <w:t>구분하시오</w:t>
+      </w:r>
+      <w:proofErr w:type="spellEnd"/>
     </w:p>
     <w:p>
       <w:pPr>
@@ -19275,7 +22686,43 @@
           <w:color w:val="1F1F1F"/>
           <w:szCs w:val="22"/>
         </w:rPr>
-        <w:t>정수부 실수부 분리 (LC 사용하시오)</w:t>
+        <w:t xml:space="preserve">정수부 </w:t>
+      </w:r>
+      <w:proofErr w:type="spellStart"/>
+      <w:r>
+        <w:rPr>
+          <w:rFonts w:ascii="Pretendard" w:eastAsia="Pretendard" w:hAnsi="Pretendard"/>
+          <w:color w:val="1F1F1F"/>
+          <w:szCs w:val="22"/>
+        </w:rPr>
+        <w:t>실수부</w:t>
+      </w:r>
+      <w:proofErr w:type="spellEnd"/>
+      <w:r>
+        <w:rPr>
+          <w:rFonts w:ascii="Pretendard" w:eastAsia="Pretendard" w:hAnsi="Pretendard"/>
+          <w:color w:val="1F1F1F"/>
+          <w:szCs w:val="22"/>
+        </w:rPr>
+        <w:t xml:space="preserve"> 분리 (LC </w:t>
+      </w:r>
+      <w:proofErr w:type="spellStart"/>
+      <w:r>
+        <w:rPr>
+          <w:rFonts w:ascii="Pretendard" w:eastAsia="Pretendard" w:hAnsi="Pretendard"/>
+          <w:color w:val="1F1F1F"/>
+          <w:szCs w:val="22"/>
+        </w:rPr>
+        <w:t>사용하시오</w:t>
+      </w:r>
+      <w:proofErr w:type="spellEnd"/>
+      <w:r>
+        <w:rPr>
+          <w:rFonts w:ascii="Pretendard" w:eastAsia="Pretendard" w:hAnsi="Pretendard"/>
+          <w:color w:val="1F1F1F"/>
+          <w:szCs w:val="22"/>
+        </w:rPr>
+        <w:t>)</w:t>
       </w:r>
     </w:p>
     <w:p>
@@ -19323,13 +22770,23 @@
           <w:szCs w:val="22"/>
         </w:rPr>
       </w:pPr>
-      <w:r>
-        <w:rPr>
-          <w:rFonts w:ascii="Pretendard" w:eastAsia="Pretendard" w:hAnsi="Pretendard"/>
-          <w:color w:val="1F1F1F"/>
-          <w:szCs w:val="22"/>
-        </w:rPr>
-        <w:t>입력값은 공백으로 구분한다.</w:t>
+      <w:proofErr w:type="spellStart"/>
+      <w:r>
+        <w:rPr>
+          <w:rFonts w:ascii="Pretendard" w:eastAsia="Pretendard" w:hAnsi="Pretendard"/>
+          <w:color w:val="1F1F1F"/>
+          <w:szCs w:val="22"/>
+        </w:rPr>
+        <w:t>입력값은</w:t>
+      </w:r>
+      <w:proofErr w:type="spellEnd"/>
+      <w:r>
+        <w:rPr>
+          <w:rFonts w:ascii="Pretendard" w:eastAsia="Pretendard" w:hAnsi="Pretendard"/>
+          <w:color w:val="1F1F1F"/>
+          <w:szCs w:val="22"/>
+        </w:rPr>
+        <w:t xml:space="preserve"> 공백으로 구분한다.</w:t>
       </w:r>
     </w:p>
     <w:p>
@@ -19507,7 +22964,25 @@
           <w:color w:val="008000"/>
           <w:szCs w:val="22"/>
         </w:rPr>
-        <w:t># 입력받은 문자열을 공백 기준 분리</w:t>
+        <w:t xml:space="preserve"># </w:t>
+      </w:r>
+      <w:proofErr w:type="spellStart"/>
+      <w:r>
+        <w:rPr>
+          <w:rFonts w:ascii="Pretendard" w:eastAsia="Pretendard" w:hAnsi="Pretendard" w:cs="Courier New"/>
+          <w:color w:val="008000"/>
+          <w:szCs w:val="22"/>
+        </w:rPr>
+        <w:t>입력받은</w:t>
+      </w:r>
+      <w:proofErr w:type="spellEnd"/>
+      <w:r>
+        <w:rPr>
+          <w:rFonts w:ascii="Pretendard" w:eastAsia="Pretendard" w:hAnsi="Pretendard" w:cs="Courier New"/>
+          <w:color w:val="008000"/>
+          <w:szCs w:val="22"/>
+        </w:rPr>
+        <w:t xml:space="preserve"> 문자열을 공백 기준 분리</w:t>
       </w:r>
     </w:p>
     <w:p>
@@ -19612,26 +23087,54 @@
           <w:color w:val="008000"/>
           <w:szCs w:val="22"/>
         </w:rPr>
-        <w:t># # 각 실수를 문자열로 변환 → '.' 기준 분리 → 정수로 변환 → 튜플로 묶어 리스트 생성</w:t>
-      </w:r>
-    </w:p>
-    <w:p>
-      <w:pPr>
-        <w:shd w:val="clear" w:color="auto" w:fill="F7F7F7"/>
-        <w:spacing w:line="285" w:lineRule="atLeast"/>
-        <w:rPr>
-          <w:rFonts w:ascii="Pretendard" w:eastAsia="Pretendard" w:hAnsi="Pretendard" w:cs="Courier New"/>
-          <w:color w:val="000000"/>
-          <w:szCs w:val="22"/>
-        </w:rPr>
-      </w:pPr>
-      <w:r>
-        <w:rPr>
-          <w:rFonts w:ascii="Pretendard" w:eastAsia="Pretendard" w:hAnsi="Pretendard" w:cs="Courier New"/>
-          <w:color w:val="000000"/>
-          <w:szCs w:val="22"/>
-        </w:rPr>
-        <w:t>split_numbers = [</w:t>
+        <w:t xml:space="preserve"># # 각 실수를 문자열로 변환 → '.' 기준 분리 → 정수로 변환 → </w:t>
+      </w:r>
+      <w:proofErr w:type="spellStart"/>
+      <w:r>
+        <w:rPr>
+          <w:rFonts w:ascii="Pretendard" w:eastAsia="Pretendard" w:hAnsi="Pretendard" w:cs="Courier New"/>
+          <w:color w:val="008000"/>
+          <w:szCs w:val="22"/>
+        </w:rPr>
+        <w:t>튜플로</w:t>
+      </w:r>
+      <w:proofErr w:type="spellEnd"/>
+      <w:r>
+        <w:rPr>
+          <w:rFonts w:ascii="Pretendard" w:eastAsia="Pretendard" w:hAnsi="Pretendard" w:cs="Courier New"/>
+          <w:color w:val="008000"/>
+          <w:szCs w:val="22"/>
+        </w:rPr>
+        <w:t xml:space="preserve"> 묶어 리스트 생성</w:t>
+      </w:r>
+    </w:p>
+    <w:p>
+      <w:pPr>
+        <w:shd w:val="clear" w:color="auto" w:fill="F7F7F7"/>
+        <w:spacing w:line="285" w:lineRule="atLeast"/>
+        <w:rPr>
+          <w:rFonts w:ascii="Pretendard" w:eastAsia="Pretendard" w:hAnsi="Pretendard" w:cs="Courier New"/>
+          <w:color w:val="000000"/>
+          <w:szCs w:val="22"/>
+        </w:rPr>
+      </w:pPr>
+      <w:proofErr w:type="spellStart"/>
+      <w:r>
+        <w:rPr>
+          <w:rFonts w:ascii="Pretendard" w:eastAsia="Pretendard" w:hAnsi="Pretendard" w:cs="Courier New"/>
+          <w:color w:val="000000"/>
+          <w:szCs w:val="22"/>
+        </w:rPr>
+        <w:t>split_numbers</w:t>
+      </w:r>
+      <w:proofErr w:type="spellEnd"/>
+      <w:r>
+        <w:rPr>
+          <w:rFonts w:ascii="Pretendard" w:eastAsia="Pretendard" w:hAnsi="Pretendard" w:cs="Courier New"/>
+          <w:color w:val="000000"/>
+          <w:szCs w:val="22"/>
+        </w:rPr>
+        <w:t xml:space="preserve"> = [</w:t>
       </w:r>
       <w:r>
         <w:rPr>
@@ -19665,6 +23168,8 @@
         </w:rPr>
         <w:t>(</w:t>
       </w:r>
+      <w:proofErr w:type="spellStart"/>
+      <w:proofErr w:type="gramStart"/>
       <w:r>
         <w:rPr>
           <w:rFonts w:ascii="Pretendard" w:eastAsia="Pretendard" w:hAnsi="Pretendard" w:cs="Courier New"/>
@@ -19689,13 +23194,33 @@
         </w:rPr>
         <w:t>str</w:t>
       </w:r>
-      <w:r>
-        <w:rPr>
-          <w:rFonts w:ascii="Pretendard" w:eastAsia="Pretendard" w:hAnsi="Pretendard" w:cs="Courier New"/>
-          <w:color w:val="000000"/>
-          <w:szCs w:val="22"/>
-        </w:rPr>
-        <w:t>(kk).split(</w:t>
+      <w:proofErr w:type="spellEnd"/>
+      <w:proofErr w:type="gramEnd"/>
+      <w:r>
+        <w:rPr>
+          <w:rFonts w:ascii="Pretendard" w:eastAsia="Pretendard" w:hAnsi="Pretendard" w:cs="Courier New"/>
+          <w:color w:val="000000"/>
+          <w:szCs w:val="22"/>
+        </w:rPr>
+        <w:t>(kk</w:t>
+      </w:r>
+      <w:proofErr w:type="gramStart"/>
+      <w:r>
+        <w:rPr>
+          <w:rFonts w:ascii="Pretendard" w:eastAsia="Pretendard" w:hAnsi="Pretendard" w:cs="Courier New"/>
+          <w:color w:val="000000"/>
+          <w:szCs w:val="22"/>
+        </w:rPr>
+        <w:t>).split</w:t>
+      </w:r>
+      <w:proofErr w:type="gramEnd"/>
+      <w:r>
+        <w:rPr>
+          <w:rFonts w:ascii="Pretendard" w:eastAsia="Pretendard" w:hAnsi="Pretendard" w:cs="Courier New"/>
+          <w:color w:val="000000"/>
+          <w:szCs w:val="22"/>
+        </w:rPr>
+        <w:t>(</w:t>
       </w:r>
       <w:r>
         <w:rPr>
@@ -19781,7 +23306,25 @@
           <w:color w:val="000000"/>
           <w:szCs w:val="22"/>
         </w:rPr>
-        <w:t xml:space="preserve">(split_numbers)  </w:t>
+        <w:t>(</w:t>
+      </w:r>
+      <w:proofErr w:type="spellStart"/>
+      <w:r>
+        <w:rPr>
+          <w:rFonts w:ascii="Pretendard" w:eastAsia="Pretendard" w:hAnsi="Pretendard" w:cs="Courier New"/>
+          <w:color w:val="000000"/>
+          <w:szCs w:val="22"/>
+        </w:rPr>
+        <w:t>split_numbers</w:t>
+      </w:r>
+      <w:proofErr w:type="spellEnd"/>
+      <w:r>
+        <w:rPr>
+          <w:rFonts w:ascii="Pretendard" w:eastAsia="Pretendard" w:hAnsi="Pretendard" w:cs="Courier New"/>
+          <w:color w:val="000000"/>
+          <w:szCs w:val="22"/>
+        </w:rPr>
+        <w:t xml:space="preserve">)  </w:t>
       </w:r>
       <w:r>
         <w:rPr>
@@ -19971,7 +23514,61 @@
           <w:color w:val="1F1F1F"/>
           <w:szCs w:val="22"/>
         </w:rPr>
-        <w:t>다음과 같은 2차원 리스트를 입력으로 하는 myfct() 를 작성하시오.</w:t>
+        <w:t xml:space="preserve">다음과 같은 2차원 리스트를 입력으로 하는 </w:t>
+      </w:r>
+      <w:proofErr w:type="spellStart"/>
+      <w:r>
+        <w:rPr>
+          <w:rFonts w:ascii="Pretendard" w:eastAsia="Pretendard" w:hAnsi="Pretendard"/>
+          <w:color w:val="1F1F1F"/>
+          <w:szCs w:val="22"/>
+        </w:rPr>
+        <w:t>myfct</w:t>
+      </w:r>
+      <w:proofErr w:type="spellEnd"/>
+      <w:r>
+        <w:rPr>
+          <w:rFonts w:ascii="Pretendard" w:eastAsia="Pretendard" w:hAnsi="Pretendard"/>
+          <w:color w:val="1F1F1F"/>
+          <w:szCs w:val="22"/>
+        </w:rPr>
+        <w:t xml:space="preserve">() </w:t>
+      </w:r>
+      <w:proofErr w:type="spellStart"/>
+      <w:r>
+        <w:rPr>
+          <w:rFonts w:ascii="Pretendard" w:eastAsia="Pretendard" w:hAnsi="Pretendard"/>
+          <w:color w:val="1F1F1F"/>
+          <w:szCs w:val="22"/>
+        </w:rPr>
+        <w:t>를</w:t>
+      </w:r>
+      <w:proofErr w:type="spellEnd"/>
+      <w:r>
+        <w:rPr>
+          <w:rFonts w:ascii="Pretendard" w:eastAsia="Pretendard" w:hAnsi="Pretendard"/>
+          <w:color w:val="1F1F1F"/>
+          <w:szCs w:val="22"/>
+        </w:rPr>
+        <w:t xml:space="preserve"> </w:t>
+      </w:r>
+      <w:proofErr w:type="spellStart"/>
+      <w:r>
+        <w:rPr>
+          <w:rFonts w:ascii="Pretendard" w:eastAsia="Pretendard" w:hAnsi="Pretendard"/>
+          <w:color w:val="1F1F1F"/>
+          <w:szCs w:val="22"/>
+        </w:rPr>
+        <w:t>작성하시오</w:t>
+      </w:r>
+      <w:proofErr w:type="spellEnd"/>
+      <w:r>
+        <w:rPr>
+          <w:rFonts w:ascii="Pretendard" w:eastAsia="Pretendard" w:hAnsi="Pretendard"/>
+          <w:color w:val="1F1F1F"/>
+          <w:szCs w:val="22"/>
+        </w:rPr>
+        <w:t>.</w:t>
       </w:r>
     </w:p>
     <w:p>
@@ -20108,6 +23705,7 @@
         </w:rPr>
         <w:t xml:space="preserve"> </w:t>
       </w:r>
+      <w:proofErr w:type="spellStart"/>
       <w:r>
         <w:rPr>
           <w:rFonts w:ascii="Pretendard" w:eastAsia="Pretendard" w:hAnsi="Pretendard" w:cs="Courier New"/>
@@ -20116,6 +23714,7 @@
         </w:rPr>
         <w:t>myfct</w:t>
       </w:r>
+      <w:proofErr w:type="spellEnd"/>
       <w:r>
         <w:rPr>
           <w:rFonts w:ascii="Pretendard" w:eastAsia="Pretendard" w:hAnsi="Pretendard" w:cs="Courier New"/>
@@ -20124,6 +23723,7 @@
         </w:rPr>
         <w:t>(</w:t>
       </w:r>
+      <w:proofErr w:type="spellStart"/>
       <w:r>
         <w:rPr>
           <w:rFonts w:ascii="Pretendard" w:eastAsia="Pretendard" w:hAnsi="Pretendard" w:cs="Courier New"/>
@@ -20132,6 +23732,7 @@
         </w:rPr>
         <w:t>lt</w:t>
       </w:r>
+      <w:proofErr w:type="spellEnd"/>
       <w:r>
         <w:rPr>
           <w:rFonts w:ascii="Pretendard" w:eastAsia="Pretendard" w:hAnsi="Pretendard" w:cs="Courier New"/>
@@ -20146,7 +23747,43 @@
           <w:color w:val="008000"/>
           <w:szCs w:val="22"/>
         </w:rPr>
-        <w:t># 사용자 정의 함수 (2차원 리스트 lt를 입력받음)</w:t>
+        <w:t xml:space="preserve"># 사용자 정의 함수 (2차원 리스트 </w:t>
+      </w:r>
+      <w:proofErr w:type="spellStart"/>
+      <w:r>
+        <w:rPr>
+          <w:rFonts w:ascii="Pretendard" w:eastAsia="Pretendard" w:hAnsi="Pretendard" w:cs="Courier New"/>
+          <w:color w:val="008000"/>
+          <w:szCs w:val="22"/>
+        </w:rPr>
+        <w:t>lt를</w:t>
+      </w:r>
+      <w:proofErr w:type="spellEnd"/>
+      <w:r>
+        <w:rPr>
+          <w:rFonts w:ascii="Pretendard" w:eastAsia="Pretendard" w:hAnsi="Pretendard" w:cs="Courier New"/>
+          <w:color w:val="008000"/>
+          <w:szCs w:val="22"/>
+        </w:rPr>
+        <w:t xml:space="preserve"> </w:t>
+      </w:r>
+      <w:proofErr w:type="spellStart"/>
+      <w:r>
+        <w:rPr>
+          <w:rFonts w:ascii="Pretendard" w:eastAsia="Pretendard" w:hAnsi="Pretendard" w:cs="Courier New"/>
+          <w:color w:val="008000"/>
+          <w:szCs w:val="22"/>
+        </w:rPr>
+        <w:t>입력받음</w:t>
+      </w:r>
+      <w:proofErr w:type="spellEnd"/>
+      <w:r>
+        <w:rPr>
+          <w:rFonts w:ascii="Pretendard" w:eastAsia="Pretendard" w:hAnsi="Pretendard" w:cs="Courier New"/>
+          <w:color w:val="008000"/>
+          <w:szCs w:val="22"/>
+        </w:rPr>
+        <w:t>)</w:t>
       </w:r>
     </w:p>
     <w:p>
@@ -20208,7 +23845,25 @@
           <w:color w:val="000000"/>
           <w:szCs w:val="22"/>
         </w:rPr>
-        <w:t xml:space="preserve"> i </w:t>
+        <w:t xml:space="preserve"> </w:t>
+      </w:r>
+      <w:proofErr w:type="spellStart"/>
+      <w:r>
+        <w:rPr>
+          <w:rFonts w:ascii="Pretendard" w:eastAsia="Pretendard" w:hAnsi="Pretendard" w:cs="Courier New"/>
+          <w:color w:val="000000"/>
+          <w:szCs w:val="22"/>
+        </w:rPr>
+        <w:t>i</w:t>
+      </w:r>
+      <w:proofErr w:type="spellEnd"/>
+      <w:r>
+        <w:rPr>
+          <w:rFonts w:ascii="Pretendard" w:eastAsia="Pretendard" w:hAnsi="Pretendard" w:cs="Courier New"/>
+          <w:color w:val="000000"/>
+          <w:szCs w:val="22"/>
+        </w:rPr>
+        <w:t xml:space="preserve"> </w:t>
       </w:r>
       <w:r>
         <w:rPr>
@@ -20258,6 +23913,7 @@
         </w:rPr>
         <w:t xml:space="preserve">, </w:t>
       </w:r>
+      <w:proofErr w:type="spellStart"/>
       <w:r>
         <w:rPr>
           <w:rFonts w:ascii="Pretendard" w:eastAsia="Pretendard" w:hAnsi="Pretendard" w:cs="Courier New"/>
@@ -20266,40 +23922,95 @@
         </w:rPr>
         <w:t>len</w:t>
       </w:r>
-      <w:r>
-        <w:rPr>
-          <w:rFonts w:ascii="Pretendard" w:eastAsia="Pretendard" w:hAnsi="Pretendard" w:cs="Courier New"/>
-          <w:color w:val="000000"/>
-          <w:szCs w:val="22"/>
-        </w:rPr>
-        <w:t xml:space="preserve">(lt)): </w:t>
-      </w:r>
-      <w:r>
-        <w:rPr>
-          <w:rFonts w:ascii="Pretendard" w:eastAsia="Pretendard" w:hAnsi="Pretendard" w:cs="Courier New"/>
-          <w:color w:val="008000"/>
-          <w:szCs w:val="22"/>
-        </w:rPr>
-        <w:t># 0부터 lt의 행 수 만큼 반복</w:t>
-      </w:r>
-    </w:p>
-    <w:p>
-      <w:pPr>
-        <w:shd w:val="clear" w:color="auto" w:fill="F7F7F7"/>
-        <w:spacing w:line="285" w:lineRule="atLeast"/>
-        <w:rPr>
-          <w:rFonts w:ascii="Pretendard" w:eastAsia="Pretendard" w:hAnsi="Pretendard" w:cs="Courier New"/>
-          <w:color w:val="000000"/>
-          <w:szCs w:val="22"/>
-        </w:rPr>
-      </w:pPr>
-      <w:r>
-        <w:rPr>
-          <w:rFonts w:ascii="Pretendard" w:eastAsia="Pretendard" w:hAnsi="Pretendard" w:cs="Courier New"/>
-          <w:color w:val="000000"/>
-          <w:szCs w:val="22"/>
-        </w:rPr>
-        <w:t xml:space="preserve">        row = i </w:t>
+      <w:proofErr w:type="spellEnd"/>
+      <w:r>
+        <w:rPr>
+          <w:rFonts w:ascii="Pretendard" w:eastAsia="Pretendard" w:hAnsi="Pretendard" w:cs="Courier New"/>
+          <w:color w:val="000000"/>
+          <w:szCs w:val="22"/>
+        </w:rPr>
+        <w:t>(</w:t>
+      </w:r>
+      <w:proofErr w:type="spellStart"/>
+      <w:r>
+        <w:rPr>
+          <w:rFonts w:ascii="Pretendard" w:eastAsia="Pretendard" w:hAnsi="Pretendard" w:cs="Courier New"/>
+          <w:color w:val="000000"/>
+          <w:szCs w:val="22"/>
+        </w:rPr>
+        <w:t>lt</w:t>
+      </w:r>
+      <w:proofErr w:type="spellEnd"/>
+      <w:r>
+        <w:rPr>
+          <w:rFonts w:ascii="Pretendard" w:eastAsia="Pretendard" w:hAnsi="Pretendard" w:cs="Courier New"/>
+          <w:color w:val="000000"/>
+          <w:szCs w:val="22"/>
+        </w:rPr>
+        <w:t xml:space="preserve">)): </w:t>
+      </w:r>
+      <w:r>
+        <w:rPr>
+          <w:rFonts w:ascii="Pretendard" w:eastAsia="Pretendard" w:hAnsi="Pretendard" w:cs="Courier New"/>
+          <w:color w:val="008000"/>
+          <w:szCs w:val="22"/>
+        </w:rPr>
+        <w:t xml:space="preserve"># 0부터 </w:t>
+      </w:r>
+      <w:proofErr w:type="spellStart"/>
+      <w:r>
+        <w:rPr>
+          <w:rFonts w:ascii="Pretendard" w:eastAsia="Pretendard" w:hAnsi="Pretendard" w:cs="Courier New"/>
+          <w:color w:val="008000"/>
+          <w:szCs w:val="22"/>
+        </w:rPr>
+        <w:t>lt</w:t>
+      </w:r>
+      <w:proofErr w:type="spellEnd"/>
+      <w:r>
+        <w:rPr>
+          <w:rFonts w:ascii="Pretendard" w:eastAsia="Pretendard" w:hAnsi="Pretendard" w:cs="Courier New"/>
+          <w:color w:val="008000"/>
+          <w:szCs w:val="22"/>
+        </w:rPr>
+        <w:t>의 행 수 만큼 반복</w:t>
+      </w:r>
+    </w:p>
+    <w:p>
+      <w:pPr>
+        <w:shd w:val="clear" w:color="auto" w:fill="F7F7F7"/>
+        <w:spacing w:line="285" w:lineRule="atLeast"/>
+        <w:rPr>
+          <w:rFonts w:ascii="Pretendard" w:eastAsia="Pretendard" w:hAnsi="Pretendard" w:cs="Courier New"/>
+          <w:color w:val="000000"/>
+          <w:szCs w:val="22"/>
+        </w:rPr>
+      </w:pPr>
+      <w:r>
+        <w:rPr>
+          <w:rFonts w:ascii="Pretendard" w:eastAsia="Pretendard" w:hAnsi="Pretendard" w:cs="Courier New"/>
+          <w:color w:val="000000"/>
+          <w:szCs w:val="22"/>
+        </w:rPr>
+        <w:t xml:space="preserve">        row = </w:t>
+      </w:r>
+      <w:proofErr w:type="spellStart"/>
+      <w:r>
+        <w:rPr>
+          <w:rFonts w:ascii="Pretendard" w:eastAsia="Pretendard" w:hAnsi="Pretendard" w:cs="Courier New"/>
+          <w:color w:val="000000"/>
+          <w:szCs w:val="22"/>
+        </w:rPr>
+        <w:t>i</w:t>
+      </w:r>
+      <w:proofErr w:type="spellEnd"/>
+      <w:r>
+        <w:rPr>
+          <w:rFonts w:ascii="Pretendard" w:eastAsia="Pretendard" w:hAnsi="Pretendard" w:cs="Courier New"/>
+          <w:color w:val="000000"/>
+          <w:szCs w:val="22"/>
+        </w:rPr>
+        <w:t xml:space="preserve"> </w:t>
       </w:r>
       <w:r>
         <w:rPr>
@@ -20328,6 +24039,7 @@
         </w:rPr>
         <w:t xml:space="preserve">        col = </w:t>
       </w:r>
+      <w:proofErr w:type="spellStart"/>
       <w:r>
         <w:rPr>
           <w:rFonts w:ascii="Pretendard" w:eastAsia="Pretendard" w:hAnsi="Pretendard" w:cs="Courier New"/>
@@ -20336,13 +24048,32 @@
         </w:rPr>
         <w:t>len</w:t>
       </w:r>
-      <w:r>
-        <w:rPr>
-          <w:rFonts w:ascii="Pretendard" w:eastAsia="Pretendard" w:hAnsi="Pretendard" w:cs="Courier New"/>
-          <w:color w:val="000000"/>
-          <w:szCs w:val="22"/>
-        </w:rPr>
-        <w:t>(lt[</w:t>
+      <w:proofErr w:type="spellEnd"/>
+      <w:r>
+        <w:rPr>
+          <w:rFonts w:ascii="Pretendard" w:eastAsia="Pretendard" w:hAnsi="Pretendard" w:cs="Courier New"/>
+          <w:color w:val="000000"/>
+          <w:szCs w:val="22"/>
+        </w:rPr>
+        <w:t>(</w:t>
+      </w:r>
+      <w:proofErr w:type="spellStart"/>
+      <w:r>
+        <w:rPr>
+          <w:rFonts w:ascii="Pretendard" w:eastAsia="Pretendard" w:hAnsi="Pretendard" w:cs="Courier New"/>
+          <w:color w:val="000000"/>
+          <w:szCs w:val="22"/>
+        </w:rPr>
+        <w:t>lt</w:t>
+      </w:r>
+      <w:proofErr w:type="spellEnd"/>
+      <w:r>
+        <w:rPr>
+          <w:rFonts w:ascii="Pretendard" w:eastAsia="Pretendard" w:hAnsi="Pretendard" w:cs="Courier New"/>
+          <w:color w:val="000000"/>
+          <w:szCs w:val="22"/>
+        </w:rPr>
+        <w:t>[</w:t>
       </w:r>
       <w:r>
         <w:rPr>
@@ -20374,7 +24105,25 @@
           <w:color w:val="000000"/>
           <w:szCs w:val="22"/>
         </w:rPr>
-        <w:t xml:space="preserve"> - i </w:t>
+        <w:t xml:space="preserve"> - </w:t>
+      </w:r>
+      <w:proofErr w:type="spellStart"/>
+      <w:r>
+        <w:rPr>
+          <w:rFonts w:ascii="Pretendard" w:eastAsia="Pretendard" w:hAnsi="Pretendard" w:cs="Courier New"/>
+          <w:color w:val="000000"/>
+          <w:szCs w:val="22"/>
+        </w:rPr>
+        <w:t>i</w:t>
+      </w:r>
+      <w:proofErr w:type="spellEnd"/>
+      <w:r>
+        <w:rPr>
+          <w:rFonts w:ascii="Pretendard" w:eastAsia="Pretendard" w:hAnsi="Pretendard" w:cs="Courier New"/>
+          <w:color w:val="000000"/>
+          <w:szCs w:val="22"/>
+        </w:rPr>
+        <w:t xml:space="preserve"> </w:t>
       </w:r>
       <w:r>
         <w:rPr>
@@ -20435,6 +24184,7 @@
         </w:rPr>
         <w:t xml:space="preserve"> &lt;= col &lt; </w:t>
       </w:r>
+      <w:proofErr w:type="spellStart"/>
       <w:r>
         <w:rPr>
           <w:rFonts w:ascii="Pretendard" w:eastAsia="Pretendard" w:hAnsi="Pretendard" w:cs="Courier New"/>
@@ -20443,13 +24193,32 @@
         </w:rPr>
         <w:t>len</w:t>
       </w:r>
-      <w:r>
-        <w:rPr>
-          <w:rFonts w:ascii="Pretendard" w:eastAsia="Pretendard" w:hAnsi="Pretendard" w:cs="Courier New"/>
-          <w:color w:val="000000"/>
-          <w:szCs w:val="22"/>
-        </w:rPr>
-        <w:t>(lt[</w:t>
+      <w:proofErr w:type="spellEnd"/>
+      <w:r>
+        <w:rPr>
+          <w:rFonts w:ascii="Pretendard" w:eastAsia="Pretendard" w:hAnsi="Pretendard" w:cs="Courier New"/>
+          <w:color w:val="000000"/>
+          <w:szCs w:val="22"/>
+        </w:rPr>
+        <w:t>(</w:t>
+      </w:r>
+      <w:proofErr w:type="spellStart"/>
+      <w:r>
+        <w:rPr>
+          <w:rFonts w:ascii="Pretendard" w:eastAsia="Pretendard" w:hAnsi="Pretendard" w:cs="Courier New"/>
+          <w:color w:val="000000"/>
+          <w:szCs w:val="22"/>
+        </w:rPr>
+        <w:t>lt</w:t>
+      </w:r>
+      <w:proofErr w:type="spellEnd"/>
+      <w:r>
+        <w:rPr>
+          <w:rFonts w:ascii="Pretendard" w:eastAsia="Pretendard" w:hAnsi="Pretendard" w:cs="Courier New"/>
+          <w:color w:val="000000"/>
+          <w:szCs w:val="22"/>
+        </w:rPr>
+        <w:t>[</w:t>
       </w:r>
       <w:r>
         <w:rPr>
@@ -20492,7 +24261,43 @@
           <w:color w:val="000000"/>
           <w:szCs w:val="22"/>
         </w:rPr>
-        <w:t xml:space="preserve">            result.append(lt[row][col]) </w:t>
+        <w:t xml:space="preserve">            </w:t>
+      </w:r>
+      <w:proofErr w:type="spellStart"/>
+      <w:r>
+        <w:rPr>
+          <w:rFonts w:ascii="Pretendard" w:eastAsia="Pretendard" w:hAnsi="Pretendard" w:cs="Courier New"/>
+          <w:color w:val="000000"/>
+          <w:szCs w:val="22"/>
+        </w:rPr>
+        <w:t>result.append</w:t>
+      </w:r>
+      <w:proofErr w:type="spellEnd"/>
+      <w:r>
+        <w:rPr>
+          <w:rFonts w:ascii="Pretendard" w:eastAsia="Pretendard" w:hAnsi="Pretendard" w:cs="Courier New"/>
+          <w:color w:val="000000"/>
+          <w:szCs w:val="22"/>
+        </w:rPr>
+        <w:t>(</w:t>
+      </w:r>
+      <w:proofErr w:type="spellStart"/>
+      <w:r>
+        <w:rPr>
+          <w:rFonts w:ascii="Pretendard" w:eastAsia="Pretendard" w:hAnsi="Pretendard" w:cs="Courier New"/>
+          <w:color w:val="000000"/>
+          <w:szCs w:val="22"/>
+        </w:rPr>
+        <w:t>lt</w:t>
+      </w:r>
+      <w:proofErr w:type="spellEnd"/>
+      <w:r>
+        <w:rPr>
+          <w:rFonts w:ascii="Pretendard" w:eastAsia="Pretendard" w:hAnsi="Pretendard" w:cs="Courier New"/>
+          <w:color w:val="000000"/>
+          <w:szCs w:val="22"/>
+        </w:rPr>
+        <w:t xml:space="preserve">[row][col]) </w:t>
       </w:r>
       <w:r>
         <w:rPr>
@@ -21248,7 +25053,25 @@
           <w:color w:val="000000"/>
           <w:szCs w:val="22"/>
         </w:rPr>
-        <w:t xml:space="preserve">(myfct(lt1)) </w:t>
+        <w:t>(</w:t>
+      </w:r>
+      <w:proofErr w:type="spellStart"/>
+      <w:r>
+        <w:rPr>
+          <w:rFonts w:ascii="Pretendard" w:eastAsia="Pretendard" w:hAnsi="Pretendard" w:cs="Courier New"/>
+          <w:color w:val="000000"/>
+          <w:szCs w:val="22"/>
+        </w:rPr>
+        <w:t>myfct</w:t>
+      </w:r>
+      <w:proofErr w:type="spellEnd"/>
+      <w:r>
+        <w:rPr>
+          <w:rFonts w:ascii="Pretendard" w:eastAsia="Pretendard" w:hAnsi="Pretendard" w:cs="Courier New"/>
+          <w:color w:val="000000"/>
+          <w:szCs w:val="22"/>
+        </w:rPr>
+        <w:t xml:space="preserve">(lt1)) </w:t>
       </w:r>
       <w:r>
         <w:rPr>
@@ -21283,7 +25106,25 @@
           <w:color w:val="000000"/>
           <w:szCs w:val="22"/>
         </w:rPr>
-        <w:t xml:space="preserve">(myfct(lt2)) </w:t>
+        <w:t>(</w:t>
+      </w:r>
+      <w:proofErr w:type="spellStart"/>
+      <w:r>
+        <w:rPr>
+          <w:rFonts w:ascii="Pretendard" w:eastAsia="Pretendard" w:hAnsi="Pretendard" w:cs="Courier New"/>
+          <w:color w:val="000000"/>
+          <w:szCs w:val="22"/>
+        </w:rPr>
+        <w:t>myfct</w:t>
+      </w:r>
+      <w:proofErr w:type="spellEnd"/>
+      <w:r>
+        <w:rPr>
+          <w:rFonts w:ascii="Pretendard" w:eastAsia="Pretendard" w:hAnsi="Pretendard" w:cs="Courier New"/>
+          <w:color w:val="000000"/>
+          <w:szCs w:val="22"/>
+        </w:rPr>
+        <w:t xml:space="preserve">(lt2)) </w:t>
       </w:r>
       <w:r>
         <w:rPr>
@@ -21299,7 +25140,7 @@
         <w:shd w:val="clear" w:color="auto" w:fill="FFFFFF"/>
         <w:spacing w:before="100" w:beforeAutospacing="1" w:after="100" w:afterAutospacing="1"/>
         <w:rPr>
-          <w:rFonts w:ascii="Pretendard" w:eastAsia="Pretendard" w:hAnsi="Pretendard"/>
+          <w:rFonts w:ascii="Pretendard" w:eastAsia="Pretendard" w:hAnsi="Pretendard" w:hint="eastAsia"/>
           <w:color w:val="1F1F1F"/>
           <w:szCs w:val="22"/>
         </w:rPr>
@@ -21356,32 +25197,6 @@
     </w:p>
     <w:p>
       <w:pPr>
-        <w:rPr>
-          <w:rFonts w:ascii="Pretendard" w:eastAsia="Pretendard" w:hAnsi="Pretendard"/>
-          <w:b/>
-          <w:bCs/>
-          <w:color w:val="1F1F1F"/>
-          <w:kern w:val="36"/>
-          <w:sz w:val="28"/>
-          <w:szCs w:val="28"/>
-        </w:rPr>
-      </w:pPr>
-      <w:r>
-        <w:rPr>
-          <w:rFonts w:ascii="Pretendard" w:eastAsia="Pretendard" w:hAnsi="Pretendard"/>
-          <w:b/>
-          <w:bCs/>
-          <w:color w:val="1F1F1F"/>
-          <w:kern w:val="36"/>
-          <w:sz w:val="28"/>
-          <w:szCs w:val="28"/>
-        </w:rPr>
-        <w:lastRenderedPageBreak/>
-        <w:br w:type="page"/>
-      </w:r>
-    </w:p>
-    <w:p>
-      <w:pPr>
         <w:shd w:val="clear" w:color="auto" w:fill="FFFFFF"/>
         <w:spacing w:before="120" w:after="120"/>
         <w:outlineLvl w:val="0"/>
@@ -21658,7 +25473,25 @@
           <w:color w:val="1F1F1F"/>
           <w:szCs w:val="22"/>
         </w:rPr>
-        <w:t>풀이2) numpy 이용</w:t>
+        <w:t xml:space="preserve">풀이2) </w:t>
+      </w:r>
+      <w:proofErr w:type="spellStart"/>
+      <w:r>
+        <w:rPr>
+          <w:rFonts w:ascii="Pretendard" w:eastAsia="Pretendard" w:hAnsi="Pretendard"/>
+          <w:color w:val="1F1F1F"/>
+          <w:szCs w:val="22"/>
+        </w:rPr>
+        <w:t>numpy</w:t>
+      </w:r>
+      <w:proofErr w:type="spellEnd"/>
+      <w:r>
+        <w:rPr>
+          <w:rFonts w:ascii="Pretendard" w:eastAsia="Pretendard" w:hAnsi="Pretendard"/>
+          <w:color w:val="1F1F1F"/>
+          <w:szCs w:val="22"/>
+        </w:rPr>
+        <w:t xml:space="preserve"> 이용</w:t>
       </w:r>
     </w:p>
     <w:p>
@@ -21712,7 +25545,25 @@
           <w:color w:val="000000"/>
           <w:szCs w:val="22"/>
         </w:rPr>
-        <w:t xml:space="preserve"> numpy </w:t>
+        <w:t xml:space="preserve"> </w:t>
+      </w:r>
+      <w:proofErr w:type="spellStart"/>
+      <w:r>
+        <w:rPr>
+          <w:rFonts w:ascii="Pretendard" w:eastAsia="Pretendard" w:hAnsi="Pretendard" w:cs="Courier New"/>
+          <w:color w:val="000000"/>
+          <w:szCs w:val="22"/>
+        </w:rPr>
+        <w:t>numpy</w:t>
+      </w:r>
+      <w:proofErr w:type="spellEnd"/>
+      <w:r>
+        <w:rPr>
+          <w:rFonts w:ascii="Pretendard" w:eastAsia="Pretendard" w:hAnsi="Pretendard" w:cs="Courier New"/>
+          <w:color w:val="000000"/>
+          <w:szCs w:val="22"/>
+        </w:rPr>
+        <w:t xml:space="preserve"> </w:t>
       </w:r>
       <w:r>
         <w:rPr>
@@ -21736,7 +25587,25 @@
           <w:color w:val="008000"/>
           <w:szCs w:val="22"/>
         </w:rPr>
-        <w:t># numpy 라이브러리 불러와서 이름을 np로 수정</w:t>
+        <w:t xml:space="preserve"># </w:t>
+      </w:r>
+      <w:proofErr w:type="spellStart"/>
+      <w:r>
+        <w:rPr>
+          <w:rFonts w:ascii="Pretendard" w:eastAsia="Pretendard" w:hAnsi="Pretendard" w:cs="Courier New"/>
+          <w:color w:val="008000"/>
+          <w:szCs w:val="22"/>
+        </w:rPr>
+        <w:t>numpy</w:t>
+      </w:r>
+      <w:proofErr w:type="spellEnd"/>
+      <w:r>
+        <w:rPr>
+          <w:rFonts w:ascii="Pretendard" w:eastAsia="Pretendard" w:hAnsi="Pretendard" w:cs="Courier New"/>
+          <w:color w:val="008000"/>
+          <w:szCs w:val="22"/>
+        </w:rPr>
+        <w:t xml:space="preserve"> 라이브러리 불러와서 이름을 np로 수정</w:t>
       </w:r>
     </w:p>
     <w:p>
@@ -21846,6 +25715,7 @@
         </w:rPr>
         <w:t xml:space="preserve"> </w:t>
       </w:r>
+      <w:proofErr w:type="spellStart"/>
       <w:r>
         <w:rPr>
           <w:rFonts w:ascii="Pretendard" w:eastAsia="Pretendard" w:hAnsi="Pretendard" w:cs="Courier New"/>
@@ -21854,6 +25724,7 @@
         </w:rPr>
         <w:t>best_student_index</w:t>
       </w:r>
+      <w:proofErr w:type="spellEnd"/>
       <w:r>
         <w:rPr>
           <w:rFonts w:ascii="Pretendard" w:eastAsia="Pretendard" w:hAnsi="Pretendard" w:cs="Courier New"/>
@@ -21903,7 +25774,25 @@
           <w:color w:val="000000"/>
           <w:szCs w:val="22"/>
         </w:rPr>
-        <w:t xml:space="preserve">  max_avg = </w:t>
+        <w:t xml:space="preserve">  </w:t>
+      </w:r>
+      <w:proofErr w:type="spellStart"/>
+      <w:r>
+        <w:rPr>
+          <w:rFonts w:ascii="Pretendard" w:eastAsia="Pretendard" w:hAnsi="Pretendard" w:cs="Courier New"/>
+          <w:color w:val="000000"/>
+          <w:szCs w:val="22"/>
+        </w:rPr>
+        <w:t>max_avg</w:t>
+      </w:r>
+      <w:proofErr w:type="spellEnd"/>
+      <w:r>
+        <w:rPr>
+          <w:rFonts w:ascii="Pretendard" w:eastAsia="Pretendard" w:hAnsi="Pretendard" w:cs="Courier New"/>
+          <w:color w:val="000000"/>
+          <w:szCs w:val="22"/>
+        </w:rPr>
+        <w:t xml:space="preserve"> = </w:t>
       </w:r>
       <w:r>
         <w:rPr>
@@ -21946,7 +25835,25 @@
           <w:color w:val="000000"/>
           <w:szCs w:val="22"/>
         </w:rPr>
-        <w:t xml:space="preserve">  max_index = </w:t>
+        <w:t xml:space="preserve">  </w:t>
+      </w:r>
+      <w:proofErr w:type="spellStart"/>
+      <w:r>
+        <w:rPr>
+          <w:rFonts w:ascii="Pretendard" w:eastAsia="Pretendard" w:hAnsi="Pretendard" w:cs="Courier New"/>
+          <w:color w:val="000000"/>
+          <w:szCs w:val="22"/>
+        </w:rPr>
+        <w:t>max_index</w:t>
+      </w:r>
+      <w:proofErr w:type="spellEnd"/>
+      <w:r>
+        <w:rPr>
+          <w:rFonts w:ascii="Pretendard" w:eastAsia="Pretendard" w:hAnsi="Pretendard" w:cs="Courier New"/>
+          <w:color w:val="000000"/>
+          <w:szCs w:val="22"/>
+        </w:rPr>
+        <w:t xml:space="preserve"> = </w:t>
       </w:r>
       <w:r>
         <w:rPr>
@@ -22005,7 +25912,25 @@
           <w:color w:val="000000"/>
           <w:szCs w:val="22"/>
         </w:rPr>
-        <w:t xml:space="preserve"> i, student </w:t>
+        <w:t xml:space="preserve"> </w:t>
+      </w:r>
+      <w:proofErr w:type="spellStart"/>
+      <w:r>
+        <w:rPr>
+          <w:rFonts w:ascii="Pretendard" w:eastAsia="Pretendard" w:hAnsi="Pretendard" w:cs="Courier New"/>
+          <w:color w:val="000000"/>
+          <w:szCs w:val="22"/>
+        </w:rPr>
+        <w:t>i</w:t>
+      </w:r>
+      <w:proofErr w:type="spellEnd"/>
+      <w:r>
+        <w:rPr>
+          <w:rFonts w:ascii="Pretendard" w:eastAsia="Pretendard" w:hAnsi="Pretendard" w:cs="Courier New"/>
+          <w:color w:val="000000"/>
+          <w:szCs w:val="22"/>
+        </w:rPr>
+        <w:t xml:space="preserve">, student </w:t>
       </w:r>
       <w:r>
         <w:rPr>
@@ -22082,6 +26007,7 @@
         </w:rPr>
         <w:t xml:space="preserve">(student) / </w:t>
       </w:r>
+      <w:proofErr w:type="spellStart"/>
       <w:r>
         <w:rPr>
           <w:rFonts w:ascii="Pretendard" w:eastAsia="Pretendard" w:hAnsi="Pretendard" w:cs="Courier New"/>
@@ -22090,6 +26016,7 @@
         </w:rPr>
         <w:t>len</w:t>
       </w:r>
+      <w:proofErr w:type="spellEnd"/>
       <w:r>
         <w:rPr>
           <w:rFonts w:ascii="Pretendard" w:eastAsia="Pretendard" w:hAnsi="Pretendard" w:cs="Courier New"/>
@@ -22139,7 +26066,25 @@
           <w:color w:val="000000"/>
           <w:szCs w:val="22"/>
         </w:rPr>
-        <w:t xml:space="preserve"> avg &gt; max_avg: </w:t>
+        <w:t xml:space="preserve"> avg &gt; </w:t>
+      </w:r>
+      <w:proofErr w:type="spellStart"/>
+      <w:r>
+        <w:rPr>
+          <w:rFonts w:ascii="Pretendard" w:eastAsia="Pretendard" w:hAnsi="Pretendard" w:cs="Courier New"/>
+          <w:color w:val="000000"/>
+          <w:szCs w:val="22"/>
+        </w:rPr>
+        <w:t>max_avg</w:t>
+      </w:r>
+      <w:proofErr w:type="spellEnd"/>
+      <w:r>
+        <w:rPr>
+          <w:rFonts w:ascii="Pretendard" w:eastAsia="Pretendard" w:hAnsi="Pretendard" w:cs="Courier New"/>
+          <w:color w:val="000000"/>
+          <w:szCs w:val="22"/>
+        </w:rPr>
+        <w:t xml:space="preserve">: </w:t>
       </w:r>
       <w:r>
         <w:rPr>
@@ -22166,7 +26111,25 @@
           <w:color w:val="000000"/>
           <w:szCs w:val="22"/>
         </w:rPr>
-        <w:t xml:space="preserve">      max_avg = avg </w:t>
+        <w:t xml:space="preserve">      </w:t>
+      </w:r>
+      <w:proofErr w:type="spellStart"/>
+      <w:r>
+        <w:rPr>
+          <w:rFonts w:ascii="Pretendard" w:eastAsia="Pretendard" w:hAnsi="Pretendard" w:cs="Courier New"/>
+          <w:color w:val="000000"/>
+          <w:szCs w:val="22"/>
+        </w:rPr>
+        <w:t>max_avg</w:t>
+      </w:r>
+      <w:proofErr w:type="spellEnd"/>
+      <w:r>
+        <w:rPr>
+          <w:rFonts w:ascii="Pretendard" w:eastAsia="Pretendard" w:hAnsi="Pretendard" w:cs="Courier New"/>
+          <w:color w:val="000000"/>
+          <w:szCs w:val="22"/>
+        </w:rPr>
+        <w:t xml:space="preserve"> = avg </w:t>
       </w:r>
       <w:r>
         <w:rPr>
@@ -22193,7 +26156,43 @@
           <w:color w:val="000000"/>
           <w:szCs w:val="22"/>
         </w:rPr>
-        <w:t xml:space="preserve">      max_index = i </w:t>
+        <w:t xml:space="preserve">      </w:t>
+      </w:r>
+      <w:proofErr w:type="spellStart"/>
+      <w:r>
+        <w:rPr>
+          <w:rFonts w:ascii="Pretendard" w:eastAsia="Pretendard" w:hAnsi="Pretendard" w:cs="Courier New"/>
+          <w:color w:val="000000"/>
+          <w:szCs w:val="22"/>
+        </w:rPr>
+        <w:t>max_index</w:t>
+      </w:r>
+      <w:proofErr w:type="spellEnd"/>
+      <w:r>
+        <w:rPr>
+          <w:rFonts w:ascii="Pretendard" w:eastAsia="Pretendard" w:hAnsi="Pretendard" w:cs="Courier New"/>
+          <w:color w:val="000000"/>
+          <w:szCs w:val="22"/>
+        </w:rPr>
+        <w:t xml:space="preserve"> = </w:t>
+      </w:r>
+      <w:proofErr w:type="spellStart"/>
+      <w:r>
+        <w:rPr>
+          <w:rFonts w:ascii="Pretendard" w:eastAsia="Pretendard" w:hAnsi="Pretendard" w:cs="Courier New"/>
+          <w:color w:val="000000"/>
+          <w:szCs w:val="22"/>
+        </w:rPr>
+        <w:t>i</w:t>
+      </w:r>
+      <w:proofErr w:type="spellEnd"/>
+      <w:r>
+        <w:rPr>
+          <w:rFonts w:ascii="Pretendard" w:eastAsia="Pretendard" w:hAnsi="Pretendard" w:cs="Courier New"/>
+          <w:color w:val="000000"/>
+          <w:szCs w:val="22"/>
+        </w:rPr>
+        <w:t xml:space="preserve"> </w:t>
       </w:r>
       <w:r>
         <w:rPr>
@@ -22236,7 +26235,25 @@
           <w:color w:val="000000"/>
           <w:szCs w:val="22"/>
         </w:rPr>
-        <w:t xml:space="preserve"> max_index </w:t>
+        <w:t xml:space="preserve"> </w:t>
+      </w:r>
+      <w:proofErr w:type="spellStart"/>
+      <w:r>
+        <w:rPr>
+          <w:rFonts w:ascii="Pretendard" w:eastAsia="Pretendard" w:hAnsi="Pretendard" w:cs="Courier New"/>
+          <w:color w:val="000000"/>
+          <w:szCs w:val="22"/>
+        </w:rPr>
+        <w:t>max_index</w:t>
+      </w:r>
+      <w:proofErr w:type="spellEnd"/>
+      <w:r>
+        <w:rPr>
+          <w:rFonts w:ascii="Pretendard" w:eastAsia="Pretendard" w:hAnsi="Pretendard" w:cs="Courier New"/>
+          <w:color w:val="000000"/>
+          <w:szCs w:val="22"/>
+        </w:rPr>
+        <w:t xml:space="preserve"> </w:t>
       </w:r>
       <w:r>
         <w:rPr>
@@ -22303,6 +26320,7 @@
         </w:rPr>
         <w:t xml:space="preserve"> </w:t>
       </w:r>
+      <w:proofErr w:type="spellStart"/>
       <w:r>
         <w:rPr>
           <w:rFonts w:ascii="Pretendard" w:eastAsia="Pretendard" w:hAnsi="Pretendard" w:cs="Courier New"/>
@@ -22311,6 +26329,7 @@
         </w:rPr>
         <w:t>best_student_index_np</w:t>
       </w:r>
+      <w:proofErr w:type="spellEnd"/>
       <w:r>
         <w:rPr>
           <w:rFonts w:ascii="Pretendard" w:eastAsia="Pretendard" w:hAnsi="Pretendard" w:cs="Courier New"/>
@@ -22360,7 +26379,43 @@
           <w:color w:val="000000"/>
           <w:szCs w:val="22"/>
         </w:rPr>
-        <w:t xml:space="preserve">    arr = np.array(scores)  </w:t>
+        <w:t xml:space="preserve">    </w:t>
+      </w:r>
+      <w:proofErr w:type="spellStart"/>
+      <w:r>
+        <w:rPr>
+          <w:rFonts w:ascii="Pretendard" w:eastAsia="Pretendard" w:hAnsi="Pretendard" w:cs="Courier New"/>
+          <w:color w:val="000000"/>
+          <w:szCs w:val="22"/>
+        </w:rPr>
+        <w:t>arr</w:t>
+      </w:r>
+      <w:proofErr w:type="spellEnd"/>
+      <w:r>
+        <w:rPr>
+          <w:rFonts w:ascii="Pretendard" w:eastAsia="Pretendard" w:hAnsi="Pretendard" w:cs="Courier New"/>
+          <w:color w:val="000000"/>
+          <w:szCs w:val="22"/>
+        </w:rPr>
+        <w:t xml:space="preserve"> = </w:t>
+      </w:r>
+      <w:proofErr w:type="spellStart"/>
+      <w:r>
+        <w:rPr>
+          <w:rFonts w:ascii="Pretendard" w:eastAsia="Pretendard" w:hAnsi="Pretendard" w:cs="Courier New"/>
+          <w:color w:val="000000"/>
+          <w:szCs w:val="22"/>
+        </w:rPr>
+        <w:t>np.array</w:t>
+      </w:r>
+      <w:proofErr w:type="spellEnd"/>
+      <w:r>
+        <w:rPr>
+          <w:rFonts w:ascii="Pretendard" w:eastAsia="Pretendard" w:hAnsi="Pretendard" w:cs="Courier New"/>
+          <w:color w:val="000000"/>
+          <w:szCs w:val="22"/>
+        </w:rPr>
+        <w:t xml:space="preserve">(scores)  </w:t>
       </w:r>
       <w:r>
         <w:rPr>
@@ -22415,7 +26470,43 @@
           <w:color w:val="000000"/>
           <w:szCs w:val="22"/>
         </w:rPr>
-        <w:t xml:space="preserve">    avg_scores = arr.mean(axis=</w:t>
+        <w:t xml:space="preserve">    </w:t>
+      </w:r>
+      <w:proofErr w:type="spellStart"/>
+      <w:r>
+        <w:rPr>
+          <w:rFonts w:ascii="Pretendard" w:eastAsia="Pretendard" w:hAnsi="Pretendard" w:cs="Courier New"/>
+          <w:color w:val="000000"/>
+          <w:szCs w:val="22"/>
+        </w:rPr>
+        <w:t>avg_scores</w:t>
+      </w:r>
+      <w:proofErr w:type="spellEnd"/>
+      <w:r>
+        <w:rPr>
+          <w:rFonts w:ascii="Pretendard" w:eastAsia="Pretendard" w:hAnsi="Pretendard" w:cs="Courier New"/>
+          <w:color w:val="000000"/>
+          <w:szCs w:val="22"/>
+        </w:rPr>
+        <w:t xml:space="preserve"> = </w:t>
+      </w:r>
+      <w:proofErr w:type="spellStart"/>
+      <w:r>
+        <w:rPr>
+          <w:rFonts w:ascii="Pretendard" w:eastAsia="Pretendard" w:hAnsi="Pretendard" w:cs="Courier New"/>
+          <w:color w:val="000000"/>
+          <w:szCs w:val="22"/>
+        </w:rPr>
+        <w:t>arr.mean</w:t>
+      </w:r>
+      <w:proofErr w:type="spellEnd"/>
+      <w:r>
+        <w:rPr>
+          <w:rFonts w:ascii="Pretendard" w:eastAsia="Pretendard" w:hAnsi="Pretendard" w:cs="Courier New"/>
+          <w:color w:val="000000"/>
+          <w:szCs w:val="22"/>
+        </w:rPr>
+        <w:t>(axis=</w:t>
       </w:r>
       <w:r>
         <w:rPr>
@@ -22466,7 +26557,25 @@
           <w:color w:val="008000"/>
           <w:szCs w:val="22"/>
         </w:rPr>
-        <w:t># np.argmax : 가장 큰 값이 있는 위치를 찾아주는 함수</w:t>
+        <w:t xml:space="preserve"># </w:t>
+      </w:r>
+      <w:proofErr w:type="spellStart"/>
+      <w:r>
+        <w:rPr>
+          <w:rFonts w:ascii="Pretendard" w:eastAsia="Pretendard" w:hAnsi="Pretendard" w:cs="Courier New"/>
+          <w:color w:val="008000"/>
+          <w:szCs w:val="22"/>
+        </w:rPr>
+        <w:t>np.argmax</w:t>
+      </w:r>
+      <w:proofErr w:type="spellEnd"/>
+      <w:r>
+        <w:rPr>
+          <w:rFonts w:ascii="Pretendard" w:eastAsia="Pretendard" w:hAnsi="Pretendard" w:cs="Courier New"/>
+          <w:color w:val="008000"/>
+          <w:szCs w:val="22"/>
+        </w:rPr>
+        <w:t xml:space="preserve"> : 가장 큰 값이 있는 위치를 찾아주는 함수</w:t>
       </w:r>
     </w:p>
     <w:p>
@@ -22517,7 +26626,43 @@
           <w:color w:val="000000"/>
           <w:szCs w:val="22"/>
         </w:rPr>
-        <w:t xml:space="preserve">(np.argmax(avg_scores))  </w:t>
+        <w:t>(</w:t>
+      </w:r>
+      <w:proofErr w:type="spellStart"/>
+      <w:r>
+        <w:rPr>
+          <w:rFonts w:ascii="Pretendard" w:eastAsia="Pretendard" w:hAnsi="Pretendard" w:cs="Courier New"/>
+          <w:color w:val="000000"/>
+          <w:szCs w:val="22"/>
+        </w:rPr>
+        <w:t>np.argmax</w:t>
+      </w:r>
+      <w:proofErr w:type="spellEnd"/>
+      <w:r>
+        <w:rPr>
+          <w:rFonts w:ascii="Pretendard" w:eastAsia="Pretendard" w:hAnsi="Pretendard" w:cs="Courier New"/>
+          <w:color w:val="000000"/>
+          <w:szCs w:val="22"/>
+        </w:rPr>
+        <w:t>(</w:t>
+      </w:r>
+      <w:proofErr w:type="spellStart"/>
+      <w:r>
+        <w:rPr>
+          <w:rFonts w:ascii="Pretendard" w:eastAsia="Pretendard" w:hAnsi="Pretendard" w:cs="Courier New"/>
+          <w:color w:val="000000"/>
+          <w:szCs w:val="22"/>
+        </w:rPr>
+        <w:t>avg_scores</w:t>
+      </w:r>
+      <w:proofErr w:type="spellEnd"/>
+      <w:r>
+        <w:rPr>
+          <w:rFonts w:ascii="Pretendard" w:eastAsia="Pretendard" w:hAnsi="Pretendard" w:cs="Courier New"/>
+          <w:color w:val="000000"/>
+          <w:szCs w:val="22"/>
+        </w:rPr>
+        <w:t xml:space="preserve">))  </w:t>
       </w:r>
       <w:r>
         <w:rPr>
@@ -22584,6 +26729,7 @@
         </w:rPr>
         <w:t xml:space="preserve"> </w:t>
       </w:r>
+      <w:proofErr w:type="spellStart"/>
       <w:r>
         <w:rPr>
           <w:rFonts w:ascii="Pretendard" w:eastAsia="Pretendard" w:hAnsi="Pretendard" w:cs="Courier New"/>
@@ -22592,6 +26738,7 @@
         </w:rPr>
         <w:t>best_student_index_pd</w:t>
       </w:r>
+      <w:proofErr w:type="spellEnd"/>
       <w:r>
         <w:rPr>
           <w:rFonts w:ascii="Pretendard" w:eastAsia="Pretendard" w:hAnsi="Pretendard" w:cs="Courier New"/>
@@ -22649,53 +26796,161 @@
           <w:color w:val="008000"/>
           <w:szCs w:val="22"/>
         </w:rPr>
-        <w:t># DataFrame() : 엑셀 스프레드시트와 비슷한 형태의 2차원 데이터 구조</w:t>
-      </w:r>
-    </w:p>
-    <w:p>
-      <w:pPr>
-        <w:shd w:val="clear" w:color="auto" w:fill="F7F7F7"/>
-        <w:spacing w:line="285" w:lineRule="atLeast"/>
-        <w:rPr>
-          <w:rFonts w:ascii="Pretendard" w:eastAsia="Pretendard" w:hAnsi="Pretendard" w:cs="Courier New"/>
-          <w:color w:val="000000"/>
-          <w:szCs w:val="22"/>
-        </w:rPr>
-      </w:pPr>
-      <w:r>
-        <w:rPr>
-          <w:rFonts w:ascii="Pretendard" w:eastAsia="Pretendard" w:hAnsi="Pretendard" w:cs="Courier New"/>
-          <w:color w:val="000000"/>
-          <w:szCs w:val="22"/>
-        </w:rPr>
-        <w:t xml:space="preserve">    df = pd.DataFrame(scores) </w:t>
-      </w:r>
-      <w:r>
-        <w:rPr>
-          <w:rFonts w:ascii="Pretendard" w:eastAsia="Pretendard" w:hAnsi="Pretendard" w:cs="Courier New"/>
-          <w:color w:val="008000"/>
-          <w:szCs w:val="22"/>
-        </w:rPr>
-        <w:t># 2차원 리스트를 표 형태 DataFrame으로 변환</w:t>
-      </w:r>
-    </w:p>
-    <w:p>
-      <w:pPr>
-        <w:shd w:val="clear" w:color="auto" w:fill="F7F7F7"/>
-        <w:spacing w:line="285" w:lineRule="atLeast"/>
-        <w:rPr>
-          <w:rFonts w:ascii="Pretendard" w:eastAsia="Pretendard" w:hAnsi="Pretendard" w:cs="Courier New"/>
-          <w:color w:val="000000"/>
-          <w:szCs w:val="22"/>
-        </w:rPr>
-      </w:pPr>
-      <w:r>
-        <w:rPr>
-          <w:rFonts w:ascii="Pretendard" w:eastAsia="Pretendard" w:hAnsi="Pretendard" w:cs="Courier New"/>
-          <w:color w:val="000000"/>
-          <w:szCs w:val="22"/>
-        </w:rPr>
-        <w:t xml:space="preserve">    avg_scores = df.mean(axis=</w:t>
+        <w:t xml:space="preserve"># </w:t>
+      </w:r>
+      <w:proofErr w:type="spellStart"/>
+      <w:r>
+        <w:rPr>
+          <w:rFonts w:ascii="Pretendard" w:eastAsia="Pretendard" w:hAnsi="Pretendard" w:cs="Courier New"/>
+          <w:color w:val="008000"/>
+          <w:szCs w:val="22"/>
+        </w:rPr>
+        <w:t>DataFrame</w:t>
+      </w:r>
+      <w:proofErr w:type="spellEnd"/>
+      <w:r>
+        <w:rPr>
+          <w:rFonts w:ascii="Pretendard" w:eastAsia="Pretendard" w:hAnsi="Pretendard" w:cs="Courier New"/>
+          <w:color w:val="008000"/>
+          <w:szCs w:val="22"/>
+        </w:rPr>
+        <w:t>() : 엑셀 스프레드시트와 비슷한 형태의 2차원 데이터 구조</w:t>
+      </w:r>
+    </w:p>
+    <w:p>
+      <w:pPr>
+        <w:shd w:val="clear" w:color="auto" w:fill="F7F7F7"/>
+        <w:spacing w:line="285" w:lineRule="atLeast"/>
+        <w:rPr>
+          <w:rFonts w:ascii="Pretendard" w:eastAsia="Pretendard" w:hAnsi="Pretendard" w:cs="Courier New"/>
+          <w:color w:val="000000"/>
+          <w:szCs w:val="22"/>
+        </w:rPr>
+      </w:pPr>
+      <w:r>
+        <w:rPr>
+          <w:rFonts w:ascii="Pretendard" w:eastAsia="Pretendard" w:hAnsi="Pretendard" w:cs="Courier New"/>
+          <w:color w:val="000000"/>
+          <w:szCs w:val="22"/>
+        </w:rPr>
+        <w:t xml:space="preserve">    </w:t>
+      </w:r>
+      <w:proofErr w:type="spellStart"/>
+      <w:r>
+        <w:rPr>
+          <w:rFonts w:ascii="Pretendard" w:eastAsia="Pretendard" w:hAnsi="Pretendard" w:cs="Courier New"/>
+          <w:color w:val="000000"/>
+          <w:szCs w:val="22"/>
+        </w:rPr>
+        <w:t>df</w:t>
+      </w:r>
+      <w:proofErr w:type="spellEnd"/>
+      <w:r>
+        <w:rPr>
+          <w:rFonts w:ascii="Pretendard" w:eastAsia="Pretendard" w:hAnsi="Pretendard" w:cs="Courier New"/>
+          <w:color w:val="000000"/>
+          <w:szCs w:val="22"/>
+        </w:rPr>
+        <w:t xml:space="preserve"> = </w:t>
+      </w:r>
+      <w:proofErr w:type="spellStart"/>
+      <w:r>
+        <w:rPr>
+          <w:rFonts w:ascii="Pretendard" w:eastAsia="Pretendard" w:hAnsi="Pretendard" w:cs="Courier New"/>
+          <w:color w:val="000000"/>
+          <w:szCs w:val="22"/>
+        </w:rPr>
+        <w:t>pd.DataFrame</w:t>
+      </w:r>
+      <w:proofErr w:type="spellEnd"/>
+      <w:r>
+        <w:rPr>
+          <w:rFonts w:ascii="Pretendard" w:eastAsia="Pretendard" w:hAnsi="Pretendard" w:cs="Courier New"/>
+          <w:color w:val="000000"/>
+          <w:szCs w:val="22"/>
+        </w:rPr>
+        <w:t xml:space="preserve">(scores) </w:t>
+      </w:r>
+      <w:r>
+        <w:rPr>
+          <w:rFonts w:ascii="Pretendard" w:eastAsia="Pretendard" w:hAnsi="Pretendard" w:cs="Courier New"/>
+          <w:color w:val="008000"/>
+          <w:szCs w:val="22"/>
+        </w:rPr>
+        <w:t xml:space="preserve"># 2차원 리스트를 표 형태 </w:t>
+      </w:r>
+      <w:proofErr w:type="spellStart"/>
+      <w:r>
+        <w:rPr>
+          <w:rFonts w:ascii="Pretendard" w:eastAsia="Pretendard" w:hAnsi="Pretendard" w:cs="Courier New"/>
+          <w:color w:val="008000"/>
+          <w:szCs w:val="22"/>
+        </w:rPr>
+        <w:t>DataFrame으로</w:t>
+      </w:r>
+      <w:proofErr w:type="spellEnd"/>
+      <w:r>
+        <w:rPr>
+          <w:rFonts w:ascii="Pretendard" w:eastAsia="Pretendard" w:hAnsi="Pretendard" w:cs="Courier New"/>
+          <w:color w:val="008000"/>
+          <w:szCs w:val="22"/>
+        </w:rPr>
+        <w:t xml:space="preserve"> 변환</w:t>
+      </w:r>
+    </w:p>
+    <w:p>
+      <w:pPr>
+        <w:shd w:val="clear" w:color="auto" w:fill="F7F7F7"/>
+        <w:spacing w:line="285" w:lineRule="atLeast"/>
+        <w:rPr>
+          <w:rFonts w:ascii="Pretendard" w:eastAsia="Pretendard" w:hAnsi="Pretendard" w:cs="Courier New"/>
+          <w:color w:val="000000"/>
+          <w:szCs w:val="22"/>
+        </w:rPr>
+      </w:pPr>
+      <w:r>
+        <w:rPr>
+          <w:rFonts w:ascii="Pretendard" w:eastAsia="Pretendard" w:hAnsi="Pretendard" w:cs="Courier New"/>
+          <w:color w:val="000000"/>
+          <w:szCs w:val="22"/>
+        </w:rPr>
+        <w:t xml:space="preserve">    </w:t>
+      </w:r>
+      <w:proofErr w:type="spellStart"/>
+      <w:r>
+        <w:rPr>
+          <w:rFonts w:ascii="Pretendard" w:eastAsia="Pretendard" w:hAnsi="Pretendard" w:cs="Courier New"/>
+          <w:color w:val="000000"/>
+          <w:szCs w:val="22"/>
+        </w:rPr>
+        <w:t>avg_scores</w:t>
+      </w:r>
+      <w:proofErr w:type="spellEnd"/>
+      <w:r>
+        <w:rPr>
+          <w:rFonts w:ascii="Pretendard" w:eastAsia="Pretendard" w:hAnsi="Pretendard" w:cs="Courier New"/>
+          <w:color w:val="000000"/>
+          <w:szCs w:val="22"/>
+        </w:rPr>
+        <w:t xml:space="preserve"> = </w:t>
+      </w:r>
+      <w:proofErr w:type="spellStart"/>
+      <w:r>
+        <w:rPr>
+          <w:rFonts w:ascii="Pretendard" w:eastAsia="Pretendard" w:hAnsi="Pretendard" w:cs="Courier New"/>
+          <w:color w:val="000000"/>
+          <w:szCs w:val="22"/>
+        </w:rPr>
+        <w:t>df.mean</w:t>
+      </w:r>
+      <w:proofErr w:type="spellEnd"/>
+      <w:r>
+        <w:rPr>
+          <w:rFonts w:ascii="Pretendard" w:eastAsia="Pretendard" w:hAnsi="Pretendard" w:cs="Courier New"/>
+          <w:color w:val="000000"/>
+          <w:szCs w:val="22"/>
+        </w:rPr>
+        <w:t>(axis=</w:t>
       </w:r>
       <w:r>
         <w:rPr>
@@ -22746,7 +27001,25 @@
           <w:color w:val="008000"/>
           <w:szCs w:val="22"/>
         </w:rPr>
-        <w:t># idxmax() : 가장 큰 값을 가진 인덱스를 반환하는 함수</w:t>
+        <w:t xml:space="preserve"># </w:t>
+      </w:r>
+      <w:proofErr w:type="spellStart"/>
+      <w:r>
+        <w:rPr>
+          <w:rFonts w:ascii="Pretendard" w:eastAsia="Pretendard" w:hAnsi="Pretendard" w:cs="Courier New"/>
+          <w:color w:val="008000"/>
+          <w:szCs w:val="22"/>
+        </w:rPr>
+        <w:t>idxmax</w:t>
+      </w:r>
+      <w:proofErr w:type="spellEnd"/>
+      <w:r>
+        <w:rPr>
+          <w:rFonts w:ascii="Pretendard" w:eastAsia="Pretendard" w:hAnsi="Pretendard" w:cs="Courier New"/>
+          <w:color w:val="008000"/>
+          <w:szCs w:val="22"/>
+        </w:rPr>
+        <w:t>() : 가장 큰 값을 가진 인덱스를 반환하는 함수</w:t>
       </w:r>
     </w:p>
     <w:p>
@@ -22797,7 +27070,25 @@
           <w:color w:val="000000"/>
           <w:szCs w:val="22"/>
         </w:rPr>
-        <w:t xml:space="preserve">(avg_scores.idxmax())  </w:t>
+        <w:t>(</w:t>
+      </w:r>
+      <w:proofErr w:type="spellStart"/>
+      <w:r>
+        <w:rPr>
+          <w:rFonts w:ascii="Pretendard" w:eastAsia="Pretendard" w:hAnsi="Pretendard" w:cs="Courier New"/>
+          <w:color w:val="000000"/>
+          <w:szCs w:val="22"/>
+        </w:rPr>
+        <w:t>avg_scores.idxmax</w:t>
+      </w:r>
+      <w:proofErr w:type="spellEnd"/>
+      <w:r>
+        <w:rPr>
+          <w:rFonts w:ascii="Pretendard" w:eastAsia="Pretendard" w:hAnsi="Pretendard" w:cs="Courier New"/>
+          <w:color w:val="000000"/>
+          <w:szCs w:val="22"/>
+        </w:rPr>
+        <w:t xml:space="preserve">())  </w:t>
       </w:r>
       <w:r>
         <w:rPr>
@@ -22902,7 +27193,25 @@
           <w:color w:val="000000"/>
           <w:szCs w:val="22"/>
         </w:rPr>
-        <w:t xml:space="preserve">(best_student_index(scores))       </w:t>
+        <w:t>(</w:t>
+      </w:r>
+      <w:proofErr w:type="spellStart"/>
+      <w:r>
+        <w:rPr>
+          <w:rFonts w:ascii="Pretendard" w:eastAsia="Pretendard" w:hAnsi="Pretendard" w:cs="Courier New"/>
+          <w:color w:val="000000"/>
+          <w:szCs w:val="22"/>
+        </w:rPr>
+        <w:t>best_student_index</w:t>
+      </w:r>
+      <w:proofErr w:type="spellEnd"/>
+      <w:r>
+        <w:rPr>
+          <w:rFonts w:ascii="Pretendard" w:eastAsia="Pretendard" w:hAnsi="Pretendard" w:cs="Courier New"/>
+          <w:color w:val="000000"/>
+          <w:szCs w:val="22"/>
+        </w:rPr>
+        <w:t xml:space="preserve">(scores))       </w:t>
       </w:r>
       <w:r>
         <w:rPr>
@@ -22937,7 +27246,25 @@
           <w:color w:val="000000"/>
           <w:szCs w:val="22"/>
         </w:rPr>
-        <w:t xml:space="preserve">(best_student_index_np(scores))    </w:t>
+        <w:t>(</w:t>
+      </w:r>
+      <w:proofErr w:type="spellStart"/>
+      <w:r>
+        <w:rPr>
+          <w:rFonts w:ascii="Pretendard" w:eastAsia="Pretendard" w:hAnsi="Pretendard" w:cs="Courier New"/>
+          <w:color w:val="000000"/>
+          <w:szCs w:val="22"/>
+        </w:rPr>
+        <w:t>best_student_index_np</w:t>
+      </w:r>
+      <w:proofErr w:type="spellEnd"/>
+      <w:r>
+        <w:rPr>
+          <w:rFonts w:ascii="Pretendard" w:eastAsia="Pretendard" w:hAnsi="Pretendard" w:cs="Courier New"/>
+          <w:color w:val="000000"/>
+          <w:szCs w:val="22"/>
+        </w:rPr>
+        <w:t xml:space="preserve">(scores))    </w:t>
       </w:r>
       <w:r>
         <w:rPr>
@@ -22972,7 +27299,25 @@
           <w:color w:val="000000"/>
           <w:szCs w:val="22"/>
         </w:rPr>
-        <w:t xml:space="preserve">(best_student_index_pd(scores))    </w:t>
+        <w:t>(</w:t>
+      </w:r>
+      <w:proofErr w:type="spellStart"/>
+      <w:r>
+        <w:rPr>
+          <w:rFonts w:ascii="Pretendard" w:eastAsia="Pretendard" w:hAnsi="Pretendard" w:cs="Courier New"/>
+          <w:color w:val="000000"/>
+          <w:szCs w:val="22"/>
+        </w:rPr>
+        <w:t>best_student_index_pd</w:t>
+      </w:r>
+      <w:proofErr w:type="spellEnd"/>
+      <w:r>
+        <w:rPr>
+          <w:rFonts w:ascii="Pretendard" w:eastAsia="Pretendard" w:hAnsi="Pretendard" w:cs="Courier New"/>
+          <w:color w:val="000000"/>
+          <w:szCs w:val="22"/>
+        </w:rPr>
+        <w:t xml:space="preserve">(scores))    </w:t>
       </w:r>
       <w:r>
         <w:rPr>
@@ -23450,7 +27795,25 @@
           <w:color w:val="1F1F1F"/>
           <w:szCs w:val="22"/>
         </w:rPr>
-        <w:t>풀이2) numpy 이용</w:t>
+        <w:t xml:space="preserve">풀이2) </w:t>
+      </w:r>
+      <w:proofErr w:type="spellStart"/>
+      <w:r>
+        <w:rPr>
+          <w:rFonts w:ascii="Pretendard" w:eastAsia="Pretendard" w:hAnsi="Pretendard"/>
+          <w:color w:val="1F1F1F"/>
+          <w:szCs w:val="22"/>
+        </w:rPr>
+        <w:t>numpy</w:t>
+      </w:r>
+      <w:proofErr w:type="spellEnd"/>
+      <w:r>
+        <w:rPr>
+          <w:rFonts w:ascii="Pretendard" w:eastAsia="Pretendard" w:hAnsi="Pretendard"/>
+          <w:color w:val="1F1F1F"/>
+          <w:szCs w:val="22"/>
+        </w:rPr>
+        <w:t xml:space="preserve"> 이용</w:t>
       </w:r>
     </w:p>
     <w:p>
@@ -23504,7 +27867,25 @@
           <w:color w:val="000000"/>
           <w:szCs w:val="22"/>
         </w:rPr>
-        <w:t xml:space="preserve"> numpy </w:t>
+        <w:t xml:space="preserve"> </w:t>
+      </w:r>
+      <w:proofErr w:type="spellStart"/>
+      <w:r>
+        <w:rPr>
+          <w:rFonts w:ascii="Pretendard" w:eastAsia="Pretendard" w:hAnsi="Pretendard" w:cs="Courier New"/>
+          <w:color w:val="000000"/>
+          <w:szCs w:val="22"/>
+        </w:rPr>
+        <w:t>numpy</w:t>
+      </w:r>
+      <w:proofErr w:type="spellEnd"/>
+      <w:r>
+        <w:rPr>
+          <w:rFonts w:ascii="Pretendard" w:eastAsia="Pretendard" w:hAnsi="Pretendard" w:cs="Courier New"/>
+          <w:color w:val="000000"/>
+          <w:szCs w:val="22"/>
+        </w:rPr>
+        <w:t xml:space="preserve"> </w:t>
       </w:r>
       <w:r>
         <w:rPr>
@@ -23601,7 +27982,7 @@
         <w:shd w:val="clear" w:color="auto" w:fill="F7F7F7"/>
         <w:spacing w:line="285" w:lineRule="atLeast"/>
         <w:rPr>
-          <w:rFonts w:ascii="Pretendard" w:eastAsia="Pretendard" w:hAnsi="Pretendard" w:cs="Courier New" w:hint="eastAsia"/>
+          <w:rFonts w:ascii="Pretendard" w:eastAsia="Pretendard" w:hAnsi="Pretendard" w:cs="Courier New"/>
           <w:color w:val="000000"/>
           <w:szCs w:val="22"/>
         </w:rPr>
@@ -23687,6 +28068,7 @@
         </w:rPr>
         <w:t xml:space="preserve"> </w:t>
       </w:r>
+      <w:proofErr w:type="spellStart"/>
       <w:r>
         <w:rPr>
           <w:rFonts w:ascii="Pretendard" w:eastAsia="Pretendard" w:hAnsi="Pretendard" w:cs="Courier New"/>
@@ -23695,6 +28077,7 @@
         </w:rPr>
         <w:t>hot_cities_list</w:t>
       </w:r>
+      <w:proofErr w:type="spellEnd"/>
       <w:r>
         <w:rPr>
           <w:rFonts w:ascii="Pretendard" w:eastAsia="Pretendard" w:hAnsi="Pretendard" w:cs="Courier New"/>
@@ -23787,7 +28170,25 @@
           <w:color w:val="000000"/>
           <w:szCs w:val="22"/>
         </w:rPr>
-        <w:t xml:space="preserve"> i, city </w:t>
+        <w:t xml:space="preserve"> </w:t>
+      </w:r>
+      <w:proofErr w:type="spellStart"/>
+      <w:r>
+        <w:rPr>
+          <w:rFonts w:ascii="Pretendard" w:eastAsia="Pretendard" w:hAnsi="Pretendard" w:cs="Courier New"/>
+          <w:color w:val="000000"/>
+          <w:szCs w:val="22"/>
+        </w:rPr>
+        <w:t>i</w:t>
+      </w:r>
+      <w:proofErr w:type="spellEnd"/>
+      <w:r>
+        <w:rPr>
+          <w:rFonts w:ascii="Pretendard" w:eastAsia="Pretendard" w:hAnsi="Pretendard" w:cs="Courier New"/>
+          <w:color w:val="000000"/>
+          <w:szCs w:val="22"/>
+        </w:rPr>
+        <w:t xml:space="preserve">, city </w:t>
       </w:r>
       <w:r>
         <w:rPr>
@@ -23864,6 +28265,7 @@
         </w:rPr>
         <w:t xml:space="preserve">(city) / </w:t>
       </w:r>
+      <w:proofErr w:type="spellStart"/>
       <w:r>
         <w:rPr>
           <w:rFonts w:ascii="Pretendard" w:eastAsia="Pretendard" w:hAnsi="Pretendard" w:cs="Courier New"/>
@@ -23872,6 +28274,7 @@
         </w:rPr>
         <w:t>len</w:t>
       </w:r>
+      <w:proofErr w:type="spellEnd"/>
       <w:r>
         <w:rPr>
           <w:rFonts w:ascii="Pretendard" w:eastAsia="Pretendard" w:hAnsi="Pretendard" w:cs="Courier New"/>
@@ -23948,7 +28351,43 @@
           <w:color w:val="000000"/>
           <w:szCs w:val="22"/>
         </w:rPr>
-        <w:t xml:space="preserve">            result.append(i)  </w:t>
+        <w:t xml:space="preserve">            </w:t>
+      </w:r>
+      <w:proofErr w:type="spellStart"/>
+      <w:r>
+        <w:rPr>
+          <w:rFonts w:ascii="Pretendard" w:eastAsia="Pretendard" w:hAnsi="Pretendard" w:cs="Courier New"/>
+          <w:color w:val="000000"/>
+          <w:szCs w:val="22"/>
+        </w:rPr>
+        <w:t>result.append</w:t>
+      </w:r>
+      <w:proofErr w:type="spellEnd"/>
+      <w:r>
+        <w:rPr>
+          <w:rFonts w:ascii="Pretendard" w:eastAsia="Pretendard" w:hAnsi="Pretendard" w:cs="Courier New"/>
+          <w:color w:val="000000"/>
+          <w:szCs w:val="22"/>
+        </w:rPr>
+        <w:t>(</w:t>
+      </w:r>
+      <w:proofErr w:type="spellStart"/>
+      <w:r>
+        <w:rPr>
+          <w:rFonts w:ascii="Pretendard" w:eastAsia="Pretendard" w:hAnsi="Pretendard" w:cs="Courier New"/>
+          <w:color w:val="000000"/>
+          <w:szCs w:val="22"/>
+        </w:rPr>
+        <w:t>i</w:t>
+      </w:r>
+      <w:proofErr w:type="spellEnd"/>
+      <w:r>
+        <w:rPr>
+          <w:rFonts w:ascii="Pretendard" w:eastAsia="Pretendard" w:hAnsi="Pretendard" w:cs="Courier New"/>
+          <w:color w:val="000000"/>
+          <w:szCs w:val="22"/>
+        </w:rPr>
+        <w:t xml:space="preserve">)  </w:t>
       </w:r>
       <w:r>
         <w:rPr>
@@ -24058,6 +28497,7 @@
         </w:rPr>
         <w:t xml:space="preserve"> </w:t>
       </w:r>
+      <w:proofErr w:type="spellStart"/>
       <w:r>
         <w:rPr>
           <w:rFonts w:ascii="Pretendard" w:eastAsia="Pretendard" w:hAnsi="Pretendard" w:cs="Courier New"/>
@@ -24066,6 +28506,7 @@
         </w:rPr>
         <w:t>hot_cities_numpy</w:t>
       </w:r>
+      <w:proofErr w:type="spellEnd"/>
       <w:r>
         <w:rPr>
           <w:rFonts w:ascii="Pretendard" w:eastAsia="Pretendard" w:hAnsi="Pretendard" w:cs="Courier New"/>
@@ -24116,7 +28557,43 @@
           <w:szCs w:val="22"/>
         </w:rPr>
         <w:lastRenderedPageBreak/>
-        <w:t xml:space="preserve">    arr = np.array(temperatures)  </w:t>
+        <w:t xml:space="preserve">    </w:t>
+      </w:r>
+      <w:proofErr w:type="spellStart"/>
+      <w:r>
+        <w:rPr>
+          <w:rFonts w:ascii="Pretendard" w:eastAsia="Pretendard" w:hAnsi="Pretendard" w:cs="Courier New"/>
+          <w:color w:val="000000"/>
+          <w:szCs w:val="22"/>
+        </w:rPr>
+        <w:t>arr</w:t>
+      </w:r>
+      <w:proofErr w:type="spellEnd"/>
+      <w:r>
+        <w:rPr>
+          <w:rFonts w:ascii="Pretendard" w:eastAsia="Pretendard" w:hAnsi="Pretendard" w:cs="Courier New"/>
+          <w:color w:val="000000"/>
+          <w:szCs w:val="22"/>
+        </w:rPr>
+        <w:t xml:space="preserve"> = </w:t>
+      </w:r>
+      <w:proofErr w:type="spellStart"/>
+      <w:r>
+        <w:rPr>
+          <w:rFonts w:ascii="Pretendard" w:eastAsia="Pretendard" w:hAnsi="Pretendard" w:cs="Courier New"/>
+          <w:color w:val="000000"/>
+          <w:szCs w:val="22"/>
+        </w:rPr>
+        <w:t>np.array</w:t>
+      </w:r>
+      <w:proofErr w:type="spellEnd"/>
+      <w:r>
+        <w:rPr>
+          <w:rFonts w:ascii="Pretendard" w:eastAsia="Pretendard" w:hAnsi="Pretendard" w:cs="Courier New"/>
+          <w:color w:val="000000"/>
+          <w:szCs w:val="22"/>
+        </w:rPr>
+        <w:t xml:space="preserve">(temperatures)  </w:t>
       </w:r>
       <w:r>
         <w:rPr>
@@ -24143,7 +28620,25 @@
           <w:color w:val="000000"/>
           <w:szCs w:val="22"/>
         </w:rPr>
-        <w:t xml:space="preserve">    avg = arr.mean(axis=</w:t>
+        <w:t xml:space="preserve">    avg = </w:t>
+      </w:r>
+      <w:proofErr w:type="spellStart"/>
+      <w:r>
+        <w:rPr>
+          <w:rFonts w:ascii="Pretendard" w:eastAsia="Pretendard" w:hAnsi="Pretendard" w:cs="Courier New"/>
+          <w:color w:val="000000"/>
+          <w:szCs w:val="22"/>
+        </w:rPr>
+        <w:t>arr.mean</w:t>
+      </w:r>
+      <w:proofErr w:type="spellEnd"/>
+      <w:r>
+        <w:rPr>
+          <w:rFonts w:ascii="Pretendard" w:eastAsia="Pretendard" w:hAnsi="Pretendard" w:cs="Courier New"/>
+          <w:color w:val="000000"/>
+          <w:szCs w:val="22"/>
+        </w:rPr>
+        <w:t>(axis=</w:t>
       </w:r>
       <w:r>
         <w:rPr>
@@ -24194,7 +28689,43 @@
           <w:color w:val="008000"/>
           <w:szCs w:val="22"/>
         </w:rPr>
-        <w:t># np.where(조건) : 조건에 만족하는 인덱스들을 튜플로 반환</w:t>
+        <w:t xml:space="preserve"># </w:t>
+      </w:r>
+      <w:proofErr w:type="spellStart"/>
+      <w:r>
+        <w:rPr>
+          <w:rFonts w:ascii="Pretendard" w:eastAsia="Pretendard" w:hAnsi="Pretendard" w:cs="Courier New"/>
+          <w:color w:val="008000"/>
+          <w:szCs w:val="22"/>
+        </w:rPr>
+        <w:t>np.where</w:t>
+      </w:r>
+      <w:proofErr w:type="spellEnd"/>
+      <w:r>
+        <w:rPr>
+          <w:rFonts w:ascii="Pretendard" w:eastAsia="Pretendard" w:hAnsi="Pretendard" w:cs="Courier New"/>
+          <w:color w:val="008000"/>
+          <w:szCs w:val="22"/>
+        </w:rPr>
+        <w:t xml:space="preserve">(조건) : 조건에 만족하는 인덱스들을 </w:t>
+      </w:r>
+      <w:proofErr w:type="spellStart"/>
+      <w:r>
+        <w:rPr>
+          <w:rFonts w:ascii="Pretendard" w:eastAsia="Pretendard" w:hAnsi="Pretendard" w:cs="Courier New"/>
+          <w:color w:val="008000"/>
+          <w:szCs w:val="22"/>
+        </w:rPr>
+        <w:t>튜플로</w:t>
+      </w:r>
+      <w:proofErr w:type="spellEnd"/>
+      <w:r>
+        <w:rPr>
+          <w:rFonts w:ascii="Pretendard" w:eastAsia="Pretendard" w:hAnsi="Pretendard" w:cs="Courier New"/>
+          <w:color w:val="008000"/>
+          <w:szCs w:val="22"/>
+        </w:rPr>
+        <w:t xml:space="preserve"> 반환</w:t>
       </w:r>
     </w:p>
     <w:p>
@@ -24277,7 +28808,25 @@
           <w:color w:val="000000"/>
           <w:szCs w:val="22"/>
         </w:rPr>
-        <w:t>, np.where(avg &gt;= t)[</w:t>
+        <w:t xml:space="preserve">, </w:t>
+      </w:r>
+      <w:proofErr w:type="spellStart"/>
+      <w:r>
+        <w:rPr>
+          <w:rFonts w:ascii="Pretendard" w:eastAsia="Pretendard" w:hAnsi="Pretendard" w:cs="Courier New"/>
+          <w:color w:val="000000"/>
+          <w:szCs w:val="22"/>
+        </w:rPr>
+        <w:t>np.where</w:t>
+      </w:r>
+      <w:proofErr w:type="spellEnd"/>
+      <w:r>
+        <w:rPr>
+          <w:rFonts w:ascii="Pretendard" w:eastAsia="Pretendard" w:hAnsi="Pretendard" w:cs="Courier New"/>
+          <w:color w:val="000000"/>
+          <w:szCs w:val="22"/>
+        </w:rPr>
+        <w:t>(avg &gt;= t)[</w:t>
       </w:r>
       <w:r>
         <w:rPr>
@@ -24360,6 +28909,7 @@
         </w:rPr>
         <w:t xml:space="preserve"> </w:t>
       </w:r>
+      <w:proofErr w:type="spellStart"/>
       <w:r>
         <w:rPr>
           <w:rFonts w:ascii="Pretendard" w:eastAsia="Pretendard" w:hAnsi="Pretendard" w:cs="Courier New"/>
@@ -24368,6 +28918,7 @@
         </w:rPr>
         <w:t>hot_cities_pandas</w:t>
       </w:r>
+      <w:proofErr w:type="spellEnd"/>
       <w:r>
         <w:rPr>
           <w:rFonts w:ascii="Pretendard" w:eastAsia="Pretendard" w:hAnsi="Pretendard" w:cs="Courier New"/>
@@ -24417,34 +28968,106 @@
           <w:color w:val="000000"/>
           <w:szCs w:val="22"/>
         </w:rPr>
-        <w:t xml:space="preserve">    df = pd.DataFrame(temperatures) </w:t>
-      </w:r>
-      <w:r>
-        <w:rPr>
-          <w:rFonts w:ascii="Pretendard" w:eastAsia="Pretendard" w:hAnsi="Pretendard" w:cs="Courier New"/>
-          <w:color w:val="008000"/>
-          <w:szCs w:val="22"/>
-        </w:rPr>
-        <w:t># 2차원 리스트를 표 형태 DataFrame으로 변환</w:t>
-      </w:r>
-    </w:p>
-    <w:p>
-      <w:pPr>
-        <w:shd w:val="clear" w:color="auto" w:fill="F7F7F7"/>
-        <w:spacing w:line="285" w:lineRule="atLeast"/>
-        <w:rPr>
-          <w:rFonts w:ascii="Pretendard" w:eastAsia="Pretendard" w:hAnsi="Pretendard" w:cs="Courier New"/>
-          <w:color w:val="000000"/>
-          <w:szCs w:val="22"/>
-        </w:rPr>
-      </w:pPr>
-      <w:r>
-        <w:rPr>
-          <w:rFonts w:ascii="Pretendard" w:eastAsia="Pretendard" w:hAnsi="Pretendard" w:cs="Courier New"/>
-          <w:color w:val="000000"/>
-          <w:szCs w:val="22"/>
-        </w:rPr>
-        <w:t xml:space="preserve">    avg = df.mean(axis=</w:t>
+        <w:t xml:space="preserve">    </w:t>
+      </w:r>
+      <w:proofErr w:type="spellStart"/>
+      <w:r>
+        <w:rPr>
+          <w:rFonts w:ascii="Pretendard" w:eastAsia="Pretendard" w:hAnsi="Pretendard" w:cs="Courier New"/>
+          <w:color w:val="000000"/>
+          <w:szCs w:val="22"/>
+        </w:rPr>
+        <w:t>df</w:t>
+      </w:r>
+      <w:proofErr w:type="spellEnd"/>
+      <w:r>
+        <w:rPr>
+          <w:rFonts w:ascii="Pretendard" w:eastAsia="Pretendard" w:hAnsi="Pretendard" w:cs="Courier New"/>
+          <w:color w:val="000000"/>
+          <w:szCs w:val="22"/>
+        </w:rPr>
+        <w:t xml:space="preserve"> = </w:t>
+      </w:r>
+      <w:proofErr w:type="spellStart"/>
+      <w:r>
+        <w:rPr>
+          <w:rFonts w:ascii="Pretendard" w:eastAsia="Pretendard" w:hAnsi="Pretendard" w:cs="Courier New"/>
+          <w:color w:val="000000"/>
+          <w:szCs w:val="22"/>
+        </w:rPr>
+        <w:t>pd.DataFrame</w:t>
+      </w:r>
+      <w:proofErr w:type="spellEnd"/>
+      <w:r>
+        <w:rPr>
+          <w:rFonts w:ascii="Pretendard" w:eastAsia="Pretendard" w:hAnsi="Pretendard" w:cs="Courier New"/>
+          <w:color w:val="000000"/>
+          <w:szCs w:val="22"/>
+        </w:rPr>
+        <w:t xml:space="preserve">(temperatures) </w:t>
+      </w:r>
+      <w:r>
+        <w:rPr>
+          <w:rFonts w:ascii="Pretendard" w:eastAsia="Pretendard" w:hAnsi="Pretendard" w:cs="Courier New"/>
+          <w:color w:val="008000"/>
+          <w:szCs w:val="22"/>
+        </w:rPr>
+        <w:t xml:space="preserve"># 2차원 리스트를 표 형태 </w:t>
+      </w:r>
+      <w:proofErr w:type="spellStart"/>
+      <w:r>
+        <w:rPr>
+          <w:rFonts w:ascii="Pretendard" w:eastAsia="Pretendard" w:hAnsi="Pretendard" w:cs="Courier New"/>
+          <w:color w:val="008000"/>
+          <w:szCs w:val="22"/>
+        </w:rPr>
+        <w:t>DataFrame으로</w:t>
+      </w:r>
+      <w:proofErr w:type="spellEnd"/>
+      <w:r>
+        <w:rPr>
+          <w:rFonts w:ascii="Pretendard" w:eastAsia="Pretendard" w:hAnsi="Pretendard" w:cs="Courier New"/>
+          <w:color w:val="008000"/>
+          <w:szCs w:val="22"/>
+        </w:rPr>
+        <w:t xml:space="preserve"> 변환</w:t>
+      </w:r>
+    </w:p>
+    <w:p>
+      <w:pPr>
+        <w:shd w:val="clear" w:color="auto" w:fill="F7F7F7"/>
+        <w:spacing w:line="285" w:lineRule="atLeast"/>
+        <w:rPr>
+          <w:rFonts w:ascii="Pretendard" w:eastAsia="Pretendard" w:hAnsi="Pretendard" w:cs="Courier New"/>
+          <w:color w:val="000000"/>
+          <w:szCs w:val="22"/>
+        </w:rPr>
+      </w:pPr>
+      <w:r>
+        <w:rPr>
+          <w:rFonts w:ascii="Pretendard" w:eastAsia="Pretendard" w:hAnsi="Pretendard" w:cs="Courier New"/>
+          <w:color w:val="000000"/>
+          <w:szCs w:val="22"/>
+        </w:rPr>
+        <w:t xml:space="preserve">    avg = </w:t>
+      </w:r>
+      <w:proofErr w:type="spellStart"/>
+      <w:r>
+        <w:rPr>
+          <w:rFonts w:ascii="Pretendard" w:eastAsia="Pretendard" w:hAnsi="Pretendard" w:cs="Courier New"/>
+          <w:color w:val="000000"/>
+          <w:szCs w:val="22"/>
+        </w:rPr>
+        <w:t>df.mean</w:t>
+      </w:r>
+      <w:proofErr w:type="spellEnd"/>
+      <w:r>
+        <w:rPr>
+          <w:rFonts w:ascii="Pretendard" w:eastAsia="Pretendard" w:hAnsi="Pretendard" w:cs="Courier New"/>
+          <w:color w:val="000000"/>
+          <w:szCs w:val="22"/>
+        </w:rPr>
+        <w:t>(axis=</w:t>
       </w:r>
       <w:r>
         <w:rPr>
@@ -24503,7 +29126,25 @@
           <w:color w:val="000000"/>
           <w:szCs w:val="22"/>
         </w:rPr>
-        <w:t xml:space="preserve"> avg[avg &gt;= t].index.tolist() </w:t>
+        <w:t xml:space="preserve"> avg[avg &gt;= t].</w:t>
+      </w:r>
+      <w:proofErr w:type="spellStart"/>
+      <w:r>
+        <w:rPr>
+          <w:rFonts w:ascii="Pretendard" w:eastAsia="Pretendard" w:hAnsi="Pretendard" w:cs="Courier New"/>
+          <w:color w:val="000000"/>
+          <w:szCs w:val="22"/>
+        </w:rPr>
+        <w:t>index.tolist</w:t>
+      </w:r>
+      <w:proofErr w:type="spellEnd"/>
+      <w:r>
+        <w:rPr>
+          <w:rFonts w:ascii="Pretendard" w:eastAsia="Pretendard" w:hAnsi="Pretendard" w:cs="Courier New"/>
+          <w:color w:val="000000"/>
+          <w:szCs w:val="22"/>
+        </w:rPr>
+        <w:t xml:space="preserve">() </w:t>
       </w:r>
       <w:r>
         <w:rPr>
@@ -24619,7 +29260,25 @@
           <w:color w:val="000000"/>
           <w:szCs w:val="22"/>
         </w:rPr>
-        <w:t xml:space="preserve">(hot_cities_list(temperatures)) </w:t>
+        <w:t>(</w:t>
+      </w:r>
+      <w:proofErr w:type="spellStart"/>
+      <w:r>
+        <w:rPr>
+          <w:rFonts w:ascii="Pretendard" w:eastAsia="Pretendard" w:hAnsi="Pretendard" w:cs="Courier New"/>
+          <w:color w:val="000000"/>
+          <w:szCs w:val="22"/>
+        </w:rPr>
+        <w:t>hot_cities_list</w:t>
+      </w:r>
+      <w:proofErr w:type="spellEnd"/>
+      <w:r>
+        <w:rPr>
+          <w:rFonts w:ascii="Pretendard" w:eastAsia="Pretendard" w:hAnsi="Pretendard" w:cs="Courier New"/>
+          <w:color w:val="000000"/>
+          <w:szCs w:val="22"/>
+        </w:rPr>
+        <w:t xml:space="preserve">(temperatures)) </w:t>
       </w:r>
       <w:r>
         <w:rPr>
@@ -24654,7 +29313,25 @@
           <w:color w:val="000000"/>
           <w:szCs w:val="22"/>
         </w:rPr>
-        <w:t xml:space="preserve">(hot_cities_numpy(temperatures)) </w:t>
+        <w:t>(</w:t>
+      </w:r>
+      <w:proofErr w:type="spellStart"/>
+      <w:r>
+        <w:rPr>
+          <w:rFonts w:ascii="Pretendard" w:eastAsia="Pretendard" w:hAnsi="Pretendard" w:cs="Courier New"/>
+          <w:color w:val="000000"/>
+          <w:szCs w:val="22"/>
+        </w:rPr>
+        <w:t>hot_cities_numpy</w:t>
+      </w:r>
+      <w:proofErr w:type="spellEnd"/>
+      <w:r>
+        <w:rPr>
+          <w:rFonts w:ascii="Pretendard" w:eastAsia="Pretendard" w:hAnsi="Pretendard" w:cs="Courier New"/>
+          <w:color w:val="000000"/>
+          <w:szCs w:val="22"/>
+        </w:rPr>
+        <w:t xml:space="preserve">(temperatures)) </w:t>
       </w:r>
       <w:r>
         <w:rPr>
@@ -24689,7 +29366,25 @@
           <w:color w:val="000000"/>
           <w:szCs w:val="22"/>
         </w:rPr>
-        <w:t xml:space="preserve">(hot_cities_pandas(temperatures)) </w:t>
+        <w:t>(</w:t>
+      </w:r>
+      <w:proofErr w:type="spellStart"/>
+      <w:r>
+        <w:rPr>
+          <w:rFonts w:ascii="Pretendard" w:eastAsia="Pretendard" w:hAnsi="Pretendard" w:cs="Courier New"/>
+          <w:color w:val="000000"/>
+          <w:szCs w:val="22"/>
+        </w:rPr>
+        <w:t>hot_cities_pandas</w:t>
+      </w:r>
+      <w:proofErr w:type="spellEnd"/>
+      <w:r>
+        <w:rPr>
+          <w:rFonts w:ascii="Pretendard" w:eastAsia="Pretendard" w:hAnsi="Pretendard" w:cs="Courier New"/>
+          <w:color w:val="000000"/>
+          <w:szCs w:val="22"/>
+        </w:rPr>
+        <w:t xml:space="preserve">(temperatures)) </w:t>
       </w:r>
       <w:r>
         <w:rPr>
@@ -24730,7 +29425,7 @@
           <w:szCs w:val="22"/>
         </w:rPr>
         <w:drawing>
-          <wp:inline distT="0" distB="0" distL="0" distR="0" wp14:anchorId="1ACF9E9D" wp14:editId="3D7BD8C4">
+          <wp:inline distT="0" distB="0" distL="0" distR="0" wp14:anchorId="1ACF9E9D" wp14:editId="14EF69C2">
             <wp:extent cx="5759450" cy="583565"/>
             <wp:effectExtent l="0" t="0" r="6350" b="635"/>
             <wp:docPr id="1837466649" name="그림 1"/>
@@ -24799,7 +29494,27 @@
           <w:sz w:val="21"/>
           <w:szCs w:val="21"/>
         </w:rPr>
-        <w:t xml:space="preserve"> numpy </w:t>
+        <w:t xml:space="preserve"> </w:t>
+      </w:r>
+      <w:proofErr w:type="spellStart"/>
+      <w:r>
+        <w:rPr>
+          <w:rFonts w:ascii="Courier New" w:hAnsi="Courier New" w:cs="Courier New"/>
+          <w:color w:val="000000"/>
+          <w:sz w:val="21"/>
+          <w:szCs w:val="21"/>
+        </w:rPr>
+        <w:t>numpy</w:t>
+      </w:r>
+      <w:proofErr w:type="spellEnd"/>
+      <w:r>
+        <w:rPr>
+          <w:rFonts w:ascii="Courier New" w:hAnsi="Courier New" w:cs="Courier New"/>
+          <w:color w:val="000000"/>
+          <w:sz w:val="21"/>
+          <w:szCs w:val="21"/>
+        </w:rPr>
+        <w:t xml:space="preserve"> </w:t>
       </w:r>
       <w:r>
         <w:rPr>
@@ -25074,6 +29789,7 @@
         </w:rPr>
         <w:t xml:space="preserve"> </w:t>
       </w:r>
+      <w:proofErr w:type="spellStart"/>
       <w:r>
         <w:rPr>
           <w:rFonts w:ascii="Courier New" w:hAnsi="Courier New" w:cs="Courier New"/>
@@ -25083,6 +29799,7 @@
         </w:rPr>
         <w:t>hot_cities_list</w:t>
       </w:r>
+      <w:proofErr w:type="spellEnd"/>
       <w:r>
         <w:rPr>
           <w:rFonts w:ascii="Courier New" w:hAnsi="Courier New" w:cs="Courier New"/>
@@ -25340,7 +30057,27 @@
           <w:sz w:val="21"/>
           <w:szCs w:val="21"/>
         </w:rPr>
-        <w:t xml:space="preserve"> i, city </w:t>
+        <w:t xml:space="preserve"> </w:t>
+      </w:r>
+      <w:proofErr w:type="spellStart"/>
+      <w:r>
+        <w:rPr>
+          <w:rFonts w:ascii="Courier New" w:hAnsi="Courier New" w:cs="Courier New"/>
+          <w:color w:val="000000"/>
+          <w:sz w:val="21"/>
+          <w:szCs w:val="21"/>
+        </w:rPr>
+        <w:t>i</w:t>
+      </w:r>
+      <w:proofErr w:type="spellEnd"/>
+      <w:r>
+        <w:rPr>
+          <w:rFonts w:ascii="Courier New" w:hAnsi="Courier New" w:cs="Courier New"/>
+          <w:color w:val="000000"/>
+          <w:sz w:val="21"/>
+          <w:szCs w:val="21"/>
+        </w:rPr>
+        <w:t xml:space="preserve">, city </w:t>
       </w:r>
       <w:r>
         <w:rPr>
@@ -25489,6 +30226,7 @@
         </w:rPr>
         <w:t xml:space="preserve">(city) / </w:t>
       </w:r>
+      <w:proofErr w:type="spellStart"/>
       <w:r>
         <w:rPr>
           <w:rFonts w:ascii="Courier New" w:hAnsi="Courier New" w:cs="Courier New"/>
@@ -25498,6 +30236,7 @@
         </w:rPr>
         <w:t>len</w:t>
       </w:r>
+      <w:proofErr w:type="spellEnd"/>
       <w:r>
         <w:rPr>
           <w:rFonts w:ascii="Courier New" w:hAnsi="Courier New" w:cs="Courier New"/>
@@ -25754,7 +30493,47 @@
           <w:sz w:val="21"/>
           <w:szCs w:val="21"/>
         </w:rPr>
-        <w:t xml:space="preserve">            result.append(i)  </w:t>
+        <w:t xml:space="preserve">            </w:t>
+      </w:r>
+      <w:proofErr w:type="spellStart"/>
+      <w:r>
+        <w:rPr>
+          <w:rFonts w:ascii="Courier New" w:hAnsi="Courier New" w:cs="Courier New"/>
+          <w:color w:val="000000"/>
+          <w:sz w:val="21"/>
+          <w:szCs w:val="21"/>
+        </w:rPr>
+        <w:t>result.append</w:t>
+      </w:r>
+      <w:proofErr w:type="spellEnd"/>
+      <w:r>
+        <w:rPr>
+          <w:rFonts w:ascii="Courier New" w:hAnsi="Courier New" w:cs="Courier New"/>
+          <w:color w:val="000000"/>
+          <w:sz w:val="21"/>
+          <w:szCs w:val="21"/>
+        </w:rPr>
+        <w:t>(</w:t>
+      </w:r>
+      <w:proofErr w:type="spellStart"/>
+      <w:r>
+        <w:rPr>
+          <w:rFonts w:ascii="Courier New" w:hAnsi="Courier New" w:cs="Courier New"/>
+          <w:color w:val="000000"/>
+          <w:sz w:val="21"/>
+          <w:szCs w:val="21"/>
+        </w:rPr>
+        <w:t>i</w:t>
+      </w:r>
+      <w:proofErr w:type="spellEnd"/>
+      <w:r>
+        <w:rPr>
+          <w:rFonts w:ascii="Courier New" w:hAnsi="Courier New" w:cs="Courier New"/>
+          <w:color w:val="000000"/>
+          <w:sz w:val="21"/>
+          <w:szCs w:val="21"/>
+        </w:rPr>
+        <w:t xml:space="preserve">)  </w:t>
       </w:r>
       <w:r>
         <w:rPr>
@@ -26101,6 +30880,7 @@
         </w:rPr>
         <w:t xml:space="preserve"> </w:t>
       </w:r>
+      <w:proofErr w:type="spellStart"/>
       <w:r>
         <w:rPr>
           <w:rFonts w:ascii="Courier New" w:hAnsi="Courier New" w:cs="Courier New"/>
@@ -26110,6 +30890,7 @@
         </w:rPr>
         <w:t>hot_cities_numpy</w:t>
       </w:r>
+      <w:proofErr w:type="spellEnd"/>
       <w:r>
         <w:rPr>
           <w:rFonts w:ascii="Courier New" w:hAnsi="Courier New" w:cs="Courier New"/>
@@ -26273,43 +31054,47 @@
           <w:sz w:val="21"/>
           <w:szCs w:val="21"/>
         </w:rPr>
-        <w:t xml:space="preserve">    arr = np.array(temperatures)  </w:t>
-      </w:r>
+        <w:t xml:space="preserve">    </w:t>
+      </w:r>
+      <w:proofErr w:type="spellStart"/>
       <w:r>
         <w:rPr>
           <w:rFonts w:ascii="Courier New" w:hAnsi="Courier New" w:cs="Courier New"/>
-          <w:color w:val="008000"/>
+          <w:color w:val="000000"/>
           <w:sz w:val="21"/>
           <w:szCs w:val="21"/>
         </w:rPr>
-        <w:t># 2</w:t>
-      </w:r>
+        <w:t>arr</w:t>
+      </w:r>
+      <w:proofErr w:type="spellEnd"/>
       <w:r>
         <w:rPr>
           <w:rFonts w:ascii="Courier New" w:hAnsi="Courier New" w:cs="Courier New"/>
-          <w:color w:val="008000"/>
+          <w:color w:val="000000"/>
           <w:sz w:val="21"/>
           <w:szCs w:val="21"/>
         </w:rPr>
-        <w:t>차원</w:t>
-      </w:r>
+        <w:t xml:space="preserve"> = </w:t>
+      </w:r>
+      <w:proofErr w:type="spellStart"/>
       <w:r>
         <w:rPr>
           <w:rFonts w:ascii="Courier New" w:hAnsi="Courier New" w:cs="Courier New"/>
-          <w:color w:val="008000"/>
+          <w:color w:val="000000"/>
           <w:sz w:val="21"/>
           <w:szCs w:val="21"/>
         </w:rPr>
-        <w:t xml:space="preserve"> </w:t>
-      </w:r>
+        <w:t>np.array</w:t>
+      </w:r>
+      <w:proofErr w:type="spellEnd"/>
       <w:r>
         <w:rPr>
           <w:rFonts w:ascii="Courier New" w:hAnsi="Courier New" w:cs="Courier New"/>
-          <w:color w:val="008000"/>
+          <w:color w:val="000000"/>
           <w:sz w:val="21"/>
           <w:szCs w:val="21"/>
         </w:rPr>
-        <w:t>리스트를</w:t>
+        <w:t xml:space="preserve">(temperatures)  </w:t>
       </w:r>
       <w:r>
         <w:rPr>
@@ -26318,7 +31103,7 @@
           <w:sz w:val="21"/>
           <w:szCs w:val="21"/>
         </w:rPr>
-        <w:t xml:space="preserve"> NumPy </w:t>
+        <w:t># 2</w:t>
       </w:r>
       <w:r>
         <w:rPr>
@@ -26327,7 +31112,7 @@
           <w:sz w:val="21"/>
           <w:szCs w:val="21"/>
         </w:rPr>
-        <w:t>배열로</w:t>
+        <w:t>차원</w:t>
       </w:r>
       <w:r>
         <w:rPr>
@@ -26345,28 +31130,84 @@
           <w:sz w:val="21"/>
           <w:szCs w:val="21"/>
         </w:rPr>
-        <w:t>변환</w:t>
-      </w:r>
-    </w:p>
-    <w:p>
-      <w:pPr>
-        <w:shd w:val="clear" w:color="auto" w:fill="F7F7F7"/>
-        <w:spacing w:line="285" w:lineRule="atLeast"/>
+        <w:t>리스트를</w:t>
+      </w:r>
+      <w:r>
         <w:rPr>
           <w:rFonts w:ascii="Courier New" w:hAnsi="Courier New" w:cs="Courier New"/>
-          <w:color w:val="000000"/>
+          <w:color w:val="008000"/>
           <w:sz w:val="21"/>
           <w:szCs w:val="21"/>
         </w:rPr>
-      </w:pPr>
+        <w:t xml:space="preserve"> NumPy </w:t>
+      </w:r>
       <w:r>
         <w:rPr>
           <w:rFonts w:ascii="Courier New" w:hAnsi="Courier New" w:cs="Courier New"/>
-          <w:color w:val="000000"/>
+          <w:color w:val="008000"/>
           <w:sz w:val="21"/>
           <w:szCs w:val="21"/>
         </w:rPr>
-        <w:t xml:space="preserve">    avg = arr.mean(axis=</w:t>
+        <w:t>배열로</w:t>
+      </w:r>
+      <w:r>
+        <w:rPr>
+          <w:rFonts w:ascii="Courier New" w:hAnsi="Courier New" w:cs="Courier New"/>
+          <w:color w:val="008000"/>
+          <w:sz w:val="21"/>
+          <w:szCs w:val="21"/>
+        </w:rPr>
+        <w:t xml:space="preserve"> </w:t>
+      </w:r>
+      <w:r>
+        <w:rPr>
+          <w:rFonts w:ascii="Courier New" w:hAnsi="Courier New" w:cs="Courier New"/>
+          <w:color w:val="008000"/>
+          <w:sz w:val="21"/>
+          <w:szCs w:val="21"/>
+        </w:rPr>
+        <w:t>변환</w:t>
+      </w:r>
+    </w:p>
+    <w:p>
+      <w:pPr>
+        <w:shd w:val="clear" w:color="auto" w:fill="F7F7F7"/>
+        <w:spacing w:line="285" w:lineRule="atLeast"/>
+        <w:rPr>
+          <w:rFonts w:ascii="Courier New" w:hAnsi="Courier New" w:cs="Courier New"/>
+          <w:color w:val="000000"/>
+          <w:sz w:val="21"/>
+          <w:szCs w:val="21"/>
+        </w:rPr>
+      </w:pPr>
+      <w:r>
+        <w:rPr>
+          <w:rFonts w:ascii="Courier New" w:hAnsi="Courier New" w:cs="Courier New"/>
+          <w:color w:val="000000"/>
+          <w:sz w:val="21"/>
+          <w:szCs w:val="21"/>
+        </w:rPr>
+        <w:t xml:space="preserve">    avg = </w:t>
+      </w:r>
+      <w:proofErr w:type="spellStart"/>
+      <w:r>
+        <w:rPr>
+          <w:rFonts w:ascii="Courier New" w:hAnsi="Courier New" w:cs="Courier New"/>
+          <w:color w:val="000000"/>
+          <w:sz w:val="21"/>
+          <w:szCs w:val="21"/>
+        </w:rPr>
+        <w:t>arr.mean</w:t>
+      </w:r>
+      <w:proofErr w:type="spellEnd"/>
+      <w:r>
+        <w:rPr>
+          <w:rFonts w:ascii="Courier New" w:hAnsi="Courier New" w:cs="Courier New"/>
+          <w:color w:val="000000"/>
+          <w:sz w:val="21"/>
+          <w:szCs w:val="21"/>
+        </w:rPr>
+        <w:t>(axis=</w:t>
       </w:r>
       <w:r>
         <w:rPr>
@@ -26558,8 +31399,9 @@
           <w:sz w:val="21"/>
           <w:szCs w:val="21"/>
         </w:rPr>
-        <w:t># np.where(</w:t>
-      </w:r>
+        <w:t xml:space="preserve"># </w:t>
+      </w:r>
+      <w:proofErr w:type="spellStart"/>
       <w:r>
         <w:rPr>
           <w:rFonts w:ascii="Courier New" w:hAnsi="Courier New" w:cs="Courier New"/>
@@ -26567,8 +31409,9 @@
           <w:sz w:val="21"/>
           <w:szCs w:val="21"/>
         </w:rPr>
-        <w:t>조건</w:t>
-      </w:r>
+        <w:t>np.where</w:t>
+      </w:r>
+      <w:proofErr w:type="spellEnd"/>
       <w:r>
         <w:rPr>
           <w:rFonts w:ascii="Courier New" w:hAnsi="Courier New" w:cs="Courier New"/>
@@ -26576,7 +31419,7 @@
           <w:sz w:val="21"/>
           <w:szCs w:val="21"/>
         </w:rPr>
-        <w:t xml:space="preserve">) : </w:t>
+        <w:t>(</w:t>
       </w:r>
       <w:r>
         <w:rPr>
@@ -26585,7 +31428,7 @@
           <w:sz w:val="21"/>
           <w:szCs w:val="21"/>
         </w:rPr>
-        <w:t>조건에</w:t>
+        <w:t>조건</w:t>
       </w:r>
       <w:r>
         <w:rPr>
@@ -26594,7 +31437,7 @@
           <w:sz w:val="21"/>
           <w:szCs w:val="21"/>
         </w:rPr>
-        <w:t xml:space="preserve"> </w:t>
+        <w:t xml:space="preserve">) : </w:t>
       </w:r>
       <w:r>
         <w:rPr>
@@ -26603,7 +31446,7 @@
           <w:sz w:val="21"/>
           <w:szCs w:val="21"/>
         </w:rPr>
-        <w:t>만족하는</w:t>
+        <w:t>조건에</w:t>
       </w:r>
       <w:r>
         <w:rPr>
@@ -26621,7 +31464,7 @@
           <w:sz w:val="21"/>
           <w:szCs w:val="21"/>
         </w:rPr>
-        <w:t>인덱스들을</w:t>
+        <w:t>만족하는</w:t>
       </w:r>
       <w:r>
         <w:rPr>
@@ -26639,8 +31482,28 @@
           <w:sz w:val="21"/>
           <w:szCs w:val="21"/>
         </w:rPr>
+        <w:t>인덱스들을</w:t>
+      </w:r>
+      <w:r>
+        <w:rPr>
+          <w:rFonts w:ascii="Courier New" w:hAnsi="Courier New" w:cs="Courier New"/>
+          <w:color w:val="008000"/>
+          <w:sz w:val="21"/>
+          <w:szCs w:val="21"/>
+        </w:rPr>
+        <w:t xml:space="preserve"> </w:t>
+      </w:r>
+      <w:proofErr w:type="spellStart"/>
+      <w:r>
+        <w:rPr>
+          <w:rFonts w:ascii="Courier New" w:hAnsi="Courier New" w:cs="Courier New"/>
+          <w:color w:val="008000"/>
+          <w:sz w:val="21"/>
+          <w:szCs w:val="21"/>
+        </w:rPr>
         <w:t>튜플로</w:t>
       </w:r>
+      <w:proofErr w:type="spellEnd"/>
       <w:r>
         <w:rPr>
           <w:rFonts w:ascii="Courier New" w:hAnsi="Courier New" w:cs="Courier New"/>
@@ -26750,7 +31613,27 @@
           <w:sz w:val="21"/>
           <w:szCs w:val="21"/>
         </w:rPr>
-        <w:t>, np.where(avg &gt;= t)[</w:t>
+        <w:t xml:space="preserve">, </w:t>
+      </w:r>
+      <w:proofErr w:type="spellStart"/>
+      <w:r>
+        <w:rPr>
+          <w:rFonts w:ascii="Courier New" w:hAnsi="Courier New" w:cs="Courier New"/>
+          <w:color w:val="000000"/>
+          <w:sz w:val="21"/>
+          <w:szCs w:val="21"/>
+        </w:rPr>
+        <w:t>np.where</w:t>
+      </w:r>
+      <w:proofErr w:type="spellEnd"/>
+      <w:r>
+        <w:rPr>
+          <w:rFonts w:ascii="Courier New" w:hAnsi="Courier New" w:cs="Courier New"/>
+          <w:color w:val="000000"/>
+          <w:sz w:val="21"/>
+          <w:szCs w:val="21"/>
+        </w:rPr>
+        <w:t>(avg &gt;= t)[</w:t>
       </w:r>
       <w:r>
         <w:rPr>
@@ -27022,6 +31905,7 @@
         </w:rPr>
         <w:t xml:space="preserve"> </w:t>
       </w:r>
+      <w:proofErr w:type="spellStart"/>
       <w:r>
         <w:rPr>
           <w:rFonts w:ascii="Courier New" w:hAnsi="Courier New" w:cs="Courier New"/>
@@ -27031,6 +31915,7 @@
         </w:rPr>
         <w:t>hot_cities_pandas</w:t>
       </w:r>
+      <w:proofErr w:type="spellEnd"/>
       <w:r>
         <w:rPr>
           <w:rFonts w:ascii="Courier New" w:hAnsi="Courier New" w:cs="Courier New"/>
@@ -27194,43 +32079,47 @@
           <w:sz w:val="21"/>
           <w:szCs w:val="21"/>
         </w:rPr>
-        <w:t xml:space="preserve">    df = pd.DataFrame(temperatures) </w:t>
-      </w:r>
+        <w:t xml:space="preserve">    </w:t>
+      </w:r>
+      <w:proofErr w:type="spellStart"/>
       <w:r>
         <w:rPr>
           <w:rFonts w:ascii="Courier New" w:hAnsi="Courier New" w:cs="Courier New"/>
-          <w:color w:val="008000"/>
+          <w:color w:val="000000"/>
           <w:sz w:val="21"/>
           <w:szCs w:val="21"/>
         </w:rPr>
-        <w:t># 2</w:t>
-      </w:r>
+        <w:t>df</w:t>
+      </w:r>
+      <w:proofErr w:type="spellEnd"/>
       <w:r>
         <w:rPr>
           <w:rFonts w:ascii="Courier New" w:hAnsi="Courier New" w:cs="Courier New"/>
-          <w:color w:val="008000"/>
+          <w:color w:val="000000"/>
           <w:sz w:val="21"/>
           <w:szCs w:val="21"/>
         </w:rPr>
-        <w:t>차원</w:t>
-      </w:r>
+        <w:t xml:space="preserve"> = </w:t>
+      </w:r>
+      <w:proofErr w:type="spellStart"/>
       <w:r>
         <w:rPr>
           <w:rFonts w:ascii="Courier New" w:hAnsi="Courier New" w:cs="Courier New"/>
-          <w:color w:val="008000"/>
+          <w:color w:val="000000"/>
           <w:sz w:val="21"/>
           <w:szCs w:val="21"/>
         </w:rPr>
-        <w:t xml:space="preserve"> </w:t>
-      </w:r>
+        <w:t>pd.DataFrame</w:t>
+      </w:r>
+      <w:proofErr w:type="spellEnd"/>
       <w:r>
         <w:rPr>
           <w:rFonts w:ascii="Courier New" w:hAnsi="Courier New" w:cs="Courier New"/>
-          <w:color w:val="008000"/>
+          <w:color w:val="000000"/>
           <w:sz w:val="21"/>
           <w:szCs w:val="21"/>
         </w:rPr>
-        <w:t>리스트를</w:t>
+        <w:t xml:space="preserve">(temperatures) </w:t>
       </w:r>
       <w:r>
         <w:rPr>
@@ -27239,7 +32128,7 @@
           <w:sz w:val="21"/>
           <w:szCs w:val="21"/>
         </w:rPr>
-        <w:t xml:space="preserve"> </w:t>
+        <w:t># 2</w:t>
       </w:r>
       <w:r>
         <w:rPr>
@@ -27248,7 +32137,7 @@
           <w:sz w:val="21"/>
           <w:szCs w:val="21"/>
         </w:rPr>
-        <w:t>표</w:t>
+        <w:t>차원</w:t>
       </w:r>
       <w:r>
         <w:rPr>
@@ -27266,7 +32155,7 @@
           <w:sz w:val="21"/>
           <w:szCs w:val="21"/>
         </w:rPr>
-        <w:t>형태</w:t>
+        <w:t>리스트를</w:t>
       </w:r>
       <w:r>
         <w:rPr>
@@ -27275,7 +32164,7 @@
           <w:sz w:val="21"/>
           <w:szCs w:val="21"/>
         </w:rPr>
-        <w:t xml:space="preserve"> DataFrame</w:t>
+        <w:t xml:space="preserve"> </w:t>
       </w:r>
       <w:r>
         <w:rPr>
@@ -27284,7 +32173,7 @@
           <w:sz w:val="21"/>
           <w:szCs w:val="21"/>
         </w:rPr>
-        <w:t>으로</w:t>
+        <w:t>표</w:t>
       </w:r>
       <w:r>
         <w:rPr>
@@ -27302,28 +32191,95 @@
           <w:sz w:val="21"/>
           <w:szCs w:val="21"/>
         </w:rPr>
-        <w:t>변환</w:t>
-      </w:r>
-    </w:p>
-    <w:p>
-      <w:pPr>
-        <w:shd w:val="clear" w:color="auto" w:fill="F7F7F7"/>
-        <w:spacing w:line="285" w:lineRule="atLeast"/>
+        <w:t>형태</w:t>
+      </w:r>
+      <w:r>
         <w:rPr>
           <w:rFonts w:ascii="Courier New" w:hAnsi="Courier New" w:cs="Courier New"/>
-          <w:color w:val="000000"/>
+          <w:color w:val="008000"/>
           <w:sz w:val="21"/>
           <w:szCs w:val="21"/>
         </w:rPr>
-      </w:pPr>
+        <w:t xml:space="preserve"> </w:t>
+      </w:r>
+      <w:proofErr w:type="spellStart"/>
       <w:r>
         <w:rPr>
           <w:rFonts w:ascii="Courier New" w:hAnsi="Courier New" w:cs="Courier New"/>
-          <w:color w:val="000000"/>
+          <w:color w:val="008000"/>
           <w:sz w:val="21"/>
           <w:szCs w:val="21"/>
         </w:rPr>
-        <w:t xml:space="preserve">    avg = df.mean(axis=</w:t>
+        <w:t>DataFrame</w:t>
+      </w:r>
+      <w:r>
+        <w:rPr>
+          <w:rFonts w:ascii="Courier New" w:hAnsi="Courier New" w:cs="Courier New"/>
+          <w:color w:val="008000"/>
+          <w:sz w:val="21"/>
+          <w:szCs w:val="21"/>
+        </w:rPr>
+        <w:t>으로</w:t>
+      </w:r>
+      <w:proofErr w:type="spellEnd"/>
+      <w:r>
+        <w:rPr>
+          <w:rFonts w:ascii="Courier New" w:hAnsi="Courier New" w:cs="Courier New"/>
+          <w:color w:val="008000"/>
+          <w:sz w:val="21"/>
+          <w:szCs w:val="21"/>
+        </w:rPr>
+        <w:t xml:space="preserve"> </w:t>
+      </w:r>
+      <w:r>
+        <w:rPr>
+          <w:rFonts w:ascii="Courier New" w:hAnsi="Courier New" w:cs="Courier New"/>
+          <w:color w:val="008000"/>
+          <w:sz w:val="21"/>
+          <w:szCs w:val="21"/>
+        </w:rPr>
+        <w:t>변환</w:t>
+      </w:r>
+    </w:p>
+    <w:p>
+      <w:pPr>
+        <w:shd w:val="clear" w:color="auto" w:fill="F7F7F7"/>
+        <w:spacing w:line="285" w:lineRule="atLeast"/>
+        <w:rPr>
+          <w:rFonts w:ascii="Courier New" w:hAnsi="Courier New" w:cs="Courier New"/>
+          <w:color w:val="000000"/>
+          <w:sz w:val="21"/>
+          <w:szCs w:val="21"/>
+        </w:rPr>
+      </w:pPr>
+      <w:r>
+        <w:rPr>
+          <w:rFonts w:ascii="Courier New" w:hAnsi="Courier New" w:cs="Courier New"/>
+          <w:color w:val="000000"/>
+          <w:sz w:val="21"/>
+          <w:szCs w:val="21"/>
+        </w:rPr>
+        <w:t xml:space="preserve">    avg = </w:t>
+      </w:r>
+      <w:proofErr w:type="spellStart"/>
+      <w:r>
+        <w:rPr>
+          <w:rFonts w:ascii="Courier New" w:hAnsi="Courier New" w:cs="Courier New"/>
+          <w:color w:val="000000"/>
+          <w:sz w:val="21"/>
+          <w:szCs w:val="21"/>
+        </w:rPr>
+        <w:t>df.mean</w:t>
+      </w:r>
+      <w:proofErr w:type="spellEnd"/>
+      <w:r>
+        <w:rPr>
+          <w:rFonts w:ascii="Courier New" w:hAnsi="Courier New" w:cs="Courier New"/>
+          <w:color w:val="000000"/>
+          <w:sz w:val="21"/>
+          <w:szCs w:val="21"/>
+        </w:rPr>
+        <w:t>(axis=</w:t>
       </w:r>
       <w:r>
         <w:rPr>
@@ -27506,7 +32462,27 @@
           <w:sz w:val="21"/>
           <w:szCs w:val="21"/>
         </w:rPr>
-        <w:t xml:space="preserve"> avg[avg &gt;= t].index.tolist() </w:t>
+        <w:t xml:space="preserve"> avg[avg &gt;= t].</w:t>
+      </w:r>
+      <w:proofErr w:type="spellStart"/>
+      <w:r>
+        <w:rPr>
+          <w:rFonts w:ascii="Courier New" w:hAnsi="Courier New" w:cs="Courier New"/>
+          <w:color w:val="000000"/>
+          <w:sz w:val="21"/>
+          <w:szCs w:val="21"/>
+        </w:rPr>
+        <w:t>index.tolist</w:t>
+      </w:r>
+      <w:proofErr w:type="spellEnd"/>
+      <w:r>
+        <w:rPr>
+          <w:rFonts w:ascii="Courier New" w:hAnsi="Courier New" w:cs="Courier New"/>
+          <w:color w:val="000000"/>
+          <w:sz w:val="21"/>
+          <w:szCs w:val="21"/>
+        </w:rPr>
+        <w:t xml:space="preserve">() </w:t>
       </w:r>
       <w:r>
         <w:rPr>
@@ -27833,7 +32809,27 @@
           <w:sz w:val="21"/>
           <w:szCs w:val="21"/>
         </w:rPr>
-        <w:t xml:space="preserve">(hot_cities_list(temperatures)) </w:t>
+        <w:t>(</w:t>
+      </w:r>
+      <w:proofErr w:type="spellStart"/>
+      <w:r>
+        <w:rPr>
+          <w:rFonts w:ascii="Courier New" w:hAnsi="Courier New" w:cs="Courier New"/>
+          <w:color w:val="000000"/>
+          <w:sz w:val="21"/>
+          <w:szCs w:val="21"/>
+        </w:rPr>
+        <w:t>hot_cities_list</w:t>
+      </w:r>
+      <w:proofErr w:type="spellEnd"/>
+      <w:r>
+        <w:rPr>
+          <w:rFonts w:ascii="Courier New" w:hAnsi="Courier New" w:cs="Courier New"/>
+          <w:color w:val="000000"/>
+          <w:sz w:val="21"/>
+          <w:szCs w:val="21"/>
+        </w:rPr>
+        <w:t xml:space="preserve">(temperatures)) </w:t>
       </w:r>
       <w:r>
         <w:rPr>
@@ -27917,7 +32913,27 @@
           <w:sz w:val="21"/>
           <w:szCs w:val="21"/>
         </w:rPr>
-        <w:t xml:space="preserve">(hot_cities_numpy(temperatures)) </w:t>
+        <w:t>(</w:t>
+      </w:r>
+      <w:proofErr w:type="spellStart"/>
+      <w:r>
+        <w:rPr>
+          <w:rFonts w:ascii="Courier New" w:hAnsi="Courier New" w:cs="Courier New"/>
+          <w:color w:val="000000"/>
+          <w:sz w:val="21"/>
+          <w:szCs w:val="21"/>
+        </w:rPr>
+        <w:t>hot_cities_numpy</w:t>
+      </w:r>
+      <w:proofErr w:type="spellEnd"/>
+      <w:r>
+        <w:rPr>
+          <w:rFonts w:ascii="Courier New" w:hAnsi="Courier New" w:cs="Courier New"/>
+          <w:color w:val="000000"/>
+          <w:sz w:val="21"/>
+          <w:szCs w:val="21"/>
+        </w:rPr>
+        <w:t xml:space="preserve">(temperatures)) </w:t>
       </w:r>
       <w:r>
         <w:rPr>
@@ -28002,7 +33018,27 @@
           <w:sz w:val="21"/>
           <w:szCs w:val="21"/>
         </w:rPr>
-        <w:t xml:space="preserve">(hot_cities_pandas(temperatures)) </w:t>
+        <w:t>(</w:t>
+      </w:r>
+      <w:proofErr w:type="spellStart"/>
+      <w:r>
+        <w:rPr>
+          <w:rFonts w:ascii="Courier New" w:hAnsi="Courier New" w:cs="Courier New"/>
+          <w:color w:val="000000"/>
+          <w:sz w:val="21"/>
+          <w:szCs w:val="21"/>
+        </w:rPr>
+        <w:t>hot_cities_pandas</w:t>
+      </w:r>
+      <w:proofErr w:type="spellEnd"/>
+      <w:r>
+        <w:rPr>
+          <w:rFonts w:ascii="Courier New" w:hAnsi="Courier New" w:cs="Courier New"/>
+          <w:color w:val="000000"/>
+          <w:sz w:val="21"/>
+          <w:szCs w:val="21"/>
+        </w:rPr>
+        <w:t xml:space="preserve">(temperatures)) </w:t>
       </w:r>
       <w:r>
         <w:rPr>
